--- a/multiplex-hypergraph-sir/combined_cn.docx
+++ b/multiplex-hypergraph-sir/combined_cn.docx
@@ -9358,7 +9358,7 @@
       <w:r>
         <w:drawing>
           <wp:inline distT="0" distB="0" distL="0" distR="0">
-            <wp:extent cx="3810000" cy="2790825"/>
+            <wp:extent cx="4629150" cy="1438275"/>
             <wp:effectExtent t="0" r="0" b="0" l="0"/>
             <wp:docPr id="1" name="" descr="" title=""/>
             <wp:cNvGraphicFramePr>
@@ -9383,7 +9383,7 @@
                   <pic:spPr bwMode="auto">
                     <a:xfrm>
                       <a:off x="0" y="0"/>
-                      <a:ext cx="3810000" cy="2790825"/>
+                      <a:ext cx="4629150" cy="1438275"/>
                     </a:xfrm>
                     <a:prstGeom prst="rect">
                       <a:avLst/>
@@ -9512,7 +9512,7 @@
           <w:sz w:val="18"/>
           <w:szCs w:val="18"/>
         </w:rPr>
-        <w:t xml:space="preserve">。蓝线为 </w:t>
+        <w:t xml:space="preserve">。（a）结果：蓝线为 </w:t>
       </w:r>
       <w:r>
         <w:rPr>
@@ -9530,25 +9530,7 @@
           <w:sz w:val="18"/>
           <w:szCs w:val="18"/>
         </w:rPr>
-        <w:t xml:space="preserve"> 的精确阈值，箱线图为多重超图上直接 Gillespie 仿真所得阈值的自助分布（亚临界簇规模外推 </w:t>
-      </w:r>
-      <w:r>
-        <w:rPr>
-          <w:rFonts w:ascii="Cambria Math" w:cs="Cambria Math" w:eastAsia="Cambria Math" w:hAnsi="Cambria Math"/>
-          <w:color w:val="000000"/>
-          <w:sz w:val="18"/>
-          <w:szCs w:val="18"/>
-        </w:rPr>
-        <w:t xml:space="preserve">1/χ→0</w:t>
-      </w:r>
-      <w:r>
-        <w:rPr>
-          <w:rFonts w:ascii="SimSun" w:cs="SimSun" w:eastAsia="SimSun" w:hAnsi="SimSun"/>
-          <w:color w:val="000000"/>
-          <w:sz w:val="18"/>
-          <w:szCs w:val="18"/>
-        </w:rPr>
-        <w:t xml:space="preserve">、</w:t>
+        <w:t xml:space="preserve"> 的精确阈值，箱线为多重超图上直接 Gillespie 仿真所得阈值的自助分布（</w:t>
       </w:r>
       <w:r>
         <w:rPr>
@@ -9576,7 +9558,7 @@
           <w:sz w:val="18"/>
           <w:szCs w:val="18"/>
         </w:rPr>
-        <w:t xml:space="preserve">；箱体为四分位距、须为 5–95 百分位、中线为中位数）。</w:t>
+        <w:t xml:space="preserve">；箱体为四分位距、须为 5–95 百分位、中线为中位数），</w:t>
       </w:r>
       <w:r>
         <w:rPr>
@@ -9632,7 +9614,301 @@
           <w:sz w:val="18"/>
           <w:szCs w:val="18"/>
         </w:rPr>
-        <w:t xml:space="preserve"> 单调下降约 12.5%，理论与仿真在六点上一致至 1.9σ。</w:t>
+        <w:t xml:space="preserve"> 单调下降约 12.5%，六点上一致至 1.9σ。（b）测量：各 </w:t>
+      </w:r>
+      <w:r>
+        <w:rPr>
+          <w:rFonts w:ascii="Cambria Math" w:cs="Cambria Math" w:eastAsia="Cambria Math" w:hAnsi="Cambria Math"/>
+          <w:color w:val="000000"/>
+          <w:sz w:val="18"/>
+          <w:szCs w:val="18"/>
+        </w:rPr>
+        <w:t xml:space="preserve">ρ</w:t>
+      </w:r>
+      <w:r>
+        <w:rPr>
+          <w:rFonts w:ascii="Cambria Math" w:cs="Cambria Math" w:eastAsia="Cambria Math" w:hAnsi="Cambria Math"/>
+          <w:color w:val="000000"/>
+          <w:sz w:val="18"/>
+          <w:szCs w:val="18"/>
+          <w:vertAlign w:val="subscript"/>
+        </w:rPr>
+        <w:t xml:space="preserve">12</w:t>
+      </w:r>
+      <w:r>
+        <w:rPr>
+          <w:rFonts w:ascii="SimSun" w:cs="SimSun" w:eastAsia="SimSun" w:hAnsi="SimSun"/>
+          <w:color w:val="000000"/>
+          <w:sz w:val="18"/>
+          <w:szCs w:val="18"/>
+        </w:rPr>
+        <w:t xml:space="preserve"> 下亚临界逆平均簇规模 </w:t>
+      </w:r>
+      <w:r>
+        <w:rPr>
+          <w:rFonts w:ascii="Cambria Math" w:cs="Cambria Math" w:eastAsia="Cambria Math" w:hAnsi="Cambria Math"/>
+          <w:color w:val="000000"/>
+          <w:sz w:val="18"/>
+          <w:szCs w:val="18"/>
+        </w:rPr>
+        <w:t xml:space="preserve">1/χ</w:t>
+      </w:r>
+      <w:r>
+        <w:rPr>
+          <w:rFonts w:ascii="SimSun" w:cs="SimSun" w:eastAsia="SimSun" w:hAnsi="SimSun"/>
+          <w:color w:val="000000"/>
+          <w:sz w:val="18"/>
+          <w:szCs w:val="18"/>
+        </w:rPr>
+        <w:t xml:space="preserve"> 随 </w:t>
+      </w:r>
+      <w:r>
+        <w:rPr>
+          <w:rFonts w:ascii="Cambria Math" w:cs="Cambria Math" w:eastAsia="Cambria Math" w:hAnsi="Cambria Math"/>
+          <w:color w:val="000000"/>
+          <w:sz w:val="18"/>
+          <w:szCs w:val="18"/>
+        </w:rPr>
+        <w:t xml:space="preserve">λ</w:t>
+      </w:r>
+      <w:r>
+        <w:rPr>
+          <w:rFonts w:ascii="SimSun" w:cs="SimSun" w:eastAsia="SimSun" w:hAnsi="SimSun"/>
+          <w:color w:val="000000"/>
+          <w:sz w:val="18"/>
+          <w:szCs w:val="18"/>
+        </w:rPr>
+        <w:t xml:space="preserve"> 线性趋零，其 </w:t>
+      </w:r>
+      <w:r>
+        <w:rPr>
+          <w:rFonts w:ascii="Cambria Math" w:cs="Cambria Math" w:eastAsia="Cambria Math" w:hAnsi="Cambria Math"/>
+          <w:color w:val="000000"/>
+          <w:sz w:val="18"/>
+          <w:szCs w:val="18"/>
+        </w:rPr>
+        <w:t xml:space="preserve">x</w:t>
+      </w:r>
+      <w:r>
+        <w:rPr>
+          <w:rFonts w:ascii="SimSun" w:cs="SimSun" w:eastAsia="SimSun" w:hAnsi="SimSun"/>
+          <w:color w:val="000000"/>
+          <w:sz w:val="18"/>
+          <w:szCs w:val="18"/>
+        </w:rPr>
+        <w:t xml:space="preserve"> 截距（空心圈）即 </w:t>
+      </w:r>
+      <w:r>
+        <w:rPr>
+          <w:rFonts w:ascii="Cambria Math" w:cs="Cambria Math" w:eastAsia="Cambria Math" w:hAnsi="Cambria Math"/>
+          <w:color w:val="000000"/>
+          <w:sz w:val="18"/>
+          <w:szCs w:val="18"/>
+        </w:rPr>
+        <w:t xml:space="preserve">λ</w:t>
+      </w:r>
+      <w:r>
+        <w:rPr>
+          <w:rFonts w:ascii="Cambria Math" w:cs="Cambria Math" w:eastAsia="Cambria Math" w:hAnsi="Cambria Math"/>
+          <w:color w:val="000000"/>
+          <w:sz w:val="18"/>
+          <w:szCs w:val="18"/>
+          <w:vertAlign w:val="subscript"/>
+        </w:rPr>
+        <w:t xml:space="preserve">c</w:t>
+      </w:r>
+      <w:r>
+        <w:rPr>
+          <w:rFonts w:ascii="SimSun" w:cs="SimSun" w:eastAsia="SimSun" w:hAnsi="SimSun"/>
+          <w:color w:val="000000"/>
+          <w:sz w:val="18"/>
+          <w:szCs w:val="18"/>
+        </w:rPr>
+        <w:t xml:space="preserve">，按 </w:t>
+      </w:r>
+      <w:r>
+        <w:rPr>
+          <w:rFonts w:ascii="Cambria Math" w:cs="Cambria Math" w:eastAsia="Cambria Math" w:hAnsi="Cambria Math"/>
+          <w:color w:val="000000"/>
+          <w:sz w:val="18"/>
+          <w:szCs w:val="18"/>
+        </w:rPr>
+        <w:t xml:space="preserve">ρ</w:t>
+      </w:r>
+      <w:r>
+        <w:rPr>
+          <w:rFonts w:ascii="Cambria Math" w:cs="Cambria Math" w:eastAsia="Cambria Math" w:hAnsi="Cambria Math"/>
+          <w:color w:val="000000"/>
+          <w:sz w:val="18"/>
+          <w:szCs w:val="18"/>
+          <w:vertAlign w:val="subscript"/>
+        </w:rPr>
+        <w:t xml:space="preserve">12</w:t>
+      </w:r>
+      <w:r>
+        <w:rPr>
+          <w:rFonts w:ascii="SimSun" w:cs="SimSun" w:eastAsia="SimSun" w:hAnsi="SimSun"/>
+          <w:color w:val="000000"/>
+          <w:sz w:val="18"/>
+          <w:szCs w:val="18"/>
+        </w:rPr>
+        <w:t xml:space="preserve"> 着色即（a）中各箱之来源。（c）机制：固定 </w:t>
+      </w:r>
+      <w:r>
+        <w:rPr>
+          <w:rFonts w:ascii="Cambria Math" w:cs="Cambria Math" w:eastAsia="Cambria Math" w:hAnsi="Cambria Math"/>
+          <w:color w:val="000000"/>
+          <w:sz w:val="18"/>
+          <w:szCs w:val="18"/>
+        </w:rPr>
+        <w:t xml:space="preserve">λ</w:t>
+      </w:r>
+      <w:r>
+        <w:rPr>
+          <w:rFonts w:ascii="SimSun" w:cs="SimSun" w:eastAsia="SimSun" w:hAnsi="SimSun"/>
+          <w:color w:val="000000"/>
+          <w:sz w:val="18"/>
+          <w:szCs w:val="18"/>
+        </w:rPr>
+        <w:t xml:space="preserve"> 时次代矩阵谱半径 </w:t>
+      </w:r>
+      <w:r>
+        <w:rPr>
+          <w:rFonts w:ascii="Cambria Math" w:cs="Cambria Math" w:eastAsia="Cambria Math" w:hAnsi="Cambria Math"/>
+          <w:color w:val="000000"/>
+          <w:sz w:val="18"/>
+          <w:szCs w:val="18"/>
+        </w:rPr>
+        <w:t xml:space="preserve">ρ(N)</w:t>
+      </w:r>
+      <w:r>
+        <w:rPr>
+          <w:rFonts w:ascii="SimSun" w:cs="SimSun" w:eastAsia="SimSun" w:hAnsi="SimSun"/>
+          <w:color w:val="000000"/>
+          <w:sz w:val="18"/>
+          <w:szCs w:val="18"/>
+        </w:rPr>
+        <w:t xml:space="preserve"> 随 </w:t>
+      </w:r>
+      <w:r>
+        <w:rPr>
+          <w:rFonts w:ascii="Cambria Math" w:cs="Cambria Math" w:eastAsia="Cambria Math" w:hAnsi="Cambria Math"/>
+          <w:color w:val="000000"/>
+          <w:sz w:val="18"/>
+          <w:szCs w:val="18"/>
+        </w:rPr>
+        <w:t xml:space="preserve">ρ</w:t>
+      </w:r>
+      <w:r>
+        <w:rPr>
+          <w:rFonts w:ascii="Cambria Math" w:cs="Cambria Math" w:eastAsia="Cambria Math" w:hAnsi="Cambria Math"/>
+          <w:color w:val="000000"/>
+          <w:sz w:val="18"/>
+          <w:szCs w:val="18"/>
+          <w:vertAlign w:val="subscript"/>
+        </w:rPr>
+        <w:t xml:space="preserve">12</w:t>
+      </w:r>
+      <w:r>
+        <w:rPr>
+          <w:rFonts w:ascii="SimSun" w:cs="SimSun" w:eastAsia="SimSun" w:hAnsi="SimSun"/>
+          <w:color w:val="000000"/>
+          <w:sz w:val="18"/>
+          <w:szCs w:val="18"/>
+        </w:rPr>
+        <w:t xml:space="preserve"> 上升，</w:t>
+      </w:r>
+      <w:r>
+        <w:rPr>
+          <w:rFonts w:ascii="Cambria Math" w:cs="Cambria Math" w:eastAsia="Cambria Math" w:hAnsi="Cambria Math"/>
+          <w:color w:val="000000"/>
+          <w:sz w:val="18"/>
+          <w:szCs w:val="18"/>
+        </w:rPr>
+        <w:t xml:space="preserve">λ=λ</w:t>
+      </w:r>
+      <w:r>
+        <w:rPr>
+          <w:rFonts w:ascii="Cambria Math" w:cs="Cambria Math" w:eastAsia="Cambria Math" w:hAnsi="Cambria Math"/>
+          <w:color w:val="000000"/>
+          <w:sz w:val="18"/>
+          <w:szCs w:val="18"/>
+          <w:vertAlign w:val="subscript"/>
+        </w:rPr>
+        <w:t xml:space="preserve">c</w:t>
+      </w:r>
+      <w:r>
+        <w:rPr>
+          <w:rFonts w:ascii="Cambria Math" w:cs="Cambria Math" w:eastAsia="Cambria Math" w:hAnsi="Cambria Math"/>
+          <w:color w:val="000000"/>
+          <w:sz w:val="18"/>
+          <w:szCs w:val="18"/>
+        </w:rPr>
+        <w:t xml:space="preserve">(0)</w:t>
+      </w:r>
+      <w:r>
+        <w:rPr>
+          <w:rFonts w:ascii="SimSun" w:cs="SimSun" w:eastAsia="SimSun" w:hAnsi="SimSun"/>
+          <w:color w:val="000000"/>
+          <w:sz w:val="18"/>
+          <w:szCs w:val="18"/>
+        </w:rPr>
+        <w:t xml:space="preserve"> 一线恰在 </w:t>
+      </w:r>
+      <w:r>
+        <w:rPr>
+          <w:rFonts w:ascii="Cambria Math" w:cs="Cambria Math" w:eastAsia="Cambria Math" w:hAnsi="Cambria Math"/>
+          <w:color w:val="000000"/>
+          <w:sz w:val="18"/>
+          <w:szCs w:val="18"/>
+        </w:rPr>
+        <w:t xml:space="preserve">ρ</w:t>
+      </w:r>
+      <w:r>
+        <w:rPr>
+          <w:rFonts w:ascii="Cambria Math" w:cs="Cambria Math" w:eastAsia="Cambria Math" w:hAnsi="Cambria Math"/>
+          <w:color w:val="000000"/>
+          <w:sz w:val="18"/>
+          <w:szCs w:val="18"/>
+          <w:vertAlign w:val="subscript"/>
+        </w:rPr>
+        <w:t xml:space="preserve">12</w:t>
+      </w:r>
+      <w:r>
+        <w:rPr>
+          <w:rFonts w:ascii="Cambria Math" w:cs="Cambria Math" w:eastAsia="Cambria Math" w:hAnsi="Cambria Math"/>
+          <w:color w:val="000000"/>
+          <w:sz w:val="18"/>
+          <w:szCs w:val="18"/>
+        </w:rPr>
+        <w:t xml:space="preserve">=0</w:t>
+      </w:r>
+      <w:r>
+        <w:rPr>
+          <w:rFonts w:ascii="SimSun" w:cs="SimSun" w:eastAsia="SimSun" w:hAnsi="SimSun"/>
+          <w:color w:val="000000"/>
+          <w:sz w:val="18"/>
+          <w:szCs w:val="18"/>
+        </w:rPr>
+        <w:t xml:space="preserve"> 越过 </w:t>
+      </w:r>
+      <w:r>
+        <w:rPr>
+          <w:rFonts w:ascii="Cambria Math" w:cs="Cambria Math" w:eastAsia="Cambria Math" w:hAnsi="Cambria Math"/>
+          <w:color w:val="000000"/>
+          <w:sz w:val="18"/>
+          <w:szCs w:val="18"/>
+        </w:rPr>
+        <w:t xml:space="preserve">ρ(N)=1</w:t>
+      </w:r>
+      <w:r>
+        <w:rPr>
+          <w:rFonts w:ascii="SimSun" w:cs="SimSun" w:eastAsia="SimSun" w:hAnsi="SimSun"/>
+          <w:color w:val="000000"/>
+          <w:sz w:val="18"/>
+          <w:szCs w:val="18"/>
+        </w:rPr>
+        <w:t xml:space="preserve">——相关参与集中跨层传播能力、压低阈值的机制。</w:t>
       </w:r>
     </w:p>
     <w:p>

--- a/multiplex-hypergraph-sir/combined_cn.docx
+++ b/multiplex-hypergraph-sir/combined_cn.docx
@@ -66,7 +66,7 @@
           <w:sz w:val="21"/>
           <w:szCs w:val="21"/>
         </w:rPr>
-        <w:t xml:space="preserve">本模型的三个要素示于图 1：多重超图与层度 (a)、单个群体内部的级联 (b)、以及群体层面的分支 (c)。</w:t>
+        <w:t xml:space="preserve">本模型有三个要素，都画在了图 1 里：多重超图和层度 (a)、单个群体内部的级联 (b)，还有群体层面的分支 (c)。</w:t>
       </w:r>
     </w:p>
     <w:p>
@@ -140,7 +140,7 @@
           <w:sz w:val="18"/>
           <w:szCs w:val="18"/>
         </w:rPr>
-        <w:t xml:space="preserve">　多重超图 SIR 群体闭合的机制示意。(a) 多重超图与节点的层度；(b) 单个群体内部的级联，</w:t>
+        <w:t xml:space="preserve">　多重超图 SIR 群体闭合的机制示意。(a) 多重超图和节点的层度；(b) 单个群体内部的级联，</w:t>
       </w:r>
       <w:r>
         <w:rPr>
@@ -158,7 +158,7 @@
           <w:sz w:val="18"/>
           <w:szCs w:val="18"/>
         </w:rPr>
-        <w:t xml:space="preserve"> 为递推所用的计数，其规模 </w:t>
+        <w:t xml:space="preserve"> 是递推所用的计数，它的规模 </w:t>
       </w:r>
       <w:r>
         <w:rPr>
@@ -240,7 +240,7 @@
           <w:sz w:val="18"/>
           <w:szCs w:val="18"/>
         </w:rPr>
-        <w:t xml:space="preserve"> 出列，故 </w:t>
+        <w:t xml:space="preserve"> 出列，所以 </w:t>
       </w:r>
       <w:r>
         <w:rPr>
@@ -315,7 +315,7 @@
           <w:sz w:val="18"/>
           <w:szCs w:val="18"/>
         </w:rPr>
-        <w:t xml:space="preserve">，减法仅在同层 </w:t>
+        <w:t xml:space="preserve">，这个减法只在同层 </w:t>
       </w:r>
       <w:r>
         <w:rPr>
@@ -333,7 +333,7 @@
           <w:sz w:val="18"/>
           <w:szCs w:val="18"/>
         </w:rPr>
-        <w:t xml:space="preserve"> 生效。</w:t>
+        <w:t xml:space="preserve"> 时才生效。</w:t>
       </w:r>
     </w:p>
     <w:p>
@@ -403,7 +403,7 @@
           <w:sz w:val="21"/>
           <w:szCs w:val="21"/>
         </w:rPr>
-        <w:t xml:space="preserve">，层 a 是 V 上的超图 </w:t>
+        <w:t xml:space="preserve">，每一层 a 都是 V 上的一个超图 </w:t>
       </w:r>
       <w:r>
         <w:rPr>
@@ -543,7 +543,7 @@
           <w:sz w:val="21"/>
           <w:szCs w:val="21"/>
         </w:rPr>
-        <w:t xml:space="preserve">，写成向量 </w:t>
+        <w:t xml:space="preserve">，写成向量就是 </w:t>
       </w:r>
       <w:r>
         <w:rPr>
@@ -561,7 +561,7 @@
           <w:sz w:val="21"/>
           <w:szCs w:val="21"/>
         </w:rPr>
-        <w:t xml:space="preserve">。引入两个生成函数：</w:t>
+        <w:t xml:space="preserve">。这里引入两个生成函数：</w:t>
       </w:r>
     </w:p>
     <w:p>
@@ -825,7 +825,7 @@
           <w:sz w:val="21"/>
           <w:szCs w:val="21"/>
         </w:rPr>
-        <w:t xml:space="preserve"> 描述节点侧，</w:t>
+        <w:t xml:space="preserve"> 管节点侧，</w:t>
       </w:r>
       <w:r>
         <w:rPr>
@@ -853,7 +853,7 @@
           <w:sz w:val="21"/>
           <w:szCs w:val="21"/>
         </w:rPr>
-        <w:t xml:space="preserve"> 描述沿层 a 的一个成员槽到达某节点时该节点的余度分布，指数中的 </w:t>
+        <w:t xml:space="preserve"> 管的是沿层 a 的一个成员槽到达某个节点时、这个节点的余度分布，指数里的 </w:t>
       </w:r>
       <w:r>
         <w:rPr>
@@ -881,7 +881,7 @@
           <w:sz w:val="21"/>
           <w:szCs w:val="21"/>
         </w:rPr>
-        <w:t xml:space="preserve"> 即余度相减：来路那个群体不再计入。联合层度分布 </w:t>
+        <w:t xml:space="preserve"> 就是余度相减：来路的那个群体不再算进去。联合层度分布 </w:t>
       </w:r>
       <w:r>
         <w:rPr>
@@ -899,7 +899,7 @@
           <w:sz w:val="21"/>
           <w:szCs w:val="21"/>
         </w:rPr>
-        <w:t xml:space="preserve"> 是本模型的结构输入，层间的一切效应最终只经由 </w:t>
+        <w:t xml:space="preserve"> 是本模型的结构输入，层和层之间的一切效应，最后都只通过 </w:t>
       </w:r>
       <w:r>
         <w:rPr>
@@ -917,7 +917,7 @@
           <w:sz w:val="21"/>
           <w:szCs w:val="21"/>
         </w:rPr>
-        <w:t xml:space="preserve"> 与 </w:t>
+        <w:t xml:space="preserve"> 和 </w:t>
       </w:r>
       <w:r>
         <w:rPr>
@@ -1015,7 +1015,7 @@
           <w:sz w:val="21"/>
           <w:szCs w:val="21"/>
         </w:rPr>
-        <w:t xml:space="preserve"> 跨层共享——个体在任一渠道被感染即在所有渠道中均为感染态。记层 a 的群体 e 中已感染成员数为 </w:t>
+        <w:t xml:space="preserve"> 是跨层共享的——一个个体只要在任一条渠道里被感染，它在所有渠道里就都算感染态。记层 a 的群体 e 里已经感染的成员数为 </w:t>
       </w:r>
       <w:r>
         <w:rPr>
@@ -1099,7 +1099,7 @@
           <w:sz w:val="21"/>
           <w:szCs w:val="21"/>
         </w:rPr>
-        <w:t xml:space="preserve"> 时群体激活，向 e 中每个易感成员各以速率 </w:t>
+        <w:t xml:space="preserve"> 时群体激活，向 e 里每个易感成员各以速率 </w:t>
       </w:r>
       <w:r>
         <w:rPr>
@@ -1127,7 +1127,7 @@
           <w:sz w:val="21"/>
           <w:szCs w:val="21"/>
         </w:rPr>
-        <w:t xml:space="preserve"> 独立传递，否则静默；感染者以速率 </w:t>
+        <w:t xml:space="preserve"> 独立传递，否则就静默着；感染者以速率 </w:t>
       </w:r>
       <w:r>
         <w:rPr>
@@ -1145,7 +1145,7 @@
           <w:sz w:val="21"/>
           <w:szCs w:val="21"/>
         </w:rPr>
-        <w:t xml:space="preserve"> 康复。易感节点 u 的总风险率</w:t>
+        <w:t xml:space="preserve"> 康复。易感节点 u 的总风险率是</w:t>
       </w:r>
     </w:p>
     <w:p>
@@ -1308,7 +1308,7 @@
           <w:sz w:val="21"/>
           <w:szCs w:val="21"/>
         </w:rPr>
-        <w:t xml:space="preserve">以 </w:t>
+        <w:t xml:space="preserve">把时间以 </w:t>
       </w:r>
       <w:r>
         <w:rPr>
@@ -1326,7 +1326,7 @@
           <w:sz w:val="21"/>
           <w:szCs w:val="21"/>
         </w:rPr>
-        <w:t xml:space="preserve"> 归一时间，</w:t>
+        <w:t xml:space="preserve"> 归一，</w:t>
       </w:r>
       <w:r>
         <w:rPr>
@@ -1419,7 +1419,7 @@
           <w:sz w:val="21"/>
           <w:szCs w:val="21"/>
         </w:rPr>
-        <w:t xml:space="preserve">。初始时刻每个节点独立地以概率 </w:t>
+        <w:t xml:space="preserve">。初始时刻，每个节点各自独立地以概率 </w:t>
       </w:r>
       <w:r>
         <w:rPr>
@@ -1437,7 +1437,7 @@
           <w:sz w:val="21"/>
           <w:szCs w:val="21"/>
         </w:rPr>
-        <w:t xml:space="preserve"> 处于感染态、其余易感，</w:t>
+        <w:t xml:space="preserve"> 处在感染态、其余易感，</w:t>
       </w:r>
       <w:r>
         <w:rPr>
@@ -1455,7 +1455,7 @@
           <w:sz w:val="21"/>
           <w:szCs w:val="21"/>
         </w:rPr>
-        <w:t xml:space="preserve"> 即均匀初始感染比例。与有向超图不同，无向群体中每个成员既是传染源也是传染靶：一个成员被感染后群体激活，可感染同群其他成员，后者被感染又延长群体的激活时长，形成群内级联。本模型的新内容均源于此。</w:t>
+        <w:t xml:space="preserve"> 就是均匀的初始感染比例。和有向超图不一样，无向群体里每个成员既是传染源、也是传染靶：一个成员被感染后群体就激活了，它能去感染同群的其他成员，后者被感染又把群体的激活时长拖长，这样就形成了群内级联。本模型里新的内容，都是从这一点来的。</w:t>
       </w:r>
     </w:p>
     <w:p>
@@ -1488,7 +1488,7 @@
           <w:sz w:val="21"/>
           <w:szCs w:val="21"/>
         </w:rPr>
-        <w:t xml:space="preserve">固定一个检验节点 u，令其永久易感（空腔节点）。取一个 u 所属的层 a 群体 e，定义边基变量</w:t>
+        <w:t xml:space="preserve">固定一个检验节点 u，让它永久保持易感（也就是空腔节点）。取一个 u 所属的层 a 群体 e，定义边基变量</w:t>
       </w:r>
     </w:p>
     <w:p>
@@ -1555,7 +1555,7 @@
           <w:sz w:val="21"/>
           <w:szCs w:val="21"/>
         </w:rPr>
-        <w:t xml:space="preserve"> 时刻尚未向 </w:t>
+        <w:t xml:space="preserve"> 时刻还没向 </w:t>
       </w:r>
       <w:r>
         <w:rPr>
@@ -1610,7 +1610,7 @@
           <w:sz w:val="21"/>
           <w:szCs w:val="21"/>
         </w:rPr>
-        <w:t xml:space="preserve">在局域树状假设下（位形模型系综 </w:t>
+        <w:t xml:space="preserve">在局域树状假设下（位形模型系综在 </w:t>
       </w:r>
       <w:r>
         <w:rPr>
@@ -1628,7 +1628,7 @@
           <w:sz w:val="21"/>
           <w:szCs w:val="21"/>
         </w:rPr>
-        <w:t xml:space="preserve"> 时局域收敛于超树，回路概率 </w:t>
+        <w:t xml:space="preserve"> 时局域收敛到超树，回路概率是 </w:t>
       </w:r>
       <w:r>
         <w:rPr>
@@ -1646,7 +1646,7 @@
           <w:sz w:val="21"/>
           <w:szCs w:val="21"/>
         </w:rPr>
-        <w:t xml:space="preserve">），u 所属各群体的上游分支互不相交，节点侧因而闭合为</w:t>
+        <w:t xml:space="preserve">），u 所属的各个群体、它们的上游分支互不相交，节点侧于是就闭合成了</w:t>
       </w:r>
     </w:p>
     <w:p>
@@ -1733,7 +1733,7 @@
           <w:sz w:val="21"/>
           <w:szCs w:val="21"/>
         </w:rPr>
-        <w:t xml:space="preserve">以 e 除 u 外的 </w:t>
+        <w:t xml:space="preserve">拿 e 里除 u 之外那 </w:t>
       </w:r>
       <w:r>
         <w:rPr>
@@ -1825,7 +1825,7 @@
           <w:sz w:val="21"/>
           <w:szCs w:val="21"/>
         </w:rPr>
-        <w:t xml:space="preserve">）为仓室，定义未传递子概率 </w:t>
+        <w:t xml:space="preserve">）当仓室，定义未传递子概率 </w:t>
       </w:r>
       <w:r>
         <w:rPr>
@@ -1872,7 +1872,7 @@
           <w:sz w:val="21"/>
           <w:szCs w:val="21"/>
         </w:rPr>
-        <w:t xml:space="preserve">，则 </w:t>
+        <w:t xml:space="preserve">，那么 </w:t>
       </w:r>
       <w:r>
         <w:rPr>
@@ -1929,7 +1929,7 @@
           <w:sz w:val="21"/>
           <w:szCs w:val="21"/>
         </w:rPr>
-        <w:t xml:space="preserve">，激活且未传递的部分为</w:t>
+        <w:t xml:space="preserve">，其中激活了、却还没传递出去的那部分是</w:t>
       </w:r>
     </w:p>
     <w:p>
@@ -2055,7 +2055,7 @@
           <w:sz w:val="21"/>
           <w:szCs w:val="21"/>
         </w:rPr>
-        <w:t xml:space="preserve">一个成员经由其他群体到 t 仍易感的概率为 </w:t>
+        <w:t xml:space="preserve">一个成员通过别的群体、到 t 时刻还保持易感的概率是 </w:t>
       </w:r>
       <w:r>
         <w:rPr>
@@ -2092,7 +2092,7 @@
           <w:sz w:val="21"/>
           <w:szCs w:val="21"/>
         </w:rPr>
-        <w:t xml:space="preserve">，故其外部风险率</w:t>
+        <w:t xml:space="preserve">，所以它的外部风险率是</w:t>
       </w:r>
     </w:p>
     <w:p>
@@ -2303,7 +2303,7 @@
           <w:sz w:val="21"/>
           <w:szCs w:val="21"/>
         </w:rPr>
-        <w:t xml:space="preserve">一个易感成员的总感染率是外部与群内之和 </w:t>
+        <w:t xml:space="preserve">一个易感成员的总感染率，是外部和群内两块之和 </w:t>
       </w:r>
       <w:r>
         <w:rPr>
@@ -2378,7 +2378,7 @@
           <w:sz w:val="21"/>
           <w:szCs w:val="21"/>
         </w:rPr>
-        <w:t xml:space="preserve">；群体向 u 的传递以速率 </w:t>
+        <w:t xml:space="preserve">；而群体向 u 的传递，以速率 </w:t>
       </w:r>
       <w:r>
         <w:rPr>
@@ -2434,7 +2434,7 @@
           <w:sz w:val="21"/>
           <w:szCs w:val="21"/>
         </w:rPr>
-        <w:t xml:space="preserve"> 把概率移出「未传递」类。据此</w:t>
+        <w:t xml:space="preserve"> 把概率移出「未传递」这一类。据此可以写出</w:t>
       </w:r>
     </w:p>
     <w:p>
@@ -2811,7 +2811,7 @@
           <w:sz w:val="21"/>
           <w:szCs w:val="21"/>
         </w:rPr>
-        <w:t xml:space="preserve">（越界下标记为零。）对 (1.8) 求和，</w:t>
+        <w:t xml:space="preserve">（越界的下标都记为零。）把 (1.8) 逐项求和，</w:t>
       </w:r>
       <w:r>
         <w:rPr>
@@ -2839,7 +2839,7 @@
           <w:sz w:val="21"/>
           <w:szCs w:val="21"/>
         </w:rPr>
-        <w:t xml:space="preserve"> 项、群内项与 </w:t>
+        <w:t xml:space="preserve"> 项、群内项和 </w:t>
       </w:r>
       <w:r>
         <w:rPr>
@@ -2857,7 +2857,7 @@
           <w:sz w:val="21"/>
           <w:szCs w:val="21"/>
         </w:rPr>
-        <w:t xml:space="preserve"> 项各自守恒相消，只余</w:t>
+        <w:t xml:space="preserve"> 项各自守恒、两两相消，最后只剩下</w:t>
       </w:r>
     </w:p>
     <w:p>
@@ -2964,7 +2964,7 @@
           <w:sz w:val="21"/>
           <w:szCs w:val="21"/>
         </w:rPr>
-        <w:t xml:space="preserve">与 (1.7) 自洽。初始条件 </w:t>
+        <w:t xml:space="preserve">这和 (1.7) 自洽。初始条件 </w:t>
       </w:r>
       <w:r>
         <w:rPr>
@@ -3059,7 +3059,7 @@
           <w:sz w:val="21"/>
           <w:szCs w:val="21"/>
         </w:rPr>
-        <w:t xml:space="preserve">，其余为零，</w:t>
+        <w:t xml:space="preserve">，其余都是零，</w:t>
       </w:r>
       <w:r>
         <w:rPr>
@@ -3096,7 +3096,7 @@
           <w:sz w:val="21"/>
           <w:szCs w:val="21"/>
         </w:rPr>
-        <w:t xml:space="preserve">。闭合方程组只含各层的群体计数，共 </w:t>
+        <w:t xml:space="preserve">。闭合方程组只含各层的群体计数，一共 </w:t>
       </w:r>
       <w:r>
         <w:rPr>
@@ -3152,7 +3152,7 @@
           <w:sz w:val="21"/>
           <w:szCs w:val="21"/>
         </w:rPr>
-        <w:t xml:space="preserve"> 维，与系统规模 N 无关，</w:t>
+        <w:t xml:space="preserve"> 维，和系统规模 N 无关，</w:t>
       </w:r>
       <w:r>
         <w:rPr>
@@ -3188,7 +3188,7 @@
           <w:sz w:val="21"/>
           <w:szCs w:val="21"/>
         </w:rPr>
-        <w:t xml:space="preserve"> 时为 16 个；节点侧的 S 由 (1.5) 代数给出，终态规模 </w:t>
+        <w:t xml:space="preserve"> 时就是 16 个；节点侧的 S 由 (1.5) 代数地给出，终态规模 </w:t>
       </w:r>
       <w:r>
         <w:rPr>
@@ -3206,7 +3206,7 @@
           <w:sz w:val="21"/>
           <w:szCs w:val="21"/>
         </w:rPr>
-        <w:t xml:space="preserve"> 直接读出，二者均不增维。欲绘出完整时间演化中的 </w:t>
+        <w:t xml:space="preserve"> 直接读出来就行，这两样都不增加维数。要是想把完整时间演化里的 </w:t>
       </w:r>
       <w:r>
         <w:rPr>
@@ -3224,7 +3224,7 @@
           <w:sz w:val="21"/>
           <w:szCs w:val="21"/>
         </w:rPr>
-        <w:t xml:space="preserve"> 与 </w:t>
+        <w:t xml:space="preserve"> 和 </w:t>
       </w:r>
       <w:r>
         <w:rPr>
@@ -3242,7 +3242,7 @@
           <w:sz w:val="21"/>
           <w:szCs w:val="21"/>
         </w:rPr>
-        <w:t xml:space="preserve">（图 2），再附一个求积 </w:t>
+        <w:t xml:space="preserve"> 也画出来（图 2），只要再加一个求积 </w:t>
       </w:r>
       <w:r>
         <w:rPr>
@@ -3278,7 +3278,7 @@
           <w:sz w:val="21"/>
           <w:szCs w:val="21"/>
         </w:rPr>
-        <w:t xml:space="preserve">）分离即可，它不改变闭合本身的维数。</w:t>
+        <w:t xml:space="preserve">）把它们分开就够了，这一步并不改变闭合本身的维数。</w:t>
       </w:r>
     </w:p>
     <w:p>
@@ -3311,7 +3311,7 @@
           <w:sz w:val="21"/>
           <w:szCs w:val="21"/>
         </w:rPr>
-        <w:t xml:space="preserve">以「感染经由哪一层传来」为型，经由层 a 感染的节点其层 b 群体数的期望为 </w:t>
+        <w:t xml:space="preserve">把「感染是经由哪一层传来的」当作型，那么经由层 a 感染的节点、它的层 b 群体数的期望就是 </w:t>
       </w:r>
       <w:r>
         <w:rPr>
@@ -3396,7 +3396,7 @@
           <w:sz w:val="21"/>
           <w:szCs w:val="21"/>
         </w:rPr>
-        <w:t xml:space="preserve">，每个被点燃的群体产出 </w:t>
+        <w:t xml:space="preserve">，而每个被点燃的群体又产出 </w:t>
       </w:r>
       <w:r>
         <w:rPr>
@@ -3471,7 +3471,7 @@
           <w:sz w:val="21"/>
           <w:szCs w:val="21"/>
         </w:rPr>
-        <w:t xml:space="preserve"> 个新感染成员（C 为孤立群体内的群内级联期望，由一个小型连续时间 Markov 链的递推给出，</w:t>
+        <w:t xml:space="preserve"> 个新的感染成员（C 是孤立群体内部群内级联的期望，由一个小型连续时间 Markov 链的递推算出来，</w:t>
       </w:r>
       <w:r>
         <w:rPr>
@@ -3489,7 +3489,7 @@
           <w:sz w:val="21"/>
           <w:szCs w:val="21"/>
         </w:rPr>
-        <w:t xml:space="preserve"> 时退化为成对传递概率）。故多型分支矩阵</w:t>
+        <w:t xml:space="preserve"> 时就退化成了成对传递概率）。所以，多型分支矩阵是</w:t>
       </w:r>
     </w:p>
     <w:p>
@@ -3708,7 +3708,7 @@
           <w:sz w:val="21"/>
           <w:szCs w:val="21"/>
         </w:rPr>
-        <w:t xml:space="preserve"> 确定。图 2 的控制参数 </w:t>
+        <w:t xml:space="preserve"> 定出来。图 2 里的控制参数 </w:t>
       </w:r>
       <w:r>
         <w:rPr>
@@ -3726,7 +3726,7 @@
           <w:sz w:val="21"/>
           <w:szCs w:val="21"/>
         </w:rPr>
-        <w:t xml:space="preserve"> 即以此阈值 </w:t>
+        <w:t xml:space="preserve">，就是拿这个阈值 </w:t>
       </w:r>
       <w:r>
         <w:rPr>
@@ -3754,7 +3754,7 @@
           <w:sz w:val="21"/>
           <w:szCs w:val="21"/>
         </w:rPr>
-        <w:t xml:space="preserve"> 定标。</w:t>
+        <w:t xml:space="preserve"> 来定标的。</w:t>
       </w:r>
     </w:p>
     <w:p>
@@ -3787,7 +3787,7 @@
           <w:sz w:val="21"/>
           <w:szCs w:val="21"/>
         </w:rPr>
-        <w:t xml:space="preserve">闭合方程组不仅给出阈值，也复现整个传播过程。图 2 给出 </w:t>
+        <w:t xml:space="preserve">闭合方程组不光给出阈值，也能把整个传播过程复现出来。图 2 画的是 </w:t>
       </w:r>
       <w:r>
         <w:rPr>
@@ -3905,7 +3905,7 @@
           <w:sz w:val="21"/>
           <w:szCs w:val="21"/>
         </w:rPr>
-        <w:t xml:space="preserve"> 与 </w:t>
+        <w:t xml:space="preserve"> 和 </w:t>
       </w:r>
       <w:r>
         <w:rPr>
@@ -3978,7 +3978,7 @@
           <w:sz w:val="21"/>
           <w:szCs w:val="21"/>
         </w:rPr>
-        <w:t xml:space="preserve">。群体闭合 (1.8) 与精确仿真在 </w:t>
+        <w:t xml:space="preserve">。群体闭合 (1.8) 和精确仿真在 </w:t>
       </w:r>
       <w:r>
         <w:rPr>
@@ -3996,7 +3996,7 @@
           <w:sz w:val="21"/>
           <w:szCs w:val="21"/>
         </w:rPr>
-        <w:t xml:space="preserve"> 与 </w:t>
+        <w:t xml:space="preserve">、</w:t>
       </w:r>
       <w:r>
         <w:rPr>
@@ -4014,7 +4014,7 @@
           <w:sz w:val="21"/>
           <w:szCs w:val="21"/>
         </w:rPr>
-        <w:t xml:space="preserve"> 上的最大偏差分别为 0.0019 与 0.0006，均小于图中线宽；感染峰高相差约 0.3%，峰位 </w:t>
+        <w:t xml:space="preserve"> 上的最大偏差分别是 0.0019 和 0.0006，都比图里的线宽还小；感染峰高相差大约 0.3%，峰位在 </w:t>
       </w:r>
       <w:r>
         <w:rPr>
@@ -4032,7 +4032,7 @@
           <w:sz w:val="21"/>
           <w:szCs w:val="21"/>
         </w:rPr>
-        <w:t xml:space="preserve">。群体闭合复现了完整的含时演化。</w:t>
+        <w:t xml:space="preserve">。可以说，闭合把完整的含时演化都复现了下来。</w:t>
       </w:r>
     </w:p>
     <w:p>
@@ -4206,7 +4206,7 @@
           <w:sz w:val="18"/>
           <w:szCs w:val="18"/>
         </w:rPr>
-        <w:t xml:space="preserve">。黑线为 400 次独立 Gillespie 实现的均值，灰带为 95% 置信区间，最宽处约与线宽相当；蓝虚线为群体闭合 (1.8)。(a) 易感比例 </w:t>
+        <w:t xml:space="preserve">。实线为 400 次独立 Gillespie 实现的均值，灰带为 95% 置信区间，最宽处大约和线宽相当；虚线为群体闭合 (1.8)。(a) 易感比例 </w:t>
       </w:r>
       <w:r>
         <w:rPr>
@@ -4275,7 +4275,7 @@
           <w:sz w:val="21"/>
           <w:szCs w:val="21"/>
         </w:rPr>
-        <w:t xml:space="preserve">仿真为 (1.3) 所定义连续时间 Markov 过程的精确 Gillespie 抽样，取 </w:t>
+        <w:t xml:space="preserve">仿真用的是 (1.3) 所定义的那个连续时间 Markov 过程的精确 Gillespie 抽样，取 </w:t>
       </w:r>
       <w:r>
         <w:rPr>
@@ -4320,7 +4320,7 @@
           <w:sz w:val="21"/>
           <w:szCs w:val="21"/>
         </w:rPr>
-        <w:t xml:space="preserve">方程组自带两条无需仿真的自检。其一为求和规则：对 (1.8) 逐态求和应严格给出 (1.9)，残差处于机器精度（</w:t>
+        <w:t xml:space="preserve">方程组自带两条不需要仿真的自检。其一是求和规则：对 (1.8) 逐态求和，应当严格给出 (1.9)，残差落在机器精度（</w:t>
       </w:r>
       <w:r>
         <w:rPr>
@@ -4348,7 +4348,7 @@
           <w:sz w:val="21"/>
           <w:szCs w:val="21"/>
         </w:rPr>
-        <w:t xml:space="preserve"> 量级），说明它是方程组的代数恒等式。其二为全体成员易感的恒等式 </w:t>
+        <w:t xml:space="preserve"> 量级），这说明它就是方程组的一条代数恒等式。其二是全体成员易感时的恒等式 </w:t>
       </w:r>
       <w:r>
         <w:rPr>
@@ -4424,7 +4424,7 @@
           <w:sz w:val="21"/>
           <w:szCs w:val="21"/>
         </w:rPr>
-        <w:t xml:space="preserve">，其残差随积分步长按 </w:t>
+        <w:t xml:space="preserve">，它的残差随积分步长按 </w:t>
       </w:r>
       <w:r>
         <w:rPr>
@@ -4452,7 +4452,7 @@
           <w:sz w:val="21"/>
           <w:szCs w:val="21"/>
         </w:rPr>
-        <w:t xml:space="preserve"> 收敛（dt 由 0.02 逐次减半时残差为 </w:t>
+        <w:t xml:space="preserve"> 收敛（dt 从 0.02 逐次减半，残差依次是 </w:t>
       </w:r>
       <w:r>
         <w:rPr>
@@ -4564,7 +4564,7 @@
           <w:sz w:val="21"/>
           <w:szCs w:val="21"/>
         </w:rPr>
-        <w:t xml:space="preserve">，相邻比约 16），与四阶 Runge–Kutta 的阶一致，说明该恒等式是方程组的严格推论、残差纯属积分误差。</w:t>
+        <w:t xml:space="preserve">，相邻比大约是 16），和四阶 Runge–Kutta 的阶一致，这说明该恒等式是方程组的严格推论、残差纯粹是积分误差。</w:t>
       </w:r>
     </w:p>
     <w:p>
@@ -4591,7 +4591,7 @@
           <w:sz w:val="21"/>
           <w:szCs w:val="21"/>
         </w:rPr>
-        <w:t xml:space="preserve">阈值公式 (1.10) 与方程组自身在无病定态的线性失稳独立比对：将 (1.8) 作数值 Jacobian、对最大实部特征值二分求阈值，与 </w:t>
+        <w:t xml:space="preserve">阈值公式 (1.10) 还能和方程组自己在无病定态处的线性失稳做一次独立比对：把 (1.8) 取数值 Jacobian、对最大实部特征值二分求阈值，它和 </w:t>
       </w:r>
       <w:r>
         <w:rPr>
@@ -4609,7 +4609,7 @@
           <w:sz w:val="21"/>
           <w:szCs w:val="21"/>
         </w:rPr>
-        <w:t xml:space="preserve"> 在六组构型（含反相关度分布、非对称速率与群体规模、三层、以及成对退化情形 </w:t>
+        <w:t xml:space="preserve"> 在六组构型（含反相关度分布、非对称速率和群体规模、三层，还有成对退化情形 </w:t>
       </w:r>
       <w:r>
         <w:rPr>
@@ -4646,7 +4646,7 @@
           <w:sz w:val="21"/>
           <w:szCs w:val="21"/>
         </w:rPr>
-        <w:t xml:space="preserve">）上的相对差均在 </w:t>
+        <w:t xml:space="preserve">）上的相对差都在 </w:t>
       </w:r>
       <w:r>
         <w:rPr>
@@ -4674,7 +4674,7 @@
           <w:sz w:val="21"/>
           <w:szCs w:val="21"/>
         </w:rPr>
-        <w:t xml:space="preserve"> 量级，受数值失稳判据的分辨率所限（Jacobian 取中心差分）。两条路径不共享代码；若以 </w:t>
+        <w:t xml:space="preserve"> 量级，这已经受限于数值失稳判据本身的分辨率了（Jacobian 用的是中心差分）。这两条路径并不共享代码；要是把群内级联 C 换成 </w:t>
       </w:r>
       <w:r>
         <w:rPr>
@@ -4692,7 +4692,7 @@
           <w:sz w:val="21"/>
           <w:szCs w:val="21"/>
         </w:rPr>
-        <w:t xml:space="preserve"> 取代群内级联 C，该一致性立即消失。</w:t>
+        <w:t xml:space="preserve">，这个一致性立刻就没了。</w:t>
       </w:r>
     </w:p>
     <w:p>
@@ -4719,7 +4719,7 @@
           <w:sz w:val="21"/>
           <w:szCs w:val="21"/>
         </w:rPr>
-        <w:t xml:space="preserve">如图 2 所示，群体闭合与精确仿真在整个时间演化上逐点吻合，</w:t>
+        <w:t xml:space="preserve">像图 2 那样，群体闭合和精确仿真在整个时间演化上逐点吻合，</w:t>
       </w:r>
       <w:r>
         <w:rPr>
@@ -4737,7 +4737,7 @@
           <w:sz w:val="21"/>
           <w:szCs w:val="21"/>
         </w:rPr>
-        <w:t xml:space="preserve"> 与 </w:t>
+        <w:t xml:space="preserve">、</w:t>
       </w:r>
       <w:r>
         <w:rPr>
@@ -4755,7 +4755,7 @@
           <w:sz w:val="21"/>
           <w:szCs w:val="21"/>
         </w:rPr>
-        <w:t xml:space="preserve"> 的最大偏差均小于线宽（0.0019 与 0.0006），感染峰高相差约 0.3%、峰位均在 </w:t>
+        <w:t xml:space="preserve"> 的最大偏差都比线宽还小（0.0019 和 0.0006），感染峰高相差大约 0.3%、峰位都落在 </w:t>
       </w:r>
       <w:r>
         <w:rPr>
@@ -4773,7 +4773,7 @@
           <w:sz w:val="21"/>
           <w:szCs w:val="21"/>
         </w:rPr>
-        <w:t xml:space="preserve">。仿真为 </w:t>
+        <w:t xml:space="preserve">。仿真取 </w:t>
       </w:r>
       <w:r>
         <w:rPr>
@@ -4791,7 +4791,7 @@
           <w:sz w:val="21"/>
           <w:szCs w:val="21"/>
         </w:rPr>
-        <w:t xml:space="preserve">、400 次独立实现（脚本 figure2_evolution.py，含 Fenwick 树加速的精确 Gillespie）。残余偏差随系统规模增大而单调趋零，是可由增大系统消除的有限尺寸效应，而非闭合层级的系统偏差。</w:t>
+        <w:t xml:space="preserve">、跑了 400 次独立实现（脚本 figure2_evolution.py，里面是带 Fenwick 树加速的精确 Gillespie）。剩下的那点偏差会随系统规模变大而单调趋零，是把系统放大就能抹掉的有限尺寸效应，而不是闭合层级上的系统偏差。</w:t>
       </w:r>
     </w:p>
     <w:p>
@@ -4818,7 +4818,7 @@
           <w:sz w:val="21"/>
           <w:szCs w:val="21"/>
         </w:rPr>
-        <w:t xml:space="preserve">上述结果均由与原推导不共享路径的方式复核：</w:t>
+        <w:t xml:space="preserve">上面这些结果，都是用和原推导不共享路径的办法复核过的：</w:t>
       </w:r>
       <w:r>
         <w:rPr>
@@ -4836,7 +4836,7 @@
           <w:sz w:val="21"/>
           <w:szCs w:val="21"/>
         </w:rPr>
-        <w:t xml:space="preserve">（成对）退化情形下方程组可解析积出终态不动点，与 RK4 积分的 </w:t>
+        <w:t xml:space="preserve">（成对）这个退化情形下，方程组可以解析地积出终态不动点，它和 RK4 积分给出的 </w:t>
       </w:r>
       <w:r>
         <w:rPr>
@@ -4854,7 +4854,7 @@
           <w:sz w:val="21"/>
           <w:szCs w:val="21"/>
         </w:rPr>
-        <w:t xml:space="preserve"> 相差 </w:t>
+        <w:t xml:space="preserve"> 只差 </w:t>
       </w:r>
       <w:r>
         <w:rPr>
@@ -4882,7 +4882,7 @@
           <w:sz w:val="21"/>
           <w:szCs w:val="21"/>
         </w:rPr>
-        <w:t xml:space="preserve">；群内级联 C 由孤立群体的直接蒙特卡洛复核，全部十五组参数（</w:t>
+        <w:t xml:space="preserve">；群内级联 C 由孤立群体的直接蒙特卡洛来复核，十五组参数（</w:t>
       </w:r>
       <w:r>
         <w:rPr>
@@ -4900,7 +4900,7 @@
           <w:sz w:val="21"/>
           <w:szCs w:val="21"/>
         </w:rPr>
-        <w:t xml:space="preserve"> 与 </w:t>
+        <w:t xml:space="preserve"> 配 </w:t>
       </w:r>
       <w:r>
         <w:rPr>
@@ -4918,7 +4918,7 @@
           <w:sz w:val="21"/>
           <w:szCs w:val="21"/>
         </w:rPr>
-        <w:t xml:space="preserve">）的标准化偏差均不超过 </w:t>
+        <w:t xml:space="preserve">）的标准化偏差都不超过 </w:t>
       </w:r>
       <w:r>
         <w:rPr>
@@ -4936,7 +4936,7 @@
           <w:sz w:val="21"/>
           <w:szCs w:val="21"/>
         </w:rPr>
-        <w:t xml:space="preserve">、与无系统偏差相容；阈值本身亦由亚临界终态外推独立测得，与 (1.10) 的解析值相容。</w:t>
+        <w:t xml:space="preserve">，和「没有系统偏差」相容；阈值本身也由亚临界终态外推独立测了一遍，同样和 (1.10) 的解析值相容。</w:t>
       </w:r>
     </w:p>
     <w:p>
@@ -5022,7 +5022,7 @@
           <w:sz w:val="21"/>
           <w:szCs w:val="21"/>
         </w:rPr>
-        <w:t xml:space="preserve">，层 a 是 V 上的超图，主线取同质基数 </w:t>
+        <w:t xml:space="preserve">，每一层 a 都是 V 上的一个超图，主线取同质基数 </w:t>
       </w:r>
       <w:r>
         <w:rPr>
@@ -5050,7 +5050,7 @@
           <w:sz w:val="21"/>
           <w:szCs w:val="21"/>
         </w:rPr>
-        <w:t xml:space="preserve">。节点的参与由层度向量 </w:t>
+        <w:t xml:space="preserve">。节点的参与用层度向量 </w:t>
       </w:r>
       <w:r>
         <w:rPr>
@@ -5106,7 +5106,7 @@
           <w:sz w:val="21"/>
           <w:szCs w:val="21"/>
         </w:rPr>
-        <w:t xml:space="preserve"> 编码，</w:t>
+        <w:t xml:space="preserve"> 来编码，</w:t>
       </w:r>
       <w:r>
         <w:rPr>
@@ -5134,7 +5134,7 @@
           <w:sz w:val="21"/>
           <w:szCs w:val="21"/>
         </w:rPr>
-        <w:t xml:space="preserve"> 为该节点所属的层 a 群体数，其联合分布 </w:t>
+        <w:t xml:space="preserve"> 就是这个节点所属的层 a 群体数，它们的联合分布 </w:t>
       </w:r>
       <w:r>
         <w:rPr>
@@ -5152,7 +5152,7 @@
           <w:sz w:val="21"/>
           <w:szCs w:val="21"/>
         </w:rPr>
-        <w:t xml:space="preserve"> 是本节唯一的结构输入。一个群体在其感染成员数达到 </w:t>
+        <w:t xml:space="preserve"> 是本节唯一的结构输入。一个群体，等它的感染成员数达到 </w:t>
       </w:r>
       <w:r>
         <w:rPr>
@@ -5180,7 +5180,7 @@
           <w:sz w:val="21"/>
           <w:szCs w:val="21"/>
         </w:rPr>
-        <w:t xml:space="preserve"> 时激活，随即以速率 </w:t>
+        <w:t xml:space="preserve"> 就激活，随即以速率 </w:t>
       </w:r>
       <w:r>
         <w:rPr>
@@ -5236,7 +5236,7 @@
           <w:sz w:val="21"/>
           <w:szCs w:val="21"/>
         </w:rPr>
-        <w:t xml:space="preserve"> 向其中每个易感成员独立传递；感染者以速率 μ 康复。以 μ 归一时间后，</w:t>
+        <w:t xml:space="preserve"> 向其中每个易感成员独立传递；感染者以速率 μ 康复。把时间以 μ 归一之后，</w:t>
       </w:r>
       <w:r>
         <w:rPr>
@@ -5254,7 +5254,7 @@
           <w:sz w:val="21"/>
           <w:szCs w:val="21"/>
         </w:rPr>
-        <w:t xml:space="preserve"> 是唯一的标量控制参数（</w:t>
+        <w:t xml:space="preserve"> 就是唯一的标量控制参数（</w:t>
       </w:r>
       <w:r>
         <w:rPr>
@@ -5282,7 +5282,7 @@
           <w:sz w:val="21"/>
           <w:szCs w:val="21"/>
         </w:rPr>
-        <w:t xml:space="preserve"> 为固定的渠道权重）。</w:t>
+        <w:t xml:space="preserve"> 是固定的渠道权重）。</w:t>
       </w:r>
     </w:p>
     <w:p>
@@ -5298,7 +5298,7 @@
           <w:sz w:val="21"/>
           <w:szCs w:val="21"/>
         </w:rPr>
-        <w:t xml:space="preserve">固定一个检验节点 u 并人为令其永久保持易感（空腔节点），取 u 所属的一个层 a 群体 e，定义边基变量</w:t>
+        <w:t xml:space="preserve">固定一个检验节点 u，人为地让它永久保持易感（也就是空腔节点），取 u 所属的一个层 a 群体 e，定义边基变量</w:t>
       </w:r>
     </w:p>
     <w:p>
@@ -5366,7 +5366,7 @@
           <w:sz w:val="21"/>
           <w:szCs w:val="21"/>
         </w:rPr>
-        <w:t xml:space="preserve">无向群体与有向超图的分界在此显现。有向情形下尾集与头集不相交，头成员被感染并不延长激活，故</w:t>
+        <w:t xml:space="preserve">无向群体和有向超图的分界，就在这里显出来。有向情形下，尾集和头集不相交，头成员被感染并不会延长激活，所以</w:t>
       </w:r>
       <w:r>
         <w:rPr>
@@ -5386,7 +5386,7 @@
           <w:sz w:val="21"/>
           <w:szCs w:val="21"/>
         </w:rPr>
-        <w:t xml:space="preserve">是一条可用的假设；无向群体中每个成员既是传染源也是传染靶，一个成员被感染后群体随即激活，它可以感染同群其他成员，而后者被感染又延长群体的激活时长，从而进一步提高剩余成员被感染的概率。这一</w:t>
+        <w:t xml:space="preserve">是一条能用的假设；可无向群体里，每个成员既是传染源也是传染靶，一个成员被感染后群体马上就激活，它能去感染同群的其他成员，而后者被感染又把群体的激活时长拖长，剩余成员被感染的概率也就跟着抬高了。这样的</w:t>
       </w:r>
       <w:r>
         <w:rPr>
@@ -5406,7 +5406,7 @@
           <w:sz w:val="21"/>
           <w:szCs w:val="21"/>
         </w:rPr>
-        <w:t xml:space="preserve">使逐成员的乘积闭合失效。可行的做法不是忽略群内耦合，而是把它完整吸收进状态：以 e 中除 u 外 </w:t>
+        <w:t xml:space="preserve">，让逐成员的乘积闭合失了效。能走通的做法不是把群内耦合忽略掉，而是把它整个吸收进状态里：拿 e 里除 u 之外 </w:t>
       </w:r>
       <w:r>
         <w:rPr>
@@ -5498,7 +5498,7 @@
           <w:sz w:val="21"/>
           <w:szCs w:val="21"/>
         </w:rPr>
-        <w:t xml:space="preserve">）为房室，定义未传递子概率</w:t>
+        <w:t xml:space="preserve">）当房室，定义未传递子概率</w:t>
       </w:r>
     </w:p>
     <w:p>
@@ -5633,7 +5633,7 @@
           <w:sz w:val="21"/>
           <w:szCs w:val="21"/>
         </w:rPr>
-        <w:t xml:space="preserve">，而激活且尚未传递的部分为 </w:t>
+        <w:t xml:space="preserve">，而激活了、却还没传递出去的那部分是 </w:t>
       </w:r>
       <w:r>
         <w:rPr>
@@ -5719,7 +5719,7 @@
           <w:sz w:val="21"/>
           <w:szCs w:val="21"/>
         </w:rPr>
-        <w:t xml:space="preserve">。由于 u 恒为易感，它不计入群体的感染计数，群体的激活只取决于 i。</w:t>
+        <w:t xml:space="preserve">。因为 u 一直是易感的，它不算进群体的感染计数，所以群体激活与否只由 i 决定。</w:t>
       </w:r>
     </w:p>
     <w:p>
@@ -5735,7 +5735,7 @@
           <w:sz w:val="21"/>
           <w:szCs w:val="21"/>
         </w:rPr>
-        <w:t xml:space="preserve">闭合建立在两条假设上。其一为</w:t>
+        <w:t xml:space="preserve">闭合建立在两条假设上。其一是</w:t>
       </w:r>
       <w:r>
         <w:rPr>
@@ -5773,7 +5773,7 @@
           <w:sz w:val="21"/>
           <w:szCs w:val="21"/>
         </w:rPr>
-        <w:t xml:space="preserve"> 时局域收敛于超树，任一有限邻域内出现回路的概率为 </w:t>
+        <w:t xml:space="preserve"> 时局域收敛到超树，任一有限邻域里出现回路的概率是 </w:t>
       </w:r>
       <w:r>
         <w:rPr>
@@ -5791,7 +5791,7 @@
           <w:sz w:val="21"/>
           <w:szCs w:val="21"/>
         </w:rPr>
-        <w:t xml:space="preserve">，据此 u 所属各群体的上游分支互不相交，节点侧因而因子化为</w:t>
+        <w:t xml:space="preserve">，据此，u 所属的各个群体、它们的上游分支互不相交，节点侧于是因子化成</w:t>
       </w:r>
     </w:p>
     <w:p>
@@ -5878,7 +5878,7 @@
           <w:sz w:val="21"/>
           <w:szCs w:val="21"/>
         </w:rPr>
-        <w:t xml:space="preserve">其中 ε 为初始均匀感染比例，Ψ 为节点侧生成函数。其二为</w:t>
+        <w:t xml:space="preserve">其中 ε 是初始均匀感染比例，Ψ 是节点侧的生成函数。其二是</w:t>
       </w:r>
       <w:r>
         <w:rPr>
@@ -5898,7 +5898,7 @@
           <w:sz w:val="21"/>
           <w:szCs w:val="21"/>
         </w:rPr>
-        <w:t xml:space="preserve">：去掉 e 之后其各成员落在互不相交的分支中，故它们经由自身其他群体被感染的过程相互独立。该假设弱于有向情形下的</w:t>
+        <w:t xml:space="preserve">：把 e 去掉之后，它的各个成员落在互不相交的分支里，所以它们各自经由别的群体被感染的过程是相互独立的。这条假设比有向情形下的</w:t>
       </w:r>
       <w:r>
         <w:rPr>
@@ -5918,7 +5918,7 @@
           <w:sz w:val="21"/>
           <w:szCs w:val="21"/>
         </w:rPr>
-        <w:t xml:space="preserve">——它只断言</w:t>
+        <w:t xml:space="preserve">要弱——它只说</w:t>
       </w:r>
       <w:r>
         <w:rPr>
@@ -5938,7 +5938,7 @@
           <w:sz w:val="21"/>
           <w:szCs w:val="21"/>
         </w:rPr>
-        <w:t xml:space="preserve">暴露独立，群内耦合并未被忽略，而是已由 (2.2) 的计数状态承载。方程组的维数为 </w:t>
+        <w:t xml:space="preserve">暴露独立，群内耦合并没有被丢掉，而是已经由 (2.2) 的计数状态扛下来了。方程组的维数是 </w:t>
       </w:r>
       <w:r>
         <w:rPr>
@@ -5994,7 +5994,7 @@
           <w:sz w:val="21"/>
           <w:szCs w:val="21"/>
         </w:rPr>
-        <w:t xml:space="preserve">（S 由 Φ 代数给出、终态规模 </w:t>
+        <w:t xml:space="preserve">（S 由 Φ 代数地给出、终态规模 </w:t>
       </w:r>
       <w:r>
         <w:rPr>
@@ -6012,7 +6012,7 @@
           <w:sz w:val="21"/>
           <w:szCs w:val="21"/>
         </w:rPr>
-        <w:t xml:space="preserve"> 直接读出，均不另设方程），与系统规模 N 无关，积分一次即给出 </w:t>
+        <w:t xml:space="preserve"> 直接读出，这两样都不再另设方程），和系统规模 N 无关，积分一次就给出 </w:t>
       </w:r>
       <w:r>
         <w:rPr>
@@ -6030,7 +6030,7 @@
           <w:sz w:val="21"/>
           <w:szCs w:val="21"/>
         </w:rPr>
-        <w:t xml:space="preserve"> 与终态规模</w:t>
+        <w:t xml:space="preserve"> 和终态规模</w:t>
       </w:r>
     </w:p>
     <w:p>
@@ -6090,7 +6090,7 @@
           <w:sz w:val="21"/>
           <w:szCs w:val="21"/>
         </w:rPr>
-        <w:t xml:space="preserve">一个种子在一个孤立的 m 元群体内造成的感染数并非 </w:t>
+        <w:t xml:space="preserve">一个种子在一个孤立的 m 元群体里造成的感染数，并不是 </w:t>
       </w:r>
       <w:r>
         <w:rPr>
@@ -6108,7 +6108,7 @@
           <w:sz w:val="21"/>
           <w:szCs w:val="21"/>
         </w:rPr>
-        <w:t xml:space="preserve">，因为群体在整个级联期间持续激活。记 </w:t>
+        <w:t xml:space="preserve">，因为在整个级联期间群体一直是激活着的。记 </w:t>
       </w:r>
       <w:r>
         <w:rPr>
@@ -6126,7 +6126,7 @@
           <w:sz w:val="21"/>
           <w:szCs w:val="21"/>
         </w:rPr>
-        <w:t xml:space="preserve"> 为从 i 个感染、s 个易感出发此后新增感染数的期望，以 </w:t>
+        <w:t xml:space="preserve"> 为从 i 个感染、s 个易感出发、此后新增感染数的期望，再把群体的总感染率（以康复率为单位）记成 </w:t>
       </w:r>
       <w:r>
         <w:rPr>
@@ -6163,7 +6163,7 @@
           <w:sz w:val="21"/>
           <w:szCs w:val="21"/>
         </w:rPr>
-        <w:t xml:space="preserve"> 记群体的总感染率（以康复率为单位），则</w:t>
+        <w:t xml:space="preserve">，那么</w:t>
       </w:r>
     </w:p>
     <w:p>
@@ -6269,7 +6269,7 @@
           <w:sz w:val="21"/>
           <w:szCs w:val="21"/>
         </w:rPr>
-        <w:t xml:space="preserve">边界为 </w:t>
+        <w:t xml:space="preserve">边界是 </w:t>
       </w:r>
       <w:r>
         <w:rPr>
@@ -6336,7 +6336,7 @@
           <w:sz w:val="21"/>
           <w:szCs w:val="21"/>
         </w:rPr>
-        <w:t xml:space="preserve">是一个可精确计算的标量。</w:t>
+        <w:t xml:space="preserve">它是一个可以精确算出来的标量。</w:t>
       </w:r>
       <w:r>
         <w:rPr>
@@ -6372,7 +6372,7 @@
           <w:sz w:val="21"/>
           <w:szCs w:val="21"/>
         </w:rPr>
-        <w:t xml:space="preserve">，级联消失而回到成对传递概率；</w:t>
+        <w:t xml:space="preserve">，级联消失、退回到成对传递概率；</w:t>
       </w:r>
       <w:r>
         <w:rPr>
@@ -6444,7 +6444,7 @@
           <w:sz w:val="21"/>
           <w:szCs w:val="21"/>
         </w:rPr>
-        <w:t xml:space="preserve"> 分别超出 11.1%、21.5% 与 31.0%，并非可忽略的修正；</w:t>
+        <w:t xml:space="preserve"> 分别超出 11.1%、21.5% 和 31.0%，这可不是能忽略的小修正；</w:t>
       </w:r>
       <w:r>
         <w:rPr>
@@ -6462,7 +6462,7 @@
           <w:sz w:val="21"/>
           <w:szCs w:val="21"/>
         </w:rPr>
-        <w:t xml:space="preserve"> 时单个种子无法激活群体，故 </w:t>
+        <w:t xml:space="preserve"> 时单个种子没法激活群体，所以 </w:t>
       </w:r>
       <w:r>
         <w:rPr>
@@ -6507,7 +6507,7 @@
           <w:sz w:val="21"/>
           <w:szCs w:val="21"/>
         </w:rPr>
-        <w:t xml:space="preserve">分支过程必须定义在群体层面：每个新感染节点点燃它的其余各群体，每个被点燃的群体产出 C 个新感染成员，这些成员再点燃各自的其余群体。若改在节点层面朴素地统计谁直接传染了谁，群内级联的后继会被重复计入。以</w:t>
+        <w:t xml:space="preserve">分支过程必须定义在群体这个层面上：每个新感染的节点，去点燃它剩下的各个群体，每个被点燃的群体又产出 C 个新的感染成员，这些成员再去点燃各自剩下的群体。要是改在节点层面上、傻乎乎地统计谁直接传染了谁，群内级联的后继就会被重复算进去。把</w:t>
       </w:r>
       <w:r>
         <w:rPr>
@@ -6527,7 +6527,7 @@
           <w:sz w:val="21"/>
           <w:szCs w:val="21"/>
         </w:rPr>
-        <w:t xml:space="preserve">为型，经由层 a 感染的节点其层 b 群体数的期望为 </w:t>
+        <w:t xml:space="preserve">当作型，那么经由层 a 感染的节点、它的层 b 群体数的期望是 </w:t>
       </w:r>
       <w:r>
         <w:rPr>
@@ -6612,7 +6612,7 @@
           <w:sz w:val="21"/>
           <w:szCs w:val="21"/>
         </w:rPr>
-        <w:t xml:space="preserve">，故</w:t>
+        <w:t xml:space="preserve">，所以</w:t>
       </w:r>
     </w:p>
     <w:p>
@@ -6860,7 +6860,7 @@
           <w:sz w:val="21"/>
           <w:szCs w:val="21"/>
         </w:rPr>
-        <w:t xml:space="preserve"> 确定，ρ 为谱半径。标量再生数由此升维为矩阵：单层、多层、成对、高阶均为其特例。全部 </w:t>
+        <w:t xml:space="preserve"> 定出来，ρ 是谱半径。标量的再生数到这里就升维成了矩阵：单层、多层、成对、高阶都只是它的特例。所有 </w:t>
       </w:r>
       <w:r>
         <w:rPr>
@@ -6915,7 +6915,7 @@
           <w:sz w:val="21"/>
           <w:szCs w:val="21"/>
         </w:rPr>
-        <w:t xml:space="preserve">，(2.7) 回到多层网络 SIR 的已知阈值；</w:t>
+        <w:t xml:space="preserve">，(2.7) 退回到多层网络 SIR 那个已知阈值；</w:t>
       </w:r>
       <w:r>
         <w:rPr>
@@ -6933,7 +6933,7 @@
           <w:sz w:val="21"/>
           <w:szCs w:val="21"/>
         </w:rPr>
-        <w:t xml:space="preserve"> 时其传递概率阈值 </w:t>
+        <w:t xml:space="preserve"> 时，它的传递概率阈值 </w:t>
       </w:r>
       <w:r>
         <w:rPr>
@@ -7008,7 +7008,7 @@
           <w:sz w:val="21"/>
           <w:szCs w:val="21"/>
         </w:rPr>
-        <w:t xml:space="preserve"> 回到 </w:t>
+        <w:t xml:space="preserve"> 退回到 </w:t>
       </w:r>
       <w:r>
         <w:rPr>
@@ -7045,7 +7045,7 @@
           <w:sz w:val="21"/>
           <w:szCs w:val="21"/>
         </w:rPr>
-        <w:t xml:space="preserve">。此外，N 逐元非负，故 </w:t>
+        <w:t xml:space="preserve">。另外，N 逐个元素都非负，所以 </w:t>
       </w:r>
       <w:r>
         <w:rPr>
@@ -7120,7 +7120,7 @@
           <w:sz w:val="21"/>
           <w:szCs w:val="21"/>
         </w:rPr>
-        <w:t xml:space="preserve"> 恰为孤立层 a 的分支数：多重超图的阈值因而不高于任一单层的阈值。</w:t>
+        <w:t xml:space="preserve"> 恰好就是孤立层 a 的分支数：这样一来，多重超图的阈值就不会高于任何一个单层的阈值。</w:t>
       </w:r>
     </w:p>
     <w:p>
@@ -7153,7 +7153,7 @@
           <w:sz w:val="21"/>
           <w:szCs w:val="21"/>
         </w:rPr>
-        <w:t xml:space="preserve">(2.7) 给出的阈值是线性化的产物。本小节给出一条不经由线性化的独立判据，其思路与谱方法正相反：始终停在阈值以下，由小种子所引发簇的规模发散读出 </w:t>
+        <w:t xml:space="preserve">(2.7) 给出的阈值，是线性化的产物。这一小节给出另一条不走线性化的独立判据，它的思路和谱方法正好相反：始终停在阈值以下，靠小种子引发的簇规模发散、把 </w:t>
       </w:r>
       <w:r>
         <w:rPr>
@@ -7181,7 +7181,7 @@
           <w:sz w:val="21"/>
           <w:szCs w:val="21"/>
         </w:rPr>
-        <w:t xml:space="preserve">。阈值以下单个种子只引发有限簇，但其平均总规模随 </w:t>
+        <w:t xml:space="preserve"> 读出来。阈值以下，单个种子只引发有限的簇，但它的平均总规模会随 </w:t>
       </w:r>
       <w:r>
         <w:rPr>
@@ -7219,7 +7219,7 @@
           <w:sz w:val="21"/>
           <w:szCs w:val="21"/>
         </w:rPr>
-        <w:t xml:space="preserve"> 无界增长。以同一多型分支过程计数，该平均总规模为</w:t>
+        <w:t xml:space="preserve"> 无界增长。用同一个多型分支过程去数，这个平均总规模是</w:t>
       </w:r>
     </w:p>
     <w:p>
@@ -7344,7 +7344,7 @@
           <w:sz w:val="21"/>
           <w:szCs w:val="21"/>
         </w:rPr>
-        <w:t xml:space="preserve"> 为种子的型分布。须注意 χ </w:t>
+        <w:t xml:space="preserve"> 是种子的型分布。要注意，χ </w:t>
       </w:r>
       <w:r>
         <w:rPr>
@@ -7355,7 +7355,7 @@
           <w:sz w:val="21"/>
           <w:szCs w:val="21"/>
         </w:rPr>
-        <w:t xml:space="preserve">不可</w:t>
+        <w:t xml:space="preserve">不能</w:t>
       </w:r>
       <w:r>
         <w:rPr>
@@ -7382,7 +7382,7 @@
           <w:sz w:val="21"/>
           <w:szCs w:val="21"/>
         </w:rPr>
-        <w:t xml:space="preserve">：后者仅在 </w:t>
+        <w:t xml:space="preserve">：后者只在 </w:t>
       </w:r>
       <w:r>
         <w:rPr>
@@ -7400,7 +7400,7 @@
           <w:sz w:val="21"/>
           <w:szCs w:val="21"/>
         </w:rPr>
-        <w:t xml:space="preserve"> 或 </w:t>
+        <w:t xml:space="preserve">、或者 </w:t>
       </w:r>
       <w:r>
         <w:rPr>
@@ -7428,7 +7428,7 @@
           <w:sz w:val="21"/>
           <w:szCs w:val="21"/>
         </w:rPr>
-        <w:t xml:space="preserve"> 恰为 Perron 向量时成立，多层情形下 </w:t>
+        <w:t xml:space="preserve"> 恰好是 Perron 向量时才成立，多层情形下 </w:t>
       </w:r>
       <w:r>
         <w:rPr>
@@ -7456,7 +7456,7 @@
           <w:sz w:val="21"/>
           <w:szCs w:val="21"/>
         </w:rPr>
-        <w:t xml:space="preserve"> 对各型的权重并不相同。可用的性质是 (2.8) 的极点来自 </w:t>
+        <w:t xml:space="preserve"> 给各个型的权重并不一样。这里用得上的性质是：(2.8) 的极点来自 </w:t>
       </w:r>
       <w:r>
         <w:rPr>
@@ -7484,7 +7484,7 @@
           <w:sz w:val="21"/>
           <w:szCs w:val="21"/>
         </w:rPr>
-        <w:t xml:space="preserve">，故它恰在 </w:t>
+        <w:t xml:space="preserve">，所以它恰好在 </w:t>
       </w:r>
       <w:r>
         <w:rPr>
@@ -7530,7 +7530,7 @@
           <w:sz w:val="21"/>
           <w:szCs w:val="21"/>
         </w:rPr>
-        <w:t xml:space="preserve"> 发散。其倒数因而是一条在阈值处线性穿零的光滑函数：</w:t>
+        <w:t xml:space="preserve"> 发散。它的倒数于是就是一条在阈值处线性穿零的光滑函数：</w:t>
       </w:r>
     </w:p>
     <w:p>
@@ -7618,7 +7618,7 @@
           <w:sz w:val="21"/>
           <w:szCs w:val="21"/>
         </w:rPr>
-        <w:t xml:space="preserve">零点即 </w:t>
+        <w:t xml:space="preserve">零点就是 </w:t>
       </w:r>
       <w:r>
         <w:rPr>
@@ -7646,7 +7646,7 @@
           <w:sz w:val="21"/>
           <w:szCs w:val="21"/>
         </w:rPr>
-        <w:t xml:space="preserve">。该判据与 </w:t>
+        <w:t xml:space="preserve">。这条判据和 </w:t>
       </w:r>
       <w:r>
         <w:rPr>
@@ -7664,7 +7664,7 @@
           <w:sz w:val="21"/>
           <w:szCs w:val="21"/>
         </w:rPr>
-        <w:t xml:space="preserve"> 不共享任何中间量：一侧把非线性方程组 (2.2)–(2.4) 积分至终态、再对 (2.9) 作线性拟合，另一侧对次代矩阵 (2.7) 求谱半径并二分，二者仅共享模型定义。两条路线的一致因而是对彼此的非平凡检验，这正是图 3 所报告者。</w:t>
+        <w:t xml:space="preserve"> 不共享任何中间量：一边把非线性方程组 (2.2)–(2.4) 积分到终态、再对 (2.9) 做线性拟合，另一边对次代矩阵 (2.7) 求谱半径、二分，两边只共享模型定义。所以，两条路线的结果一致，是对彼此的一次非平凡检验，图 3 报告的就是这件事。</w:t>
       </w:r>
     </w:p>
     <w:p>
@@ -7709,7 +7709,7 @@
           <w:sz w:val="21"/>
           <w:szCs w:val="21"/>
         </w:rPr>
-        <w:t xml:space="preserve">) 是 </w:t>
+        <w:t xml:space="preserve">) 说的是 </w:t>
       </w:r>
       <w:r>
         <w:rPr>
@@ -7727,7 +7727,7 @@
           <w:sz w:val="21"/>
           <w:szCs w:val="21"/>
         </w:rPr>
-        <w:t xml:space="preserve"> 的陈述。</w:t>
+        <w:t xml:space="preserve"> 的极限。</w:t>
       </w:r>
       <w:r>
         <w:rPr>
@@ -7745,7 +7745,7 @@
           <w:sz w:val="21"/>
           <w:szCs w:val="21"/>
         </w:rPr>
-        <w:t xml:space="preserve"> 时即便恰在 </w:t>
+        <w:t xml:space="preserve"> 时，就算恰好停在 </w:t>
       </w:r>
       <w:r>
         <w:rPr>
@@ -7773,7 +7773,7 @@
           <w:sz w:val="21"/>
           <w:szCs w:val="21"/>
         </w:rPr>
-        <w:t xml:space="preserve"> 处 </w:t>
+        <w:t xml:space="preserve"> 处，</w:t>
       </w:r>
       <w:r>
         <w:rPr>
@@ -7791,7 +7791,7 @@
           <w:sz w:val="21"/>
           <w:szCs w:val="21"/>
         </w:rPr>
-        <w:t xml:space="preserve"> 仍为有限，</w:t>
+        <w:t xml:space="preserve"> 还是有限的，</w:t>
       </w:r>
       <w:r>
         <w:rPr>
@@ -7809,7 +7809,7 @@
           <w:sz w:val="21"/>
           <w:szCs w:val="21"/>
         </w:rPr>
-        <w:t xml:space="preserve"> 因而不归零，零点被系统性地推高。由于 </w:t>
+        <w:t xml:space="preserve"> 于是不会归零，零点被系统性地往上抬。因为 </w:t>
       </w:r>
       <w:r>
         <w:rPr>
@@ -7827,7 +7827,7 @@
           <w:sz w:val="21"/>
           <w:szCs w:val="21"/>
         </w:rPr>
-        <w:t xml:space="preserve"> 对小 ε 为线性，该偏置可由 </w:t>
+        <w:t xml:space="preserve"> 对小 ε 是线性的，这个偏置可以用 </w:t>
       </w:r>
       <w:r>
         <w:rPr>
@@ -7845,7 +7845,7 @@
           <w:sz w:val="21"/>
           <w:szCs w:val="21"/>
         </w:rPr>
-        <w:t xml:space="preserve"> 的 Richardson 外推消去，即以 </w:t>
+        <w:t xml:space="preserve"> 的 Richardson 外推抹掉，也就是拿 </w:t>
       </w:r>
       <w:r>
         <w:rPr>
@@ -7863,7 +7863,7 @@
           <w:sz w:val="21"/>
           <w:szCs w:val="21"/>
         </w:rPr>
-        <w:t xml:space="preserve"> 代替 </w:t>
+        <w:t xml:space="preserve"> 去代替 </w:t>
       </w:r>
       <w:r>
         <w:rPr>
@@ -7881,7 +7881,7 @@
           <w:sz w:val="21"/>
           <w:szCs w:val="21"/>
         </w:rPr>
-        <w:t xml:space="preserve">。其效果可以直接读出：在代表性构型上，未作外推时零点一致偏高 0.37%–0.44%，作外推后降至 0.031%–0.065%。偏置的系统性（各构型同号且量级相当）与该修正的有效性由此同时确认。</w:t>
+        <w:t xml:space="preserve">。效果直接就能读出来：在几个有代表性的构型上，不做外推时零点一律偏高 0.37%–0.44%，做完外推降到 0.031%–0.065%。偏置的系统性（各构型同号、量级也相当）和这个修正管不管用，就同时确认了。</w:t>
       </w:r>
     </w:p>
     <w:p>
@@ -7914,7 +7914,7 @@
           <w:sz w:val="21"/>
           <w:szCs w:val="21"/>
         </w:rPr>
-        <w:t xml:space="preserve">取窗口 </w:t>
+        <w:t xml:space="preserve">在窗口 </w:t>
       </w:r>
       <w:r>
         <w:rPr>
@@ -7942,7 +7942,7 @@
           <w:sz w:val="21"/>
           <w:szCs w:val="21"/>
         </w:rPr>
-        <w:t xml:space="preserve"> 上的十个点，每点按上述方式求 </w:t>
+        <w:t xml:space="preserve"> 上取十个点，每个点都按上面的办法求 </w:t>
       </w:r>
       <w:r>
         <w:rPr>
@@ -7978,7 +7978,7 @@
           <w:sz w:val="21"/>
           <w:szCs w:val="21"/>
         </w:rPr>
-        <w:t xml:space="preserve">，作线性拟合并取其 x 截距。八组构型的阈值覆盖 </w:t>
+        <w:t xml:space="preserve">，做线性拟合、取它的 x 截距。八组构型的阈值覆盖了 </w:t>
       </w:r>
       <w:r>
         <w:rPr>
@@ -8015,7 +8015,7 @@
           <w:sz w:val="21"/>
           <w:szCs w:val="21"/>
         </w:rPr>
-        <w:t xml:space="preserve">，含单层高阶超图、成对退化网络与双层多重超图，其 </w:t>
+        <w:t xml:space="preserve">，里面有单层高阶超图、成对退化网络和双层多重超图，它们的 </w:t>
       </w:r>
       <w:r>
         <w:rPr>
@@ -8033,7 +8033,7 @@
           <w:sz w:val="21"/>
           <w:szCs w:val="21"/>
         </w:rPr>
-        <w:t xml:space="preserve"> 值依次为 0.080302、0.099309、0.128162、0.174483、0.185417、0.250000、0.333333 与 0.400567，而外推值依次为 0.080354、0.099370、0.128236、0.174536、0.185512、0.250096、0.333440 与 0.400702。相对偏差依次为 +0.065%、+0.062%、+0.058%、+0.031%、+0.052%、+0.039%、+0.032% 与 +0.034%，最大者为 </w:t>
+        <w:t xml:space="preserve"> 值依次是 0.080302、0.099309、0.128162、0.174483、0.185417、0.250000、0.333333 和 0.400567，而外推值依次是 0.080354、0.099370、0.128236、0.174536、0.185512、0.250096、0.333440 和 0.400702。相对偏差依次是 +0.065%、+0.062%、+0.058%、+0.031%、+0.052%、+0.039%、+0.032% 和 +0.034%，最大的一个是 </w:t>
       </w:r>
       <w:r>
         <w:rPr>
@@ -8061,7 +8061,7 @@
           <w:sz w:val="21"/>
           <w:szCs w:val="21"/>
         </w:rPr>
-        <w:t xml:space="preserve">。以外推截距的回归标准误 σ 为单位，偏离依次为 +1.51、+1.38、+1.26、+0.55、+1.03、+0.76、+0.57 与 +0.47，最大者 1.51σ，全部落在 1.6σ 之内。</w:t>
+        <w:t xml:space="preserve">。再以外推截距的回归标准误 σ 为单位，偏离依次是 +1.51、+1.38、+1.26、+0.55、+1.03、+0.76、+0.57 和 +0.47，最大 1.51σ，全都落在 1.6σ 以内。</w:t>
       </w:r>
     </w:p>
     <w:p>
@@ -8077,7 +8077,7 @@
           <w:sz w:val="21"/>
           <w:szCs w:val="21"/>
         </w:rPr>
-        <w:t xml:space="preserve">残余偏差为线性律 (2.9) 的</w:t>
+        <w:t xml:space="preserve">这点残余偏差，是线性律 (2.9) 的</w:t>
       </w:r>
       <w:r>
         <w:rPr>
@@ -8097,7 +8097,7 @@
           <w:sz w:val="21"/>
           <w:szCs w:val="21"/>
         </w:rPr>
-        <w:t xml:space="preserve">，而非闭合与谱方法之间的实质分歧。</w:t>
+        <w:t xml:space="preserve">，而不是闭合和谱方法之间有什么实质分歧。</w:t>
       </w:r>
       <w:r>
         <w:rPr>
@@ -8115,7 +8115,7 @@
           <w:sz w:val="21"/>
           <w:szCs w:val="21"/>
         </w:rPr>
-        <w:t xml:space="preserve"> 仅在 </w:t>
+        <w:t xml:space="preserve"> 只在 </w:t>
       </w:r>
       <w:r>
         <w:rPr>
@@ -8143,7 +8143,7 @@
           <w:sz w:val="21"/>
           <w:szCs w:val="21"/>
         </w:rPr>
-        <w:t xml:space="preserve"> 的紧邻严格线性，有限窗口上的拟合因而带一个由曲率所致的偏置；实测该偏置的符号随窗口位置翻转——窗口取 </w:t>
+        <w:t xml:space="preserve"> 的紧邻处才严格线性，有限窗口上的拟合于是带上了一个由曲率造成的偏置；实测这个偏置的符号会随窗口位置翻过来——窗口取 </w:t>
       </w:r>
       <w:r>
         <w:rPr>
@@ -8171,7 +8171,7 @@
           <w:sz w:val="21"/>
           <w:szCs w:val="21"/>
         </w:rPr>
-        <w:t xml:space="preserve"> 时为负、取 </w:t>
+        <w:t xml:space="preserve"> 时是负的、取 </w:t>
       </w:r>
       <w:r>
         <w:rPr>
@@ -8199,7 +8199,7 @@
           <w:sz w:val="21"/>
           <w:szCs w:val="21"/>
         </w:rPr>
-        <w:t xml:space="preserve"> 时为正——其量级与 σ 相当，故不可与真实偏离相区分。</w:t>
+        <w:t xml:space="preserve"> 时是正的——它的量级和 σ 相当，所以根本没法和真实偏离区分开。</w:t>
       </w:r>
     </w:p>
     <w:p>
@@ -8301,7 +8301,7 @@
           <w:sz w:val="18"/>
           <w:szCs w:val="18"/>
         </w:rPr>
-        <w:t xml:space="preserve">，并与 </w:t>
+        <w:t xml:space="preserve">，并和 </w:t>
       </w:r>
       <w:r>
         <w:rPr>
@@ -8365,7 +8365,7 @@
           <w:sz w:val="18"/>
           <w:szCs w:val="18"/>
         </w:rPr>
-        <w:t xml:space="preserve"> 线性趋零，示例三组构型为双层 </w:t>
+        <w:t xml:space="preserve"> 线性趋零，示例的三组构型是双层 </w:t>
       </w:r>
       <w:r>
         <w:rPr>
@@ -8383,7 +8383,7 @@
           <w:sz w:val="18"/>
           <w:szCs w:val="18"/>
         </w:rPr>
-        <w:t xml:space="preserve">、成对 6-正则与单层 </w:t>
+        <w:t xml:space="preserve">、成对 6-正则和单层 </w:t>
       </w:r>
       <w:r>
         <w:rPr>
@@ -8401,7 +8401,7 @@
           <w:sz w:val="18"/>
           <w:szCs w:val="18"/>
         </w:rPr>
-        <w:t xml:space="preserve">；散点为 </w:t>
+        <w:t xml:space="preserve">；散点是 </w:t>
       </w:r>
       <w:r>
         <w:rPr>
@@ -8419,7 +8419,7 @@
           <w:sz w:val="18"/>
           <w:szCs w:val="18"/>
         </w:rPr>
-        <w:t xml:space="preserve"> 外推后的闭合终态，实线为窗口 </w:t>
+        <w:t xml:space="preserve"> 外推后的闭合终态，实线是窗口 </w:t>
       </w:r>
       <w:r>
         <w:rPr>
@@ -8447,7 +8447,7 @@
           <w:sz w:val="18"/>
           <w:szCs w:val="18"/>
         </w:rPr>
-        <w:t xml:space="preserve"> 内的线性拟合，虚线为其向零点的延长，空心圆标出 </w:t>
+        <w:t xml:space="preserve"> 内的线性拟合，虚线是它向零点的延长，空心圆标出 </w:t>
       </w:r>
       <w:r>
         <w:rPr>
@@ -8465,7 +8465,7 @@
           <w:sz w:val="18"/>
           <w:szCs w:val="18"/>
         </w:rPr>
-        <w:t xml:space="preserve"> 的预言（即横坐标 1，与竖虚线同处）；三条延长线各自的零点分别位于 1.000616、1.000386 与 1.000336，皆在其右侧而在此标度下与之不可分辨。(b) 八组构型的外推值与 </w:t>
+        <w:t xml:space="preserve"> 的预言（也就是横坐标 1，和竖虚线同处）；三条延长线各自的零点分别在 1.000616、1.000386 和 1.000336，都在它右侧、可在此标度下和它分不开。(b) 八组构型的外推值和 </w:t>
       </w:r>
       <w:r>
         <w:rPr>
@@ -8511,7 +8511,7 @@
           <w:sz w:val="18"/>
           <w:szCs w:val="18"/>
         </w:rPr>
-        <w:t xml:space="preserve">，误差棒为回归标准误 σ，在此标度下小于标记。(c) 偏离的 σ 数 </w:t>
+        <w:t xml:space="preserve">，误差棒是回归标准误 σ，在此标度下比标记还小。(c) 偏离的 σ 数 </w:t>
       </w:r>
       <w:r>
         <w:rPr>
@@ -8587,7 +8587,7 @@
           <w:sz w:val="18"/>
           <w:szCs w:val="18"/>
         </w:rPr>
-        <w:t xml:space="preserve">，最大者 1.51σ，阴影分别为 ±1σ 与 ±2σ 带。</w:t>
+        <w:t xml:space="preserve">，最大 1.51σ，阴影分别是 ±1σ 和 ±2σ 带。</w:t>
       </w:r>
     </w:p>
     <w:p>
@@ -8620,7 +8620,7 @@
           <w:sz w:val="21"/>
           <w:szCs w:val="21"/>
         </w:rPr>
-        <w:t xml:space="preserve">阈值只经由度矩进入 N，故可取一族</w:t>
+        <w:t xml:space="preserve">阈值只经由度矩进入 N，所以可以取一族</w:t>
       </w:r>
       <w:r>
         <w:rPr>
@@ -8631,16 +8631,16 @@
           <w:sz w:val="21"/>
           <w:szCs w:val="21"/>
         </w:rPr>
-        <w:t xml:space="preserve">边缘固定、仅相关不同</w:t>
-      </w:r>
-      <w:r>
-        <w:rPr>
-          <w:rFonts w:ascii="SimSun" w:cs="SimSun" w:eastAsia="SimSun" w:hAnsi="SimSun"/>
-          <w:color w:val="000000"/>
-          <w:sz w:val="21"/>
-          <w:szCs w:val="21"/>
-        </w:rPr>
-        <w:t xml:space="preserve">的构型，隔离出层间参与相关的效应。设两层度各以等概率为 2 或 4（边缘均值 3、方差 1），联合分布取 </w:t>
+        <w:t xml:space="preserve">边缘固定、只有相关不同</w:t>
+      </w:r>
+      <w:r>
+        <w:rPr>
+          <w:rFonts w:ascii="SimSun" w:cs="SimSun" w:eastAsia="SimSun" w:hAnsi="SimSun"/>
+          <w:color w:val="000000"/>
+          <w:sz w:val="21"/>
+          <w:szCs w:val="21"/>
+        </w:rPr>
+        <w:t xml:space="preserve">的构型，把层间参与相关的效应单独隔出来。设两层度各以等概率取 2 或 4（边缘均值 3、方差 1），联合分布取 </w:t>
       </w:r>
       <w:r>
         <w:rPr>
@@ -8742,7 +8742,7 @@
           <w:sz w:val="21"/>
           <w:szCs w:val="21"/>
         </w:rPr>
-        <w:t xml:space="preserve"> 恰为两层度的 Pearson 相关。</w:t>
+        <w:t xml:space="preserve"> 恰好就是两层度的 Pearson 相关。</w:t>
       </w:r>
       <w:r>
         <w:rPr>
@@ -8770,7 +8770,7 @@
           <w:sz w:val="21"/>
           <w:szCs w:val="21"/>
         </w:rPr>
-        <w:t xml:space="preserve"> 由 −1（反相关）扫到 +1（正相关）时边缘不变，只有交叉矩 </w:t>
+        <w:t xml:space="preserve"> 从 −1（反相关）扫到 +1（正相关）时，边缘一直不变，只有交叉矩 </w:t>
       </w:r>
       <w:r>
         <w:rPr>
@@ -8836,7 +8836,7 @@
           <w:sz w:val="21"/>
           <w:szCs w:val="21"/>
         </w:rPr>
-        <w:t xml:space="preserve"> 随之改变。</w:t>
+        <w:t xml:space="preserve"> 跟着改变。</w:t>
       </w:r>
     </w:p>
     <w:p>
@@ -8926,7 +8926,7 @@
           <w:sz w:val="21"/>
           <w:szCs w:val="21"/>
         </w:rPr>
-        <w:t xml:space="preserve"> 与 </w:t>
+        <w:t xml:space="preserve"> 和 </w:t>
       </w:r>
       <w:r>
         <w:rPr>
@@ -8954,7 +8954,7 @@
           <w:sz w:val="21"/>
           <w:szCs w:val="21"/>
         </w:rPr>
-        <w:t xml:space="preserve"> 无关，非对角元 </w:t>
+        <w:t xml:space="preserve"> 没关系，非对角元 </w:t>
       </w:r>
       <w:r>
         <w:rPr>
@@ -9057,7 +9057,7 @@
           <w:sz w:val="21"/>
           <w:szCs w:val="21"/>
         </w:rPr>
-        <w:t xml:space="preserve"> 线性增大，故 </w:t>
+        <w:t xml:space="preserve"> 线性变大，所以 </w:t>
       </w:r>
       <w:r>
         <w:rPr>
@@ -9150,7 +9150,7 @@
           <w:sz w:val="21"/>
           <w:szCs w:val="21"/>
         </w:rPr>
-        <w:t xml:space="preserve"> 定出——</w:t>
+        <w:t xml:space="preserve"> 定出来——</w:t>
       </w:r>
       <w:r>
         <w:rPr>
@@ -9170,7 +9170,7 @@
           <w:sz w:val="21"/>
           <w:szCs w:val="21"/>
         </w:rPr>
-        <w:t xml:space="preserve">。图 4 的实线即此曲线：</w:t>
+        <w:t xml:space="preserve">。图 4 里的实线就是这条曲线：</w:t>
       </w:r>
       <w:r>
         <w:rPr>
@@ -9272,7 +9272,7 @@
           <w:sz w:val="21"/>
           <w:szCs w:val="21"/>
         </w:rPr>
-        <w:t xml:space="preserve"> 处的 0.0930，共约 12.5%。同一族在位形模型多重超图上的直接 Gillespie 仿真（由亚临界簇规模外推 </w:t>
+        <w:t xml:space="preserve"> 处的 0.0930，一共降了大约 12.5%。同一族构型在位形模型多重超图上的直接 Gillespie 仿真（靠亚临界簇规模外推 </w:t>
       </w:r>
       <w:r>
         <w:rPr>
@@ -9318,7 +9318,7 @@
           <w:sz w:val="21"/>
           <w:szCs w:val="21"/>
         </w:rPr>
-        <w:t xml:space="preserve">）在六个 </w:t>
+        <w:t xml:space="preserve">），在六个 </w:t>
       </w:r>
       <w:r>
         <w:rPr>
@@ -9346,7 +9346,7 @@
           <w:sz w:val="21"/>
           <w:szCs w:val="21"/>
         </w:rPr>
-        <w:t xml:space="preserve"> 上复现该曲线，偏离最大 1.9σ、相对差不超过 1.1%。相同节点在两层同时充当枢纽，会在边缘结构不变的前提下集中跨层传播能力、压低阈值；反相关则抬高阈值。</w:t>
+        <w:t xml:space="preserve"> 上都把这条曲线复现了出来，偏离最大 1.9σ、相对差不超过 1.1%。更关键的是那背后的机制：同一批节点在两层同时当枢纽，就会在边缘结构没变的情况下，把跨层传播能力集中起来、压低阈值；反相关则把阈值抬高。</w:t>
       </w:r>
     </w:p>
     <w:p>
@@ -9484,7 +9484,7 @@
           <w:sz w:val="18"/>
           <w:szCs w:val="18"/>
         </w:rPr>
-        <w:t xml:space="preserve">），仅调节两层度的 Pearson 相关 </w:t>
+        <w:t xml:space="preserve">），只调节两层度的 Pearson 相关 </w:t>
       </w:r>
       <w:r>
         <w:rPr>
@@ -9512,7 +9512,7 @@
           <w:sz w:val="18"/>
           <w:szCs w:val="18"/>
         </w:rPr>
-        <w:t xml:space="preserve">。（a）结果：蓝线为 </w:t>
+        <w:t xml:space="preserve">。（a）结果：蓝线是 </w:t>
       </w:r>
       <w:r>
         <w:rPr>
@@ -9530,7 +9530,7 @@
           <w:sz w:val="18"/>
           <w:szCs w:val="18"/>
         </w:rPr>
-        <w:t xml:space="preserve"> 的精确阈值，箱线为多重超图上直接 Gillespie 仿真所得阈值的自助分布（</w:t>
+        <w:t xml:space="preserve"> 的精确阈值，箱线是多重超图上直接 Gillespie 仿真所得阈值的自助分布（</w:t>
       </w:r>
       <w:r>
         <w:rPr>
@@ -9558,7 +9558,7 @@
           <w:sz w:val="18"/>
           <w:szCs w:val="18"/>
         </w:rPr>
-        <w:t xml:space="preserve">；箱体为四分位距、须为 5–95 百分位、中线为中位数），</w:t>
+        <w:t xml:space="preserve">；箱体是四分位距、须是 5–95 百分位、中线是中位数），</w:t>
       </w:r>
       <w:r>
         <w:rPr>
@@ -9614,7 +9614,7 @@
           <w:sz w:val="18"/>
           <w:szCs w:val="18"/>
         </w:rPr>
-        <w:t xml:space="preserve"> 单调下降约 12.5%，六点上一致至 1.9σ。（b）测量：各 </w:t>
+        <w:t xml:space="preserve"> 单调下降大约 12.5%，六点上一致到 1.9σ。（b）测量：各 </w:t>
       </w:r>
       <w:r>
         <w:rPr>
@@ -9678,7 +9678,7 @@
           <w:sz w:val="18"/>
           <w:szCs w:val="18"/>
         </w:rPr>
-        <w:t xml:space="preserve"> 线性趋零，其 </w:t>
+        <w:t xml:space="preserve"> 线性趋零，它的 </w:t>
       </w:r>
       <w:r>
         <w:rPr>
@@ -9696,7 +9696,7 @@
           <w:sz w:val="18"/>
           <w:szCs w:val="18"/>
         </w:rPr>
-        <w:t xml:space="preserve"> 截距（空心圈）即 </w:t>
+        <w:t xml:space="preserve"> 截距（空心圈）就是 </w:t>
       </w:r>
       <w:r>
         <w:rPr>
@@ -9752,7 +9752,7 @@
           <w:sz w:val="18"/>
           <w:szCs w:val="18"/>
         </w:rPr>
-        <w:t xml:space="preserve"> 着色即（a）中各箱之来源。（c）机制：固定 </w:t>
+        <w:t xml:space="preserve"> 着色，也就是（a）中各个箱子的来源。（c）机制：固定 </w:t>
       </w:r>
       <w:r>
         <w:rPr>
@@ -9853,7 +9853,7 @@
           <w:sz w:val="18"/>
           <w:szCs w:val="18"/>
         </w:rPr>
-        <w:t xml:space="preserve"> 一线恰在 </w:t>
+        <w:t xml:space="preserve"> 那条线恰好在 </w:t>
       </w:r>
       <w:r>
         <w:rPr>
@@ -9890,7 +9890,7 @@
           <w:sz w:val="18"/>
           <w:szCs w:val="18"/>
         </w:rPr>
-        <w:t xml:space="preserve"> 越过 </w:t>
+        <w:t xml:space="preserve"> 处越过 </w:t>
       </w:r>
       <w:r>
         <w:rPr>
@@ -9908,7 +9908,7 @@
           <w:sz w:val="18"/>
           <w:szCs w:val="18"/>
         </w:rPr>
-        <w:t xml:space="preserve">——相关参与集中跨层传播能力、压低阈值的机制。</w:t>
+        <w:t xml:space="preserve">——这正是相关参与集中跨层传播能力、压低阈值的机制。</w:t>
       </w:r>
     </w:p>
     <w:p>
@@ -9941,7 +9941,7 @@
           <w:sz w:val="21"/>
           <w:szCs w:val="21"/>
         </w:rPr>
-        <w:t xml:space="preserve">校验分四层：闭合内部的自洽、阈值公式的解析锚点、亚临界规模的独立复算，以及级联量本身的蒙特卡洛复核。脚本见 verify.py、verify_ode.py、datacheck.py 与 recheck_mc.py。</w:t>
+        <w:t xml:space="preserve">校验分四层：闭合内部的自洽、阈值公式的解析锚点、亚临界规模的独立复算，还有级联量本身的蒙特卡洛复核。脚本见 verify.py、verify_ode.py、datacheck.py 和 recheck_mc.py。</w:t>
       </w:r>
     </w:p>
     <w:p>
@@ -9968,7 +9968,7 @@
           <w:sz w:val="21"/>
           <w:szCs w:val="21"/>
         </w:rPr>
-        <w:t xml:space="preserve">对 (2.2) 的方程组求和，外部风险项、群内项与康复项各自守恒相消，只余 </w:t>
+        <w:t xml:space="preserve">把 (2.2) 那组方程逐项求和，外部风险项、群内项和康复项各自守恒、两两相消，只剩下 </w:t>
       </w:r>
       <w:r>
         <w:rPr>
@@ -10044,7 +10044,7 @@
           <w:sz w:val="21"/>
           <w:szCs w:val="21"/>
         </w:rPr>
-        <w:t xml:space="preserve">；数值上该求和规则的残差为 </w:t>
+        <w:t xml:space="preserve">；数值上，这条求和规则的残差在 </w:t>
       </w:r>
       <w:r>
         <w:rPr>
@@ -10072,7 +10072,7 @@
           <w:sz w:val="21"/>
           <w:szCs w:val="21"/>
         </w:rPr>
-        <w:t xml:space="preserve"> 量级，达机器精度。全部成员易感蕴含群体从未激活、因而必未传递，故 </w:t>
+        <w:t xml:space="preserve"> 量级，到了机器精度。全部成员都易感，就意味着群体从没激活过、因此也必定没传递过，所以 </w:t>
       </w:r>
       <w:r>
         <w:rPr>
@@ -10148,7 +10148,7 @@
           <w:sz w:val="21"/>
           <w:szCs w:val="21"/>
         </w:rPr>
-        <w:t xml:space="preserve"> 对一切 t 成立；该恒等式不是额外假设而是方程组的推论，其残差为 </w:t>
+        <w:t xml:space="preserve"> 对一切 t 都成立；这条恒等式不是额外加的假设，而是方程组本身的推论，它的残差在 </w:t>
       </w:r>
       <w:r>
         <w:rPr>
@@ -10176,7 +10176,7 @@
           <w:sz w:val="21"/>
           <w:szCs w:val="21"/>
         </w:rPr>
-        <w:t xml:space="preserve"> 量级，纯属积分误差。此外，把 (2.2) 在无病定态作数值 Jacobian，其谱横标在 </w:t>
+        <w:t xml:space="preserve"> 量级，纯粹是积分误差。另外，把 (2.2) 在无病定态处取数值 Jacobian，它的谱横标在 </w:t>
       </w:r>
       <w:r>
         <w:rPr>
@@ -10194,7 +10194,7 @@
           <w:sz w:val="21"/>
           <w:szCs w:val="21"/>
         </w:rPr>
-        <w:t xml:space="preserve"> 所给的 </w:t>
+        <w:t xml:space="preserve"> 给出的那个 </w:t>
       </w:r>
       <w:r>
         <w:rPr>
@@ -10222,7 +10222,7 @@
           <w:sz w:val="21"/>
           <w:szCs w:val="21"/>
         </w:rPr>
-        <w:t xml:space="preserve"> 处为零，达机器精度：闭合与次代矩阵共享同一个阈值，(2.9) 的外推所测者因而确为 (2.7) 的阈值。</w:t>
+        <w:t xml:space="preserve"> 处为零，也到机器精度：闭合和次代矩阵共享同一个阈值，所以 (2.9) 的外推测的，确实就是 (2.7) 的阈值。</w:t>
       </w:r>
     </w:p>
     <w:p>
@@ -10303,7 +10303,7 @@
           <w:sz w:val="21"/>
           <w:szCs w:val="21"/>
         </w:rPr>
-        <w:t xml:space="preserve"> 与 2 处与解析值相差不超过 </w:t>
+        <w:t xml:space="preserve"> 和 2 处和解析值相差不超过 </w:t>
       </w:r>
       <w:r>
         <w:rPr>
@@ -10349,7 +10349,7 @@
           <w:sz w:val="21"/>
           <w:szCs w:val="21"/>
         </w:rPr>
-        <w:t xml:space="preserve"> 时恒为零。阈值公式 (2.7) 在成对退化的 5-正则单层上给出 </w:t>
+        <w:t xml:space="preserve"> 时它恒等于零。阈值公式 (2.7) 在成对退化的 5-正则单层上给出 </w:t>
       </w:r>
       <w:r>
         <w:rPr>
@@ -10386,7 +10386,7 @@
           <w:sz w:val="21"/>
           <w:szCs w:val="21"/>
         </w:rPr>
-        <w:t xml:space="preserve">，与解析值逐位相同至十位有效数字。在 </w:t>
+        <w:t xml:space="preserve">，和解析值逐位相同、一直对到十位有效数字。在 </w:t>
       </w:r>
       <w:r>
         <w:rPr>
@@ -10440,7 +10440,7 @@
           <w:sz w:val="21"/>
           <w:szCs w:val="21"/>
         </w:rPr>
-        <w:t xml:space="preserve"> 处 </w:t>
+        <w:t xml:space="preserve"> 处，</w:t>
       </w:r>
       <w:r>
         <w:rPr>
@@ -10496,7 +10496,7 @@
           <w:sz w:val="21"/>
           <w:szCs w:val="21"/>
         </w:rPr>
-        <w:t xml:space="preserve">，两层各自处于深度亚临界，而合并后 </w:t>
+        <w:t xml:space="preserve">，两层各自都还在深度亚临界，可合并起来 </w:t>
       </w:r>
       <w:r>
         <w:rPr>
@@ -10514,7 +10514,7 @@
           <w:sz w:val="21"/>
           <w:szCs w:val="21"/>
         </w:rPr>
-        <w:t xml:space="preserve"> 已越过临界——两条各自亚临界的弱渠道合并之后可以超临界。最后，</w:t>
+        <w:t xml:space="preserve"> 就已经越过临界了——两条各自亚临界的弱渠道，合到一起之后能变成超临界。最后，</w:t>
       </w:r>
       <w:r>
         <w:rPr>
@@ -10532,7 +10532,7 @@
           <w:sz w:val="21"/>
           <w:szCs w:val="21"/>
         </w:rPr>
-        <w:t xml:space="preserve"> 的层因 </w:t>
+        <w:t xml:space="preserve"> 的那一层因为 </w:t>
       </w:r>
       <w:r>
         <w:rPr>
@@ -10550,7 +10550,7 @@
           <w:sz w:val="21"/>
           <w:szCs w:val="21"/>
         </w:rPr>
-        <w:t xml:space="preserve"> 而在 N 中整列为零，精确出列，所得阈值与相应单层值逐位相同：一条高门槛渠道不改变爆发与否，只改变爆发规模。</w:t>
+        <w:t xml:space="preserve">，在 N 里整列都是零、精确地出了列，算出来的阈值和对应单层的值逐位相同：一条高门槛的渠道并不改变爆不爆发，它只改变爆发的规模。</w:t>
       </w:r>
     </w:p>
     <w:p>
@@ -10577,7 +10577,7 @@
           <w:sz w:val="21"/>
           <w:szCs w:val="21"/>
         </w:rPr>
-        <w:t xml:space="preserve">闭合的亚临界终态与 (2.8) 的解析值不共享代码——一侧积分非线性方程组，另一侧求一个矩阵逆。以均匀播种写出 </w:t>
+        <w:t xml:space="preserve">闭合的亚临界终态和 (2.8) 的解析值不共享代码——一边积分非线性方程组，另一边求一个矩阵的逆。用均匀播种写出 </w:t>
       </w:r>
       <w:r>
         <w:rPr>
@@ -10765,7 +10765,7 @@
           <w:sz w:val="21"/>
           <w:szCs w:val="21"/>
         </w:rPr>
-        <w:t xml:space="preserve">，二者的相对差随 ε 单调下降：ε 依次取 </w:t>
+        <w:t xml:space="preserve">，两者的相对差随 ε 单调下降：ε 依次取 </w:t>
       </w:r>
       <w:r>
         <w:rPr>
@@ -10877,7 +10877,7 @@
           <w:sz w:val="21"/>
           <w:szCs w:val="21"/>
         </w:rPr>
-        <w:t xml:space="preserve"> 与 </w:t>
+        <w:t xml:space="preserve"> 和 </w:t>
       </w:r>
       <w:r>
         <w:rPr>
@@ -10905,7 +10905,7 @@
           <w:sz w:val="21"/>
           <w:szCs w:val="21"/>
         </w:rPr>
-        <w:t xml:space="preserve"> 时，相对差依次为 </w:t>
+        <w:t xml:space="preserve"> 时，相对差依次是 </w:t>
       </w:r>
       <w:r>
         <w:rPr>
@@ -11017,7 +11017,7 @@
           <w:sz w:val="21"/>
           <w:szCs w:val="21"/>
         </w:rPr>
-        <w:t xml:space="preserve"> 与 </w:t>
+        <w:t xml:space="preserve"> 和 </w:t>
       </w:r>
       <w:r>
         <w:rPr>
@@ -11045,7 +11045,7 @@
           <w:sz w:val="21"/>
           <w:szCs w:val="21"/>
         </w:rPr>
-        <w:t xml:space="preserve">。这证实闭合的亚临界终态在 </w:t>
+        <w:t xml:space="preserve">。这就证实了，闭合的亚临界终态在 </w:t>
       </w:r>
       <w:r>
         <w:rPr>
@@ -11063,7 +11063,7 @@
           <w:sz w:val="21"/>
           <w:szCs w:val="21"/>
         </w:rPr>
-        <w:t xml:space="preserve"> 极限下即为 (2.8)，其极点严格位于 </w:t>
+        <w:t xml:space="preserve"> 的极限下就是 (2.8)，它的极点严格落在 </w:t>
       </w:r>
       <w:r>
         <w:rPr>
@@ -11081,7 +11081,7 @@
           <w:sz w:val="21"/>
           <w:szCs w:val="21"/>
         </w:rPr>
-        <w:t xml:space="preserve">。终态本身亦已收敛：在 </w:t>
+        <w:t xml:space="preserve">。终态本身也已经收敛：在 </w:t>
       </w:r>
       <w:r>
         <w:rPr>
@@ -11156,7 +11156,7 @@
           <w:sz w:val="21"/>
           <w:szCs w:val="21"/>
         </w:rPr>
-        <w:t xml:space="preserve"> 上 χ 逐位不变，残余的激活且未传递质量在 </w:t>
+        <w:t xml:space="preserve"> 上 χ 逐位不变，剩下那点激活了、却没传递的质量在 </w:t>
       </w:r>
       <w:r>
         <w:rPr>
@@ -11211,7 +11211,7 @@
           <w:sz w:val="21"/>
           <w:szCs w:val="21"/>
         </w:rPr>
-        <w:t xml:space="preserve">级联递推 (2.5) 由单群体的直接 Gillespie 抽样独立复核，该检验既不使用方程组也不使用次代矩阵。在 </w:t>
+        <w:t xml:space="preserve">级联递推 (2.5) 还由单群体的直接 Gillespie 抽样独立复核了一遍，这个检验既不用方程组、也不用次代矩阵。在 </w:t>
       </w:r>
       <w:r>
         <w:rPr>
@@ -11257,7 +11257,7 @@
           <w:sz w:val="21"/>
           <w:szCs w:val="21"/>
         </w:rPr>
-        <w:t xml:space="preserve"> 次实现给出的估计与递推值一致，偏离多在一个统计标准误以内；其中 </w:t>
+        <w:t xml:space="preserve"> 次实现给出的估计和递推值一致，偏离大多在一个统计标准误以内；其中 </w:t>
       </w:r>
       <w:r>
         <w:rPr>
@@ -11275,7 +11275,7 @@
           <w:sz w:val="21"/>
           <w:szCs w:val="21"/>
         </w:rPr>
-        <w:t xml:space="preserve"> 一组初次测得 3.4σ，以 </w:t>
+        <w:t xml:space="preserve"> 那一组初次测出 3.4σ，改用 </w:t>
       </w:r>
       <w:r>
         <w:rPr>
@@ -11303,7 +11303,7 @@
           <w:sz w:val="21"/>
           <w:szCs w:val="21"/>
         </w:rPr>
-        <w:t xml:space="preserve"> 次实现、四个独立随机种子复测后分别为 0.64σ、0.74σ、1.12σ 与 1.03σ，确认该偏离纯属统计涨落而非递推的系统误差。作为整体行为的旁证，</w:t>
+        <w:t xml:space="preserve"> 次实现、四个独立随机种子复测之后，分别是 0.64σ、0.74σ、1.12σ 和 1.03σ，确认这个偏离纯粹是统计涨落，而不是递推的系统误差。作为整体行为的一个旁证，</w:t>
       </w:r>
       <w:r>
         <w:rPr>
@@ -11321,7 +11321,7 @@
           <w:sz w:val="21"/>
           <w:szCs w:val="21"/>
         </w:rPr>
-        <w:t xml:space="preserve"> 在扫描区间上严格单调递增（由 0.207 增至 2.715），二分因而适定；而以 </w:t>
+        <w:t xml:space="preserve"> 在扫描区间上严格单调递增（从 0.207 一直增到 2.715），二分因此是适定的；而拿 </w:t>
       </w:r>
       <w:r>
         <w:rPr>
@@ -11339,7 +11339,7 @@
           <w:sz w:val="21"/>
           <w:szCs w:val="21"/>
         </w:rPr>
-        <w:t xml:space="preserve"> 跨越阈值积分时，</w:t>
+        <w:t xml:space="preserve"> 跨过阈值去积分时，</w:t>
       </w:r>
       <w:r>
         <w:rPr>
@@ -11357,7 +11357,7 @@
           <w:sz w:val="21"/>
           <w:szCs w:val="21"/>
         </w:rPr>
-        <w:t xml:space="preserve"> 在阈值以下保持 </w:t>
+        <w:t xml:space="preserve"> 在阈值以下维持 </w:t>
       </w:r>
       <w:r>
         <w:rPr>
@@ -11375,7 +11375,7 @@
           <w:sz w:val="21"/>
           <w:szCs w:val="21"/>
         </w:rPr>
-        <w:t xml:space="preserve"> 量级、在阈值以上抬升为 </w:t>
+        <w:t xml:space="preserve"> 量级、到阈值以上就抬成 </w:t>
       </w:r>
       <w:r>
         <w:rPr>
@@ -11409,7 +11409,7 @@
           <w:sz w:val="21"/>
           <w:szCs w:val="21"/>
         </w:rPr>
-        <w:t xml:space="preserve">综上，由亚临界终态外推测得的 </w:t>
+        <w:t xml:space="preserve">这四层校验合起来看：由亚临界终态外推测得的 </w:t>
       </w:r>
       <w:r>
         <w:rPr>
@@ -11437,7 +11437,7 @@
           <w:sz w:val="21"/>
           <w:szCs w:val="21"/>
         </w:rPr>
-        <w:t xml:space="preserve"> 与 </w:t>
+        <w:t xml:space="preserve">，和 </w:t>
       </w:r>
       <w:r>
         <w:rPr>
@@ -11483,7 +11483,7 @@
           <w:sz w:val="21"/>
           <w:szCs w:val="21"/>
         </w:rPr>
-        <w:t xml:space="preserve">、偏离最大者 1.51σ。这是对爆发阈值的一次全非线性的独立确认，与前述 Jacobian 复核互补——后者检验线性化谱，前者检验非线性终态所继承的同一阈值。</w:t>
+        <w:t xml:space="preserve">、偏离最大 1.51σ。这是对爆发阈值的一次全非线性的独立确认，和前面的 Jacobian 复核正好互补——后者检验的是线性化的谱，前者检验的是非线性终态所继承的同一个阈值。</w:t>
       </w:r>
     </w:p>
     <w:sectPr>

--- a/multiplex-hypergraph-sir/combined_cn.docx
+++ b/multiplex-hypergraph-sir/combined_cn.docx
@@ -1015,7 +1015,7 @@
           <w:sz w:val="21"/>
           <w:szCs w:val="21"/>
         </w:rPr>
-        <w:t xml:space="preserve"> 是跨层共享的——一个个体只要在任一条渠道里被感染，它在所有渠道里就都算感染态。记层 a 的群体 e 里已经感染的成员数为 </w:t>
+        <w:t xml:space="preserve"> 是跨层共享的——一个个体只要在任一条渠道里被感染，它在所有渠道里也都是感染态。记层 a 的群体 e 里已经感染的成员数为 </w:t>
       </w:r>
       <w:r>
         <w:rPr>
@@ -4014,7 +4014,7 @@
           <w:sz w:val="21"/>
           <w:szCs w:val="21"/>
         </w:rPr>
-        <w:t xml:space="preserve"> 上的最大偏差分别是 0.0019 和 0.0006，都比图里的线宽还小；感染峰高相差大约 0.3%，峰位在 </w:t>
+        <w:t xml:space="preserve"> 上的最大偏差分别是 0.0019 和 0.0006，都比图里的线宽还小；感染峰高只差大约 0.3%，峰位同在 </w:t>
       </w:r>
       <w:r>
         <w:rPr>
@@ -4032,7 +4032,7 @@
           <w:sz w:val="21"/>
           <w:szCs w:val="21"/>
         </w:rPr>
-        <w:t xml:space="preserve">。可以说，闭合把完整的含时演化都复现了下来。</w:t>
+        <w:t xml:space="preserve">。</w:t>
       </w:r>
     </w:p>
     <w:p>
@@ -4564,7 +4564,7 @@
           <w:sz w:val="21"/>
           <w:szCs w:val="21"/>
         </w:rPr>
-        <w:t xml:space="preserve">，相邻比大约是 16），和四阶 Runge–Kutta 的阶一致，这说明该恒等式是方程组的严格推论、残差纯粹是积分误差。</w:t>
+        <w:t xml:space="preserve">，相邻比大约是 16），和四阶 Runge–Kutta 的阶一致——这条恒等式是方程组的严格推论，残差纯粹是积分误差。</w:t>
       </w:r>
     </w:p>
     <w:p>
@@ -6507,7 +6507,7 @@
           <w:sz w:val="21"/>
           <w:szCs w:val="21"/>
         </w:rPr>
-        <w:t xml:space="preserve">分支过程必须定义在群体这个层面上：每个新感染的节点，去点燃它剩下的各个群体，每个被点燃的群体又产出 C 个新的感染成员，这些成员再去点燃各自剩下的群体。要是改在节点层面上、傻乎乎地统计谁直接传染了谁，群内级联的后继就会被重复算进去。把</w:t>
+        <w:t xml:space="preserve">分支过程必须定义在群体这个层面上：每个新感染的节点，去点燃它剩下的各个群体，每个被点燃的群体又产出 C 个新的感染成员，这些成员再去点燃各自剩下的群体。要是改在节点层面上、草率地统计谁直接传染了谁，群内级联的后继就会被重复算进去。把</w:t>
       </w:r>
       <w:r>
         <w:rPr>
@@ -7120,7 +7120,7 @@
           <w:sz w:val="21"/>
           <w:szCs w:val="21"/>
         </w:rPr>
-        <w:t xml:space="preserve"> 恰好就是孤立层 a 的分支数：这样一来，多重超图的阈值就不会高于任何一个单层的阈值。</w:t>
+        <w:t xml:space="preserve"> 恰好就是孤立层 a 的分支数：于是多重超图的阈值不会高于任何一个单层的阈值。</w:t>
       </w:r>
     </w:p>
     <w:p>
@@ -7881,7 +7881,7 @@
           <w:sz w:val="21"/>
           <w:szCs w:val="21"/>
         </w:rPr>
-        <w:t xml:space="preserve">。效果直接就能读出来：在几个有代表性的构型上，不做外推时零点一律偏高 0.37%–0.44%，做完外推降到 0.031%–0.065%。偏置的系统性（各构型同号、量级也相当）和这个修正管不管用，就同时确认了。</w:t>
+        <w:t xml:space="preserve">。效果直接就能读出来：在几个有代表性的构型上，不做外推时零点一律偏高 0.37%–0.44%，做完外推降到 0.031%–0.065%。偏置的系统性（各构型同号、量级相当）、以及这个修正确实管用，两点就此一并确认。</w:t>
       </w:r>
     </w:p>
     <w:p>
@@ -9346,7 +9346,7 @@
           <w:sz w:val="21"/>
           <w:szCs w:val="21"/>
         </w:rPr>
-        <w:t xml:space="preserve"> 上都把这条曲线复现了出来，偏离最大 1.9σ、相对差不超过 1.1%。更关键的是那背后的机制：同一批节点在两层同时当枢纽，就会在边缘结构没变的情况下，把跨层传播能力集中起来、压低阈值；反相关则把阈值抬高。</w:t>
+        <w:t xml:space="preserve"> 上都把这条曲线复现了出来，偏离最大 1.9σ、相对差不超过 1.1%。更值得说的是它背后的机制：同一批节点在两层同时当枢纽，会在边缘结构没变的情况下把跨层传播能力集中起来、压低阈值；反相关则把阈值抬高。</w:t>
       </w:r>
     </w:p>
     <w:p>

--- a/multiplex-hypergraph-sir/combined_cn.docx
+++ b/multiplex-hypergraph-sir/combined_cn.docx
@@ -66,7 +66,7 @@
           <w:sz w:val="21"/>
           <w:szCs w:val="21"/>
         </w:rPr>
-        <w:t xml:space="preserve">本模型有三个要素，都画在了图 1 里：多重超图和层度 (a)、单个群体内部的级联 (b)，还有群体层面的分支 (c)。</w:t>
+        <w:t xml:space="preserve">本模型的三个要素示于图 1：多重超图和层度 (a)、单个群体内部的级联 (b)，以及群体层面的分支 (c)。</w:t>
       </w:r>
     </w:p>
     <w:p>
@@ -158,7 +158,7 @@
           <w:sz w:val="18"/>
           <w:szCs w:val="18"/>
         </w:rPr>
-        <w:t xml:space="preserve"> 是递推所用的计数，它的规模 </w:t>
+        <w:t xml:space="preserve"> 为递推所用的计数，其规模 </w:t>
       </w:r>
       <w:r>
         <w:rPr>
@@ -240,7 +240,7 @@
           <w:sz w:val="18"/>
           <w:szCs w:val="18"/>
         </w:rPr>
-        <w:t xml:space="preserve"> 出列，所以 </w:t>
+        <w:t xml:space="preserve"> 出列，故 </w:t>
       </w:r>
       <w:r>
         <w:rPr>
@@ -315,7 +315,7 @@
           <w:sz w:val="18"/>
           <w:szCs w:val="18"/>
         </w:rPr>
-        <w:t xml:space="preserve">，这个减法只在同层 </w:t>
+        <w:t xml:space="preserve">，减法仅在同层 </w:t>
       </w:r>
       <w:r>
         <w:rPr>
@@ -333,7 +333,7 @@
           <w:sz w:val="18"/>
           <w:szCs w:val="18"/>
         </w:rPr>
-        <w:t xml:space="preserve"> 时才生效。</w:t>
+        <w:t xml:space="preserve"> 生效。</w:t>
       </w:r>
     </w:p>
     <w:p>
@@ -403,7 +403,7 @@
           <w:sz w:val="21"/>
           <w:szCs w:val="21"/>
         </w:rPr>
-        <w:t xml:space="preserve">，每一层 a 都是 V 上的一个超图 </w:t>
+        <w:t xml:space="preserve">，层 a 是 V 上的超图 </w:t>
       </w:r>
       <w:r>
         <w:rPr>
@@ -543,7 +543,7 @@
           <w:sz w:val="21"/>
           <w:szCs w:val="21"/>
         </w:rPr>
-        <w:t xml:space="preserve">，写成向量就是 </w:t>
+        <w:t xml:space="preserve">，写成向量 </w:t>
       </w:r>
       <w:r>
         <w:rPr>
@@ -561,7 +561,7 @@
           <w:sz w:val="21"/>
           <w:szCs w:val="21"/>
         </w:rPr>
-        <w:t xml:space="preserve">。这里引入两个生成函数：</w:t>
+        <w:t xml:space="preserve">。引入两个生成函数：</w:t>
       </w:r>
     </w:p>
     <w:p>
@@ -825,7 +825,7 @@
           <w:sz w:val="21"/>
           <w:szCs w:val="21"/>
         </w:rPr>
-        <w:t xml:space="preserve"> 管节点侧，</w:t>
+        <w:t xml:space="preserve"> 描述节点侧，</w:t>
       </w:r>
       <w:r>
         <w:rPr>
@@ -853,7 +853,7 @@
           <w:sz w:val="21"/>
           <w:szCs w:val="21"/>
         </w:rPr>
-        <w:t xml:space="preserve"> 管的是沿层 a 的一个成员槽到达某个节点时、这个节点的余度分布，指数里的 </w:t>
+        <w:t xml:space="preserve"> 描述沿层 a 的一个成员槽到达某节点时该节点的余度分布，指数中的 </w:t>
       </w:r>
       <w:r>
         <w:rPr>
@@ -881,7 +881,7 @@
           <w:sz w:val="21"/>
           <w:szCs w:val="21"/>
         </w:rPr>
-        <w:t xml:space="preserve"> 就是余度相减：来路的那个群体不再算进去。联合层度分布 </w:t>
+        <w:t xml:space="preserve"> 即余度相减：来路那个群体不再计入。联合层度分布 </w:t>
       </w:r>
       <w:r>
         <w:rPr>
@@ -899,7 +899,7 @@
           <w:sz w:val="21"/>
           <w:szCs w:val="21"/>
         </w:rPr>
-        <w:t xml:space="preserve"> 是本模型的结构输入，层和层之间的一切效应，最后都只通过 </w:t>
+        <w:t xml:space="preserve"> 是本模型的结构输入，层间的一切效应最终只经由 </w:t>
       </w:r>
       <w:r>
         <w:rPr>
@@ -1015,7 +1015,7 @@
           <w:sz w:val="21"/>
           <w:szCs w:val="21"/>
         </w:rPr>
-        <w:t xml:space="preserve"> 是跨层共享的——一个个体只要在任一条渠道里被感染，它在所有渠道里也都是感染态。记层 a 的群体 e 里已经感染的成员数为 </w:t>
+        <w:t xml:space="preserve"> 跨层共享——个体在任一渠道被感染即在所有渠道中都为感染态。记层 a 的群体 e 中已感染成员数为 </w:t>
       </w:r>
       <w:r>
         <w:rPr>
@@ -1099,7 +1099,7 @@
           <w:sz w:val="21"/>
           <w:szCs w:val="21"/>
         </w:rPr>
-        <w:t xml:space="preserve"> 时群体激活，向 e 里每个易感成员各以速率 </w:t>
+        <w:t xml:space="preserve"> 时群体激活，向 e 中每个易感成员各以速率 </w:t>
       </w:r>
       <w:r>
         <w:rPr>
@@ -1127,7 +1127,7 @@
           <w:sz w:val="21"/>
           <w:szCs w:val="21"/>
         </w:rPr>
-        <w:t xml:space="preserve"> 独立传递，否则就静默着；感染者以速率 </w:t>
+        <w:t xml:space="preserve"> 独立传递，否则静默；感染者以速率 </w:t>
       </w:r>
       <w:r>
         <w:rPr>
@@ -1145,7 +1145,7 @@
           <w:sz w:val="21"/>
           <w:szCs w:val="21"/>
         </w:rPr>
-        <w:t xml:space="preserve"> 康复。易感节点 u 的总风险率是</w:t>
+        <w:t xml:space="preserve"> 康复。易感节点 u 的总风险率为</w:t>
       </w:r>
     </w:p>
     <w:p>
@@ -1308,7 +1308,7 @@
           <w:sz w:val="21"/>
           <w:szCs w:val="21"/>
         </w:rPr>
-        <w:t xml:space="preserve">把时间以 </w:t>
+        <w:t xml:space="preserve">以 </w:t>
       </w:r>
       <w:r>
         <w:rPr>
@@ -1326,7 +1326,7 @@
           <w:sz w:val="21"/>
           <w:szCs w:val="21"/>
         </w:rPr>
-        <w:t xml:space="preserve"> 归一，</w:t>
+        <w:t xml:space="preserve"> 归一时间，</w:t>
       </w:r>
       <w:r>
         <w:rPr>
@@ -1419,7 +1419,7 @@
           <w:sz w:val="21"/>
           <w:szCs w:val="21"/>
         </w:rPr>
-        <w:t xml:space="preserve">。初始时刻，每个节点各自独立地以概率 </w:t>
+        <w:t xml:space="preserve">。初始时刻每个节点独立地以概率 </w:t>
       </w:r>
       <w:r>
         <w:rPr>
@@ -1437,7 +1437,7 @@
           <w:sz w:val="21"/>
           <w:szCs w:val="21"/>
         </w:rPr>
-        <w:t xml:space="preserve"> 处在感染态、其余易感，</w:t>
+        <w:t xml:space="preserve"> 处于感染态、其余易感，</w:t>
       </w:r>
       <w:r>
         <w:rPr>
@@ -1455,7 +1455,7 @@
           <w:sz w:val="21"/>
           <w:szCs w:val="21"/>
         </w:rPr>
-        <w:t xml:space="preserve"> 就是均匀的初始感染比例。和有向超图不一样，无向群体里每个成员既是传染源、也是传染靶：一个成员被感染后群体就激活了，它能去感染同群的其他成员，后者被感染又把群体的激活时长拖长，这样就形成了群内级联。本模型里新的内容，都是从这一点来的。</w:t>
+        <w:t xml:space="preserve"> 即均匀初始感染比例。和有向超图不同，无向群体中每个成员既是传染源也是传染靶：一个成员被感染后群体激活，可感染同群其他成员，后者被感染又延长群体的激活时长，形成群内级联。本模型的新内容都源于此。</w:t>
       </w:r>
     </w:p>
     <w:p>
@@ -1488,7 +1488,7 @@
           <w:sz w:val="21"/>
           <w:szCs w:val="21"/>
         </w:rPr>
-        <w:t xml:space="preserve">固定一个检验节点 u，让它永久保持易感（也就是空腔节点）。取一个 u 所属的层 a 群体 e，定义边基变量</w:t>
+        <w:t xml:space="preserve">固定一个检验节点 u，令其永久易感（空腔节点）。取一个 u 所属的层 a 群体 e，定义边基变量</w:t>
       </w:r>
     </w:p>
     <w:p>
@@ -1555,7 +1555,7 @@
           <w:sz w:val="21"/>
           <w:szCs w:val="21"/>
         </w:rPr>
-        <w:t xml:space="preserve"> 时刻还没向 </w:t>
+        <w:t xml:space="preserve"> 时刻尚未向 </w:t>
       </w:r>
       <w:r>
         <w:rPr>
@@ -1610,7 +1610,7 @@
           <w:sz w:val="21"/>
           <w:szCs w:val="21"/>
         </w:rPr>
-        <w:t xml:space="preserve">在局域树状假设下（位形模型系综在 </w:t>
+        <w:t xml:space="preserve">在局域树状假设下（位形模型系综 </w:t>
       </w:r>
       <w:r>
         <w:rPr>
@@ -1628,7 +1628,7 @@
           <w:sz w:val="21"/>
           <w:szCs w:val="21"/>
         </w:rPr>
-        <w:t xml:space="preserve"> 时局域收敛到超树，回路概率是 </w:t>
+        <w:t xml:space="preserve"> 时局域收敛于超树，回路概率 </w:t>
       </w:r>
       <w:r>
         <w:rPr>
@@ -1646,7 +1646,7 @@
           <w:sz w:val="21"/>
           <w:szCs w:val="21"/>
         </w:rPr>
-        <w:t xml:space="preserve">），u 所属的各个群体、它们的上游分支互不相交，节点侧于是就闭合成了</w:t>
+        <w:t xml:space="preserve">），u 所属各群体的上游分支互不相交，节点侧因而闭合为</w:t>
       </w:r>
     </w:p>
     <w:p>
@@ -1733,7 +1733,7 @@
           <w:sz w:val="21"/>
           <w:szCs w:val="21"/>
         </w:rPr>
-        <w:t xml:space="preserve">拿 e 里除 u 之外那 </w:t>
+        <w:t xml:space="preserve">以 e 除 u 外的 </w:t>
       </w:r>
       <w:r>
         <w:rPr>
@@ -1825,7 +1825,7 @@
           <w:sz w:val="21"/>
           <w:szCs w:val="21"/>
         </w:rPr>
-        <w:t xml:space="preserve">）当仓室，定义未传递子概率 </w:t>
+        <w:t xml:space="preserve">）为仓室，定义未传递子概率 </w:t>
       </w:r>
       <w:r>
         <w:rPr>
@@ -1872,7 +1872,7 @@
           <w:sz w:val="21"/>
           <w:szCs w:val="21"/>
         </w:rPr>
-        <w:t xml:space="preserve">，那么 </w:t>
+        <w:t xml:space="preserve">，则 </w:t>
       </w:r>
       <w:r>
         <w:rPr>
@@ -1929,7 +1929,7 @@
           <w:sz w:val="21"/>
           <w:szCs w:val="21"/>
         </w:rPr>
-        <w:t xml:space="preserve">，其中激活了、却还没传递出去的那部分是</w:t>
+        <w:t xml:space="preserve">，激活且未传递的部分为</w:t>
       </w:r>
     </w:p>
     <w:p>
@@ -2055,7 +2055,7 @@
           <w:sz w:val="21"/>
           <w:szCs w:val="21"/>
         </w:rPr>
-        <w:t xml:space="preserve">一个成员通过别的群体、到 t 时刻还保持易感的概率是 </w:t>
+        <w:t xml:space="preserve">一个成员经由其他群体到 t 仍易感的概率为 </w:t>
       </w:r>
       <w:r>
         <w:rPr>
@@ -2092,7 +2092,7 @@
           <w:sz w:val="21"/>
           <w:szCs w:val="21"/>
         </w:rPr>
-        <w:t xml:space="preserve">，所以它的外部风险率是</w:t>
+        <w:t xml:space="preserve">，故其外部风险率</w:t>
       </w:r>
     </w:p>
     <w:p>
@@ -2303,7 +2303,7 @@
           <w:sz w:val="21"/>
           <w:szCs w:val="21"/>
         </w:rPr>
-        <w:t xml:space="preserve">一个易感成员的总感染率，是外部和群内两块之和 </w:t>
+        <w:t xml:space="preserve">一个易感成员的总感染率是外部和群内之和 </w:t>
       </w:r>
       <w:r>
         <w:rPr>
@@ -2378,7 +2378,7 @@
           <w:sz w:val="21"/>
           <w:szCs w:val="21"/>
         </w:rPr>
-        <w:t xml:space="preserve">；而群体向 u 的传递，以速率 </w:t>
+        <w:t xml:space="preserve">；群体向 u 的传递以速率 </w:t>
       </w:r>
       <w:r>
         <w:rPr>
@@ -2434,7 +2434,7 @@
           <w:sz w:val="21"/>
           <w:szCs w:val="21"/>
         </w:rPr>
-        <w:t xml:space="preserve"> 把概率移出「未传递」这一类。据此可以写出</w:t>
+        <w:t xml:space="preserve"> 把概率移出「未传递」类。据此</w:t>
       </w:r>
     </w:p>
     <w:p>
@@ -2811,7 +2811,7 @@
           <w:sz w:val="21"/>
           <w:szCs w:val="21"/>
         </w:rPr>
-        <w:t xml:space="preserve">（越界的下标都记为零。）把 (1.8) 逐项求和，</w:t>
+        <w:t xml:space="preserve">（越界下标记为零。）对 (1.8) 求和，</w:t>
       </w:r>
       <w:r>
         <w:rPr>
@@ -2857,7 +2857,7 @@
           <w:sz w:val="21"/>
           <w:szCs w:val="21"/>
         </w:rPr>
-        <w:t xml:space="preserve"> 项各自守恒、两两相消，最后只剩下</w:t>
+        <w:t xml:space="preserve"> 项各自守恒相消，只余</w:t>
       </w:r>
     </w:p>
     <w:p>
@@ -2964,7 +2964,7 @@
           <w:sz w:val="21"/>
           <w:szCs w:val="21"/>
         </w:rPr>
-        <w:t xml:space="preserve">这和 (1.7) 自洽。初始条件 </w:t>
+        <w:t xml:space="preserve">和 (1.7) 自洽。初始条件 </w:t>
       </w:r>
       <w:r>
         <w:rPr>
@@ -3059,7 +3059,7 @@
           <w:sz w:val="21"/>
           <w:szCs w:val="21"/>
         </w:rPr>
-        <w:t xml:space="preserve">，其余都是零，</w:t>
+        <w:t xml:space="preserve">，其余为零，</w:t>
       </w:r>
       <w:r>
         <w:rPr>
@@ -3096,7 +3096,7 @@
           <w:sz w:val="21"/>
           <w:szCs w:val="21"/>
         </w:rPr>
-        <w:t xml:space="preserve">。闭合方程组只含各层的群体计数，一共 </w:t>
+        <w:t xml:space="preserve">。闭合方程组只含各层的群体计数，共 </w:t>
       </w:r>
       <w:r>
         <w:rPr>
@@ -3188,7 +3188,7 @@
           <w:sz w:val="21"/>
           <w:szCs w:val="21"/>
         </w:rPr>
-        <w:t xml:space="preserve"> 时就是 16 个；节点侧的 S 由 (1.5) 代数地给出，终态规模 </w:t>
+        <w:t xml:space="preserve"> 时为 16 个；节点侧的 S 由 (1.5) 代数给出，终态规模 </w:t>
       </w:r>
       <w:r>
         <w:rPr>
@@ -3206,7 +3206,7 @@
           <w:sz w:val="21"/>
           <w:szCs w:val="21"/>
         </w:rPr>
-        <w:t xml:space="preserve"> 直接读出来就行，这两样都不增加维数。要是想把完整时间演化里的 </w:t>
+        <w:t xml:space="preserve"> 直接读出，二者都不增维。欲绘出完整时间演化中的 </w:t>
       </w:r>
       <w:r>
         <w:rPr>
@@ -3242,7 +3242,7 @@
           <w:sz w:val="21"/>
           <w:szCs w:val="21"/>
         </w:rPr>
-        <w:t xml:space="preserve"> 也画出来（图 2），只要再加一个求积 </w:t>
+        <w:t xml:space="preserve">（图 2），再附一个求积 </w:t>
       </w:r>
       <w:r>
         <w:rPr>
@@ -3278,7 +3278,7 @@
           <w:sz w:val="21"/>
           <w:szCs w:val="21"/>
         </w:rPr>
-        <w:t xml:space="preserve">）把它们分开就够了，这一步并不改变闭合本身的维数。</w:t>
+        <w:t xml:space="preserve">）分离即可，它不改变闭合本身的维数。</w:t>
       </w:r>
     </w:p>
     <w:p>
@@ -3311,7 +3311,7 @@
           <w:sz w:val="21"/>
           <w:szCs w:val="21"/>
         </w:rPr>
-        <w:t xml:space="preserve">把「感染是经由哪一层传来的」当作型，那么经由层 a 感染的节点、它的层 b 群体数的期望就是 </w:t>
+        <w:t xml:space="preserve">按「感染经由哪一层传来」分型，经由层 a 感染的节点其层 b 群体数的期望为 </w:t>
       </w:r>
       <w:r>
         <w:rPr>
@@ -3396,7 +3396,7 @@
           <w:sz w:val="21"/>
           <w:szCs w:val="21"/>
         </w:rPr>
-        <w:t xml:space="preserve">，而每个被点燃的群体又产出 </w:t>
+        <w:t xml:space="preserve">，每个被点燃的群体产出 </w:t>
       </w:r>
       <w:r>
         <w:rPr>
@@ -3471,7 +3471,7 @@
           <w:sz w:val="21"/>
           <w:szCs w:val="21"/>
         </w:rPr>
-        <w:t xml:space="preserve"> 个新的感染成员（C 是孤立群体内部群内级联的期望，由一个小型连续时间 Markov 链的递推算出来，</w:t>
+        <w:t xml:space="preserve"> 个新感染成员（C 为孤立群体内的群内级联期望，由一个小型连续时间 Markov 链的递推给出，</w:t>
       </w:r>
       <w:r>
         <w:rPr>
@@ -3489,7 +3489,7 @@
           <w:sz w:val="21"/>
           <w:szCs w:val="21"/>
         </w:rPr>
-        <w:t xml:space="preserve"> 时就退化成了成对传递概率）。所以，多型分支矩阵是</w:t>
+        <w:t xml:space="preserve"> 时退化为成对传递概率）。故多型分支矩阵</w:t>
       </w:r>
     </w:p>
     <w:p>
@@ -3708,7 +3708,7 @@
           <w:sz w:val="21"/>
           <w:szCs w:val="21"/>
         </w:rPr>
-        <w:t xml:space="preserve"> 定出来。图 2 里的控制参数 </w:t>
+        <w:t xml:space="preserve"> 确定。图 2 的控制参数 </w:t>
       </w:r>
       <w:r>
         <w:rPr>
@@ -3726,7 +3726,7 @@
           <w:sz w:val="21"/>
           <w:szCs w:val="21"/>
         </w:rPr>
-        <w:t xml:space="preserve">，就是拿这个阈值 </w:t>
+        <w:t xml:space="preserve"> 即以此阈值 </w:t>
       </w:r>
       <w:r>
         <w:rPr>
@@ -3754,7 +3754,7 @@
           <w:sz w:val="21"/>
           <w:szCs w:val="21"/>
         </w:rPr>
-        <w:t xml:space="preserve"> 来定标的。</w:t>
+        <w:t xml:space="preserve"> 定标。</w:t>
       </w:r>
     </w:p>
     <w:p>
@@ -3787,7 +3787,7 @@
           <w:sz w:val="21"/>
           <w:szCs w:val="21"/>
         </w:rPr>
-        <w:t xml:space="preserve">闭合方程组不光给出阈值，也能把整个传播过程复现出来。图 2 画的是 </w:t>
+        <w:t xml:space="preserve">闭合方程组不仅给出阈值，也复现整个传播过程。图 2 给出 </w:t>
       </w:r>
       <w:r>
         <w:rPr>
@@ -4014,7 +4014,7 @@
           <w:sz w:val="21"/>
           <w:szCs w:val="21"/>
         </w:rPr>
-        <w:t xml:space="preserve"> 上的最大偏差分别是 0.0019 和 0.0006，都比图里的线宽还小；感染峰高只差大约 0.3%，峰位同在 </w:t>
+        <w:t xml:space="preserve"> 上的最大偏差分别为 0.0019 和 0.0006，都小于图中线宽；感染峰高相差约 0.3%，峰位 </w:t>
       </w:r>
       <w:r>
         <w:rPr>
@@ -4206,7 +4206,7 @@
           <w:sz w:val="18"/>
           <w:szCs w:val="18"/>
         </w:rPr>
-        <w:t xml:space="preserve">。实线为 400 次独立 Gillespie 实现的均值，灰带为 95% 置信区间，最宽处大约和线宽相当；虚线为群体闭合 (1.8)。(a) 易感比例 </w:t>
+        <w:t xml:space="preserve">。实线为 400 次独立 Gillespie 实现的均值，灰带为 95% 置信区间，最宽处约与线宽相当；虚线为群体闭合 (1.8)。(a) 易感比例 </w:t>
       </w:r>
       <w:r>
         <w:rPr>
@@ -4275,7 +4275,7 @@
           <w:sz w:val="21"/>
           <w:szCs w:val="21"/>
         </w:rPr>
-        <w:t xml:space="preserve">仿真用的是 (1.3) 所定义的那个连续时间 Markov 过程的精确 Gillespie 抽样，取 </w:t>
+        <w:t xml:space="preserve">仿真为 (1.3) 所定义连续时间 Markov 过程的精确 Gillespie 抽样，取 </w:t>
       </w:r>
       <w:r>
         <w:rPr>
@@ -4320,7 +4320,7 @@
           <w:sz w:val="21"/>
           <w:szCs w:val="21"/>
         </w:rPr>
-        <w:t xml:space="preserve">方程组自带两条不需要仿真的自检。其一是求和规则：对 (1.8) 逐态求和，应当严格给出 (1.9)，残差落在机器精度（</w:t>
+        <w:t xml:space="preserve">方程组自带两条不需要仿真的自检。其一为求和规则：对 (1.8) 逐态求和应严格给出 (1.9)，残差处于机器精度（</w:t>
       </w:r>
       <w:r>
         <w:rPr>
@@ -4348,7 +4348,7 @@
           <w:sz w:val="21"/>
           <w:szCs w:val="21"/>
         </w:rPr>
-        <w:t xml:space="preserve"> 量级），这说明它就是方程组的一条代数恒等式。其二是全体成员易感时的恒等式 </w:t>
+        <w:t xml:space="preserve"> 量级），说明它是方程组的代数恒等式。其二为全体成员易感的恒等式 </w:t>
       </w:r>
       <w:r>
         <w:rPr>
@@ -4424,7 +4424,7 @@
           <w:sz w:val="21"/>
           <w:szCs w:val="21"/>
         </w:rPr>
-        <w:t xml:space="preserve">，它的残差随积分步长按 </w:t>
+        <w:t xml:space="preserve">，其残差随积分步长按 </w:t>
       </w:r>
       <w:r>
         <w:rPr>
@@ -4564,7 +4564,7 @@
           <w:sz w:val="21"/>
           <w:szCs w:val="21"/>
         </w:rPr>
-        <w:t xml:space="preserve">，相邻比大约是 16），和四阶 Runge–Kutta 的阶一致——这条恒等式是方程组的严格推论，残差纯粹是积分误差。</w:t>
+        <w:t xml:space="preserve">，相邻比约 16），和四阶 Runge–Kutta 的阶一致——该恒等式是方程组的严格推论、残差纯属积分误差。</w:t>
       </w:r>
     </w:p>
     <w:p>
@@ -4591,7 +4591,7 @@
           <w:sz w:val="21"/>
           <w:szCs w:val="21"/>
         </w:rPr>
-        <w:t xml:space="preserve">阈值公式 (1.10) 还能和方程组自己在无病定态处的线性失稳做一次独立比对：把 (1.8) 取数值 Jacobian、对最大实部特征值二分求阈值，它和 </w:t>
+        <w:t xml:space="preserve">阈值公式 (1.10) 和方程组自身在无病定态的线性失稳独立比对：把 (1.8) 作数值 Jacobian、对最大实部特征值二分求阈值，和 </w:t>
       </w:r>
       <w:r>
         <w:rPr>
@@ -4609,7 +4609,7 @@
           <w:sz w:val="21"/>
           <w:szCs w:val="21"/>
         </w:rPr>
-        <w:t xml:space="preserve"> 在六组构型（含反相关度分布、非对称速率和群体规模、三层，还有成对退化情形 </w:t>
+        <w:t xml:space="preserve"> 在六组构型（含反相关度分布、非对称速率和群体规模、三层，以及成对退化情形 </w:t>
       </w:r>
       <w:r>
         <w:rPr>
@@ -4674,7 +4674,7 @@
           <w:sz w:val="21"/>
           <w:szCs w:val="21"/>
         </w:rPr>
-        <w:t xml:space="preserve"> 量级，这已经受限于数值失稳判据本身的分辨率了（Jacobian 用的是中心差分）。这两条路径并不共享代码；要是把群内级联 C 换成 </w:t>
+        <w:t xml:space="preserve"> 量级，受数值失稳判据的分辨率所限（Jacobian 取中心差分）。两条路径不共享代码；若以 </w:t>
       </w:r>
       <w:r>
         <w:rPr>
@@ -4692,7 +4692,7 @@
           <w:sz w:val="21"/>
           <w:szCs w:val="21"/>
         </w:rPr>
-        <w:t xml:space="preserve">，这个一致性立刻就没了。</w:t>
+        <w:t xml:space="preserve"> 取代群内级联 C，该一致性立即消失。</w:t>
       </w:r>
     </w:p>
     <w:p>
@@ -4719,7 +4719,7 @@
           <w:sz w:val="21"/>
           <w:szCs w:val="21"/>
         </w:rPr>
-        <w:t xml:space="preserve">像图 2 那样，群体闭合和精确仿真在整个时间演化上逐点吻合，</w:t>
+        <w:t xml:space="preserve">如图 2 所示，群体闭合和精确仿真在整个时间演化上逐点吻合，</w:t>
       </w:r>
       <w:r>
         <w:rPr>
@@ -4737,7 +4737,7 @@
           <w:sz w:val="21"/>
           <w:szCs w:val="21"/>
         </w:rPr>
-        <w:t xml:space="preserve">、</w:t>
+        <w:t xml:space="preserve"> 和 </w:t>
       </w:r>
       <w:r>
         <w:rPr>
@@ -4755,7 +4755,7 @@
           <w:sz w:val="21"/>
           <w:szCs w:val="21"/>
         </w:rPr>
-        <w:t xml:space="preserve"> 的最大偏差都比线宽还小（0.0019 和 0.0006），感染峰高相差大约 0.3%、峰位都落在 </w:t>
+        <w:t xml:space="preserve"> 的最大偏差都小于线宽（0.0019 和 0.0006），感染峰高相差约 0.3%、峰位都在 </w:t>
       </w:r>
       <w:r>
         <w:rPr>
@@ -4773,7 +4773,7 @@
           <w:sz w:val="21"/>
           <w:szCs w:val="21"/>
         </w:rPr>
-        <w:t xml:space="preserve">。仿真取 </w:t>
+        <w:t xml:space="preserve">。仿真为 </w:t>
       </w:r>
       <w:r>
         <w:rPr>
@@ -4791,7 +4791,7 @@
           <w:sz w:val="21"/>
           <w:szCs w:val="21"/>
         </w:rPr>
-        <w:t xml:space="preserve">、跑了 400 次独立实现（脚本 figure2_evolution.py，里面是带 Fenwick 树加速的精确 Gillespie）。剩下的那点偏差会随系统规模变大而单调趋零，是把系统放大就能抹掉的有限尺寸效应，而不是闭合层级上的系统偏差。</w:t>
+        <w:t xml:space="preserve">、400 次独立实现（脚本 figure2_evolution.py，含 Fenwick 树加速的精确 Gillespie）。残余偏差随系统规模增大而单调趋零，是可由增大系统消除的有限尺寸效应，而非闭合层级的系统偏差。</w:t>
       </w:r>
     </w:p>
     <w:p>
@@ -4818,7 +4818,7 @@
           <w:sz w:val="21"/>
           <w:szCs w:val="21"/>
         </w:rPr>
-        <w:t xml:space="preserve">上面这些结果，都是用和原推导不共享路径的办法复核过的：</w:t>
+        <w:t xml:space="preserve">上述结果都由和原推导不共享路径的方式复核：</w:t>
       </w:r>
       <w:r>
         <w:rPr>
@@ -4836,7 +4836,7 @@
           <w:sz w:val="21"/>
           <w:szCs w:val="21"/>
         </w:rPr>
-        <w:t xml:space="preserve">（成对）这个退化情形下，方程组可以解析地积出终态不动点，它和 RK4 积分给出的 </w:t>
+        <w:t xml:space="preserve">（成对）退化情形下方程组可解析积出终态不动点，与 RK4 积分的 </w:t>
       </w:r>
       <w:r>
         <w:rPr>
@@ -4854,7 +4854,7 @@
           <w:sz w:val="21"/>
           <w:szCs w:val="21"/>
         </w:rPr>
-        <w:t xml:space="preserve"> 只差 </w:t>
+        <w:t xml:space="preserve"> 相差 </w:t>
       </w:r>
       <w:r>
         <w:rPr>
@@ -4882,7 +4882,7 @@
           <w:sz w:val="21"/>
           <w:szCs w:val="21"/>
         </w:rPr>
-        <w:t xml:space="preserve">；群内级联 C 由孤立群体的直接蒙特卡洛来复核，十五组参数（</w:t>
+        <w:t xml:space="preserve">；群内级联 C 由孤立群体的直接蒙特卡洛复核，全部十五组参数（</w:t>
       </w:r>
       <w:r>
         <w:rPr>
@@ -4936,7 +4936,7 @@
           <w:sz w:val="21"/>
           <w:szCs w:val="21"/>
         </w:rPr>
-        <w:t xml:space="preserve">，和「没有系统偏差」相容；阈值本身也由亚临界终态外推独立测了一遍，同样和 (1.10) 的解析值相容。</w:t>
+        <w:t xml:space="preserve">，和「无系统偏差」相容；阈值本身亦由亚临界终态外推独立测得，和 (1.10) 的解析值相容。</w:t>
       </w:r>
     </w:p>
     <w:p>
@@ -5022,7 +5022,7 @@
           <w:sz w:val="21"/>
           <w:szCs w:val="21"/>
         </w:rPr>
-        <w:t xml:space="preserve">，每一层 a 都是 V 上的一个超图，主线取同质基数 </w:t>
+        <w:t xml:space="preserve">，层 a 是 V 上的超图，主线取同质基数 </w:t>
       </w:r>
       <w:r>
         <w:rPr>
@@ -5050,7 +5050,7 @@
           <w:sz w:val="21"/>
           <w:szCs w:val="21"/>
         </w:rPr>
-        <w:t xml:space="preserve">。节点的参与用层度向量 </w:t>
+        <w:t xml:space="preserve">。节点的参与由层度向量 </w:t>
       </w:r>
       <w:r>
         <w:rPr>
@@ -5106,7 +5106,7 @@
           <w:sz w:val="21"/>
           <w:szCs w:val="21"/>
         </w:rPr>
-        <w:t xml:space="preserve"> 来编码，</w:t>
+        <w:t xml:space="preserve"> 编码，</w:t>
       </w:r>
       <w:r>
         <w:rPr>
@@ -5134,7 +5134,7 @@
           <w:sz w:val="21"/>
           <w:szCs w:val="21"/>
         </w:rPr>
-        <w:t xml:space="preserve"> 就是这个节点所属的层 a 群体数，它们的联合分布 </w:t>
+        <w:t xml:space="preserve"> 为节点所属的层 a 群体数，其联合分布 </w:t>
       </w:r>
       <w:r>
         <w:rPr>
@@ -5152,7 +5152,7 @@
           <w:sz w:val="21"/>
           <w:szCs w:val="21"/>
         </w:rPr>
-        <w:t xml:space="preserve"> 是本节唯一的结构输入。一个群体，等它的感染成员数达到 </w:t>
+        <w:t xml:space="preserve"> 是本节唯一的结构输入。群体在其感染成员数达到 </w:t>
       </w:r>
       <w:r>
         <w:rPr>
@@ -5180,7 +5180,7 @@
           <w:sz w:val="21"/>
           <w:szCs w:val="21"/>
         </w:rPr>
-        <w:t xml:space="preserve"> 就激活，随即以速率 </w:t>
+        <w:t xml:space="preserve"> 时激活，随即以速率 </w:t>
       </w:r>
       <w:r>
         <w:rPr>
@@ -5236,7 +5236,7 @@
           <w:sz w:val="21"/>
           <w:szCs w:val="21"/>
         </w:rPr>
-        <w:t xml:space="preserve"> 向其中每个易感成员独立传递；感染者以速率 μ 康复。把时间以 μ 归一之后，</w:t>
+        <w:t xml:space="preserve"> 向其中每个易感成员独立传递；感染者以速率 μ 康复。以 μ 归一时间后，</w:t>
       </w:r>
       <w:r>
         <w:rPr>
@@ -5254,7 +5254,7 @@
           <w:sz w:val="21"/>
           <w:szCs w:val="21"/>
         </w:rPr>
-        <w:t xml:space="preserve"> 就是唯一的标量控制参数（</w:t>
+        <w:t xml:space="preserve"> 是唯一的标量控制参数（</w:t>
       </w:r>
       <w:r>
         <w:rPr>
@@ -5282,7 +5282,7 @@
           <w:sz w:val="21"/>
           <w:szCs w:val="21"/>
         </w:rPr>
-        <w:t xml:space="preserve"> 是固定的渠道权重）。</w:t>
+        <w:t xml:space="preserve"> 为固定的渠道权重）。</w:t>
       </w:r>
     </w:p>
     <w:p>
@@ -5298,7 +5298,7 @@
           <w:sz w:val="21"/>
           <w:szCs w:val="21"/>
         </w:rPr>
-        <w:t xml:space="preserve">固定一个检验节点 u，人为地让它永久保持易感（也就是空腔节点），取 u 所属的一个层 a 群体 e，定义边基变量</w:t>
+        <w:t xml:space="preserve">固定一个检验节点 u 并令其永久保持易感（空腔节点），取 u 所属的一个层 a 群体 e，定义边基变量</w:t>
       </w:r>
     </w:p>
     <w:p>
@@ -5366,7 +5366,7 @@
           <w:sz w:val="21"/>
           <w:szCs w:val="21"/>
         </w:rPr>
-        <w:t xml:space="preserve">无向群体和有向超图的分界，就在这里显出来。有向情形下，尾集和头集不相交，头成员被感染并不会延长激活，所以</w:t>
+        <w:t xml:space="preserve">无向群体和有向超图的分界正在于此。有向情形下尾集和头集不相交，头成员被感染并不延长激活，故</w:t>
       </w:r>
       <w:r>
         <w:rPr>
@@ -5386,7 +5386,7 @@
           <w:sz w:val="21"/>
           <w:szCs w:val="21"/>
         </w:rPr>
-        <w:t xml:space="preserve">是一条能用的假设；可无向群体里，每个成员既是传染源也是传染靶，一个成员被感染后群体马上就激活，它能去感染同群的其他成员，而后者被感染又把群体的激活时长拖长，剩余成员被感染的概率也就跟着抬高了。这样的</w:t>
+        <w:t xml:space="preserve">是一条可用的假设；无向群体中每个成员既是传染源也是传染靶，一个成员被感染后群体随即激活，可感染同群其他成员，后者被感染又延长群体的激活时长，剩余成员被感染的概率随之抬高。</w:t>
       </w:r>
       <w:r>
         <w:rPr>
@@ -5406,7 +5406,7 @@
           <w:sz w:val="21"/>
           <w:szCs w:val="21"/>
         </w:rPr>
-        <w:t xml:space="preserve">，让逐成员的乘积闭合失了效。能走通的做法不是把群内耦合忽略掉，而是把它整个吸收进状态里：拿 e 里除 u 之外 </w:t>
+        <w:t xml:space="preserve">使逐成员的乘积闭合失效。可行的做法不是忽略群内耦合，而是把它完整吸收进状态：取 e 中除 u 外 </w:t>
       </w:r>
       <w:r>
         <w:rPr>
@@ -5498,7 +5498,7 @@
           <w:sz w:val="21"/>
           <w:szCs w:val="21"/>
         </w:rPr>
-        <w:t xml:space="preserve">）当房室，定义未传递子概率</w:t>
+        <w:t xml:space="preserve">）为房室，定义未传递子概率</w:t>
       </w:r>
     </w:p>
     <w:p>
@@ -5633,7 +5633,7 @@
           <w:sz w:val="21"/>
           <w:szCs w:val="21"/>
         </w:rPr>
-        <w:t xml:space="preserve">，而激活了、却还没传递出去的那部分是 </w:t>
+        <w:t xml:space="preserve">，而激活但尚未传递的部分为 </w:t>
       </w:r>
       <w:r>
         <w:rPr>
@@ -5719,7 +5719,7 @@
           <w:sz w:val="21"/>
           <w:szCs w:val="21"/>
         </w:rPr>
-        <w:t xml:space="preserve">。因为 u 一直是易感的，它不算进群体的感染计数，所以群体激活与否只由 i 决定。</w:t>
+        <w:t xml:space="preserve">。由于 u 恒为易感，不计入群体的感染计数，群体激活与否只取决于 i。</w:t>
       </w:r>
     </w:p>
     <w:p>
@@ -5735,7 +5735,7 @@
           <w:sz w:val="21"/>
           <w:szCs w:val="21"/>
         </w:rPr>
-        <w:t xml:space="preserve">闭合建立在两条假设上。其一是</w:t>
+        <w:t xml:space="preserve">闭合建立在两条假设上。其一为</w:t>
       </w:r>
       <w:r>
         <w:rPr>
@@ -5773,7 +5773,7 @@
           <w:sz w:val="21"/>
           <w:szCs w:val="21"/>
         </w:rPr>
-        <w:t xml:space="preserve"> 时局域收敛到超树，任一有限邻域里出现回路的概率是 </w:t>
+        <w:t xml:space="preserve"> 时局域收敛于超树，任一有限邻域内出现回路的概率为 </w:t>
       </w:r>
       <w:r>
         <w:rPr>
@@ -5791,7 +5791,7 @@
           <w:sz w:val="21"/>
           <w:szCs w:val="21"/>
         </w:rPr>
-        <w:t xml:space="preserve">，据此，u 所属的各个群体、它们的上游分支互不相交，节点侧于是因子化成</w:t>
+        <w:t xml:space="preserve">，据此 u 所属各群体的上游分支互不相交，节点侧因而因子化为</w:t>
       </w:r>
     </w:p>
     <w:p>
@@ -5878,7 +5878,7 @@
           <w:sz w:val="21"/>
           <w:szCs w:val="21"/>
         </w:rPr>
-        <w:t xml:space="preserve">其中 ε 是初始均匀感染比例，Ψ 是节点侧的生成函数。其二是</w:t>
+        <w:t xml:space="preserve">其中 ε 为初始均匀感染比例，Ψ 为节点侧生成函数。其二为</w:t>
       </w:r>
       <w:r>
         <w:rPr>
@@ -5898,7 +5898,7 @@
           <w:sz w:val="21"/>
           <w:szCs w:val="21"/>
         </w:rPr>
-        <w:t xml:space="preserve">：把 e 去掉之后，它的各个成员落在互不相交的分支里，所以它们各自经由别的群体被感染的过程是相互独立的。这条假设比有向情形下的</w:t>
+        <w:t xml:space="preserve">：去掉 e 后，其各成员落在互不相交的分支中，故它们经由其他群体被感染的过程相互独立。该假设弱于有向情形下的</w:t>
       </w:r>
       <w:r>
         <w:rPr>
@@ -5918,7 +5918,7 @@
           <w:sz w:val="21"/>
           <w:szCs w:val="21"/>
         </w:rPr>
-        <w:t xml:space="preserve">要弱——它只说</w:t>
+        <w:t xml:space="preserve">——它只断言</w:t>
       </w:r>
       <w:r>
         <w:rPr>
@@ -5938,7 +5938,7 @@
           <w:sz w:val="21"/>
           <w:szCs w:val="21"/>
         </w:rPr>
-        <w:t xml:space="preserve">暴露独立，群内耦合并没有被丢掉，而是已经由 (2.2) 的计数状态扛下来了。方程组的维数是 </w:t>
+        <w:t xml:space="preserve">暴露独立，群内耦合并未被忽略，而是已由 (2.2) 的计数状态承载。方程组的维数为 </w:t>
       </w:r>
       <w:r>
         <w:rPr>
@@ -5994,7 +5994,7 @@
           <w:sz w:val="21"/>
           <w:szCs w:val="21"/>
         </w:rPr>
-        <w:t xml:space="preserve">（S 由 Φ 代数地给出、终态规模 </w:t>
+        <w:t xml:space="preserve">（S 由 Φ 代数给出、终态规模 </w:t>
       </w:r>
       <w:r>
         <w:rPr>
@@ -6012,7 +6012,7 @@
           <w:sz w:val="21"/>
           <w:szCs w:val="21"/>
         </w:rPr>
-        <w:t xml:space="preserve"> 直接读出，这两样都不再另设方程），和系统规模 N 无关，积分一次就给出 </w:t>
+        <w:t xml:space="preserve"> 直接读出，两者均不另设方程），与系统规模 N 无关，积分一次即给出 </w:t>
       </w:r>
       <w:r>
         <w:rPr>
@@ -6030,7 +6030,7 @@
           <w:sz w:val="21"/>
           <w:szCs w:val="21"/>
         </w:rPr>
-        <w:t xml:space="preserve"> 和终态规模</w:t>
+        <w:t xml:space="preserve"> 与终态规模</w:t>
       </w:r>
     </w:p>
     <w:p>
@@ -6090,7 +6090,7 @@
           <w:sz w:val="21"/>
           <w:szCs w:val="21"/>
         </w:rPr>
-        <w:t xml:space="preserve">一个种子在一个孤立的 m 元群体里造成的感染数，并不是 </w:t>
+        <w:t xml:space="preserve">一个种子在一个孤立的 m 元群体内造成的感染数并非 </w:t>
       </w:r>
       <w:r>
         <w:rPr>
@@ -6108,7 +6108,7 @@
           <w:sz w:val="21"/>
           <w:szCs w:val="21"/>
         </w:rPr>
-        <w:t xml:space="preserve">，因为在整个级联期间群体一直是激活着的。记 </w:t>
+        <w:t xml:space="preserve">，因为群体在整个级联期间持续激活。记 </w:t>
       </w:r>
       <w:r>
         <w:rPr>
@@ -6126,7 +6126,7 @@
           <w:sz w:val="21"/>
           <w:szCs w:val="21"/>
         </w:rPr>
-        <w:t xml:space="preserve"> 为从 i 个感染、s 个易感出发、此后新增感染数的期望，再把群体的总感染率（以康复率为单位）记成 </w:t>
+        <w:t xml:space="preserve"> 为从 i 个感染、s 个易感出发此后新增感染数的期望，以 </w:t>
       </w:r>
       <w:r>
         <w:rPr>
@@ -6163,7 +6163,7 @@
           <w:sz w:val="21"/>
           <w:szCs w:val="21"/>
         </w:rPr>
-        <w:t xml:space="preserve">，那么</w:t>
+        <w:t xml:space="preserve"> 记群体的总感染率（以康复率为单位），则</w:t>
       </w:r>
     </w:p>
     <w:p>
@@ -6269,7 +6269,7 @@
           <w:sz w:val="21"/>
           <w:szCs w:val="21"/>
         </w:rPr>
-        <w:t xml:space="preserve">边界是 </w:t>
+        <w:t xml:space="preserve">边界为 </w:t>
       </w:r>
       <w:r>
         <w:rPr>
@@ -6336,7 +6336,7 @@
           <w:sz w:val="21"/>
           <w:szCs w:val="21"/>
         </w:rPr>
-        <w:t xml:space="preserve">它是一个可以精确算出来的标量。</w:t>
+        <w:t xml:space="preserve">是一个可精确计算的标量。</w:t>
       </w:r>
       <w:r>
         <w:rPr>
@@ -6372,7 +6372,7 @@
           <w:sz w:val="21"/>
           <w:szCs w:val="21"/>
         </w:rPr>
-        <w:t xml:space="preserve">，级联消失、退回到成对传递概率；</w:t>
+        <w:t xml:space="preserve">，级联消失而回到成对传递概率；</w:t>
       </w:r>
       <w:r>
         <w:rPr>
@@ -6444,7 +6444,7 @@
           <w:sz w:val="21"/>
           <w:szCs w:val="21"/>
         </w:rPr>
-        <w:t xml:space="preserve"> 分别超出 11.1%、21.5% 和 31.0%，这可不是能忽略的小修正；</w:t>
+        <w:t xml:space="preserve"> 分别超出 11.1%、21.5% 和 31.0%，并非可忽略的修正；</w:t>
       </w:r>
       <w:r>
         <w:rPr>
@@ -6462,7 +6462,7 @@
           <w:sz w:val="21"/>
           <w:szCs w:val="21"/>
         </w:rPr>
-        <w:t xml:space="preserve"> 时单个种子没法激活群体，所以 </w:t>
+        <w:t xml:space="preserve"> 时单个种子无法激活群体，故 </w:t>
       </w:r>
       <w:r>
         <w:rPr>
@@ -6507,7 +6507,7 @@
           <w:sz w:val="21"/>
           <w:szCs w:val="21"/>
         </w:rPr>
-        <w:t xml:space="preserve">分支过程必须定义在群体这个层面上：每个新感染的节点，去点燃它剩下的各个群体，每个被点燃的群体又产出 C 个新的感染成员，这些成员再去点燃各自剩下的群体。要是改在节点层面上、草率地统计谁直接传染了谁，群内级联的后继就会被重复算进去。把</w:t>
+        <w:t xml:space="preserve">分支过程必须定义在群体层面：每个新感染节点点燃其余各群体，每个被点燃的群体产出 C 个新感染成员，这些成员再点燃各自其余的群体。若改在节点层面朴素地统计谁直接传染了谁，群内级联的后继会被重复计入。按</w:t>
       </w:r>
       <w:r>
         <w:rPr>
@@ -6527,7 +6527,7 @@
           <w:sz w:val="21"/>
           <w:szCs w:val="21"/>
         </w:rPr>
-        <w:t xml:space="preserve">当作型，那么经由层 a 感染的节点、它的层 b 群体数的期望是 </w:t>
+        <w:t xml:space="preserve">分型，经由层 a 感染的节点其层 b 群体数的期望为 </w:t>
       </w:r>
       <w:r>
         <w:rPr>
@@ -6612,7 +6612,7 @@
           <w:sz w:val="21"/>
           <w:szCs w:val="21"/>
         </w:rPr>
-        <w:t xml:space="preserve">，所以</w:t>
+        <w:t xml:space="preserve">，故</w:t>
       </w:r>
     </w:p>
     <w:p>
@@ -6860,7 +6860,7 @@
           <w:sz w:val="21"/>
           <w:szCs w:val="21"/>
         </w:rPr>
-        <w:t xml:space="preserve"> 定出来，ρ 是谱半径。标量的再生数到这里就升维成了矩阵：单层、多层、成对、高阶都只是它的特例。所有 </w:t>
+        <w:t xml:space="preserve"> 确定，ρ 为谱半径。标量再生数由此升维为矩阵：单层、多层、成对、高阶都是其特例。所有 </w:t>
       </w:r>
       <w:r>
         <w:rPr>
@@ -6915,7 +6915,7 @@
           <w:sz w:val="21"/>
           <w:szCs w:val="21"/>
         </w:rPr>
-        <w:t xml:space="preserve">，(2.7) 退回到多层网络 SIR 那个已知阈值；</w:t>
+        <w:t xml:space="preserve">，(2.7) 回到多层网络 SIR 的已知阈值；</w:t>
       </w:r>
       <w:r>
         <w:rPr>
@@ -6933,7 +6933,7 @@
           <w:sz w:val="21"/>
           <w:szCs w:val="21"/>
         </w:rPr>
-        <w:t xml:space="preserve"> 时，它的传递概率阈值 </w:t>
+        <w:t xml:space="preserve"> 时其传递概率阈值 </w:t>
       </w:r>
       <w:r>
         <w:rPr>
@@ -7008,7 +7008,7 @@
           <w:sz w:val="21"/>
           <w:szCs w:val="21"/>
         </w:rPr>
-        <w:t xml:space="preserve"> 退回到 </w:t>
+        <w:t xml:space="preserve"> 回到 </w:t>
       </w:r>
       <w:r>
         <w:rPr>
@@ -7045,7 +7045,7 @@
           <w:sz w:val="21"/>
           <w:szCs w:val="21"/>
         </w:rPr>
-        <w:t xml:space="preserve">。另外，N 逐个元素都非负，所以 </w:t>
+        <w:t xml:space="preserve">。另外，N 逐元非负，所以 </w:t>
       </w:r>
       <w:r>
         <w:rPr>
@@ -7120,7 +7120,7 @@
           <w:sz w:val="21"/>
           <w:szCs w:val="21"/>
         </w:rPr>
-        <w:t xml:space="preserve"> 恰好就是孤立层 a 的分支数：于是多重超图的阈值不会高于任何一个单层的阈值。</w:t>
+        <w:t xml:space="preserve"> 恰为孤立层 a 的分支数：多重超图的阈值因而不高于任一单层的阈值。</w:t>
       </w:r>
     </w:p>
     <w:p>
@@ -7153,7 +7153,7 @@
           <w:sz w:val="21"/>
           <w:szCs w:val="21"/>
         </w:rPr>
-        <w:t xml:space="preserve">(2.7) 给出的阈值，是线性化的产物。这一小节给出另一条不走线性化的独立判据，它的思路和谱方法正好相反：始终停在阈值以下，靠小种子引发的簇规模发散、把 </w:t>
+        <w:t xml:space="preserve">(2.7) 给出的阈值是线性化的产物。本小节给出一条不经线性化的独立判据，其思路和谱方法正相反：始终停在阈值以下，由小种子所引发簇的规模发散读出 </w:t>
       </w:r>
       <w:r>
         <w:rPr>
@@ -7181,7 +7181,7 @@
           <w:sz w:val="21"/>
           <w:szCs w:val="21"/>
         </w:rPr>
-        <w:t xml:space="preserve"> 读出来。阈值以下，单个种子只引发有限的簇，但它的平均总规模会随 </w:t>
+        <w:t xml:space="preserve">。阈值以下单个种子只引发有限簇，但其平均总规模随 </w:t>
       </w:r>
       <w:r>
         <w:rPr>
@@ -7219,7 +7219,7 @@
           <w:sz w:val="21"/>
           <w:szCs w:val="21"/>
         </w:rPr>
-        <w:t xml:space="preserve"> 无界增长。用同一个多型分支过程去数，这个平均总规模是</w:t>
+        <w:t xml:space="preserve"> 无界增长。以同一多型分支过程计数，该平均总规模为</w:t>
       </w:r>
     </w:p>
     <w:p>
@@ -7344,7 +7344,7 @@
           <w:sz w:val="21"/>
           <w:szCs w:val="21"/>
         </w:rPr>
-        <w:t xml:space="preserve"> 是种子的型分布。要注意，χ </w:t>
+        <w:t xml:space="preserve"> 为种子的型分布。χ </w:t>
       </w:r>
       <w:r>
         <w:rPr>
@@ -7355,7 +7355,7 @@
           <w:sz w:val="21"/>
           <w:szCs w:val="21"/>
         </w:rPr>
-        <w:t xml:space="preserve">不能</w:t>
+        <w:t xml:space="preserve">不可</w:t>
       </w:r>
       <w:r>
         <w:rPr>
@@ -7382,7 +7382,7 @@
           <w:sz w:val="21"/>
           <w:szCs w:val="21"/>
         </w:rPr>
-        <w:t xml:space="preserve">：后者只在 </w:t>
+        <w:t xml:space="preserve">：后者仅在 </w:t>
       </w:r>
       <w:r>
         <w:rPr>
@@ -7400,7 +7400,7 @@
           <w:sz w:val="21"/>
           <w:szCs w:val="21"/>
         </w:rPr>
-        <w:t xml:space="preserve">、或者 </w:t>
+        <w:t xml:space="preserve"> 或 </w:t>
       </w:r>
       <w:r>
         <w:rPr>
@@ -7428,7 +7428,7 @@
           <w:sz w:val="21"/>
           <w:szCs w:val="21"/>
         </w:rPr>
-        <w:t xml:space="preserve"> 恰好是 Perron 向量时才成立，多层情形下 </w:t>
+        <w:t xml:space="preserve"> 恰为 Perron 向量时成立，多层情形下 </w:t>
       </w:r>
       <w:r>
         <w:rPr>
@@ -7456,7 +7456,7 @@
           <w:sz w:val="21"/>
           <w:szCs w:val="21"/>
         </w:rPr>
-        <w:t xml:space="preserve"> 给各个型的权重并不一样。这里用得上的性质是：(2.8) 的极点来自 </w:t>
+        <w:t xml:space="preserve"> 对各型的权重并不相同。可用的性质是 (2.8) 的极点来自 </w:t>
       </w:r>
       <w:r>
         <w:rPr>
@@ -7484,7 +7484,7 @@
           <w:sz w:val="21"/>
           <w:szCs w:val="21"/>
         </w:rPr>
-        <w:t xml:space="preserve">，所以它恰好在 </w:t>
+        <w:t xml:space="preserve">，故它恰在 </w:t>
       </w:r>
       <w:r>
         <w:rPr>
@@ -7530,7 +7530,7 @@
           <w:sz w:val="21"/>
           <w:szCs w:val="21"/>
         </w:rPr>
-        <w:t xml:space="preserve"> 发散。它的倒数于是就是一条在阈值处线性穿零的光滑函数：</w:t>
+        <w:t xml:space="preserve"> 发散。其倒数因而是一条在阈值处线性穿零的光滑函数：</w:t>
       </w:r>
     </w:p>
     <w:p>
@@ -7618,7 +7618,7 @@
           <w:sz w:val="21"/>
           <w:szCs w:val="21"/>
         </w:rPr>
-        <w:t xml:space="preserve">零点就是 </w:t>
+        <w:t xml:space="preserve">零点即 </w:t>
       </w:r>
       <w:r>
         <w:rPr>
@@ -7646,7 +7646,7 @@
           <w:sz w:val="21"/>
           <w:szCs w:val="21"/>
         </w:rPr>
-        <w:t xml:space="preserve">。这条判据和 </w:t>
+        <w:t xml:space="preserve">。该判据和 </w:t>
       </w:r>
       <w:r>
         <w:rPr>
@@ -7664,7 +7664,7 @@
           <w:sz w:val="21"/>
           <w:szCs w:val="21"/>
         </w:rPr>
-        <w:t xml:space="preserve"> 不共享任何中间量：一边把非线性方程组 (2.2)–(2.4) 积分到终态、再对 (2.9) 做线性拟合，另一边对次代矩阵 (2.7) 求谱半径、二分，两边只共享模型定义。所以，两条路线的结果一致，是对彼此的一次非平凡检验，图 3 报告的就是这件事。</w:t>
+        <w:t xml:space="preserve"> 不共享任何中间量：一侧把非线性方程组 (2.2)–(2.4) 积分至终态、再对 (2.9) 作线性拟合，另一侧对次代矩阵 (2.7) 求谱半径并二分，二者仅共享模型定义。两条路线的一致因而是对彼此的非平凡检验，也正是图 3 所报告的。</w:t>
       </w:r>
     </w:p>
     <w:p>
@@ -7691,25 +7691,7 @@
           <w:sz w:val="21"/>
           <w:szCs w:val="21"/>
         </w:rPr>
-        <w:t xml:space="preserve">(</w:t>
-      </w:r>
-      <w:r>
-        <w:rPr>
-          <w:rFonts w:ascii="SimSun" w:cs="SimSun" w:eastAsia="SimSun" w:hAnsi="SimSun"/>
-          <w:color w:val="000000"/>
-          <w:sz w:val="21"/>
-          <w:szCs w:val="21"/>
-        </w:rPr>
-        <w:t xml:space="preserve">2.9</w:t>
-      </w:r>
-      <w:r>
-        <w:rPr>
-          <w:rFonts w:ascii="SimSun" w:cs="SimSun" w:eastAsia="SimSun" w:hAnsi="SimSun"/>
-          <w:color w:val="000000"/>
-          <w:sz w:val="21"/>
-          <w:szCs w:val="21"/>
-        </w:rPr>
-        <w:t xml:space="preserve">) 说的是 </w:t>
+        <w:t xml:space="preserve">(2.9) 是 </w:t>
       </w:r>
       <w:r>
         <w:rPr>
@@ -7727,7 +7709,7 @@
           <w:sz w:val="21"/>
           <w:szCs w:val="21"/>
         </w:rPr>
-        <w:t xml:space="preserve"> 的极限。</w:t>
+        <w:t xml:space="preserve"> 的陈述。</w:t>
       </w:r>
       <w:r>
         <w:rPr>
@@ -7745,7 +7727,7 @@
           <w:sz w:val="21"/>
           <w:szCs w:val="21"/>
         </w:rPr>
-        <w:t xml:space="preserve"> 时，就算恰好停在 </w:t>
+        <w:t xml:space="preserve"> 时即便恰在 </w:t>
       </w:r>
       <w:r>
         <w:rPr>
@@ -7773,7 +7755,7 @@
           <w:sz w:val="21"/>
           <w:szCs w:val="21"/>
         </w:rPr>
-        <w:t xml:space="preserve"> 处，</w:t>
+        <w:t xml:space="preserve"> 处 </w:t>
       </w:r>
       <w:r>
         <w:rPr>
@@ -7791,7 +7773,7 @@
           <w:sz w:val="21"/>
           <w:szCs w:val="21"/>
         </w:rPr>
-        <w:t xml:space="preserve"> 还是有限的，</w:t>
+        <w:t xml:space="preserve"> 仍为有限，</w:t>
       </w:r>
       <w:r>
         <w:rPr>
@@ -7809,7 +7791,7 @@
           <w:sz w:val="21"/>
           <w:szCs w:val="21"/>
         </w:rPr>
-        <w:t xml:space="preserve"> 于是不会归零，零点被系统性地往上抬。因为 </w:t>
+        <w:t xml:space="preserve"> 因而不归零，零点被系统性地推高。由于 </w:t>
       </w:r>
       <w:r>
         <w:rPr>
@@ -7827,7 +7809,7 @@
           <w:sz w:val="21"/>
           <w:szCs w:val="21"/>
         </w:rPr>
-        <w:t xml:space="preserve"> 对小 ε 是线性的，这个偏置可以用 </w:t>
+        <w:t xml:space="preserve"> 对小 ε 为线性，该偏置可由 </w:t>
       </w:r>
       <w:r>
         <w:rPr>
@@ -7845,7 +7827,7 @@
           <w:sz w:val="21"/>
           <w:szCs w:val="21"/>
         </w:rPr>
-        <w:t xml:space="preserve"> 的 Richardson 外推抹掉，也就是拿 </w:t>
+        <w:t xml:space="preserve"> 的 Richardson 外推消去，即以 </w:t>
       </w:r>
       <w:r>
         <w:rPr>
@@ -7863,7 +7845,7 @@
           <w:sz w:val="21"/>
           <w:szCs w:val="21"/>
         </w:rPr>
-        <w:t xml:space="preserve"> 去代替 </w:t>
+        <w:t xml:space="preserve"> 代替 </w:t>
       </w:r>
       <w:r>
         <w:rPr>
@@ -7881,7 +7863,7 @@
           <w:sz w:val="21"/>
           <w:szCs w:val="21"/>
         </w:rPr>
-        <w:t xml:space="preserve">。效果直接就能读出来：在几个有代表性的构型上，不做外推时零点一律偏高 0.37%–0.44%，做完外推降到 0.031%–0.065%。偏置的系统性（各构型同号、量级相当）、以及这个修正确实管用，两点就此一并确认。</w:t>
+        <w:t xml:space="preserve">。其效果可以直接读出：在几个有代表性的构型上，不作外推时零点一律偏高 0.37%–0.44%，作外推后降到 0.031%–0.065%。偏置的系统性（各构型同号、量级相当），连同该修正的效力，由此一并确认。</w:t>
       </w:r>
     </w:p>
     <w:p>
@@ -7942,7 +7924,7 @@
           <w:sz w:val="21"/>
           <w:szCs w:val="21"/>
         </w:rPr>
-        <w:t xml:space="preserve"> 上取十个点，每个点都按上面的办法求 </w:t>
+        <w:t xml:space="preserve"> 上取十个点，每点按上述方式求 </w:t>
       </w:r>
       <w:r>
         <w:rPr>
@@ -7978,7 +7960,7 @@
           <w:sz w:val="21"/>
           <w:szCs w:val="21"/>
         </w:rPr>
-        <w:t xml:space="preserve">，做线性拟合、取它的 x 截距。八组构型的阈值覆盖了 </w:t>
+        <w:t xml:space="preserve">，作线性拟合并取其 x 截距。八组构型的阈值覆盖 </w:t>
       </w:r>
       <w:r>
         <w:rPr>
@@ -8015,7 +7997,7 @@
           <w:sz w:val="21"/>
           <w:szCs w:val="21"/>
         </w:rPr>
-        <w:t xml:space="preserve">，里面有单层高阶超图、成对退化网络和双层多重超图，它们的 </w:t>
+        <w:t xml:space="preserve">，含单层高阶超图、成对退化网络和双层多重超图，其 </w:t>
       </w:r>
       <w:r>
         <w:rPr>
@@ -8033,7 +8015,7 @@
           <w:sz w:val="21"/>
           <w:szCs w:val="21"/>
         </w:rPr>
-        <w:t xml:space="preserve"> 值依次是 0.080302、0.099309、0.128162、0.174483、0.185417、0.250000、0.333333 和 0.400567，而外推值依次是 0.080354、0.099370、0.128236、0.174536、0.185512、0.250096、0.333440 和 0.400702。相对偏差依次是 +0.065%、+0.062%、+0.058%、+0.031%、+0.052%、+0.039%、+0.032% 和 +0.034%，最大的一个是 </w:t>
+        <w:t xml:space="preserve"> 值依次为 0.080302、0.099309、0.128162、0.174483、0.185417、0.250000、0.333333 和 0.400567，而外推值依次为 0.080354、0.099370、0.128236、0.174536、0.185512、0.250096、0.333440 和 0.400702。相对偏差依次为 +0.065%、+0.062%、+0.058%、+0.031%、+0.052%、+0.039%、+0.032% 和 +0.034%，最大者为 </w:t>
       </w:r>
       <w:r>
         <w:rPr>
@@ -8061,7 +8043,7 @@
           <w:sz w:val="21"/>
           <w:szCs w:val="21"/>
         </w:rPr>
-        <w:t xml:space="preserve">。再以外推截距的回归标准误 σ 为单位，偏离依次是 +1.51、+1.38、+1.26、+0.55、+1.03、+0.76、+0.57 和 +0.47，最大 1.51σ，全都落在 1.6σ 以内。</w:t>
+        <w:t xml:space="preserve">。以外推截距的回归标准误 σ 为单位，偏离依次为 +1.51、+1.38、+1.26、+0.55、+1.03、+0.76、+0.57 和 +0.47，最大者 1.51σ，全部落在 1.6σ 之内。</w:t>
       </w:r>
     </w:p>
     <w:p>
@@ -8077,7 +8059,7 @@
           <w:sz w:val="21"/>
           <w:szCs w:val="21"/>
         </w:rPr>
-        <w:t xml:space="preserve">这点残余偏差，是线性律 (2.9) 的</w:t>
+        <w:t xml:space="preserve">残余偏差为线性律 (2.9) 的</w:t>
       </w:r>
       <w:r>
         <w:rPr>
@@ -8097,7 +8079,7 @@
           <w:sz w:val="21"/>
           <w:szCs w:val="21"/>
         </w:rPr>
-        <w:t xml:space="preserve">，而不是闭合和谱方法之间有什么实质分歧。</w:t>
+        <w:t xml:space="preserve">，而非闭合和谱方法之间的实质分歧。</w:t>
       </w:r>
       <w:r>
         <w:rPr>
@@ -8115,7 +8097,7 @@
           <w:sz w:val="21"/>
           <w:szCs w:val="21"/>
         </w:rPr>
-        <w:t xml:space="preserve"> 只在 </w:t>
+        <w:t xml:space="preserve"> 仅在 </w:t>
       </w:r>
       <w:r>
         <w:rPr>
@@ -8143,7 +8125,7 @@
           <w:sz w:val="21"/>
           <w:szCs w:val="21"/>
         </w:rPr>
-        <w:t xml:space="preserve"> 的紧邻处才严格线性，有限窗口上的拟合于是带上了一个由曲率造成的偏置；实测这个偏置的符号会随窗口位置翻过来——窗口取 </w:t>
+        <w:t xml:space="preserve"> 的紧邻严格线性，有限窗口上的拟合因而带一个由曲率所致的偏置；实测该偏置的符号随窗口位置翻转——窗口取 </w:t>
       </w:r>
       <w:r>
         <w:rPr>
@@ -8171,7 +8153,7 @@
           <w:sz w:val="21"/>
           <w:szCs w:val="21"/>
         </w:rPr>
-        <w:t xml:space="preserve"> 时是负的、取 </w:t>
+        <w:t xml:space="preserve"> 时为负、取 </w:t>
       </w:r>
       <w:r>
         <w:rPr>
@@ -8199,7 +8181,7 @@
           <w:sz w:val="21"/>
           <w:szCs w:val="21"/>
         </w:rPr>
-        <w:t xml:space="preserve"> 时是正的——它的量级和 σ 相当，所以根本没法和真实偏离区分开。</w:t>
+        <w:t xml:space="preserve"> 时为正——其量级和 σ 相当，故无法和真实偏离区分。</w:t>
       </w:r>
     </w:p>
     <w:p>
@@ -8301,7 +8283,7 @@
           <w:sz w:val="18"/>
           <w:szCs w:val="18"/>
         </w:rPr>
-        <w:t xml:space="preserve">，并和 </w:t>
+        <w:t xml:space="preserve">，并与 </w:t>
       </w:r>
       <w:r>
         <w:rPr>
@@ -8365,7 +8347,7 @@
           <w:sz w:val="18"/>
           <w:szCs w:val="18"/>
         </w:rPr>
-        <w:t xml:space="preserve"> 线性趋零，示例的三组构型是双层 </w:t>
+        <w:t xml:space="preserve"> 线性趋零，示例三组构型为双层 </w:t>
       </w:r>
       <w:r>
         <w:rPr>
@@ -8383,7 +8365,7 @@
           <w:sz w:val="18"/>
           <w:szCs w:val="18"/>
         </w:rPr>
-        <w:t xml:space="preserve">、成对 6-正则和单层 </w:t>
+        <w:t xml:space="preserve">、成对 6-正则与单层 </w:t>
       </w:r>
       <w:r>
         <w:rPr>
@@ -8401,7 +8383,7 @@
           <w:sz w:val="18"/>
           <w:szCs w:val="18"/>
         </w:rPr>
-        <w:t xml:space="preserve">；散点是 </w:t>
+        <w:t xml:space="preserve">；散点为 </w:t>
       </w:r>
       <w:r>
         <w:rPr>
@@ -8419,7 +8401,7 @@
           <w:sz w:val="18"/>
           <w:szCs w:val="18"/>
         </w:rPr>
-        <w:t xml:space="preserve"> 外推后的闭合终态，实线是窗口 </w:t>
+        <w:t xml:space="preserve"> 外推后的闭合终态，实线为窗口 </w:t>
       </w:r>
       <w:r>
         <w:rPr>
@@ -8447,7 +8429,7 @@
           <w:sz w:val="18"/>
           <w:szCs w:val="18"/>
         </w:rPr>
-        <w:t xml:space="preserve"> 内的线性拟合，虚线是它向零点的延长，空心圆标出 </w:t>
+        <w:t xml:space="preserve"> 内的线性拟合，虚线为其向零点的延长，空心圆标出 </w:t>
       </w:r>
       <w:r>
         <w:rPr>
@@ -8465,7 +8447,7 @@
           <w:sz w:val="18"/>
           <w:szCs w:val="18"/>
         </w:rPr>
-        <w:t xml:space="preserve"> 的预言（也就是横坐标 1，和竖虚线同处）；三条延长线各自的零点分别在 1.000616、1.000386 和 1.000336，都在它右侧、可在此标度下和它分不开。(b) 八组构型的外推值和 </w:t>
+        <w:t xml:space="preserve"> 的预言（即横坐标 1，与竖虚线同处）；三条延长线各自的零点分别位于 1.000616、1.000386 与 1.000336，皆在其右侧而在此标度下与之不可分辨。(b) 八组构型的外推值与 </w:t>
       </w:r>
       <w:r>
         <w:rPr>
@@ -8511,7 +8493,7 @@
           <w:sz w:val="18"/>
           <w:szCs w:val="18"/>
         </w:rPr>
-        <w:t xml:space="preserve">，误差棒是回归标准误 σ，在此标度下比标记还小。(c) 偏离的 σ 数 </w:t>
+        <w:t xml:space="preserve">，误差棒为回归标准误 σ，在此标度下小于标记。(c) 偏离的 σ 数 </w:t>
       </w:r>
       <w:r>
         <w:rPr>
@@ -8587,7 +8569,7 @@
           <w:sz w:val="18"/>
           <w:szCs w:val="18"/>
         </w:rPr>
-        <w:t xml:space="preserve">，最大 1.51σ，阴影分别是 ±1σ 和 ±2σ 带。</w:t>
+        <w:t xml:space="preserve">，最大者 1.51σ，阴影分别为 ±1σ 与 ±2σ 带。</w:t>
       </w:r>
     </w:p>
     <w:p>
@@ -8620,7 +8602,7 @@
           <w:sz w:val="21"/>
           <w:szCs w:val="21"/>
         </w:rPr>
-        <w:t xml:space="preserve">阈值只经由度矩进入 N，所以可以取一族</w:t>
+        <w:t xml:space="preserve">阈值只经由度矩进入 N，故可取一族</w:t>
       </w:r>
       <w:r>
         <w:rPr>
@@ -8631,16 +8613,16 @@
           <w:sz w:val="21"/>
           <w:szCs w:val="21"/>
         </w:rPr>
-        <w:t xml:space="preserve">边缘固定、只有相关不同</w:t>
-      </w:r>
-      <w:r>
-        <w:rPr>
-          <w:rFonts w:ascii="SimSun" w:cs="SimSun" w:eastAsia="SimSun" w:hAnsi="SimSun"/>
-          <w:color w:val="000000"/>
-          <w:sz w:val="21"/>
-          <w:szCs w:val="21"/>
-        </w:rPr>
-        <w:t xml:space="preserve">的构型，把层间参与相关的效应单独隔出来。设两层度各以等概率取 2 或 4（边缘均值 3、方差 1），联合分布取 </w:t>
+        <w:t xml:space="preserve">边缘固定、仅相关不同</w:t>
+      </w:r>
+      <w:r>
+        <w:rPr>
+          <w:rFonts w:ascii="SimSun" w:cs="SimSun" w:eastAsia="SimSun" w:hAnsi="SimSun"/>
+          <w:color w:val="000000"/>
+          <w:sz w:val="21"/>
+          <w:szCs w:val="21"/>
+        </w:rPr>
+        <w:t xml:space="preserve">的构型，隔离出层间参与相关的效应。设两层度各以等概率为 2 或 4（边缘均值 3、方差 1），联合分布取 </w:t>
       </w:r>
       <w:r>
         <w:rPr>
@@ -8742,7 +8724,7 @@
           <w:sz w:val="21"/>
           <w:szCs w:val="21"/>
         </w:rPr>
-        <w:t xml:space="preserve"> 恰好就是两层度的 Pearson 相关。</w:t>
+        <w:t xml:space="preserve"> 恰为两层度的 Pearson 相关。</w:t>
       </w:r>
       <w:r>
         <w:rPr>
@@ -8770,7 +8752,7 @@
           <w:sz w:val="21"/>
           <w:szCs w:val="21"/>
         </w:rPr>
-        <w:t xml:space="preserve"> 从 −1（反相关）扫到 +1（正相关）时，边缘一直不变，只有交叉矩 </w:t>
+        <w:t xml:space="preserve"> 由 −1（反相关）扫到 +1（正相关）时边缘不变，只有交叉矩 </w:t>
       </w:r>
       <w:r>
         <w:rPr>
@@ -8836,7 +8818,7 @@
           <w:sz w:val="21"/>
           <w:szCs w:val="21"/>
         </w:rPr>
-        <w:t xml:space="preserve"> 跟着改变。</w:t>
+        <w:t xml:space="preserve"> 随之改变。</w:t>
       </w:r>
     </w:p>
     <w:p>
@@ -8954,7 +8936,7 @@
           <w:sz w:val="21"/>
           <w:szCs w:val="21"/>
         </w:rPr>
-        <w:t xml:space="preserve"> 没关系，非对角元 </w:t>
+        <w:t xml:space="preserve"> 无关，非对角元 </w:t>
       </w:r>
       <w:r>
         <w:rPr>
@@ -9057,7 +9039,7 @@
           <w:sz w:val="21"/>
           <w:szCs w:val="21"/>
         </w:rPr>
-        <w:t xml:space="preserve"> 线性变大，所以 </w:t>
+        <w:t xml:space="preserve"> 线性增大，故 </w:t>
       </w:r>
       <w:r>
         <w:rPr>
@@ -9150,7 +9132,7 @@
           <w:sz w:val="21"/>
           <w:szCs w:val="21"/>
         </w:rPr>
-        <w:t xml:space="preserve"> 定出来——</w:t>
+        <w:t xml:space="preserve"> 定出——</w:t>
       </w:r>
       <w:r>
         <w:rPr>
@@ -9170,7 +9152,7 @@
           <w:sz w:val="21"/>
           <w:szCs w:val="21"/>
         </w:rPr>
-        <w:t xml:space="preserve">。图 4 里的实线就是这条曲线：</w:t>
+        <w:t xml:space="preserve">。图 4 的实线即此曲线：</w:t>
       </w:r>
       <w:r>
         <w:rPr>
@@ -9272,7 +9254,7 @@
           <w:sz w:val="21"/>
           <w:szCs w:val="21"/>
         </w:rPr>
-        <w:t xml:space="preserve"> 处的 0.0930，一共降了大约 12.5%。同一族构型在位形模型多重超图上的直接 Gillespie 仿真（靠亚临界簇规模外推 </w:t>
+        <w:t xml:space="preserve"> 处的 0.0930，共约 12.5%。同一族构型在位形模型多重超图上的直接 Gillespie 仿真（由亚临界簇规模外推 </w:t>
       </w:r>
       <w:r>
         <w:rPr>
@@ -9318,7 +9300,7 @@
           <w:sz w:val="21"/>
           <w:szCs w:val="21"/>
         </w:rPr>
-        <w:t xml:space="preserve">），在六个 </w:t>
+        <w:t xml:space="preserve">）在六个 </w:t>
       </w:r>
       <w:r>
         <w:rPr>
@@ -9346,7 +9328,7 @@
           <w:sz w:val="21"/>
           <w:szCs w:val="21"/>
         </w:rPr>
-        <w:t xml:space="preserve"> 上都把这条曲线复现了出来，偏离最大 1.9σ、相对差不超过 1.1%。更值得说的是它背后的机制：同一批节点在两层同时当枢纽，会在边缘结构没变的情况下把跨层传播能力集中起来、压低阈值；反相关则把阈值抬高。</w:t>
+        <w:t xml:space="preserve"> 上复现该曲线，偏离最大 1.9σ、相对差不超过 1.1%。更值得强调的是其机制：相同节点在两层同时充当枢纽，会在边缘结构不变时集中跨层传播能力、压低阈值；反相关则抬高阈值。</w:t>
       </w:r>
     </w:p>
     <w:p>
@@ -9484,7 +9466,7 @@
           <w:sz w:val="18"/>
           <w:szCs w:val="18"/>
         </w:rPr>
-        <w:t xml:space="preserve">），只调节两层度的 Pearson 相关 </w:t>
+        <w:t xml:space="preserve">），仅调节两层度的 Pearson 相关 </w:t>
       </w:r>
       <w:r>
         <w:rPr>
@@ -9512,7 +9494,7 @@
           <w:sz w:val="18"/>
           <w:szCs w:val="18"/>
         </w:rPr>
-        <w:t xml:space="preserve">。（a）结果：蓝线是 </w:t>
+        <w:t xml:space="preserve">。（a）结果：蓝线为 </w:t>
       </w:r>
       <w:r>
         <w:rPr>
@@ -9530,7 +9512,7 @@
           <w:sz w:val="18"/>
           <w:szCs w:val="18"/>
         </w:rPr>
-        <w:t xml:space="preserve"> 的精确阈值，箱线是多重超图上直接 Gillespie 仿真所得阈值的自助分布（</w:t>
+        <w:t xml:space="preserve"> 的精确阈值，箱线为多重超图上直接 Gillespie 仿真所得阈值的自助分布（</w:t>
       </w:r>
       <w:r>
         <w:rPr>
@@ -9558,7 +9540,7 @@
           <w:sz w:val="18"/>
           <w:szCs w:val="18"/>
         </w:rPr>
-        <w:t xml:space="preserve">；箱体是四分位距、须是 5–95 百分位、中线是中位数），</w:t>
+        <w:t xml:space="preserve">；箱体为四分位距、须为 5–95 百分位、中线为中位数），</w:t>
       </w:r>
       <w:r>
         <w:rPr>
@@ -9614,7 +9596,7 @@
           <w:sz w:val="18"/>
           <w:szCs w:val="18"/>
         </w:rPr>
-        <w:t xml:space="preserve"> 单调下降大约 12.5%，六点上一致到 1.9σ。（b）测量：各 </w:t>
+        <w:t xml:space="preserve"> 单调下降约 12.5%，六点上一致至 1.9σ。（b）测量：各 </w:t>
       </w:r>
       <w:r>
         <w:rPr>
@@ -9678,7 +9660,7 @@
           <w:sz w:val="18"/>
           <w:szCs w:val="18"/>
         </w:rPr>
-        <w:t xml:space="preserve"> 线性趋零，它的 </w:t>
+        <w:t xml:space="preserve"> 线性趋零，其 </w:t>
       </w:r>
       <w:r>
         <w:rPr>
@@ -9696,7 +9678,7 @@
           <w:sz w:val="18"/>
           <w:szCs w:val="18"/>
         </w:rPr>
-        <w:t xml:space="preserve"> 截距（空心圈）就是 </w:t>
+        <w:t xml:space="preserve"> 截距（空心圈）即 </w:t>
       </w:r>
       <w:r>
         <w:rPr>
@@ -9752,7 +9734,7 @@
           <w:sz w:val="18"/>
           <w:szCs w:val="18"/>
         </w:rPr>
-        <w:t xml:space="preserve"> 着色，也就是（a）中各个箱子的来源。（c）机制：固定 </w:t>
+        <w:t xml:space="preserve"> 着色，即（a）中各箱之来源。（c）机制：固定 </w:t>
       </w:r>
       <w:r>
         <w:rPr>
@@ -9853,7 +9835,7 @@
           <w:sz w:val="18"/>
           <w:szCs w:val="18"/>
         </w:rPr>
-        <w:t xml:space="preserve"> 那条线恰好在 </w:t>
+        <w:t xml:space="preserve"> 一线恰在 </w:t>
       </w:r>
       <w:r>
         <w:rPr>
@@ -9908,7 +9890,7 @@
           <w:sz w:val="18"/>
           <w:szCs w:val="18"/>
         </w:rPr>
-        <w:t xml:space="preserve">——这正是相关参与集中跨层传播能力、压低阈值的机制。</w:t>
+        <w:t xml:space="preserve">——即相关参与集中跨层传播能力、压低阈值的机制。</w:t>
       </w:r>
     </w:p>
     <w:p>
@@ -9941,7 +9923,7 @@
           <w:sz w:val="21"/>
           <w:szCs w:val="21"/>
         </w:rPr>
-        <w:t xml:space="preserve">校验分四层：闭合内部的自洽、阈值公式的解析锚点、亚临界规模的独立复算，还有级联量本身的蒙特卡洛复核。脚本见 verify.py、verify_ode.py、datacheck.py 和 recheck_mc.py。</w:t>
+        <w:t xml:space="preserve">校验分四层：闭合内部的自洽、阈值公式的解析锚点、亚临界规模的独立复算，以及级联量本身的蒙特卡洛复核。脚本见 verify.py、verify_ode.py、datacheck.py 和 recheck_mc.py。</w:t>
       </w:r>
     </w:p>
     <w:p>
@@ -9968,7 +9950,7 @@
           <w:sz w:val="21"/>
           <w:szCs w:val="21"/>
         </w:rPr>
-        <w:t xml:space="preserve">把 (2.2) 那组方程逐项求和，外部风险项、群内项和康复项各自守恒、两两相消，只剩下 </w:t>
+        <w:t xml:space="preserve">对 (2.2) 的方程组求和，外部风险项、群内项和康复项各自守恒相消，只余 </w:t>
       </w:r>
       <w:r>
         <w:rPr>
@@ -10044,7 +10026,7 @@
           <w:sz w:val="21"/>
           <w:szCs w:val="21"/>
         </w:rPr>
-        <w:t xml:space="preserve">；数值上，这条求和规则的残差在 </w:t>
+        <w:t xml:space="preserve">；数值上该求和规则的残差为 </w:t>
       </w:r>
       <w:r>
         <w:rPr>
@@ -10072,7 +10054,7 @@
           <w:sz w:val="21"/>
           <w:szCs w:val="21"/>
         </w:rPr>
-        <w:t xml:space="preserve"> 量级，到了机器精度。全部成员都易感，就意味着群体从没激活过、因此也必定没传递过，所以 </w:t>
+        <w:t xml:space="preserve"> 量级，达机器精度。全部成员易感蕴含群体从未激活、因而必未传递，故 </w:t>
       </w:r>
       <w:r>
         <w:rPr>
@@ -10148,7 +10130,7 @@
           <w:sz w:val="21"/>
           <w:szCs w:val="21"/>
         </w:rPr>
-        <w:t xml:space="preserve"> 对一切 t 都成立；这条恒等式不是额外加的假设，而是方程组本身的推论，它的残差在 </w:t>
+        <w:t xml:space="preserve"> 对一切 t 成立；该恒等式不是额外假设而是方程组的推论，其残差为 </w:t>
       </w:r>
       <w:r>
         <w:rPr>
@@ -10176,7 +10158,7 @@
           <w:sz w:val="21"/>
           <w:szCs w:val="21"/>
         </w:rPr>
-        <w:t xml:space="preserve"> 量级，纯粹是积分误差。另外，把 (2.2) 在无病定态处取数值 Jacobian，它的谱横标在 </w:t>
+        <w:t xml:space="preserve"> 量级，纯属积分误差。此外，把 (2.2) 在无病定态作数值 Jacobian，其谱横标在 </w:t>
       </w:r>
       <w:r>
         <w:rPr>
@@ -10194,7 +10176,7 @@
           <w:sz w:val="21"/>
           <w:szCs w:val="21"/>
         </w:rPr>
-        <w:t xml:space="preserve"> 给出的那个 </w:t>
+        <w:t xml:space="preserve"> 所给的 </w:t>
       </w:r>
       <w:r>
         <w:rPr>
@@ -10222,7 +10204,7 @@
           <w:sz w:val="21"/>
           <w:szCs w:val="21"/>
         </w:rPr>
-        <w:t xml:space="preserve"> 处为零，也到机器精度：闭合和次代矩阵共享同一个阈值，所以 (2.9) 的外推测的，确实就是 (2.7) 的阈值。</w:t>
+        <w:t xml:space="preserve"> 处为零，达机器精度：闭合和次代矩阵共享同一阈值，(2.9) 的外推所测者因而确为 (2.7) 的阈值。</w:t>
       </w:r>
     </w:p>
     <w:p>
@@ -10303,7 +10285,7 @@
           <w:sz w:val="21"/>
           <w:szCs w:val="21"/>
         </w:rPr>
-        <w:t xml:space="preserve"> 和 2 处和解析值相差不超过 </w:t>
+        <w:t xml:space="preserve"> 与 2 处和解析值相差不超过 </w:t>
       </w:r>
       <w:r>
         <w:rPr>
@@ -10349,7 +10331,7 @@
           <w:sz w:val="21"/>
           <w:szCs w:val="21"/>
         </w:rPr>
-        <w:t xml:space="preserve"> 时它恒等于零。阈值公式 (2.7) 在成对退化的 5-正则单层上给出 </w:t>
+        <w:t xml:space="preserve"> 时恒为零。阈值公式 (2.7) 在成对退化的 5-正则单层上给出 </w:t>
       </w:r>
       <w:r>
         <w:rPr>
@@ -10386,7 +10368,7 @@
           <w:sz w:val="21"/>
           <w:szCs w:val="21"/>
         </w:rPr>
-        <w:t xml:space="preserve">，和解析值逐位相同、一直对到十位有效数字。在 </w:t>
+        <w:t xml:space="preserve">，和解析值逐位相同至十位有效数字。在 </w:t>
       </w:r>
       <w:r>
         <w:rPr>
@@ -10440,7 +10422,7 @@
           <w:sz w:val="21"/>
           <w:szCs w:val="21"/>
         </w:rPr>
-        <w:t xml:space="preserve"> 处，</w:t>
+        <w:t xml:space="preserve"> 处 </w:t>
       </w:r>
       <w:r>
         <w:rPr>
@@ -10496,7 +10478,7 @@
           <w:sz w:val="21"/>
           <w:szCs w:val="21"/>
         </w:rPr>
-        <w:t xml:space="preserve">，两层各自都还在深度亚临界，可合并起来 </w:t>
+        <w:t xml:space="preserve">，两层各自处于深度亚临界，而合并后 </w:t>
       </w:r>
       <w:r>
         <w:rPr>
@@ -10514,7 +10496,7 @@
           <w:sz w:val="21"/>
           <w:szCs w:val="21"/>
         </w:rPr>
-        <w:t xml:space="preserve"> 就已经越过临界了——两条各自亚临界的弱渠道，合到一起之后能变成超临界。最后，</w:t>
+        <w:t xml:space="preserve"> 已越过临界——两条各自亚临界的弱渠道合并之后可以超临界。最后，</w:t>
       </w:r>
       <w:r>
         <w:rPr>
@@ -10532,7 +10514,7 @@
           <w:sz w:val="21"/>
           <w:szCs w:val="21"/>
         </w:rPr>
-        <w:t xml:space="preserve"> 的那一层因为 </w:t>
+        <w:t xml:space="preserve"> 的层因 </w:t>
       </w:r>
       <w:r>
         <w:rPr>
@@ -10550,7 +10532,7 @@
           <w:sz w:val="21"/>
           <w:szCs w:val="21"/>
         </w:rPr>
-        <w:t xml:space="preserve">，在 N 里整列都是零、精确地出了列，算出来的阈值和对应单层的值逐位相同：一条高门槛的渠道并不改变爆不爆发，它只改变爆发的规模。</w:t>
+        <w:t xml:space="preserve"> 而在 N 中整列为零，精确出列，所得阈值和相应单层值逐位相同：一条高门槛渠道不改变爆发与否，只改变爆发规模。</w:t>
       </w:r>
     </w:p>
     <w:p>
@@ -10577,7 +10559,7 @@
           <w:sz w:val="21"/>
           <w:szCs w:val="21"/>
         </w:rPr>
-        <w:t xml:space="preserve">闭合的亚临界终态和 (2.8) 的解析值不共享代码——一边积分非线性方程组，另一边求一个矩阵的逆。用均匀播种写出 </w:t>
+        <w:t xml:space="preserve">闭合的亚临界终态和 (2.8) 的解析值不共享代码——一侧积分非线性方程组，另一侧求一个矩阵逆。以均匀播种写出 </w:t>
       </w:r>
       <w:r>
         <w:rPr>
@@ -10765,7 +10747,7 @@
           <w:sz w:val="21"/>
           <w:szCs w:val="21"/>
         </w:rPr>
-        <w:t xml:space="preserve">，两者的相对差随 ε 单调下降：ε 依次取 </w:t>
+        <w:t xml:space="preserve">，二者的相对差随 ε 单调下降：ε 依次取 </w:t>
       </w:r>
       <w:r>
         <w:rPr>
@@ -10877,7 +10859,7 @@
           <w:sz w:val="21"/>
           <w:szCs w:val="21"/>
         </w:rPr>
-        <w:t xml:space="preserve"> 和 </w:t>
+        <w:t xml:space="preserve"> 与 </w:t>
       </w:r>
       <w:r>
         <w:rPr>
@@ -10905,7 +10887,7 @@
           <w:sz w:val="21"/>
           <w:szCs w:val="21"/>
         </w:rPr>
-        <w:t xml:space="preserve"> 时，相对差依次是 </w:t>
+        <w:t xml:space="preserve"> 时，相对差依次为 </w:t>
       </w:r>
       <w:r>
         <w:rPr>
@@ -11017,7 +10999,7 @@
           <w:sz w:val="21"/>
           <w:szCs w:val="21"/>
         </w:rPr>
-        <w:t xml:space="preserve"> 和 </w:t>
+        <w:t xml:space="preserve"> 与 </w:t>
       </w:r>
       <w:r>
         <w:rPr>
@@ -11045,7 +11027,7 @@
           <w:sz w:val="21"/>
           <w:szCs w:val="21"/>
         </w:rPr>
-        <w:t xml:space="preserve">。这就证实了，闭合的亚临界终态在 </w:t>
+        <w:t xml:space="preserve">。这证实闭合的亚临界终态在 </w:t>
       </w:r>
       <w:r>
         <w:rPr>
@@ -11063,7 +11045,7 @@
           <w:sz w:val="21"/>
           <w:szCs w:val="21"/>
         </w:rPr>
-        <w:t xml:space="preserve"> 的极限下就是 (2.8)，它的极点严格落在 </w:t>
+        <w:t xml:space="preserve"> 极限下即为 (2.8)，其极点严格位于 </w:t>
       </w:r>
       <w:r>
         <w:rPr>
@@ -11081,7 +11063,7 @@
           <w:sz w:val="21"/>
           <w:szCs w:val="21"/>
         </w:rPr>
-        <w:t xml:space="preserve">。终态本身也已经收敛：在 </w:t>
+        <w:t xml:space="preserve">。终态本身亦已收敛：在 </w:t>
       </w:r>
       <w:r>
         <w:rPr>
@@ -11156,7 +11138,7 @@
           <w:sz w:val="21"/>
           <w:szCs w:val="21"/>
         </w:rPr>
-        <w:t xml:space="preserve"> 上 χ 逐位不变，剩下那点激活了、却没传递的质量在 </w:t>
+        <w:t xml:space="preserve"> 上 χ 逐位不变，残余的激活且未传递质量在 </w:t>
       </w:r>
       <w:r>
         <w:rPr>
@@ -11211,7 +11193,7 @@
           <w:sz w:val="21"/>
           <w:szCs w:val="21"/>
         </w:rPr>
-        <w:t xml:space="preserve">级联递推 (2.5) 还由单群体的直接 Gillespie 抽样独立复核了一遍，这个检验既不用方程组、也不用次代矩阵。在 </w:t>
+        <w:t xml:space="preserve">级联递推 (2.5) 由单群体的直接 Gillespie 抽样独立复核，该检验既不使用方程组也不使用次代矩阵。在 </w:t>
       </w:r>
       <w:r>
         <w:rPr>
@@ -11257,7 +11239,7 @@
           <w:sz w:val="21"/>
           <w:szCs w:val="21"/>
         </w:rPr>
-        <w:t xml:space="preserve"> 次实现给出的估计和递推值一致，偏离大多在一个统计标准误以内；其中 </w:t>
+        <w:t xml:space="preserve"> 次实现给出的估计和递推值一致，偏离多在一个统计标准误以内；其中 </w:t>
       </w:r>
       <w:r>
         <w:rPr>
@@ -11275,7 +11257,7 @@
           <w:sz w:val="21"/>
           <w:szCs w:val="21"/>
         </w:rPr>
-        <w:t xml:space="preserve"> 那一组初次测出 3.4σ，改用 </w:t>
+        <w:t xml:space="preserve"> 一组初次测得 3.4σ，以 </w:t>
       </w:r>
       <w:r>
         <w:rPr>
@@ -11303,7 +11285,7 @@
           <w:sz w:val="21"/>
           <w:szCs w:val="21"/>
         </w:rPr>
-        <w:t xml:space="preserve"> 次实现、四个独立随机种子复测之后，分别是 0.64σ、0.74σ、1.12σ 和 1.03σ，确认这个偏离纯粹是统计涨落，而不是递推的系统误差。作为整体行为的一个旁证，</w:t>
+        <w:t xml:space="preserve"> 次实现、四个独立随机种子复测后分别为 0.64σ、0.74σ、1.12σ 与 1.03σ，确认该偏离纯属统计涨落而非递推的系统误差。作为整体行为的旁证，</w:t>
       </w:r>
       <w:r>
         <w:rPr>
@@ -11321,7 +11303,7 @@
           <w:sz w:val="21"/>
           <w:szCs w:val="21"/>
         </w:rPr>
-        <w:t xml:space="preserve"> 在扫描区间上严格单调递增（从 0.207 一直增到 2.715），二分因此是适定的；而拿 </w:t>
+        <w:t xml:space="preserve"> 在扫描区间上严格单调递增（由 0.207 增至 2.715），二分因而适定；而以 </w:t>
       </w:r>
       <w:r>
         <w:rPr>
@@ -11339,7 +11321,7 @@
           <w:sz w:val="21"/>
           <w:szCs w:val="21"/>
         </w:rPr>
-        <w:t xml:space="preserve"> 跨过阈值去积分时，</w:t>
+        <w:t xml:space="preserve"> 跨越阈值积分时，</w:t>
       </w:r>
       <w:r>
         <w:rPr>
@@ -11357,7 +11339,7 @@
           <w:sz w:val="21"/>
           <w:szCs w:val="21"/>
         </w:rPr>
-        <w:t xml:space="preserve"> 在阈值以下维持 </w:t>
+        <w:t xml:space="preserve"> 在阈值以下保持 </w:t>
       </w:r>
       <w:r>
         <w:rPr>
@@ -11375,7 +11357,7 @@
           <w:sz w:val="21"/>
           <w:szCs w:val="21"/>
         </w:rPr>
-        <w:t xml:space="preserve"> 量级、到阈值以上就抬成 </w:t>
+        <w:t xml:space="preserve"> 量级、在阈值以上抬升为 </w:t>
       </w:r>
       <w:r>
         <w:rPr>
@@ -11409,7 +11391,7 @@
           <w:sz w:val="21"/>
           <w:szCs w:val="21"/>
         </w:rPr>
-        <w:t xml:space="preserve">这四层校验合起来看：由亚临界终态外推测得的 </w:t>
+        <w:t xml:space="preserve">四项校验合起来：由亚临界终态外推测得的 </w:t>
       </w:r>
       <w:r>
         <w:rPr>
@@ -11437,7 +11419,7 @@
           <w:sz w:val="21"/>
           <w:szCs w:val="21"/>
         </w:rPr>
-        <w:t xml:space="preserve">，和 </w:t>
+        <w:t xml:space="preserve"> 与 </w:t>
       </w:r>
       <w:r>
         <w:rPr>
@@ -11483,7 +11465,7 @@
           <w:sz w:val="21"/>
           <w:szCs w:val="21"/>
         </w:rPr>
-        <w:t xml:space="preserve">、偏离最大 1.51σ。这是对爆发阈值的一次全非线性的独立确认，和前面的 Jacobian 复核正好互补——后者检验的是线性化的谱，前者检验的是非线性终态所继承的同一个阈值。</w:t>
+        <w:t xml:space="preserve">、偏离最大 1.51σ。这是对爆发阈值的一次全非线性独立确认，与前述 Jacobian 复核互补——后者检验线性化谱，前者检验非线性终态所继承的同一阈值。</w:t>
       </w:r>
     </w:p>
     <w:sectPr>

--- a/multiplex-hypergraph-sir/combined_cn.docx
+++ b/multiplex-hypergraph-sir/combined_cn.docx
@@ -11466,6 +11466,4063 @@
           <w:szCs w:val="21"/>
         </w:rPr>
         <w:t xml:space="preserve">、偏离最大 1.51σ。这是对爆发阈值的一次全非线性独立确认，与前述 Jacobian 复核互补——后者检验线性化谱，前者检验非线性终态所继承的同一阈值。</w:t>
+      </w:r>
+    </w:p>
+    <w:p>
+      <w:pPr>
+        <w:spacing w:after="150" w:before="300"/>
+        <w:ind w:firstLine="0"/>
+      </w:pPr>
+      <w:r>
+        <w:rPr>
+          <w:rFonts w:ascii="SimHei" w:cs="SimHei" w:eastAsia="SimHei" w:hAnsi="SimHei"/>
+          <w:b/>
+          <w:bCs/>
+          <w:color w:val="000000"/>
+          <w:sz w:val="26"/>
+          <w:szCs w:val="26"/>
+        </w:rPr>
+        <w:t xml:space="preserve">3. 阈值的结构依赖与理论的边界</w:t>
+      </w:r>
+    </w:p>
+    <w:p>
+      <w:pPr>
+        <w:spacing w:after="120" w:before="0" w:line="300"/>
+        <w:ind w:firstLine="0"/>
+        <w:jc w:val="both"/>
+      </w:pPr>
+      <w:r>
+        <w:rPr>
+          <w:rFonts w:ascii="SimSun" w:cs="SimSun" w:eastAsia="SimSun" w:hAnsi="SimSun"/>
+          <w:color w:val="000000"/>
+          <w:sz w:val="21"/>
+          <w:szCs w:val="21"/>
+        </w:rPr>
+        <w:t xml:space="preserve">阈值公式 (2.7) 把结构压缩成两样东西：联合层度分布的二阶矩，以及各层的群体基数。压缩得越狠，可问的问题就越具体——哪些结构自由度真的移动阈值，哪些被压掉了。本节沿三条方向扫描前者（图 5、图 6），再用一条被压掉的自由度检验公式本身（图 7）。</w:t>
+      </w:r>
+    </w:p>
+    <w:p>
+      <w:pPr>
+        <w:spacing w:after="120" w:before="250"/>
+        <w:ind w:firstLine="0"/>
+      </w:pPr>
+      <w:r>
+        <w:rPr>
+          <w:rFonts w:ascii="SimHei" w:cs="SimHei" w:eastAsia="SimHei" w:hAnsi="SimHei"/>
+          <w:b/>
+          <w:bCs/>
+          <w:color w:val="000000"/>
+          <w:sz w:val="22"/>
+          <w:szCs w:val="22"/>
+        </w:rPr>
+        <w:t xml:space="preserve">3.1. 协同区：两条弱渠道合并后的超临界</w:t>
+      </w:r>
+    </w:p>
+    <w:p>
+      <w:pPr>
+        <w:spacing w:after="120" w:before="0" w:line="300"/>
+        <w:ind w:firstLine="0"/>
+        <w:jc w:val="both"/>
+      </w:pPr>
+      <w:r>
+        <w:rPr>
+          <w:rFonts w:ascii="SimSun" w:cs="SimSun" w:eastAsia="SimSun" w:hAnsi="SimSun"/>
+          <w:color w:val="000000"/>
+          <w:sz w:val="21"/>
+          <w:szCs w:val="21"/>
+        </w:rPr>
+        <w:t xml:space="preserve">此前各层的速率由一个标量 </w:t>
+      </w:r>
+      <w:r>
+        <w:rPr>
+          <w:rFonts w:ascii="Cambria Math" w:cs="Cambria Math" w:eastAsia="Cambria Math" w:hAnsi="Cambria Math"/>
+          <w:color w:val="000000"/>
+          <w:sz w:val="21"/>
+          <w:szCs w:val="21"/>
+        </w:rPr>
+        <w:t xml:space="preserve">λ</w:t>
+      </w:r>
+      <w:r>
+        <w:rPr>
+          <w:rFonts w:ascii="SimSun" w:cs="SimSun" w:eastAsia="SimSun" w:hAnsi="SimSun"/>
+          <w:color w:val="000000"/>
+          <w:sz w:val="21"/>
+          <w:szCs w:val="21"/>
+        </w:rPr>
+        <w:t xml:space="preserve"> 经固定权重 </w:t>
+      </w:r>
+      <w:r>
+        <w:rPr>
+          <w:rFonts w:ascii="Cambria Math" w:cs="Cambria Math" w:eastAsia="Cambria Math" w:hAnsi="Cambria Math"/>
+          <w:color w:val="000000"/>
+          <w:sz w:val="21"/>
+          <w:szCs w:val="21"/>
+        </w:rPr>
+        <w:t xml:space="preserve">w</w:t>
+      </w:r>
+      <w:r>
+        <w:rPr>
+          <w:rFonts w:ascii="Cambria Math" w:cs="Cambria Math" w:eastAsia="Cambria Math" w:hAnsi="Cambria Math"/>
+          <w:color w:val="000000"/>
+          <w:sz w:val="21"/>
+          <w:szCs w:val="21"/>
+          <w:vertAlign w:val="subscript"/>
+        </w:rPr>
+        <w:t xml:space="preserve">a</w:t>
+      </w:r>
+      <w:r>
+        <w:rPr>
+          <w:rFonts w:ascii="SimSun" w:cs="SimSun" w:eastAsia="SimSun" w:hAnsi="SimSun"/>
+          <w:color w:val="000000"/>
+          <w:sz w:val="21"/>
+          <w:szCs w:val="21"/>
+        </w:rPr>
+        <w:t xml:space="preserve"> 统一定标。放开这一约束，令两层各自的速率 </w:t>
+      </w:r>
+      <w:r>
+        <w:rPr>
+          <w:rFonts w:ascii="Cambria Math" w:cs="Cambria Math" w:eastAsia="Cambria Math" w:hAnsi="Cambria Math"/>
+          <w:color w:val="000000"/>
+          <w:sz w:val="21"/>
+          <w:szCs w:val="21"/>
+        </w:rPr>
+        <w:t xml:space="preserve">λ</w:t>
+      </w:r>
+      <w:r>
+        <w:rPr>
+          <w:rFonts w:ascii="Cambria Math" w:cs="Cambria Math" w:eastAsia="Cambria Math" w:hAnsi="Cambria Math"/>
+          <w:color w:val="000000"/>
+          <w:sz w:val="21"/>
+          <w:szCs w:val="21"/>
+          <w:vertAlign w:val="subscript"/>
+        </w:rPr>
+        <w:t xml:space="preserve">1</w:t>
+      </w:r>
+      <w:r>
+        <w:rPr>
+          <w:rFonts w:ascii="SimSun" w:cs="SimSun" w:eastAsia="SimSun" w:hAnsi="SimSun"/>
+          <w:color w:val="000000"/>
+          <w:sz w:val="21"/>
+          <w:szCs w:val="21"/>
+        </w:rPr>
+        <w:t xml:space="preserve"> 与 </w:t>
+      </w:r>
+      <w:r>
+        <w:rPr>
+          <w:rFonts w:ascii="Cambria Math" w:cs="Cambria Math" w:eastAsia="Cambria Math" w:hAnsi="Cambria Math"/>
+          <w:color w:val="000000"/>
+          <w:sz w:val="21"/>
+          <w:szCs w:val="21"/>
+        </w:rPr>
+        <w:t xml:space="preserve">λ</w:t>
+      </w:r>
+      <w:r>
+        <w:rPr>
+          <w:rFonts w:ascii="Cambria Math" w:cs="Cambria Math" w:eastAsia="Cambria Math" w:hAnsi="Cambria Math"/>
+          <w:color w:val="000000"/>
+          <w:sz w:val="21"/>
+          <w:szCs w:val="21"/>
+          <w:vertAlign w:val="subscript"/>
+        </w:rPr>
+        <w:t xml:space="preserve">2</w:t>
+      </w:r>
+      <w:r>
+        <w:rPr>
+          <w:rFonts w:ascii="SimSun" w:cs="SimSun" w:eastAsia="SimSun" w:hAnsi="SimSun"/>
+          <w:color w:val="000000"/>
+          <w:sz w:val="21"/>
+          <w:szCs w:val="21"/>
+        </w:rPr>
+        <w:t xml:space="preserve"> 独立变化，阈值条件 </w:t>
+      </w:r>
+      <w:r>
+        <w:rPr>
+          <w:rFonts w:ascii="Cambria Math" w:cs="Cambria Math" w:eastAsia="Cambria Math" w:hAnsi="Cambria Math"/>
+          <w:color w:val="000000"/>
+          <w:sz w:val="21"/>
+          <w:szCs w:val="21"/>
+        </w:rPr>
+        <w:t xml:space="preserve">ρ(N)=1</w:t>
+      </w:r>
+      <w:r>
+        <w:rPr>
+          <w:rFonts w:ascii="SimSun" w:cs="SimSun" w:eastAsia="SimSun" w:hAnsi="SimSun"/>
+          <w:color w:val="000000"/>
+          <w:sz w:val="21"/>
+          <w:szCs w:val="21"/>
+        </w:rPr>
+        <w:t xml:space="preserve"> 就不再是一个点，而是 </w:t>
+      </w:r>
+      <w:r>
+        <w:rPr>
+          <w:rFonts w:ascii="Cambria Math" w:cs="Cambria Math" w:eastAsia="Cambria Math" w:hAnsi="Cambria Math"/>
+          <w:color w:val="000000"/>
+          <w:sz w:val="21"/>
+          <w:szCs w:val="21"/>
+        </w:rPr>
+        <w:t xml:space="preserve">(λ</w:t>
+      </w:r>
+      <w:r>
+        <w:rPr>
+          <w:rFonts w:ascii="Cambria Math" w:cs="Cambria Math" w:eastAsia="Cambria Math" w:hAnsi="Cambria Math"/>
+          <w:color w:val="000000"/>
+          <w:sz w:val="21"/>
+          <w:szCs w:val="21"/>
+          <w:vertAlign w:val="subscript"/>
+        </w:rPr>
+        <w:t xml:space="preserve">1</w:t>
+      </w:r>
+      <w:r>
+        <w:rPr>
+          <w:rFonts w:ascii="Cambria Math" w:cs="Cambria Math" w:eastAsia="Cambria Math" w:hAnsi="Cambria Math"/>
+          <w:color w:val="000000"/>
+          <w:sz w:val="21"/>
+          <w:szCs w:val="21"/>
+        </w:rPr>
+        <w:t xml:space="preserve">,λ</w:t>
+      </w:r>
+      <w:r>
+        <w:rPr>
+          <w:rFonts w:ascii="Cambria Math" w:cs="Cambria Math" w:eastAsia="Cambria Math" w:hAnsi="Cambria Math"/>
+          <w:color w:val="000000"/>
+          <w:sz w:val="21"/>
+          <w:szCs w:val="21"/>
+          <w:vertAlign w:val="subscript"/>
+        </w:rPr>
+        <w:t xml:space="preserve">2</w:t>
+      </w:r>
+      <w:r>
+        <w:rPr>
+          <w:rFonts w:ascii="Cambria Math" w:cs="Cambria Math" w:eastAsia="Cambria Math" w:hAnsi="Cambria Math"/>
+          <w:color w:val="000000"/>
+          <w:sz w:val="21"/>
+          <w:szCs w:val="21"/>
+        </w:rPr>
+        <w:t xml:space="preserve">)</w:t>
+      </w:r>
+      <w:r>
+        <w:rPr>
+          <w:rFonts w:ascii="SimSun" w:cs="SimSun" w:eastAsia="SimSun" w:hAnsi="SimSun"/>
+          <w:color w:val="000000"/>
+          <w:sz w:val="21"/>
+          <w:szCs w:val="21"/>
+        </w:rPr>
+        <w:t xml:space="preserve"> 平面上的一条曲线。与之对照的是两条单层条件 </w:t>
+      </w:r>
+      <w:r>
+        <w:rPr>
+          <w:rFonts w:ascii="Cambria Math" w:cs="Cambria Math" w:eastAsia="Cambria Math" w:hAnsi="Cambria Math"/>
+          <w:color w:val="000000"/>
+          <w:sz w:val="21"/>
+          <w:szCs w:val="21"/>
+        </w:rPr>
+        <w:t xml:space="preserve">N</w:t>
+      </w:r>
+      <w:r>
+        <w:rPr>
+          <w:rFonts w:ascii="Cambria Math" w:cs="Cambria Math" w:eastAsia="Cambria Math" w:hAnsi="Cambria Math"/>
+          <w:color w:val="000000"/>
+          <w:sz w:val="21"/>
+          <w:szCs w:val="21"/>
+          <w:vertAlign w:val="subscript"/>
+        </w:rPr>
+        <w:t xml:space="preserve">aa</w:t>
+      </w:r>
+      <w:r>
+        <w:rPr>
+          <w:rFonts w:ascii="Cambria Math" w:cs="Cambria Math" w:eastAsia="Cambria Math" w:hAnsi="Cambria Math"/>
+          <w:color w:val="000000"/>
+          <w:sz w:val="21"/>
+          <w:szCs w:val="21"/>
+        </w:rPr>
+        <w:t xml:space="preserve">=1</w:t>
+      </w:r>
+      <w:r>
+        <w:rPr>
+          <w:rFonts w:ascii="SimSun" w:cs="SimSun" w:eastAsia="SimSun" w:hAnsi="SimSun"/>
+          <w:color w:val="000000"/>
+          <w:sz w:val="21"/>
+          <w:szCs w:val="21"/>
+        </w:rPr>
+        <w:t xml:space="preserve">，即各层若被孤立出来自行点燃所需的速率。三条线围出一个楔形</w:t>
+      </w:r>
+    </w:p>
+    <w:p>
+      <w:pPr>
+        <w:tabs>
+          <w:tab w:val="center" w:pos="4500"/>
+          <w:tab w:val="right" w:pos="9000"/>
+        </w:tabs>
+        <w:spacing w:after="130" w:before="90" w:line="288"/>
+      </w:pPr>
+      <w:r>
+        <w:t xml:space="preserve">	</w:t>
+      </w:r>
+      <w:r>
+        <w:rPr>
+          <w:rFonts w:ascii="Cambria Math" w:cs="Cambria Math" w:eastAsia="Cambria Math" w:hAnsi="Cambria Math"/>
+          <w:color w:val="000000"/>
+          <w:sz w:val="21"/>
+          <w:szCs w:val="21"/>
+        </w:rPr>
+        <w:t xml:space="preserve">𝒮={(λ</w:t>
+      </w:r>
+      <w:r>
+        <w:rPr>
+          <w:rFonts w:ascii="Cambria Math" w:cs="Cambria Math" w:eastAsia="Cambria Math" w:hAnsi="Cambria Math"/>
+          <w:color w:val="000000"/>
+          <w:sz w:val="21"/>
+          <w:szCs w:val="21"/>
+          <w:vertAlign w:val="subscript"/>
+        </w:rPr>
+        <w:t xml:space="preserve">1</w:t>
+      </w:r>
+      <w:r>
+        <w:rPr>
+          <w:rFonts w:ascii="Cambria Math" w:cs="Cambria Math" w:eastAsia="Cambria Math" w:hAnsi="Cambria Math"/>
+          <w:color w:val="000000"/>
+          <w:sz w:val="21"/>
+          <w:szCs w:val="21"/>
+        </w:rPr>
+        <w:t xml:space="preserve">,λ</w:t>
+      </w:r>
+      <w:r>
+        <w:rPr>
+          <w:rFonts w:ascii="Cambria Math" w:cs="Cambria Math" w:eastAsia="Cambria Math" w:hAnsi="Cambria Math"/>
+          <w:color w:val="000000"/>
+          <w:sz w:val="21"/>
+          <w:szCs w:val="21"/>
+          <w:vertAlign w:val="subscript"/>
+        </w:rPr>
+        <w:t xml:space="preserve">2</w:t>
+      </w:r>
+      <w:r>
+        <w:rPr>
+          <w:rFonts w:ascii="Cambria Math" w:cs="Cambria Math" w:eastAsia="Cambria Math" w:hAnsi="Cambria Math"/>
+          <w:color w:val="000000"/>
+          <w:sz w:val="21"/>
+          <w:szCs w:val="21"/>
+        </w:rPr>
+        <w:t xml:space="preserve">): N</w:t>
+      </w:r>
+      <w:r>
+        <w:rPr>
+          <w:rFonts w:ascii="Cambria Math" w:cs="Cambria Math" w:eastAsia="Cambria Math" w:hAnsi="Cambria Math"/>
+          <w:color w:val="000000"/>
+          <w:sz w:val="21"/>
+          <w:szCs w:val="21"/>
+          <w:vertAlign w:val="subscript"/>
+        </w:rPr>
+        <w:t xml:space="preserve">11</w:t>
+      </w:r>
+      <w:r>
+        <w:rPr>
+          <w:rFonts w:ascii="Cambria Math" w:cs="Cambria Math" w:eastAsia="Cambria Math" w:hAnsi="Cambria Math"/>
+          <w:color w:val="000000"/>
+          <w:sz w:val="21"/>
+          <w:szCs w:val="21"/>
+        </w:rPr>
+        <w:t xml:space="preserve">&lt;1, N</w:t>
+      </w:r>
+      <w:r>
+        <w:rPr>
+          <w:rFonts w:ascii="Cambria Math" w:cs="Cambria Math" w:eastAsia="Cambria Math" w:hAnsi="Cambria Math"/>
+          <w:color w:val="000000"/>
+          <w:sz w:val="21"/>
+          <w:szCs w:val="21"/>
+          <w:vertAlign w:val="subscript"/>
+        </w:rPr>
+        <w:t xml:space="preserve">22</w:t>
+      </w:r>
+      <w:r>
+        <w:rPr>
+          <w:rFonts w:ascii="Cambria Math" w:cs="Cambria Math" w:eastAsia="Cambria Math" w:hAnsi="Cambria Math"/>
+          <w:color w:val="000000"/>
+          <w:sz w:val="21"/>
+          <w:szCs w:val="21"/>
+        </w:rPr>
+        <w:t xml:space="preserve">&lt;1, ρ(N)&gt;1}</w:t>
+      </w:r>
+      <w:r>
+        <w:t xml:space="preserve">	</w:t>
+      </w:r>
+      <w:r>
+        <w:rPr>
+          <w:rFonts w:ascii="Cambria Math" w:cs="Cambria Math" w:eastAsia="Cambria Math" w:hAnsi="Cambria Math"/>
+          <w:color w:val="000000"/>
+          <w:sz w:val="21"/>
+          <w:szCs w:val="21"/>
+        </w:rPr>
+        <w:t xml:space="preserve">(3.1)</w:t>
+      </w:r>
+    </w:p>
+    <w:p>
+      <w:pPr>
+        <w:spacing w:after="120" w:before="0" w:line="300"/>
+        <w:ind w:firstLine="420"/>
+        <w:jc w:val="both"/>
+      </w:pPr>
+      <w:r>
+        <w:rPr>
+          <w:rFonts w:ascii="SimSun" w:cs="SimSun" w:eastAsia="SimSun" w:hAnsi="SimSun"/>
+          <w:color w:val="000000"/>
+          <w:sz w:val="21"/>
+          <w:szCs w:val="21"/>
+        </w:rPr>
+        <w:t xml:space="preserve">楔内每一点都对应同一个局面：任一渠道单独存在都不足以引发爆发，两者并存却足够。图 5(a) 以 </w:t>
+      </w:r>
+      <w:r>
+        <w:rPr>
+          <w:rFonts w:ascii="Cambria Math" w:cs="Cambria Math" w:eastAsia="Cambria Math" w:hAnsi="Cambria Math"/>
+          <w:color w:val="000000"/>
+          <w:sz w:val="21"/>
+          <w:szCs w:val="21"/>
+        </w:rPr>
+        <w:t xml:space="preserve">P={(2,2),(3,3)}</w:t>
+      </w:r>
+      <w:r>
+        <w:rPr>
+          <w:rFonts w:ascii="SimSun" w:cs="SimSun" w:eastAsia="SimSun" w:hAnsi="SimSun"/>
+          <w:color w:val="000000"/>
+          <w:sz w:val="21"/>
+          <w:szCs w:val="21"/>
+        </w:rPr>
+        <w:t xml:space="preserve">、</w:t>
+      </w:r>
+      <w:r>
+        <w:rPr>
+          <w:rFonts w:ascii="Cambria Math" w:cs="Cambria Math" w:eastAsia="Cambria Math" w:hAnsi="Cambria Math"/>
+          <w:color w:val="000000"/>
+          <w:sz w:val="21"/>
+          <w:szCs w:val="21"/>
+        </w:rPr>
+        <w:t xml:space="preserve">m=(3,3)</w:t>
+      </w:r>
+      <w:r>
+        <w:rPr>
+          <w:rFonts w:ascii="SimSun" w:cs="SimSun" w:eastAsia="SimSun" w:hAnsi="SimSun"/>
+          <w:color w:val="000000"/>
+          <w:sz w:val="21"/>
+          <w:szCs w:val="21"/>
+        </w:rPr>
+        <w:t xml:space="preserve"> 画出该楔形。单层各自的阈值为 </w:t>
+      </w:r>
+      <w:r>
+        <w:rPr>
+          <w:rFonts w:ascii="Cambria Math" w:cs="Cambria Math" w:eastAsia="Cambria Math" w:hAnsi="Cambria Math"/>
+          <w:color w:val="000000"/>
+          <w:sz w:val="21"/>
+          <w:szCs w:val="21"/>
+        </w:rPr>
+        <w:t xml:space="preserve">λ</w:t>
+      </w:r>
+      <w:r>
+        <w:rPr>
+          <w:rFonts w:ascii="Cambria Math" w:cs="Cambria Math" w:eastAsia="Cambria Math" w:hAnsi="Cambria Math"/>
+          <w:color w:val="000000"/>
+          <w:sz w:val="21"/>
+          <w:szCs w:val="21"/>
+          <w:vertAlign w:val="subscript"/>
+        </w:rPr>
+        <w:t xml:space="preserve">c</w:t>
+      </w:r>
+      <w:r>
+        <w:rPr>
+          <w:rFonts w:ascii="Cambria Math" w:cs="Cambria Math" w:eastAsia="Cambria Math" w:hAnsi="Cambria Math"/>
+          <w:color w:val="000000"/>
+          <w:sz w:val="21"/>
+          <w:szCs w:val="21"/>
+          <w:vertAlign w:val="superscript"/>
+        </w:rPr>
+        <w:t xml:space="preserve">(a)</w:t>
+      </w:r>
+      <w:r>
+        <w:rPr>
+          <w:rFonts w:ascii="Cambria Math" w:cs="Cambria Math" w:eastAsia="Cambria Math" w:hAnsi="Cambria Math"/>
+          <w:color w:val="000000"/>
+          <w:sz w:val="21"/>
+          <w:szCs w:val="21"/>
+        </w:rPr>
+        <w:t xml:space="preserve">=0.400567</w:t>
+      </w:r>
+      <w:r>
+        <w:rPr>
+          <w:rFonts w:ascii="SimSun" w:cs="SimSun" w:eastAsia="SimSun" w:hAnsi="SimSun"/>
+          <w:color w:val="000000"/>
+          <w:sz w:val="21"/>
+          <w:szCs w:val="21"/>
+        </w:rPr>
+        <w:t xml:space="preserve">，两层对称合并后降到 0.128162，低 68.0%；§2.5 用作解析锚点的 </w:t>
+      </w:r>
+      <w:r>
+        <w:rPr>
+          <w:rFonts w:ascii="Cambria Math" w:cs="Cambria Math" w:eastAsia="Cambria Math" w:hAnsi="Cambria Math"/>
+          <w:color w:val="000000"/>
+          <w:sz w:val="21"/>
+          <w:szCs w:val="21"/>
+        </w:rPr>
+        <w:t xml:space="preserve">λ</w:t>
+      </w:r>
+      <w:r>
+        <w:rPr>
+          <w:rFonts w:ascii="Cambria Math" w:cs="Cambria Math" w:eastAsia="Cambria Math" w:hAnsi="Cambria Math"/>
+          <w:color w:val="000000"/>
+          <w:sz w:val="21"/>
+          <w:szCs w:val="21"/>
+          <w:vertAlign w:val="subscript"/>
+        </w:rPr>
+        <w:t xml:space="preserve">1</w:t>
+      </w:r>
+      <w:r>
+        <w:rPr>
+          <w:rFonts w:ascii="Cambria Math" w:cs="Cambria Math" w:eastAsia="Cambria Math" w:hAnsi="Cambria Math"/>
+          <w:color w:val="000000"/>
+          <w:sz w:val="21"/>
+          <w:szCs w:val="21"/>
+        </w:rPr>
+        <w:t xml:space="preserve">=λ</w:t>
+      </w:r>
+      <w:r>
+        <w:rPr>
+          <w:rFonts w:ascii="Cambria Math" w:cs="Cambria Math" w:eastAsia="Cambria Math" w:hAnsi="Cambria Math"/>
+          <w:color w:val="000000"/>
+          <w:sz w:val="21"/>
+          <w:szCs w:val="21"/>
+          <w:vertAlign w:val="subscript"/>
+        </w:rPr>
+        <w:t xml:space="preserve">2</w:t>
+      </w:r>
+      <w:r>
+        <w:rPr>
+          <w:rFonts w:ascii="Cambria Math" w:cs="Cambria Math" w:eastAsia="Cambria Math" w:hAnsi="Cambria Math"/>
+          <w:color w:val="000000"/>
+          <w:sz w:val="21"/>
+          <w:szCs w:val="21"/>
+        </w:rPr>
+        <w:t xml:space="preserve">=0.13</w:t>
+      </w:r>
+      <w:r>
+        <w:rPr>
+          <w:rFonts w:ascii="SimSun" w:cs="SimSun" w:eastAsia="SimSun" w:hAnsi="SimSun"/>
+          <w:color w:val="000000"/>
+          <w:sz w:val="21"/>
+          <w:szCs w:val="21"/>
+        </w:rPr>
+        <w:t xml:space="preserve">（</w:t>
+      </w:r>
+      <w:r>
+        <w:rPr>
+          <w:rFonts w:ascii="Cambria Math" w:cs="Cambria Math" w:eastAsia="Cambria Math" w:hAnsi="Cambria Math"/>
+          <w:color w:val="000000"/>
+          <w:sz w:val="21"/>
+          <w:szCs w:val="21"/>
+        </w:rPr>
+        <w:t xml:space="preserve">N</w:t>
+      </w:r>
+      <w:r>
+        <w:rPr>
+          <w:rFonts w:ascii="Cambria Math" w:cs="Cambria Math" w:eastAsia="Cambria Math" w:hAnsi="Cambria Math"/>
+          <w:color w:val="000000"/>
+          <w:sz w:val="21"/>
+          <w:szCs w:val="21"/>
+          <w:vertAlign w:val="subscript"/>
+        </w:rPr>
+        <w:t xml:space="preserve">11</w:t>
+      </w:r>
+      <w:r>
+        <w:rPr>
+          <w:rFonts w:ascii="Cambria Math" w:cs="Cambria Math" w:eastAsia="Cambria Math" w:hAnsi="Cambria Math"/>
+          <w:color w:val="000000"/>
+          <w:sz w:val="21"/>
+          <w:szCs w:val="21"/>
+        </w:rPr>
+        <w:t xml:space="preserve">=N</w:t>
+      </w:r>
+      <w:r>
+        <w:rPr>
+          <w:rFonts w:ascii="Cambria Math" w:cs="Cambria Math" w:eastAsia="Cambria Math" w:hAnsi="Cambria Math"/>
+          <w:color w:val="000000"/>
+          <w:sz w:val="21"/>
+          <w:szCs w:val="21"/>
+          <w:vertAlign w:val="subscript"/>
+        </w:rPr>
+        <w:t xml:space="preserve">22</w:t>
+      </w:r>
+      <w:r>
+        <w:rPr>
+          <w:rFonts w:ascii="Cambria Math" w:cs="Cambria Math" w:eastAsia="Cambria Math" w:hAnsi="Cambria Math"/>
+          <w:color w:val="000000"/>
+          <w:sz w:val="21"/>
+          <w:szCs w:val="21"/>
+        </w:rPr>
+        <w:t xml:space="preserve">=0.3860</w:t>
+      </w:r>
+      <w:r>
+        <w:rPr>
+          <w:rFonts w:ascii="SimSun" w:cs="SimSun" w:eastAsia="SimSun" w:hAnsi="SimSun"/>
+          <w:color w:val="000000"/>
+          <w:sz w:val="21"/>
+          <w:szCs w:val="21"/>
+        </w:rPr>
+        <w:t xml:space="preserve">、</w:t>
+      </w:r>
+      <w:r>
+        <w:rPr>
+          <w:rFonts w:ascii="Cambria Math" w:cs="Cambria Math" w:eastAsia="Cambria Math" w:hAnsi="Cambria Math"/>
+          <w:color w:val="000000"/>
+          <w:sz w:val="21"/>
+          <w:szCs w:val="21"/>
+        </w:rPr>
+        <w:t xml:space="preserve">ρ=1.0132</w:t>
+      </w:r>
+      <w:r>
+        <w:rPr>
+          <w:rFonts w:ascii="SimSun" w:cs="SimSun" w:eastAsia="SimSun" w:hAnsi="SimSun"/>
+          <w:color w:val="000000"/>
+          <w:sz w:val="21"/>
+          <w:szCs w:val="21"/>
+        </w:rPr>
+        <w:t xml:space="preserve">）正落在楔内紧贴边界处，图中以菱形标出。楔形之大值得留意：它并非临界线附近的一条窄缝，而是占据了整个 </w:t>
+      </w:r>
+      <w:r>
+        <w:rPr>
+          <w:rFonts w:ascii="Cambria Math" w:cs="Cambria Math" w:eastAsia="Cambria Math" w:hAnsi="Cambria Math"/>
+          <w:color w:val="000000"/>
+          <w:sz w:val="21"/>
+          <w:szCs w:val="21"/>
+        </w:rPr>
+        <w:t xml:space="preserve">[0,λ</w:t>
+      </w:r>
+      <w:r>
+        <w:rPr>
+          <w:rFonts w:ascii="Cambria Math" w:cs="Cambria Math" w:eastAsia="Cambria Math" w:hAnsi="Cambria Math"/>
+          <w:color w:val="000000"/>
+          <w:sz w:val="21"/>
+          <w:szCs w:val="21"/>
+          <w:vertAlign w:val="subscript"/>
+        </w:rPr>
+        <w:t xml:space="preserve">c</w:t>
+      </w:r>
+      <w:r>
+        <w:rPr>
+          <w:rFonts w:ascii="Cambria Math" w:cs="Cambria Math" w:eastAsia="Cambria Math" w:hAnsi="Cambria Math"/>
+          <w:color w:val="000000"/>
+          <w:sz w:val="21"/>
+          <w:szCs w:val="21"/>
+          <w:vertAlign w:val="superscript"/>
+        </w:rPr>
+        <w:t xml:space="preserve">(a)</w:t>
+      </w:r>
+      <w:r>
+        <w:rPr>
+          <w:rFonts w:ascii="Cambria Math" w:cs="Cambria Math" w:eastAsia="Cambria Math" w:hAnsi="Cambria Math"/>
+          <w:color w:val="000000"/>
+          <w:sz w:val="21"/>
+          <w:szCs w:val="21"/>
+        </w:rPr>
+        <w:t xml:space="preserve">]</w:t>
+      </w:r>
+      <w:r>
+        <w:rPr>
+          <w:rFonts w:ascii="Cambria Math" w:cs="Cambria Math" w:eastAsia="Cambria Math" w:hAnsi="Cambria Math"/>
+          <w:color w:val="000000"/>
+          <w:sz w:val="21"/>
+          <w:szCs w:val="21"/>
+          <w:vertAlign w:val="superscript"/>
+        </w:rPr>
+        <w:t xml:space="preserve">2</w:t>
+      </w:r>
+      <w:r>
+        <w:rPr>
+          <w:rFonts w:ascii="SimSun" w:cs="SimSun" w:eastAsia="SimSun" w:hAnsi="SimSun"/>
+          <w:color w:val="000000"/>
+          <w:sz w:val="21"/>
+          <w:szCs w:val="21"/>
+        </w:rPr>
+        <w:t xml:space="preserve"> 方块中临界曲线以上的全部区域。</w:t>
+      </w:r>
+    </w:p>
+    <w:p>
+      <w:pPr>
+        <w:spacing w:after="120" w:before="0" w:line="300"/>
+        <w:ind w:firstLine="420"/>
+        <w:jc w:val="both"/>
+      </w:pPr>
+      <w:r>
+        <w:rPr>
+          <w:rFonts w:ascii="SimSun" w:cs="SimSun" w:eastAsia="SimSun" w:hAnsi="SimSun"/>
+          <w:color w:val="000000"/>
+          <w:sz w:val="21"/>
+          <w:szCs w:val="21"/>
+        </w:rPr>
+        <w:t xml:space="preserve">楔形的宽窄由层间耦合决定。图 5(b) 取图 4 的 </w:t>
+      </w:r>
+      <w:r>
+        <w:rPr>
+          <w:rFonts w:ascii="Cambria Math" w:cs="Cambria Math" w:eastAsia="Cambria Math" w:hAnsi="Cambria Math"/>
+          <w:color w:val="000000"/>
+          <w:sz w:val="21"/>
+          <w:szCs w:val="21"/>
+        </w:rPr>
+        <w:t xml:space="preserve">{2,4}</w:t>
+      </w:r>
+      <w:r>
+        <w:rPr>
+          <w:rFonts w:ascii="SimSun" w:cs="SimSun" w:eastAsia="SimSun" w:hAnsi="SimSun"/>
+          <w:color w:val="000000"/>
+          <w:sz w:val="21"/>
+          <w:szCs w:val="21"/>
+        </w:rPr>
+        <w:t xml:space="preserve"> 族：边缘分布固定意味着两条单层线被钉死，</w:t>
+      </w:r>
+      <w:r>
+        <w:rPr>
+          <w:rFonts w:ascii="Cambria Math" w:cs="Cambria Math" w:eastAsia="Cambria Math" w:hAnsi="Cambria Math"/>
+          <w:color w:val="000000"/>
+          <w:sz w:val="21"/>
+          <w:szCs w:val="21"/>
+        </w:rPr>
+        <w:t xml:space="preserve">ρ</w:t>
+      </w:r>
+      <w:r>
+        <w:rPr>
+          <w:rFonts w:ascii="Cambria Math" w:cs="Cambria Math" w:eastAsia="Cambria Math" w:hAnsi="Cambria Math"/>
+          <w:color w:val="000000"/>
+          <w:sz w:val="21"/>
+          <w:szCs w:val="21"/>
+          <w:vertAlign w:val="subscript"/>
+        </w:rPr>
+        <w:t xml:space="preserve">12</w:t>
+      </w:r>
+      <w:r>
+        <w:rPr>
+          <w:rFonts w:ascii="SimSun" w:cs="SimSun" w:eastAsia="SimSun" w:hAnsi="SimSun"/>
+          <w:color w:val="000000"/>
+          <w:sz w:val="21"/>
+          <w:szCs w:val="21"/>
+        </w:rPr>
+        <w:t xml:space="preserve"> 只能移动临界曲线本身。曲线随 </w:t>
+      </w:r>
+      <w:r>
+        <w:rPr>
+          <w:rFonts w:ascii="Cambria Math" w:cs="Cambria Math" w:eastAsia="Cambria Math" w:hAnsi="Cambria Math"/>
+          <w:color w:val="000000"/>
+          <w:sz w:val="21"/>
+          <w:szCs w:val="21"/>
+        </w:rPr>
+        <w:t xml:space="preserve">ρ</w:t>
+      </w:r>
+      <w:r>
+        <w:rPr>
+          <w:rFonts w:ascii="Cambria Math" w:cs="Cambria Math" w:eastAsia="Cambria Math" w:hAnsi="Cambria Math"/>
+          <w:color w:val="000000"/>
+          <w:sz w:val="21"/>
+          <w:szCs w:val="21"/>
+          <w:vertAlign w:val="subscript"/>
+        </w:rPr>
+        <w:t xml:space="preserve">12</w:t>
+      </w:r>
+      <w:r>
+        <w:rPr>
+          <w:rFonts w:ascii="SimSun" w:cs="SimSun" w:eastAsia="SimSun" w:hAnsi="SimSun"/>
+          <w:color w:val="000000"/>
+          <w:sz w:val="21"/>
+          <w:szCs w:val="21"/>
+        </w:rPr>
+        <w:t xml:space="preserve"> 由 −1 增到 +1 而整体下压，对称阈值由 0.106203 降到 0.092956，与图 4 的两个端点逐位相同。</w:t>
+      </w:r>
+      <w:r>
+        <w:rPr>
+          <w:rFonts w:ascii="SimSun" w:cs="SimSun" w:eastAsia="SimSun" w:hAnsi="SimSun"/>
+          <w:b/>
+          <w:bCs/>
+          <w:color w:val="000000"/>
+          <w:sz w:val="21"/>
+          <w:szCs w:val="21"/>
+        </w:rPr>
+        <w:t xml:space="preserve">协同不是可有可无的修饰，而是多重结构的默认状态</w:t>
+      </w:r>
+      <w:r>
+        <w:rPr>
+          <w:rFonts w:ascii="SimSun" w:cs="SimSun" w:eastAsia="SimSun" w:hAnsi="SimSun"/>
+          <w:color w:val="000000"/>
+          <w:sz w:val="21"/>
+          <w:szCs w:val="21"/>
+        </w:rPr>
+        <w:t xml:space="preserve">：只要两层都不是完全孤立，合并阈值就严格低于任一单层阈值——这一点在 §2.1 已由 </w:t>
+      </w:r>
+      <w:r>
+        <w:rPr>
+          <w:rFonts w:ascii="Cambria Math" w:cs="Cambria Math" w:eastAsia="Cambria Math" w:hAnsi="Cambria Math"/>
+          <w:color w:val="000000"/>
+          <w:sz w:val="21"/>
+          <w:szCs w:val="21"/>
+        </w:rPr>
+        <w:t xml:space="preserve">ρ(N)≥max</w:t>
+      </w:r>
+      <w:r>
+        <w:rPr>
+          <w:rFonts w:ascii="Cambria Math" w:cs="Cambria Math" w:eastAsia="Cambria Math" w:hAnsi="Cambria Math"/>
+          <w:color w:val="000000"/>
+          <w:sz w:val="21"/>
+          <w:szCs w:val="21"/>
+          <w:vertAlign w:val="subscript"/>
+        </w:rPr>
+        <w:t xml:space="preserve">a</w:t>
+      </w:r>
+      <w:r>
+        <w:rPr>
+          <w:rFonts w:ascii="Cambria Math" w:cs="Cambria Math" w:eastAsia="Cambria Math" w:hAnsi="Cambria Math"/>
+          <w:color w:val="000000"/>
+          <w:sz w:val="21"/>
+          <w:szCs w:val="21"/>
+        </w:rPr>
+        <w:t xml:space="preserve">N</w:t>
+      </w:r>
+      <w:r>
+        <w:rPr>
+          <w:rFonts w:ascii="Cambria Math" w:cs="Cambria Math" w:eastAsia="Cambria Math" w:hAnsi="Cambria Math"/>
+          <w:color w:val="000000"/>
+          <w:sz w:val="21"/>
+          <w:szCs w:val="21"/>
+          <w:vertAlign w:val="subscript"/>
+        </w:rPr>
+        <w:t xml:space="preserve">aa</w:t>
+      </w:r>
+      <w:r>
+        <w:rPr>
+          <w:rFonts w:ascii="SimSun" w:cs="SimSun" w:eastAsia="SimSun" w:hAnsi="SimSun"/>
+          <w:color w:val="000000"/>
+          <w:sz w:val="21"/>
+          <w:szCs w:val="21"/>
+        </w:rPr>
+        <w:t xml:space="preserve"> 给出，图 5 把它在整个平面上兑现。</w:t>
+      </w:r>
+    </w:p>
+    <w:p>
+      <w:pPr>
+        <w:spacing w:after="70" w:before="160"/>
+        <w:ind w:firstLine="0"/>
+        <w:jc w:val="center"/>
+      </w:pPr>
+      <w:r>
+        <w:drawing>
+          <wp:inline distT="0" distB="0" distL="0" distR="0">
+            <wp:extent cx="4953000" cy="2038350"/>
+            <wp:effectExtent t="0" r="0" b="0" l="0"/>
+            <wp:docPr id="1" name="" descr="" title=""/>
+            <wp:cNvGraphicFramePr>
+              <a:graphicFrameLocks xmlns:a="http://schemas.openxmlformats.org/drawingml/2006/main" noChangeAspect="1"/>
+            </wp:cNvGraphicFramePr>
+            <a:graphic xmlns:a="http://schemas.openxmlformats.org/drawingml/2006/main">
+              <a:graphicData uri="http://schemas.openxmlformats.org/drawingml/2006/picture">
+                <pic:pic xmlns:pic="http://schemas.openxmlformats.org/drawingml/2006/picture">
+                  <pic:nvPicPr>
+                    <pic:cNvPr id="0" name="" descr=""/>
+                    <pic:cNvPicPr>
+                      <a:picLocks noChangeAspect="1" noChangeArrowheads="1"/>
+                    </pic:cNvPicPr>
+                  </pic:nvPicPr>
+                  <pic:blipFill>
+                    <a:blip r:embed="rId11" cstate="none"/>
+                    <a:srcRect/>
+                    <a:stretch>
+                      <a:fillRect/>
+                    </a:stretch>
+                  </pic:blipFill>
+                  <pic:spPr bwMode="auto">
+                    <a:xfrm>
+                      <a:off x="0" y="0"/>
+                      <a:ext cx="4953000" cy="2038350"/>
+                    </a:xfrm>
+                    <a:prstGeom prst="rect">
+                      <a:avLst/>
+                    </a:prstGeom>
+                  </pic:spPr>
+                </pic:pic>
+              </a:graphicData>
+            </a:graphic>
+          </wp:inline>
+        </w:drawing>
+      </w:r>
+    </w:p>
+    <w:p>
+      <w:pPr>
+        <w:spacing w:after="180" w:line="264"/>
+        <w:ind w:firstLine="0"/>
+        <w:jc w:val="both"/>
+      </w:pPr>
+      <w:r>
+        <w:rPr>
+          <w:rFonts w:ascii="SimSun" w:cs="SimSun" w:eastAsia="SimSun" w:hAnsi="SimSun"/>
+          <w:b/>
+          <w:bCs/>
+          <w:color w:val="000000"/>
+          <w:sz w:val="18"/>
+          <w:szCs w:val="18"/>
+        </w:rPr>
+        <w:t xml:space="preserve">图 5</w:t>
+      </w:r>
+      <w:r>
+        <w:rPr>
+          <w:rFonts w:ascii="SimSun" w:cs="SimSun" w:eastAsia="SimSun" w:hAnsi="SimSun"/>
+          <w:color w:val="000000"/>
+          <w:sz w:val="18"/>
+          <w:szCs w:val="18"/>
+        </w:rPr>
+        <w:t xml:space="preserve">　协同区相图。(a) </w:t>
+      </w:r>
+      <w:r>
+        <w:rPr>
+          <w:rFonts w:ascii="Cambria Math" w:cs="Cambria Math" w:eastAsia="Cambria Math" w:hAnsi="Cambria Math"/>
+          <w:color w:val="000000"/>
+          <w:sz w:val="18"/>
+          <w:szCs w:val="18"/>
+        </w:rPr>
+        <w:t xml:space="preserve">P={(2,2),(3,3)}</w:t>
+      </w:r>
+      <w:r>
+        <w:rPr>
+          <w:rFonts w:ascii="SimSun" w:cs="SimSun" w:eastAsia="SimSun" w:hAnsi="SimSun"/>
+          <w:color w:val="000000"/>
+          <w:sz w:val="18"/>
+          <w:szCs w:val="18"/>
+        </w:rPr>
+        <w:t xml:space="preserve">、</w:t>
+      </w:r>
+      <w:r>
+        <w:rPr>
+          <w:rFonts w:ascii="Cambria Math" w:cs="Cambria Math" w:eastAsia="Cambria Math" w:hAnsi="Cambria Math"/>
+          <w:color w:val="000000"/>
+          <w:sz w:val="18"/>
+          <w:szCs w:val="18"/>
+        </w:rPr>
+        <w:t xml:space="preserve">m=(3,3)</w:t>
+      </w:r>
+      <w:r>
+        <w:rPr>
+          <w:rFonts w:ascii="SimSun" w:cs="SimSun" w:eastAsia="SimSun" w:hAnsi="SimSun"/>
+          <w:color w:val="000000"/>
+          <w:sz w:val="18"/>
+          <w:szCs w:val="18"/>
+        </w:rPr>
+        <w:t xml:space="preserve"> 下的 </w:t>
+      </w:r>
+      <w:r>
+        <w:rPr>
+          <w:rFonts w:ascii="Cambria Math" w:cs="Cambria Math" w:eastAsia="Cambria Math" w:hAnsi="Cambria Math"/>
+          <w:color w:val="000000"/>
+          <w:sz w:val="18"/>
+          <w:szCs w:val="18"/>
+        </w:rPr>
+        <w:t xml:space="preserve">(λ</w:t>
+      </w:r>
+      <w:r>
+        <w:rPr>
+          <w:rFonts w:ascii="Cambria Math" w:cs="Cambria Math" w:eastAsia="Cambria Math" w:hAnsi="Cambria Math"/>
+          <w:color w:val="000000"/>
+          <w:sz w:val="18"/>
+          <w:szCs w:val="18"/>
+          <w:vertAlign w:val="subscript"/>
+        </w:rPr>
+        <w:t xml:space="preserve">1</w:t>
+      </w:r>
+      <w:r>
+        <w:rPr>
+          <w:rFonts w:ascii="Cambria Math" w:cs="Cambria Math" w:eastAsia="Cambria Math" w:hAnsi="Cambria Math"/>
+          <w:color w:val="000000"/>
+          <w:sz w:val="18"/>
+          <w:szCs w:val="18"/>
+        </w:rPr>
+        <w:t xml:space="preserve">,λ</w:t>
+      </w:r>
+      <w:r>
+        <w:rPr>
+          <w:rFonts w:ascii="Cambria Math" w:cs="Cambria Math" w:eastAsia="Cambria Math" w:hAnsi="Cambria Math"/>
+          <w:color w:val="000000"/>
+          <w:sz w:val="18"/>
+          <w:szCs w:val="18"/>
+          <w:vertAlign w:val="subscript"/>
+        </w:rPr>
+        <w:t xml:space="preserve">2</w:t>
+      </w:r>
+      <w:r>
+        <w:rPr>
+          <w:rFonts w:ascii="Cambria Math" w:cs="Cambria Math" w:eastAsia="Cambria Math" w:hAnsi="Cambria Math"/>
+          <w:color w:val="000000"/>
+          <w:sz w:val="18"/>
+          <w:szCs w:val="18"/>
+        </w:rPr>
+        <w:t xml:space="preserve">)</w:t>
+      </w:r>
+      <w:r>
+        <w:rPr>
+          <w:rFonts w:ascii="SimSun" w:cs="SimSun" w:eastAsia="SimSun" w:hAnsi="SimSun"/>
+          <w:color w:val="000000"/>
+          <w:sz w:val="18"/>
+          <w:szCs w:val="18"/>
+        </w:rPr>
+        <w:t xml:space="preserve"> 平面：蓝线为 </w:t>
+      </w:r>
+      <w:r>
+        <w:rPr>
+          <w:rFonts w:ascii="Cambria Math" w:cs="Cambria Math" w:eastAsia="Cambria Math" w:hAnsi="Cambria Math"/>
+          <w:color w:val="000000"/>
+          <w:sz w:val="18"/>
+          <w:szCs w:val="18"/>
+        </w:rPr>
+        <w:t xml:space="preserve">ρ(N)=1</w:t>
+      </w:r>
+      <w:r>
+        <w:rPr>
+          <w:rFonts w:ascii="SimSun" w:cs="SimSun" w:eastAsia="SimSun" w:hAnsi="SimSun"/>
+          <w:color w:val="000000"/>
+          <w:sz w:val="18"/>
+          <w:szCs w:val="18"/>
+        </w:rPr>
+        <w:t xml:space="preserve">，两条灰虚线为单层条件 </w:t>
+      </w:r>
+      <w:r>
+        <w:rPr>
+          <w:rFonts w:ascii="Cambria Math" w:cs="Cambria Math" w:eastAsia="Cambria Math" w:hAnsi="Cambria Math"/>
+          <w:color w:val="000000"/>
+          <w:sz w:val="18"/>
+          <w:szCs w:val="18"/>
+        </w:rPr>
+        <w:t xml:space="preserve">N</w:t>
+      </w:r>
+      <w:r>
+        <w:rPr>
+          <w:rFonts w:ascii="Cambria Math" w:cs="Cambria Math" w:eastAsia="Cambria Math" w:hAnsi="Cambria Math"/>
+          <w:color w:val="000000"/>
+          <w:sz w:val="18"/>
+          <w:szCs w:val="18"/>
+          <w:vertAlign w:val="subscript"/>
+        </w:rPr>
+        <w:t xml:space="preserve">aa</w:t>
+      </w:r>
+      <w:r>
+        <w:rPr>
+          <w:rFonts w:ascii="Cambria Math" w:cs="Cambria Math" w:eastAsia="Cambria Math" w:hAnsi="Cambria Math"/>
+          <w:color w:val="000000"/>
+          <w:sz w:val="18"/>
+          <w:szCs w:val="18"/>
+        </w:rPr>
+        <w:t xml:space="preserve">=1</w:t>
+      </w:r>
+      <w:r>
+        <w:rPr>
+          <w:rFonts w:ascii="SimSun" w:cs="SimSun" w:eastAsia="SimSun" w:hAnsi="SimSun"/>
+          <w:color w:val="000000"/>
+          <w:sz w:val="18"/>
+          <w:szCs w:val="18"/>
+        </w:rPr>
+        <w:t xml:space="preserve">，橙色区域即 (3.1) 的楔形 </w:t>
+      </w:r>
+      <w:r>
+        <w:rPr>
+          <w:rFonts w:ascii="Cambria Math" w:cs="Cambria Math" w:eastAsia="Cambria Math" w:hAnsi="Cambria Math"/>
+          <w:color w:val="000000"/>
+          <w:sz w:val="18"/>
+          <w:szCs w:val="18"/>
+        </w:rPr>
+        <w:t xml:space="preserve">𝒮</w:t>
+      </w:r>
+      <w:r>
+        <w:rPr>
+          <w:rFonts w:ascii="SimSun" w:cs="SimSun" w:eastAsia="SimSun" w:hAnsi="SimSun"/>
+          <w:color w:val="000000"/>
+          <w:sz w:val="18"/>
+          <w:szCs w:val="18"/>
+        </w:rPr>
+        <w:t xml:space="preserve">——两层各自亚临界而合并后超临界；菱形为 §2.5 的解析锚点 </w:t>
+      </w:r>
+      <w:r>
+        <w:rPr>
+          <w:rFonts w:ascii="Cambria Math" w:cs="Cambria Math" w:eastAsia="Cambria Math" w:hAnsi="Cambria Math"/>
+          <w:color w:val="000000"/>
+          <w:sz w:val="18"/>
+          <w:szCs w:val="18"/>
+        </w:rPr>
+        <w:t xml:space="preserve">λ</w:t>
+      </w:r>
+      <w:r>
+        <w:rPr>
+          <w:rFonts w:ascii="Cambria Math" w:cs="Cambria Math" w:eastAsia="Cambria Math" w:hAnsi="Cambria Math"/>
+          <w:color w:val="000000"/>
+          <w:sz w:val="18"/>
+          <w:szCs w:val="18"/>
+          <w:vertAlign w:val="subscript"/>
+        </w:rPr>
+        <w:t xml:space="preserve">1</w:t>
+      </w:r>
+      <w:r>
+        <w:rPr>
+          <w:rFonts w:ascii="Cambria Math" w:cs="Cambria Math" w:eastAsia="Cambria Math" w:hAnsi="Cambria Math"/>
+          <w:color w:val="000000"/>
+          <w:sz w:val="18"/>
+          <w:szCs w:val="18"/>
+        </w:rPr>
+        <w:t xml:space="preserve">=λ</w:t>
+      </w:r>
+      <w:r>
+        <w:rPr>
+          <w:rFonts w:ascii="Cambria Math" w:cs="Cambria Math" w:eastAsia="Cambria Math" w:hAnsi="Cambria Math"/>
+          <w:color w:val="000000"/>
+          <w:sz w:val="18"/>
+          <w:szCs w:val="18"/>
+          <w:vertAlign w:val="subscript"/>
+        </w:rPr>
+        <w:t xml:space="preserve">2</w:t>
+      </w:r>
+      <w:r>
+        <w:rPr>
+          <w:rFonts w:ascii="Cambria Math" w:cs="Cambria Math" w:eastAsia="Cambria Math" w:hAnsi="Cambria Math"/>
+          <w:color w:val="000000"/>
+          <w:sz w:val="18"/>
+          <w:szCs w:val="18"/>
+        </w:rPr>
+        <w:t xml:space="preserve">=0.13</w:t>
+      </w:r>
+      <w:r>
+        <w:rPr>
+          <w:rFonts w:ascii="SimSun" w:cs="SimSun" w:eastAsia="SimSun" w:hAnsi="SimSun"/>
+          <w:color w:val="000000"/>
+          <w:sz w:val="18"/>
+          <w:szCs w:val="18"/>
+        </w:rPr>
+        <w:t xml:space="preserve">，空心圆为对称合并阈值 0.128162，细灰线为对角线。(b) 图 4 的 </w:t>
+      </w:r>
+      <w:r>
+        <w:rPr>
+          <w:rFonts w:ascii="Cambria Math" w:cs="Cambria Math" w:eastAsia="Cambria Math" w:hAnsi="Cambria Math"/>
+          <w:color w:val="000000"/>
+          <w:sz w:val="18"/>
+          <w:szCs w:val="18"/>
+        </w:rPr>
+        <w:t xml:space="preserve">{2,4}</w:t>
+      </w:r>
+      <w:r>
+        <w:rPr>
+          <w:rFonts w:ascii="SimSun" w:cs="SimSun" w:eastAsia="SimSun" w:hAnsi="SimSun"/>
+          <w:color w:val="000000"/>
+          <w:sz w:val="18"/>
+          <w:szCs w:val="18"/>
+        </w:rPr>
+        <w:t xml:space="preserve"> 族：边缘固定使两条单层线不动（</w:t>
+      </w:r>
+      <w:r>
+        <w:rPr>
+          <w:rFonts w:ascii="Cambria Math" w:cs="Cambria Math" w:eastAsia="Cambria Math" w:hAnsi="Cambria Math"/>
+          <w:color w:val="000000"/>
+          <w:sz w:val="18"/>
+          <w:szCs w:val="18"/>
+        </w:rPr>
+        <w:t xml:space="preserve">λ</w:t>
+      </w:r>
+      <w:r>
+        <w:rPr>
+          <w:rFonts w:ascii="Cambria Math" w:cs="Cambria Math" w:eastAsia="Cambria Math" w:hAnsi="Cambria Math"/>
+          <w:color w:val="000000"/>
+          <w:sz w:val="18"/>
+          <w:szCs w:val="18"/>
+          <w:vertAlign w:val="subscript"/>
+        </w:rPr>
+        <w:t xml:space="preserve">c</w:t>
+      </w:r>
+      <w:r>
+        <w:rPr>
+          <w:rFonts w:ascii="Cambria Math" w:cs="Cambria Math" w:eastAsia="Cambria Math" w:hAnsi="Cambria Math"/>
+          <w:color w:val="000000"/>
+          <w:sz w:val="18"/>
+          <w:szCs w:val="18"/>
+          <w:vertAlign w:val="superscript"/>
+        </w:rPr>
+        <w:t xml:space="preserve">(a)</w:t>
+      </w:r>
+      <w:r>
+        <w:rPr>
+          <w:rFonts w:ascii="Cambria Math" w:cs="Cambria Math" w:eastAsia="Cambria Math" w:hAnsi="Cambria Math"/>
+          <w:color w:val="000000"/>
+          <w:sz w:val="18"/>
+          <w:szCs w:val="18"/>
+        </w:rPr>
+        <w:t xml:space="preserve">=0.2493</w:t>
+      </w:r>
+      <w:r>
+        <w:rPr>
+          <w:rFonts w:ascii="SimSun" w:cs="SimSun" w:eastAsia="SimSun" w:hAnsi="SimSun"/>
+          <w:color w:val="000000"/>
+          <w:sz w:val="18"/>
+          <w:szCs w:val="18"/>
+        </w:rPr>
+        <w:t xml:space="preserve">），仅临界曲线随 </w:t>
+      </w:r>
+      <w:r>
+        <w:rPr>
+          <w:rFonts w:ascii="Cambria Math" w:cs="Cambria Math" w:eastAsia="Cambria Math" w:hAnsi="Cambria Math"/>
+          <w:color w:val="000000"/>
+          <w:sz w:val="18"/>
+          <w:szCs w:val="18"/>
+        </w:rPr>
+        <w:t xml:space="preserve">ρ</w:t>
+      </w:r>
+      <w:r>
+        <w:rPr>
+          <w:rFonts w:ascii="Cambria Math" w:cs="Cambria Math" w:eastAsia="Cambria Math" w:hAnsi="Cambria Math"/>
+          <w:color w:val="000000"/>
+          <w:sz w:val="18"/>
+          <w:szCs w:val="18"/>
+          <w:vertAlign w:val="subscript"/>
+        </w:rPr>
+        <w:t xml:space="preserve">12</w:t>
+      </w:r>
+      <w:r>
+        <w:rPr>
+          <w:rFonts w:ascii="SimSun" w:cs="SimSun" w:eastAsia="SimSun" w:hAnsi="SimSun"/>
+          <w:color w:val="000000"/>
+          <w:sz w:val="18"/>
+          <w:szCs w:val="18"/>
+        </w:rPr>
+        <w:t xml:space="preserve"> 移动，阴影为 </w:t>
+      </w:r>
+      <w:r>
+        <w:rPr>
+          <w:rFonts w:ascii="Cambria Math" w:cs="Cambria Math" w:eastAsia="Cambria Math" w:hAnsi="Cambria Math"/>
+          <w:color w:val="000000"/>
+          <w:sz w:val="18"/>
+          <w:szCs w:val="18"/>
+        </w:rPr>
+        <w:t xml:space="preserve">ρ</w:t>
+      </w:r>
+      <w:r>
+        <w:rPr>
+          <w:rFonts w:ascii="Cambria Math" w:cs="Cambria Math" w:eastAsia="Cambria Math" w:hAnsi="Cambria Math"/>
+          <w:color w:val="000000"/>
+          <w:sz w:val="18"/>
+          <w:szCs w:val="18"/>
+          <w:vertAlign w:val="subscript"/>
+        </w:rPr>
+        <w:t xml:space="preserve">12</w:t>
+      </w:r>
+      <w:r>
+        <w:rPr>
+          <w:rFonts w:ascii="Cambria Math" w:cs="Cambria Math" w:eastAsia="Cambria Math" w:hAnsi="Cambria Math"/>
+          <w:color w:val="000000"/>
+          <w:sz w:val="18"/>
+          <w:szCs w:val="18"/>
+        </w:rPr>
+        <w:t xml:space="preserve">=−1</w:t>
+      </w:r>
+      <w:r>
+        <w:rPr>
+          <w:rFonts w:ascii="SimSun" w:cs="SimSun" w:eastAsia="SimSun" w:hAnsi="SimSun"/>
+          <w:color w:val="000000"/>
+          <w:sz w:val="18"/>
+          <w:szCs w:val="18"/>
+        </w:rPr>
+        <w:t xml:space="preserve"> 与 </w:t>
+      </w:r>
+      <w:r>
+        <w:rPr>
+          <w:rFonts w:ascii="Cambria Math" w:cs="Cambria Math" w:eastAsia="Cambria Math" w:hAnsi="Cambria Math"/>
+          <w:color w:val="000000"/>
+          <w:sz w:val="18"/>
+          <w:szCs w:val="18"/>
+        </w:rPr>
+        <w:t xml:space="preserve">+1</w:t>
+      </w:r>
+      <w:r>
+        <w:rPr>
+          <w:rFonts w:ascii="SimSun" w:cs="SimSun" w:eastAsia="SimSun" w:hAnsi="SimSun"/>
+          <w:color w:val="000000"/>
+          <w:sz w:val="18"/>
+          <w:szCs w:val="18"/>
+        </w:rPr>
+        <w:t xml:space="preserve"> 两条曲线之间的展宽。</w:t>
+      </w:r>
+    </w:p>
+    <w:p>
+      <w:pPr>
+        <w:spacing w:after="120" w:before="250"/>
+        <w:ind w:firstLine="0"/>
+      </w:pPr>
+      <w:r>
+        <w:rPr>
+          <w:rFonts w:ascii="SimHei" w:cs="SimHei" w:eastAsia="SimHei" w:hAnsi="SimHei"/>
+          <w:b/>
+          <w:bCs/>
+          <w:color w:val="000000"/>
+          <w:sz w:val="22"/>
+          <w:szCs w:val="22"/>
+        </w:rPr>
+        <w:t xml:space="preserve">3.2. 渠道配置与群体粒度</w:t>
+      </w:r>
+    </w:p>
+    <w:p>
+      <w:pPr>
+        <w:spacing w:after="120" w:before="0" w:line="300"/>
+        <w:ind w:firstLine="420"/>
+        <w:jc w:val="both"/>
+      </w:pPr>
+      <w:r>
+        <w:rPr>
+          <w:rFonts w:ascii="SimSun" w:cs="SimSun" w:eastAsia="SimSun" w:hAnsi="SimSun"/>
+          <w:b/>
+          <w:bCs/>
+          <w:color w:val="000000"/>
+          <w:sz w:val="21"/>
+          <w:szCs w:val="21"/>
+        </w:rPr>
+        <w:t xml:space="preserve">最劣配置。</w:t>
+      </w:r>
+      <w:r>
+        <w:rPr>
+          <w:rFonts w:ascii="SimSun" w:cs="SimSun" w:eastAsia="SimSun" w:hAnsi="SimSun"/>
+          <w:color w:val="000000"/>
+          <w:sz w:val="21"/>
+          <w:szCs w:val="21"/>
+        </w:rPr>
+        <w:t xml:space="preserve">固定总传播预算 </w:t>
+      </w:r>
+      <w:r>
+        <w:rPr>
+          <w:rFonts w:ascii="Cambria Math" w:cs="Cambria Math" w:eastAsia="Cambria Math" w:hAnsi="Cambria Math"/>
+          <w:color w:val="000000"/>
+          <w:sz w:val="21"/>
+          <w:szCs w:val="21"/>
+        </w:rPr>
+        <w:t xml:space="preserve">Σ</w:t>
+      </w:r>
+      <w:r>
+        <w:rPr>
+          <w:rFonts w:ascii="Cambria Math" w:cs="Cambria Math" w:eastAsia="Cambria Math" w:hAnsi="Cambria Math"/>
+          <w:color w:val="000000"/>
+          <w:sz w:val="21"/>
+          <w:szCs w:val="21"/>
+          <w:vertAlign w:val="subscript"/>
+        </w:rPr>
+        <w:t xml:space="preserve">a</w:t>
+      </w:r>
+      <w:r>
+        <w:rPr>
+          <w:rFonts w:ascii="Cambria Math" w:cs="Cambria Math" w:eastAsia="Cambria Math" w:hAnsi="Cambria Math"/>
+          <w:color w:val="000000"/>
+          <w:sz w:val="21"/>
+          <w:szCs w:val="21"/>
+        </w:rPr>
+        <w:t xml:space="preserve">w</w:t>
+      </w:r>
+      <w:r>
+        <w:rPr>
+          <w:rFonts w:ascii="Cambria Math" w:cs="Cambria Math" w:eastAsia="Cambria Math" w:hAnsi="Cambria Math"/>
+          <w:color w:val="000000"/>
+          <w:sz w:val="21"/>
+          <w:szCs w:val="21"/>
+          <w:vertAlign w:val="subscript"/>
+        </w:rPr>
+        <w:t xml:space="preserve">a</w:t>
+      </w:r>
+      <w:r>
+        <w:rPr>
+          <w:rFonts w:ascii="SimSun" w:cs="SimSun" w:eastAsia="SimSun" w:hAnsi="SimSun"/>
+          <w:color w:val="000000"/>
+          <w:sz w:val="21"/>
+          <w:szCs w:val="21"/>
+        </w:rPr>
+        <w:t xml:space="preserve">，在两层之间转移权重，问哪种分配最危险。答案在四组构型上一致：</w:t>
+      </w:r>
+      <w:r>
+        <w:rPr>
+          <w:rFonts w:ascii="SimSun" w:cs="SimSun" w:eastAsia="SimSun" w:hAnsi="SimSun"/>
+          <w:b/>
+          <w:bCs/>
+          <w:color w:val="000000"/>
+          <w:sz w:val="21"/>
+          <w:szCs w:val="21"/>
+        </w:rPr>
+        <w:t xml:space="preserve">最劣配置总是内点</w:t>
+      </w:r>
+      <w:r>
+        <w:rPr>
+          <w:rFonts w:ascii="SimSun" w:cs="SimSun" w:eastAsia="SimSun" w:hAnsi="SimSun"/>
+          <w:color w:val="000000"/>
+          <w:sz w:val="21"/>
+          <w:szCs w:val="21"/>
+        </w:rPr>
+        <w:t xml:space="preserve">，从不是把预算全部押在最强的那条渠道上。理由可以从 (2.7) 直接读出——纯配置令 </w:t>
+      </w:r>
+      <w:r>
+        <w:rPr>
+          <w:rFonts w:ascii="Cambria Math" w:cs="Cambria Math" w:eastAsia="Cambria Math" w:hAnsi="Cambria Math"/>
+          <w:color w:val="000000"/>
+          <w:sz w:val="21"/>
+          <w:szCs w:val="21"/>
+        </w:rPr>
+        <w:t xml:space="preserve">λ</w:t>
+      </w:r>
+      <w:r>
+        <w:rPr>
+          <w:rFonts w:ascii="Cambria Math" w:cs="Cambria Math" w:eastAsia="Cambria Math" w:hAnsi="Cambria Math"/>
+          <w:color w:val="000000"/>
+          <w:sz w:val="21"/>
+          <w:szCs w:val="21"/>
+          <w:vertAlign w:val="subscript"/>
+        </w:rPr>
+        <w:t xml:space="preserve">b</w:t>
+      </w:r>
+      <w:r>
+        <w:rPr>
+          <w:rFonts w:ascii="Cambria Math" w:cs="Cambria Math" w:eastAsia="Cambria Math" w:hAnsi="Cambria Math"/>
+          <w:color w:val="000000"/>
+          <w:sz w:val="21"/>
+          <w:szCs w:val="21"/>
+        </w:rPr>
+        <w:t xml:space="preserve">=0</w:t>
+      </w:r>
+      <w:r>
+        <w:rPr>
+          <w:rFonts w:ascii="SimSun" w:cs="SimSun" w:eastAsia="SimSun" w:hAnsi="SimSun"/>
+          <w:color w:val="000000"/>
+          <w:sz w:val="21"/>
+          <w:szCs w:val="21"/>
+        </w:rPr>
+        <w:t xml:space="preserve"> 的那一列整列归零，</w:t>
+      </w:r>
+      <w:r>
+        <w:rPr>
+          <w:rFonts w:ascii="SimSun" w:cs="SimSun" w:eastAsia="SimSun" w:hAnsi="SimSun"/>
+          <w:b/>
+          <w:bCs/>
+          <w:color w:val="000000"/>
+          <w:sz w:val="21"/>
+          <w:szCs w:val="21"/>
+        </w:rPr>
+        <w:t xml:space="preserve">把 N 的非对角元一并关掉</w:t>
+      </w:r>
+      <w:r>
+        <w:rPr>
+          <w:rFonts w:ascii="SimSun" w:cs="SimSun" w:eastAsia="SimSun" w:hAnsi="SimSun"/>
+          <w:color w:val="000000"/>
+          <w:sz w:val="21"/>
+          <w:szCs w:val="21"/>
+        </w:rPr>
+        <w:t xml:space="preserve">，而跨层项恰是多重结构的全部收益所在。图 6(a) 以各构型自身最优纯配置为单位作归一：对称的 </w:t>
+      </w:r>
+      <w:r>
+        <w:rPr>
+          <w:rFonts w:ascii="Cambria Math" w:cs="Cambria Math" w:eastAsia="Cambria Math" w:hAnsi="Cambria Math"/>
+          <w:color w:val="000000"/>
+          <w:sz w:val="21"/>
+          <w:szCs w:val="21"/>
+        </w:rPr>
+        <w:t xml:space="preserve">m=(3,3)</w:t>
+      </w:r>
+      <w:r>
+        <w:rPr>
+          <w:rFonts w:ascii="SimSun" w:cs="SimSun" w:eastAsia="SimSun" w:hAnsi="SimSun"/>
+          <w:color w:val="000000"/>
+          <w:sz w:val="21"/>
+          <w:szCs w:val="21"/>
+        </w:rPr>
+        <w:t xml:space="preserve">、</w:t>
+      </w:r>
+      <w:r>
+        <w:rPr>
+          <w:rFonts w:ascii="Cambria Math" w:cs="Cambria Math" w:eastAsia="Cambria Math" w:hAnsi="Cambria Math"/>
+          <w:color w:val="000000"/>
+          <w:sz w:val="21"/>
+          <w:szCs w:val="21"/>
+        </w:rPr>
+        <w:t xml:space="preserve">k=(3,3)</w:t>
+      </w:r>
+      <w:r>
+        <w:rPr>
+          <w:rFonts w:ascii="SimSun" w:cs="SimSun" w:eastAsia="SimSun" w:hAnsi="SimSun"/>
+          <w:color w:val="000000"/>
+          <w:sz w:val="21"/>
+          <w:szCs w:val="21"/>
+        </w:rPr>
+        <w:t xml:space="preserve"> 在 </w:t>
+      </w:r>
+      <w:r>
+        <w:rPr>
+          <w:rFonts w:ascii="Cambria Math" w:cs="Cambria Math" w:eastAsia="Cambria Math" w:hAnsi="Cambria Math"/>
+          <w:color w:val="000000"/>
+          <w:sz w:val="21"/>
+          <w:szCs w:val="21"/>
+        </w:rPr>
+        <w:t xml:space="preserve">w</w:t>
+      </w:r>
+      <w:r>
+        <w:rPr>
+          <w:rFonts w:ascii="Cambria Math" w:cs="Cambria Math" w:eastAsia="Cambria Math" w:hAnsi="Cambria Math"/>
+          <w:color w:val="000000"/>
+          <w:sz w:val="21"/>
+          <w:szCs w:val="21"/>
+          <w:vertAlign w:val="subscript"/>
+        </w:rPr>
+        <w:t xml:space="preserve">1</w:t>
+      </w:r>
+      <w:r>
+        <w:rPr>
+          <w:rFonts w:ascii="Cambria Math" w:cs="Cambria Math" w:eastAsia="Cambria Math" w:hAnsi="Cambria Math"/>
+          <w:color w:val="000000"/>
+          <w:sz w:val="21"/>
+          <w:szCs w:val="21"/>
+        </w:rPr>
+        <w:t xml:space="preserve">=0.5</w:t>
+      </w:r>
+      <w:r>
+        <w:rPr>
+          <w:rFonts w:ascii="SimSun" w:cs="SimSun" w:eastAsia="SimSun" w:hAnsi="SimSun"/>
+          <w:color w:val="000000"/>
+          <w:sz w:val="21"/>
+          <w:szCs w:val="21"/>
+        </w:rPr>
+        <w:t xml:space="preserve"> 处取到最劣，阈值比最优纯配置低 29.3%；非对称的 </w:t>
+      </w:r>
+      <w:r>
+        <w:rPr>
+          <w:rFonts w:ascii="Cambria Math" w:cs="Cambria Math" w:eastAsia="Cambria Math" w:hAnsi="Cambria Math"/>
+          <w:color w:val="000000"/>
+          <w:sz w:val="21"/>
+          <w:szCs w:val="21"/>
+        </w:rPr>
+        <w:t xml:space="preserve">m=(2,5)</w:t>
+      </w:r>
+      <w:r>
+        <w:rPr>
+          <w:rFonts w:ascii="SimSun" w:cs="SimSun" w:eastAsia="SimSun" w:hAnsi="SimSun"/>
+          <w:color w:val="000000"/>
+          <w:sz w:val="21"/>
+          <w:szCs w:val="21"/>
+        </w:rPr>
+        <w:t xml:space="preserve">、</w:t>
+      </w:r>
+      <w:r>
+        <w:rPr>
+          <w:rFonts w:ascii="Cambria Math" w:cs="Cambria Math" w:eastAsia="Cambria Math" w:hAnsi="Cambria Math"/>
+          <w:color w:val="000000"/>
+          <w:sz w:val="21"/>
+          <w:szCs w:val="21"/>
+        </w:rPr>
+        <w:t xml:space="preserve">k=(4,2)</w:t>
+      </w:r>
+      <w:r>
+        <w:rPr>
+          <w:rFonts w:ascii="SimSun" w:cs="SimSun" w:eastAsia="SimSun" w:hAnsi="SimSun"/>
+          <w:color w:val="000000"/>
+          <w:sz w:val="21"/>
+          <w:szCs w:val="21"/>
+        </w:rPr>
+        <w:t xml:space="preserve"> 最劣点移到 </w:t>
+      </w:r>
+      <w:r>
+        <w:rPr>
+          <w:rFonts w:ascii="Cambria Math" w:cs="Cambria Math" w:eastAsia="Cambria Math" w:hAnsi="Cambria Math"/>
+          <w:color w:val="000000"/>
+          <w:sz w:val="21"/>
+          <w:szCs w:val="21"/>
+        </w:rPr>
+        <w:t xml:space="preserve">w</w:t>
+      </w:r>
+      <w:r>
+        <w:rPr>
+          <w:rFonts w:ascii="Cambria Math" w:cs="Cambria Math" w:eastAsia="Cambria Math" w:hAnsi="Cambria Math"/>
+          <w:color w:val="000000"/>
+          <w:sz w:val="21"/>
+          <w:szCs w:val="21"/>
+          <w:vertAlign w:val="subscript"/>
+        </w:rPr>
+        <w:t xml:space="preserve">1</w:t>
+      </w:r>
+      <w:r>
+        <w:rPr>
+          <w:rFonts w:ascii="Cambria Math" w:cs="Cambria Math" w:eastAsia="Cambria Math" w:hAnsi="Cambria Math"/>
+          <w:color w:val="000000"/>
+          <w:sz w:val="21"/>
+          <w:szCs w:val="21"/>
+        </w:rPr>
+        <w:t xml:space="preserve">=0.32</w:t>
+      </w:r>
+      <w:r>
+        <w:rPr>
+          <w:rFonts w:ascii="SimSun" w:cs="SimSun" w:eastAsia="SimSun" w:hAnsi="SimSun"/>
+          <w:color w:val="000000"/>
+          <w:sz w:val="21"/>
+          <w:szCs w:val="21"/>
+        </w:rPr>
+        <w:t xml:space="preserve">，低 13.8%。即便层间差异大到最劣点几乎贴住某一端（</w:t>
+      </w:r>
+      <w:r>
+        <w:rPr>
+          <w:rFonts w:ascii="Cambria Math" w:cs="Cambria Math" w:eastAsia="Cambria Math" w:hAnsi="Cambria Math"/>
+          <w:color w:val="000000"/>
+          <w:sz w:val="21"/>
+          <w:szCs w:val="21"/>
+        </w:rPr>
+        <w:t xml:space="preserve">m=(3,5)</w:t>
+      </w:r>
+      <w:r>
+        <w:rPr>
+          <w:rFonts w:ascii="SimSun" w:cs="SimSun" w:eastAsia="SimSun" w:hAnsi="SimSun"/>
+          <w:color w:val="000000"/>
+          <w:sz w:val="21"/>
+          <w:szCs w:val="21"/>
+        </w:rPr>
+        <w:t xml:space="preserve"> 时 </w:t>
+      </w:r>
+      <w:r>
+        <w:rPr>
+          <w:rFonts w:ascii="Cambria Math" w:cs="Cambria Math" w:eastAsia="Cambria Math" w:hAnsi="Cambria Math"/>
+          <w:color w:val="000000"/>
+          <w:sz w:val="21"/>
+          <w:szCs w:val="21"/>
+        </w:rPr>
+        <w:t xml:space="preserve">w</w:t>
+      </w:r>
+      <w:r>
+        <w:rPr>
+          <w:rFonts w:ascii="Cambria Math" w:cs="Cambria Math" w:eastAsia="Cambria Math" w:hAnsi="Cambria Math"/>
+          <w:color w:val="000000"/>
+          <w:sz w:val="21"/>
+          <w:szCs w:val="21"/>
+          <w:vertAlign w:val="subscript"/>
+        </w:rPr>
+        <w:t xml:space="preserve">1</w:t>
+      </w:r>
+      <w:r>
+        <w:rPr>
+          <w:rFonts w:ascii="Cambria Math" w:cs="Cambria Math" w:eastAsia="Cambria Math" w:hAnsi="Cambria Math"/>
+          <w:color w:val="000000"/>
+          <w:sz w:val="21"/>
+          <w:szCs w:val="21"/>
+        </w:rPr>
+        <w:t xml:space="preserve">=0.079</w:t>
+      </w:r>
+      <w:r>
+        <w:rPr>
+          <w:rFonts w:ascii="SimSun" w:cs="SimSun" w:eastAsia="SimSun" w:hAnsi="SimSun"/>
+          <w:color w:val="000000"/>
+          <w:sz w:val="21"/>
+          <w:szCs w:val="21"/>
+        </w:rPr>
+        <w:t xml:space="preserve">，仅低 0.45%），它仍严格落在内部。此问题为多层所特有：单层没有可供分配的自由度。</w:t>
+      </w:r>
+    </w:p>
+    <w:p>
+      <w:pPr>
+        <w:spacing w:after="120" w:before="0" w:line="300"/>
+        <w:ind w:firstLine="420"/>
+        <w:jc w:val="both"/>
+      </w:pPr>
+      <w:r>
+        <w:rPr>
+          <w:rFonts w:ascii="SimSun" w:cs="SimSun" w:eastAsia="SimSun" w:hAnsi="SimSun"/>
+          <w:b/>
+          <w:bCs/>
+          <w:color w:val="000000"/>
+          <w:sz w:val="21"/>
+          <w:szCs w:val="21"/>
+        </w:rPr>
+        <w:t xml:space="preserve">群体粒度。</w:t>
+      </w:r>
+      <w:r>
+        <w:rPr>
+          <w:rFonts w:ascii="SimSun" w:cs="SimSun" w:eastAsia="SimSun" w:hAnsi="SimSun"/>
+          <w:color w:val="000000"/>
+          <w:sz w:val="21"/>
+          <w:szCs w:val="21"/>
+        </w:rPr>
+        <w:t xml:space="preserve">「少数大群体」与「多数小群体」孰更危险，在问清</w:t>
+      </w:r>
+      <w:r>
+        <w:rPr>
+          <w:rFonts w:ascii="SimSun" w:cs="SimSun" w:eastAsia="SimSun" w:hAnsi="SimSun"/>
+          <w:i/>
+          <w:iCs/>
+          <w:color w:val="000000"/>
+          <w:sz w:val="21"/>
+          <w:szCs w:val="21"/>
+        </w:rPr>
+        <w:t xml:space="preserve">固定什么</w:t>
+      </w:r>
+      <w:r>
+        <w:rPr>
+          <w:rFonts w:ascii="SimSun" w:cs="SimSun" w:eastAsia="SimSun" w:hAnsi="SimSun"/>
+          <w:color w:val="000000"/>
+          <w:sz w:val="21"/>
+          <w:szCs w:val="21"/>
+        </w:rPr>
+        <w:t xml:space="preserve">之前没有答案，而两种自然的固定方式给出相反的结论。固定每节点的群体数 </w:t>
+      </w:r>
+      <w:r>
+        <w:rPr>
+          <w:rFonts w:ascii="Cambria Math" w:cs="Cambria Math" w:eastAsia="Cambria Math" w:hAnsi="Cambria Math"/>
+          <w:color w:val="000000"/>
+          <w:sz w:val="21"/>
+          <w:szCs w:val="21"/>
+        </w:rPr>
+        <w:t xml:space="preserve">k=4</w:t>
+      </w:r>
+      <w:r>
+        <w:rPr>
+          <w:rFonts w:ascii="SimSun" w:cs="SimSun" w:eastAsia="SimSun" w:hAnsi="SimSun"/>
+          <w:color w:val="000000"/>
+          <w:sz w:val="21"/>
+          <w:szCs w:val="21"/>
+        </w:rPr>
+        <w:t xml:space="preserve">（图 6b），阈值从 </w:t>
+      </w:r>
+      <w:r>
+        <w:rPr>
+          <w:rFonts w:ascii="Cambria Math" w:cs="Cambria Math" w:eastAsia="Cambria Math" w:hAnsi="Cambria Math"/>
+          <w:color w:val="000000"/>
+          <w:sz w:val="21"/>
+          <w:szCs w:val="21"/>
+        </w:rPr>
+        <w:t xml:space="preserve">m=2</w:t>
+      </w:r>
+      <w:r>
+        <w:rPr>
+          <w:rFonts w:ascii="SimSun" w:cs="SimSun" w:eastAsia="SimSun" w:hAnsi="SimSun"/>
+          <w:color w:val="000000"/>
+          <w:sz w:val="21"/>
+          <w:szCs w:val="21"/>
+        </w:rPr>
+        <w:t xml:space="preserve"> 的 0.500000 一路降到 </w:t>
+      </w:r>
+      <w:r>
+        <w:rPr>
+          <w:rFonts w:ascii="Cambria Math" w:cs="Cambria Math" w:eastAsia="Cambria Math" w:hAnsi="Cambria Math"/>
+          <w:color w:val="000000"/>
+          <w:sz w:val="21"/>
+          <w:szCs w:val="21"/>
+        </w:rPr>
+        <w:t xml:space="preserve">m=8</w:t>
+      </w:r>
+      <w:r>
+        <w:rPr>
+          <w:rFonts w:ascii="SimSun" w:cs="SimSun" w:eastAsia="SimSun" w:hAnsi="SimSun"/>
+          <w:color w:val="000000"/>
+          <w:sz w:val="21"/>
+          <w:szCs w:val="21"/>
+        </w:rPr>
+        <w:t xml:space="preserve"> 的 0.044149，大群体危险得多，与 </w:t>
+      </w:r>
+      <w:r>
+        <w:rPr>
+          <w:rFonts w:ascii="Cambria Math" w:cs="Cambria Math" w:eastAsia="Cambria Math" w:hAnsi="Cambria Math"/>
+          <w:color w:val="000000"/>
+          <w:sz w:val="21"/>
+          <w:szCs w:val="21"/>
+        </w:rPr>
+        <w:t xml:space="preserve">C</w:t>
+      </w:r>
+      <w:r>
+        <w:rPr>
+          <w:rFonts w:ascii="SimSun" w:cs="SimSun" w:eastAsia="SimSun" w:hAnsi="SimSun"/>
+          <w:color w:val="000000"/>
+          <w:sz w:val="21"/>
+          <w:szCs w:val="21"/>
+        </w:rPr>
+        <w:t xml:space="preserve"> 关于 </w:t>
+      </w:r>
+      <w:r>
+        <w:rPr>
+          <w:rFonts w:ascii="Cambria Math" w:cs="Cambria Math" w:eastAsia="Cambria Math" w:hAnsi="Cambria Math"/>
+          <w:color w:val="000000"/>
+          <w:sz w:val="21"/>
+          <w:szCs w:val="21"/>
+        </w:rPr>
+        <w:t xml:space="preserve">m</w:t>
+      </w:r>
+      <w:r>
+        <w:rPr>
+          <w:rFonts w:ascii="SimSun" w:cs="SimSun" w:eastAsia="SimSun" w:hAnsi="SimSun"/>
+          <w:color w:val="000000"/>
+          <w:sz w:val="21"/>
+          <w:szCs w:val="21"/>
+        </w:rPr>
+        <w:t xml:space="preserve"> 超线性增长的预期一致。改为固定接触预算 </w:t>
+      </w:r>
+      <w:r>
+        <w:rPr>
+          <w:rFonts w:ascii="Cambria Math" w:cs="Cambria Math" w:eastAsia="Cambria Math" w:hAnsi="Cambria Math"/>
+          <w:color w:val="000000"/>
+          <w:sz w:val="21"/>
+          <w:szCs w:val="21"/>
+        </w:rPr>
+        <w:t xml:space="preserve">k(m−1)=12</w:t>
+      </w:r>
+      <w:r>
+        <w:rPr>
+          <w:rFonts w:ascii="SimSun" w:cs="SimSun" w:eastAsia="SimSun" w:hAnsi="SimSun"/>
+          <w:color w:val="000000"/>
+          <w:sz w:val="21"/>
+          <w:szCs w:val="21"/>
+        </w:rPr>
+        <w:t xml:space="preserve">，即每节点可及的邻居数相同（图 6c），结论</w:t>
+      </w:r>
+      <w:r>
+        <w:rPr>
+          <w:rFonts w:ascii="SimSun" w:cs="SimSun" w:eastAsia="SimSun" w:hAnsi="SimSun"/>
+          <w:b/>
+          <w:bCs/>
+          <w:color w:val="000000"/>
+          <w:sz w:val="21"/>
+          <w:szCs w:val="21"/>
+        </w:rPr>
+        <w:t xml:space="preserve">反转</w:t>
+      </w:r>
+      <w:r>
+        <w:rPr>
+          <w:rFonts w:ascii="SimSun" w:cs="SimSun" w:eastAsia="SimSun" w:hAnsi="SimSun"/>
+          <w:color w:val="000000"/>
+          <w:sz w:val="21"/>
+          <w:szCs w:val="21"/>
+        </w:rPr>
+        <w:t xml:space="preserve">：阈值从 </w:t>
+      </w:r>
+      <w:r>
+        <w:rPr>
+          <w:rFonts w:ascii="Cambria Math" w:cs="Cambria Math" w:eastAsia="Cambria Math" w:hAnsi="Cambria Math"/>
+          <w:color w:val="000000"/>
+          <w:sz w:val="21"/>
+          <w:szCs w:val="21"/>
+        </w:rPr>
+        <w:t xml:space="preserve">m=2</w:t>
+      </w:r>
+      <w:r>
+        <w:rPr>
+          <w:rFonts w:ascii="SimSun" w:cs="SimSun" w:eastAsia="SimSun" w:hAnsi="SimSun"/>
+          <w:color w:val="000000"/>
+          <w:sz w:val="21"/>
+          <w:szCs w:val="21"/>
+        </w:rPr>
+        <w:t xml:space="preserve"> 的 0.100000 升到 </w:t>
+      </w:r>
+      <w:r>
+        <w:rPr>
+          <w:rFonts w:ascii="Cambria Math" w:cs="Cambria Math" w:eastAsia="Cambria Math" w:hAnsi="Cambria Math"/>
+          <w:color w:val="000000"/>
+          <w:sz w:val="21"/>
+          <w:szCs w:val="21"/>
+        </w:rPr>
+        <w:t xml:space="preserve">m=7</w:t>
+      </w:r>
+      <w:r>
+        <w:rPr>
+          <w:rFonts w:ascii="SimSun" w:cs="SimSun" w:eastAsia="SimSun" w:hAnsi="SimSun"/>
+          <w:color w:val="000000"/>
+          <w:sz w:val="21"/>
+          <w:szCs w:val="21"/>
+        </w:rPr>
+        <w:t xml:space="preserve"> 的 0.148224，</w:t>
+      </w:r>
+      <w:r>
+        <w:rPr>
+          <w:rFonts w:ascii="SimSun" w:cs="SimSun" w:eastAsia="SimSun" w:hAnsi="SimSun"/>
+          <w:b/>
+          <w:bCs/>
+          <w:color w:val="000000"/>
+          <w:sz w:val="21"/>
+          <w:szCs w:val="21"/>
+        </w:rPr>
+        <w:t xml:space="preserve">多数小群体反而更危险</w:t>
+      </w:r>
+      <w:r>
+        <w:rPr>
+          <w:rFonts w:ascii="SimSun" w:cs="SimSun" w:eastAsia="SimSun" w:hAnsi="SimSun"/>
+          <w:color w:val="000000"/>
+          <w:sz w:val="21"/>
+          <w:szCs w:val="21"/>
+        </w:rPr>
+        <w:t xml:space="preserve">。</w:t>
+      </w:r>
+    </w:p>
+    <w:p>
+      <w:pPr>
+        <w:spacing w:after="120" w:before="0" w:line="300"/>
+        <w:ind w:firstLine="0"/>
+        <w:jc w:val="both"/>
+      </w:pPr>
+      <w:r>
+        <w:rPr>
+          <w:rFonts w:ascii="SimSun" w:cs="SimSun" w:eastAsia="SimSun" w:hAnsi="SimSun"/>
+          <w:color w:val="000000"/>
+          <w:sz w:val="21"/>
+          <w:szCs w:val="21"/>
+        </w:rPr>
+        <w:t xml:space="preserve">反转的来源是单层阈值条件本身</w:t>
+      </w:r>
+    </w:p>
+    <w:p>
+      <w:pPr>
+        <w:tabs>
+          <w:tab w:val="center" w:pos="4500"/>
+          <w:tab w:val="right" w:pos="9000"/>
+        </w:tabs>
+        <w:spacing w:after="130" w:before="90" w:line="288"/>
+      </w:pPr>
+      <w:r>
+        <w:t xml:space="preserve">	</w:t>
+      </w:r>
+      <w:r>
+        <w:rPr>
+          <w:rFonts w:ascii="Cambria Math" w:cs="Cambria Math" w:eastAsia="Cambria Math" w:hAnsi="Cambria Math"/>
+          <w:color w:val="000000"/>
+          <w:sz w:val="21"/>
+          <w:szCs w:val="21"/>
+        </w:rPr>
+        <w:t xml:space="preserve">(k−1)·C(m,λ</w:t>
+      </w:r>
+      <w:r>
+        <w:rPr>
+          <w:rFonts w:ascii="Cambria Math" w:cs="Cambria Math" w:eastAsia="Cambria Math" w:hAnsi="Cambria Math"/>
+          <w:color w:val="000000"/>
+          <w:sz w:val="21"/>
+          <w:szCs w:val="21"/>
+          <w:vertAlign w:val="subscript"/>
+        </w:rPr>
+        <w:t xml:space="preserve">c</w:t>
+      </w:r>
+      <w:r>
+        <w:rPr>
+          <w:rFonts w:ascii="Cambria Math" w:cs="Cambria Math" w:eastAsia="Cambria Math" w:hAnsi="Cambria Math"/>
+          <w:color w:val="000000"/>
+          <w:sz w:val="21"/>
+          <w:szCs w:val="21"/>
+        </w:rPr>
+        <w:t xml:space="preserve">,θ)=1</w:t>
+      </w:r>
+      <w:r>
+        <w:t xml:space="preserve">	</w:t>
+      </w:r>
+      <w:r>
+        <w:rPr>
+          <w:rFonts w:ascii="Cambria Math" w:cs="Cambria Math" w:eastAsia="Cambria Math" w:hAnsi="Cambria Math"/>
+          <w:color w:val="000000"/>
+          <w:sz w:val="21"/>
+          <w:szCs w:val="21"/>
+        </w:rPr>
+        <w:t xml:space="preserve">(3.2)</w:t>
+      </w:r>
+    </w:p>
+    <w:p>
+      <w:pPr>
+        <w:spacing w:after="120" w:before="0" w:line="300"/>
+        <w:ind w:firstLine="420"/>
+        <w:jc w:val="both"/>
+      </w:pPr>
+      <w:r>
+        <w:rPr>
+          <w:rFonts w:ascii="SimSun" w:cs="SimSun" w:eastAsia="SimSun" w:hAnsi="SimSun"/>
+          <w:color w:val="000000"/>
+          <w:sz w:val="21"/>
+          <w:szCs w:val="21"/>
+        </w:rPr>
+        <w:t xml:space="preserve">群体层面的分支因子是余度与级联的乘积。增大 </w:t>
+      </w:r>
+      <w:r>
+        <w:rPr>
+          <w:rFonts w:ascii="Cambria Math" w:cs="Cambria Math" w:eastAsia="Cambria Math" w:hAnsi="Cambria Math"/>
+          <w:color w:val="000000"/>
+          <w:sz w:val="21"/>
+          <w:szCs w:val="21"/>
+        </w:rPr>
+        <w:t xml:space="preserve">m</w:t>
+      </w:r>
+      <w:r>
+        <w:rPr>
+          <w:rFonts w:ascii="SimSun" w:cs="SimSun" w:eastAsia="SimSun" w:hAnsi="SimSun"/>
+          <w:color w:val="000000"/>
+          <w:sz w:val="21"/>
+          <w:szCs w:val="21"/>
+        </w:rPr>
+        <w:t xml:space="preserve"> 确实换来 </w:t>
+      </w:r>
+      <w:r>
+        <w:rPr>
+          <w:rFonts w:ascii="Cambria Math" w:cs="Cambria Math" w:eastAsia="Cambria Math" w:hAnsi="Cambria Math"/>
+          <w:color w:val="000000"/>
+          <w:sz w:val="21"/>
+          <w:szCs w:val="21"/>
+        </w:rPr>
+        <w:t xml:space="preserve">C</w:t>
+      </w:r>
+      <w:r>
+        <w:rPr>
+          <w:rFonts w:ascii="SimSun" w:cs="SimSun" w:eastAsia="SimSun" w:hAnsi="SimSun"/>
+          <w:color w:val="000000"/>
+          <w:sz w:val="21"/>
+          <w:szCs w:val="21"/>
+        </w:rPr>
+        <w:t xml:space="preserve"> 的超线性增益——固定接触预算时 </w:t>
+      </w:r>
+      <w:r>
+        <w:rPr>
+          <w:rFonts w:ascii="Cambria Math" w:cs="Cambria Math" w:eastAsia="Cambria Math" w:hAnsi="Cambria Math"/>
+          <w:color w:val="000000"/>
+          <w:sz w:val="21"/>
+          <w:szCs w:val="21"/>
+        </w:rPr>
+        <w:t xml:space="preserve">C(λ</w:t>
+      </w:r>
+      <w:r>
+        <w:rPr>
+          <w:rFonts w:ascii="Cambria Math" w:cs="Cambria Math" w:eastAsia="Cambria Math" w:hAnsi="Cambria Math"/>
+          <w:color w:val="000000"/>
+          <w:sz w:val="21"/>
+          <w:szCs w:val="21"/>
+          <w:vertAlign w:val="subscript"/>
+        </w:rPr>
+        <w:t xml:space="preserve">c</w:t>
+      </w:r>
+      <w:r>
+        <w:rPr>
+          <w:rFonts w:ascii="Cambria Math" w:cs="Cambria Math" w:eastAsia="Cambria Math" w:hAnsi="Cambria Math"/>
+          <w:color w:val="000000"/>
+          <w:sz w:val="21"/>
+          <w:szCs w:val="21"/>
+        </w:rPr>
+        <w:t xml:space="preserve">)</w:t>
+      </w:r>
+      <w:r>
+        <w:rPr>
+          <w:rFonts w:ascii="SimSun" w:cs="SimSun" w:eastAsia="SimSun" w:hAnsi="SimSun"/>
+          <w:color w:val="000000"/>
+          <w:sz w:val="21"/>
+          <w:szCs w:val="21"/>
+        </w:rPr>
+        <w:t xml:space="preserve"> 由 0.0909 一路升到 1.0000——但同时付出余度 </w:t>
+      </w:r>
+      <w:r>
+        <w:rPr>
+          <w:rFonts w:ascii="Cambria Math" w:cs="Cambria Math" w:eastAsia="Cambria Math" w:hAnsi="Cambria Math"/>
+          <w:color w:val="000000"/>
+          <w:sz w:val="21"/>
+          <w:szCs w:val="21"/>
+        </w:rPr>
+        <w:t xml:space="preserve">k−1</w:t>
+      </w:r>
+      <w:r>
+        <w:rPr>
+          <w:rFonts w:ascii="SimSun" w:cs="SimSun" w:eastAsia="SimSun" w:hAnsi="SimSun"/>
+          <w:color w:val="000000"/>
+          <w:sz w:val="21"/>
+          <w:szCs w:val="21"/>
+        </w:rPr>
+        <w:t xml:space="preserve"> 由 11 坍缩到 1 的代价，后者取胜。极端情形最能说明问题：</w:t>
+      </w:r>
+      <w:r>
+        <w:rPr>
+          <w:rFonts w:ascii="Cambria Math" w:cs="Cambria Math" w:eastAsia="Cambria Math" w:hAnsi="Cambria Math"/>
+          <w:color w:val="000000"/>
+          <w:sz w:val="21"/>
+          <w:szCs w:val="21"/>
+        </w:rPr>
+        <w:t xml:space="preserve">k=1</w:t>
+      </w:r>
+      <w:r>
+        <w:rPr>
+          <w:rFonts w:ascii="SimSun" w:cs="SimSun" w:eastAsia="SimSun" w:hAnsi="SimSun"/>
+          <w:color w:val="000000"/>
+          <w:sz w:val="21"/>
+          <w:szCs w:val="21"/>
+        </w:rPr>
+        <w:t xml:space="preserve"> 时 </w:t>
+      </w:r>
+      <w:r>
+        <w:rPr>
+          <w:rFonts w:ascii="Cambria Math" w:cs="Cambria Math" w:eastAsia="Cambria Math" w:hAnsi="Cambria Math"/>
+          <w:color w:val="000000"/>
+          <w:sz w:val="21"/>
+          <w:szCs w:val="21"/>
+        </w:rPr>
+        <w:t xml:space="preserve">k−1=0</w:t>
+      </w:r>
+      <w:r>
+        <w:rPr>
+          <w:rFonts w:ascii="SimSun" w:cs="SimSun" w:eastAsia="SimSun" w:hAnsi="SimSun"/>
+          <w:color w:val="000000"/>
+          <w:sz w:val="21"/>
+          <w:szCs w:val="21"/>
+        </w:rPr>
+        <w:t xml:space="preserve">，无论群体多大，该层单独都永远无法传播，因为被感染者没有第二个群体可以传出去。</w:t>
+      </w:r>
+      <w:r>
+        <w:rPr>
+          <w:rFonts w:ascii="SimSun" w:cs="SimSun" w:eastAsia="SimSun" w:hAnsi="SimSun"/>
+          <w:b/>
+          <w:bCs/>
+          <w:color w:val="000000"/>
+          <w:sz w:val="21"/>
+          <w:szCs w:val="21"/>
+        </w:rPr>
+        <w:t xml:space="preserve">这一条否证了「大群体更危险」的朴素预期</w:t>
+      </w:r>
+      <w:r>
+        <w:rPr>
+          <w:rFonts w:ascii="SimSun" w:cs="SimSun" w:eastAsia="SimSun" w:hAnsi="SimSun"/>
+          <w:color w:val="000000"/>
+          <w:sz w:val="21"/>
+          <w:szCs w:val="21"/>
+        </w:rPr>
+        <w:t xml:space="preserve">：该预期只在固定 </w:t>
+      </w:r>
+      <w:r>
+        <w:rPr>
+          <w:rFonts w:ascii="Cambria Math" w:cs="Cambria Math" w:eastAsia="Cambria Math" w:hAnsi="Cambria Math"/>
+          <w:color w:val="000000"/>
+          <w:sz w:val="21"/>
+          <w:szCs w:val="21"/>
+        </w:rPr>
+        <w:t xml:space="preserve">k</w:t>
+      </w:r>
+      <w:r>
+        <w:rPr>
+          <w:rFonts w:ascii="SimSun" w:cs="SimSun" w:eastAsia="SimSun" w:hAnsi="SimSun"/>
+          <w:color w:val="000000"/>
+          <w:sz w:val="21"/>
+          <w:szCs w:val="21"/>
+        </w:rPr>
+        <w:t xml:space="preserve"> 时成立，一旦按可及邻居数作公平比较便告失效。</w:t>
+      </w:r>
+    </w:p>
+    <w:p>
+      <w:pPr>
+        <w:spacing w:after="70" w:before="160"/>
+        <w:ind w:firstLine="0"/>
+        <w:jc w:val="center"/>
+      </w:pPr>
+      <w:r>
+        <w:drawing>
+          <wp:inline distT="0" distB="0" distL="0" distR="0">
+            <wp:extent cx="4953000" cy="1504950"/>
+            <wp:effectExtent t="0" r="0" b="0" l="0"/>
+            <wp:docPr id="1" name="" descr="" title=""/>
+            <wp:cNvGraphicFramePr>
+              <a:graphicFrameLocks xmlns:a="http://schemas.openxmlformats.org/drawingml/2006/main" noChangeAspect="1"/>
+            </wp:cNvGraphicFramePr>
+            <a:graphic xmlns:a="http://schemas.openxmlformats.org/drawingml/2006/main">
+              <a:graphicData uri="http://schemas.openxmlformats.org/drawingml/2006/picture">
+                <pic:pic xmlns:pic="http://schemas.openxmlformats.org/drawingml/2006/picture">
+                  <pic:nvPicPr>
+                    <pic:cNvPr id="0" name="" descr=""/>
+                    <pic:cNvPicPr>
+                      <a:picLocks noChangeAspect="1" noChangeArrowheads="1"/>
+                    </pic:cNvPicPr>
+                  </pic:nvPicPr>
+                  <pic:blipFill>
+                    <a:blip r:embed="rId12" cstate="none"/>
+                    <a:srcRect/>
+                    <a:stretch>
+                      <a:fillRect/>
+                    </a:stretch>
+                  </pic:blipFill>
+                  <pic:spPr bwMode="auto">
+                    <a:xfrm>
+                      <a:off x="0" y="0"/>
+                      <a:ext cx="4953000" cy="1504950"/>
+                    </a:xfrm>
+                    <a:prstGeom prst="rect">
+                      <a:avLst/>
+                    </a:prstGeom>
+                  </pic:spPr>
+                </pic:pic>
+              </a:graphicData>
+            </a:graphic>
+          </wp:inline>
+        </w:drawing>
+      </w:r>
+    </w:p>
+    <w:p>
+      <w:pPr>
+        <w:spacing w:after="180" w:line="264"/>
+        <w:ind w:firstLine="0"/>
+        <w:jc w:val="both"/>
+      </w:pPr>
+      <w:r>
+        <w:rPr>
+          <w:rFonts w:ascii="SimSun" w:cs="SimSun" w:eastAsia="SimSun" w:hAnsi="SimSun"/>
+          <w:b/>
+          <w:bCs/>
+          <w:color w:val="000000"/>
+          <w:sz w:val="18"/>
+          <w:szCs w:val="18"/>
+        </w:rPr>
+        <w:t xml:space="preserve">图 6</w:t>
+      </w:r>
+      <w:r>
+        <w:rPr>
+          <w:rFonts w:ascii="SimSun" w:cs="SimSun" w:eastAsia="SimSun" w:hAnsi="SimSun"/>
+          <w:color w:val="000000"/>
+          <w:sz w:val="18"/>
+          <w:szCs w:val="18"/>
+        </w:rPr>
+        <w:t xml:space="preserve">　两个多层特有的结构问题。(a) 固定总预算 </w:t>
+      </w:r>
+      <w:r>
+        <w:rPr>
+          <w:rFonts w:ascii="Cambria Math" w:cs="Cambria Math" w:eastAsia="Cambria Math" w:hAnsi="Cambria Math"/>
+          <w:color w:val="000000"/>
+          <w:sz w:val="18"/>
+          <w:szCs w:val="18"/>
+        </w:rPr>
+        <w:t xml:space="preserve">w</w:t>
+      </w:r>
+      <w:r>
+        <w:rPr>
+          <w:rFonts w:ascii="Cambria Math" w:cs="Cambria Math" w:eastAsia="Cambria Math" w:hAnsi="Cambria Math"/>
+          <w:color w:val="000000"/>
+          <w:sz w:val="18"/>
+          <w:szCs w:val="18"/>
+          <w:vertAlign w:val="subscript"/>
+        </w:rPr>
+        <w:t xml:space="preserve">1</w:t>
+      </w:r>
+      <w:r>
+        <w:rPr>
+          <w:rFonts w:ascii="Cambria Math" w:cs="Cambria Math" w:eastAsia="Cambria Math" w:hAnsi="Cambria Math"/>
+          <w:color w:val="000000"/>
+          <w:sz w:val="18"/>
+          <w:szCs w:val="18"/>
+        </w:rPr>
+        <w:t xml:space="preserve">+w</w:t>
+      </w:r>
+      <w:r>
+        <w:rPr>
+          <w:rFonts w:ascii="Cambria Math" w:cs="Cambria Math" w:eastAsia="Cambria Math" w:hAnsi="Cambria Math"/>
+          <w:color w:val="000000"/>
+          <w:sz w:val="18"/>
+          <w:szCs w:val="18"/>
+          <w:vertAlign w:val="subscript"/>
+        </w:rPr>
+        <w:t xml:space="preserve">2</w:t>
+      </w:r>
+      <w:r>
+        <w:rPr>
+          <w:rFonts w:ascii="SimSun" w:cs="SimSun" w:eastAsia="SimSun" w:hAnsi="SimSun"/>
+          <w:color w:val="000000"/>
+          <w:sz w:val="21"/>
+          <w:szCs w:val="21"/>
+        </w:rPr>
+        <w:t xml:space="preserve"> 在两层间转移，纵轴以各构型自身最优纯配置归一，圆点为最劣（阈值最低）配置——四组构型的最劣点</w:t>
+      </w:r>
+      <w:r>
+        <w:rPr>
+          <w:rFonts w:ascii="SimSun" w:cs="SimSun" w:eastAsia="SimSun" w:hAnsi="SimSun"/>
+          <w:b/>
+          <w:bCs/>
+          <w:color w:val="000000"/>
+          <w:sz w:val="18"/>
+          <w:szCs w:val="18"/>
+        </w:rPr>
+        <w:t xml:space="preserve">均为内点</w:t>
+      </w:r>
+      <w:r>
+        <w:rPr>
+          <w:rFonts w:ascii="SimSun" w:cs="SimSun" w:eastAsia="SimSun" w:hAnsi="SimSun"/>
+          <w:color w:val="000000"/>
+          <w:sz w:val="18"/>
+          <w:szCs w:val="18"/>
+        </w:rPr>
+        <w:t xml:space="preserve">。(b) 固定每节点群体数 </w:t>
+      </w:r>
+      <w:r>
+        <w:rPr>
+          <w:rFonts w:ascii="Cambria Math" w:cs="Cambria Math" w:eastAsia="Cambria Math" w:hAnsi="Cambria Math"/>
+          <w:color w:val="000000"/>
+          <w:sz w:val="18"/>
+          <w:szCs w:val="18"/>
+        </w:rPr>
+        <w:t xml:space="preserve">k=4</w:t>
+      </w:r>
+      <w:r>
+        <w:rPr>
+          <w:rFonts w:ascii="SimSun" w:cs="SimSun" w:eastAsia="SimSun" w:hAnsi="SimSun"/>
+          <w:color w:val="000000"/>
+          <w:sz w:val="18"/>
+          <w:szCs w:val="18"/>
+        </w:rPr>
+        <w:t xml:space="preserve"> 时单层阈值随 </w:t>
+      </w:r>
+      <w:r>
+        <w:rPr>
+          <w:rFonts w:ascii="Cambria Math" w:cs="Cambria Math" w:eastAsia="Cambria Math" w:hAnsi="Cambria Math"/>
+          <w:color w:val="000000"/>
+          <w:sz w:val="18"/>
+          <w:szCs w:val="18"/>
+        </w:rPr>
+        <w:t xml:space="preserve">m</w:t>
+      </w:r>
+      <w:r>
+        <w:rPr>
+          <w:rFonts w:ascii="SimSun" w:cs="SimSun" w:eastAsia="SimSun" w:hAnsi="SimSun"/>
+          <w:color w:val="000000"/>
+          <w:sz w:val="18"/>
+          <w:szCs w:val="18"/>
+        </w:rPr>
+        <w:t xml:space="preserve"> 下降（纵轴对数）。(c) 改固定接触预算 </w:t>
+      </w:r>
+      <w:r>
+        <w:rPr>
+          <w:rFonts w:ascii="Cambria Math" w:cs="Cambria Math" w:eastAsia="Cambria Math" w:hAnsi="Cambria Math"/>
+          <w:color w:val="000000"/>
+          <w:sz w:val="18"/>
+          <w:szCs w:val="18"/>
+        </w:rPr>
+        <w:t xml:space="preserve">k(m−1)=12</w:t>
+      </w:r>
+      <w:r>
+        <w:rPr>
+          <w:rFonts w:ascii="SimSun" w:cs="SimSun" w:eastAsia="SimSun" w:hAnsi="SimSun"/>
+          <w:color w:val="000000"/>
+          <w:sz w:val="18"/>
+          <w:szCs w:val="18"/>
+        </w:rPr>
+        <w:t xml:space="preserve"> 后结论反转，阈值随 </w:t>
+      </w:r>
+      <w:r>
+        <w:rPr>
+          <w:rFonts w:ascii="Cambria Math" w:cs="Cambria Math" w:eastAsia="Cambria Math" w:hAnsi="Cambria Math"/>
+          <w:color w:val="000000"/>
+          <w:sz w:val="18"/>
+          <w:szCs w:val="18"/>
+        </w:rPr>
+        <w:t xml:space="preserve">m</w:t>
+      </w:r>
+      <w:r>
+        <w:rPr>
+          <w:rFonts w:ascii="SimSun" w:cs="SimSun" w:eastAsia="SimSun" w:hAnsi="SimSun"/>
+          <w:color w:val="000000"/>
+          <w:sz w:val="18"/>
+          <w:szCs w:val="18"/>
+        </w:rPr>
+        <w:t xml:space="preserve"> 上升；各点旁标注相应的 </w:t>
+      </w:r>
+      <w:r>
+        <w:rPr>
+          <w:rFonts w:ascii="Cambria Math" w:cs="Cambria Math" w:eastAsia="Cambria Math" w:hAnsi="Cambria Math"/>
+          <w:color w:val="000000"/>
+          <w:sz w:val="18"/>
+          <w:szCs w:val="18"/>
+        </w:rPr>
+        <w:t xml:space="preserve">k</w:t>
+      </w:r>
+      <w:r>
+        <w:rPr>
+          <w:rFonts w:ascii="SimSun" w:cs="SimSun" w:eastAsia="SimSun" w:hAnsi="SimSun"/>
+          <w:color w:val="000000"/>
+          <w:sz w:val="18"/>
+          <w:szCs w:val="18"/>
+        </w:rPr>
+        <w:t xml:space="preserve">，其中 </w:t>
+      </w:r>
+      <w:r>
+        <w:rPr>
+          <w:rFonts w:ascii="Cambria Math" w:cs="Cambria Math" w:eastAsia="Cambria Math" w:hAnsi="Cambria Math"/>
+          <w:color w:val="000000"/>
+          <w:sz w:val="18"/>
+          <w:szCs w:val="18"/>
+        </w:rPr>
+        <w:t xml:space="preserve">m=13、k=1</w:t>
+      </w:r>
+      <w:r>
+        <w:rPr>
+          <w:rFonts w:ascii="SimSun" w:cs="SimSun" w:eastAsia="SimSun" w:hAnsi="SimSun"/>
+          <w:color w:val="000000"/>
+          <w:sz w:val="18"/>
+          <w:szCs w:val="18"/>
+        </w:rPr>
+        <w:t xml:space="preserve"> 因 </w:t>
+      </w:r>
+      <w:r>
+        <w:rPr>
+          <w:rFonts w:ascii="Cambria Math" w:cs="Cambria Math" w:eastAsia="Cambria Math" w:hAnsi="Cambria Math"/>
+          <w:color w:val="000000"/>
+          <w:sz w:val="18"/>
+          <w:szCs w:val="18"/>
+        </w:rPr>
+        <w:t xml:space="preserve">k−1=0</w:t>
+      </w:r>
+      <w:r>
+        <w:rPr>
+          <w:rFonts w:ascii="SimSun" w:cs="SimSun" w:eastAsia="SimSun" w:hAnsi="SimSun"/>
+          <w:color w:val="000000"/>
+          <w:sz w:val="18"/>
+          <w:szCs w:val="18"/>
+        </w:rPr>
+        <w:t xml:space="preserve"> 而永不传播，未予绘出。</w:t>
+      </w:r>
+    </w:p>
+    <w:p>
+      <w:pPr>
+        <w:spacing w:after="120" w:before="250"/>
+        <w:ind w:firstLine="0"/>
+      </w:pPr>
+      <w:r>
+        <w:rPr>
+          <w:rFonts w:ascii="SimHei" w:cs="SimHei" w:eastAsia="SimHei" w:hAnsi="SimHei"/>
+          <w:b/>
+          <w:bCs/>
+          <w:color w:val="000000"/>
+          <w:sz w:val="22"/>
+          <w:szCs w:val="22"/>
+        </w:rPr>
+        <w:t xml:space="preserve">3.3. 层间重叠：一条可证伪的推论</w:t>
+      </w:r>
+    </w:p>
+    <w:p>
+      <w:pPr>
+        <w:spacing w:after="120" w:before="0" w:line="300"/>
+        <w:ind w:firstLine="0"/>
+        <w:jc w:val="both"/>
+      </w:pPr>
+      <w:r>
+        <w:rPr>
+          <w:rFonts w:ascii="SimSun" w:cs="SimSun" w:eastAsia="SimSun" w:hAnsi="SimSun"/>
+          <w:color w:val="000000"/>
+          <w:sz w:val="21"/>
+          <w:szCs w:val="21"/>
+        </w:rPr>
+        <w:t xml:space="preserve">以上三条扫描都在公式看得见的自由度上进行。更能说明理论边界的，是一条它</w:t>
+      </w:r>
+      <w:r>
+        <w:rPr>
+          <w:rFonts w:ascii="SimSun" w:cs="SimSun" w:eastAsia="SimSun" w:hAnsi="SimSun"/>
+          <w:i/>
+          <w:iCs/>
+          <w:color w:val="000000"/>
+          <w:sz w:val="21"/>
+          <w:szCs w:val="21"/>
+        </w:rPr>
+        <w:t xml:space="preserve">看不见</w:t>
+      </w:r>
+      <w:r>
+        <w:rPr>
+          <w:rFonts w:ascii="SimSun" w:cs="SimSun" w:eastAsia="SimSun" w:hAnsi="SimSun"/>
+          <w:color w:val="000000"/>
+          <w:sz w:val="21"/>
+          <w:szCs w:val="21"/>
+        </w:rPr>
+        <w:t xml:space="preserve">的自由度。(2.7) 只读取联合层度分布与群体基数，因此两个 </w:t>
+      </w:r>
+      <w:r>
+        <w:rPr>
+          <w:rFonts w:ascii="Cambria Math" w:cs="Cambria Math" w:eastAsia="Cambria Math" w:hAnsi="Cambria Math"/>
+          <w:color w:val="000000"/>
+          <w:sz w:val="21"/>
+          <w:szCs w:val="21"/>
+        </w:rPr>
+        <w:t xml:space="preserve">P(k)</w:t>
+      </w:r>
+      <w:r>
+        <w:rPr>
+          <w:rFonts w:ascii="SimSun" w:cs="SimSun" w:eastAsia="SimSun" w:hAnsi="SimSun"/>
+          <w:color w:val="000000"/>
+          <w:sz w:val="21"/>
+          <w:szCs w:val="21"/>
+        </w:rPr>
+        <w:t xml:space="preserve"> 与 </w:t>
+      </w:r>
+      <w:r>
+        <w:rPr>
+          <w:rFonts w:ascii="Cambria Math" w:cs="Cambria Math" w:eastAsia="Cambria Math" w:hAnsi="Cambria Math"/>
+          <w:color w:val="000000"/>
+          <w:sz w:val="21"/>
+          <w:szCs w:val="21"/>
+        </w:rPr>
+        <w:t xml:space="preserve">m</w:t>
+      </w:r>
+      <w:r>
+        <w:rPr>
+          <w:rFonts w:ascii="SimSun" w:cs="SimSun" w:eastAsia="SimSun" w:hAnsi="SimSun"/>
+          <w:color w:val="000000"/>
+          <w:sz w:val="21"/>
+          <w:szCs w:val="21"/>
+        </w:rPr>
+        <w:t xml:space="preserve"> 相同的多重超图必被赋予同一个 </w:t>
+      </w:r>
+      <w:r>
+        <w:rPr>
+          <w:rFonts w:ascii="Cambria Math" w:cs="Cambria Math" w:eastAsia="Cambria Math" w:hAnsi="Cambria Math"/>
+          <w:color w:val="000000"/>
+          <w:sz w:val="21"/>
+          <w:szCs w:val="21"/>
+        </w:rPr>
+        <w:t xml:space="preserve">λ</w:t>
+      </w:r>
+      <w:r>
+        <w:rPr>
+          <w:rFonts w:ascii="Cambria Math" w:cs="Cambria Math" w:eastAsia="Cambria Math" w:hAnsi="Cambria Math"/>
+          <w:color w:val="000000"/>
+          <w:sz w:val="21"/>
+          <w:szCs w:val="21"/>
+          <w:vertAlign w:val="subscript"/>
+        </w:rPr>
+        <w:t xml:space="preserve">c</w:t>
+      </w:r>
+      <w:r>
+        <w:rPr>
+          <w:rFonts w:ascii="SimSun" w:cs="SimSun" w:eastAsia="SimSun" w:hAnsi="SimSun"/>
+          <w:color w:val="000000"/>
+          <w:sz w:val="21"/>
+          <w:szCs w:val="21"/>
+        </w:rPr>
+        <w:t xml:space="preserve">，无论两层的群体在节点上如何相对摆放。定义层间重叠</w:t>
+      </w:r>
+    </w:p>
+    <w:p>
+      <w:pPr>
+        <w:tabs>
+          <w:tab w:val="center" w:pos="4500"/>
+          <w:tab w:val="right" w:pos="9000"/>
+        </w:tabs>
+        <w:spacing w:after="130" w:before="90" w:line="288"/>
+      </w:pPr>
+      <w:r>
+        <w:t xml:space="preserve">	</w:t>
+      </w:r>
+      <w:r>
+        <w:rPr>
+          <w:rFonts w:ascii="Cambria Math" w:cs="Cambria Math" w:eastAsia="Cambria Math" w:hAnsi="Cambria Math"/>
+          <w:color w:val="000000"/>
+          <w:sz w:val="21"/>
+          <w:szCs w:val="21"/>
+        </w:rPr>
+        <w:t xml:space="preserve">o=#{节点对{u,v}: 同处某层1群体 ∧ 同处某层2群体}/#{节点对{u,v}: 同处某层1群体}</w:t>
+      </w:r>
+      <w:r>
+        <w:t xml:space="preserve">	</w:t>
+      </w:r>
+      <w:r>
+        <w:rPr>
+          <w:rFonts w:ascii="Cambria Math" w:cs="Cambria Math" w:eastAsia="Cambria Math" w:hAnsi="Cambria Math"/>
+          <w:color w:val="000000"/>
+          <w:sz w:val="21"/>
+          <w:szCs w:val="21"/>
+        </w:rPr>
+        <w:t xml:space="preserve">(3.3)</w:t>
+      </w:r>
+    </w:p>
+    <w:p>
+      <w:pPr>
+        <w:spacing w:after="120" w:before="0" w:line="300"/>
+        <w:ind w:firstLine="420"/>
+        <w:jc w:val="both"/>
+      </w:pPr>
+      <w:r>
+        <w:rPr>
+          <w:rFonts w:ascii="SimSun" w:cs="SimSun" w:eastAsia="SimSun" w:hAnsi="SimSun"/>
+          <w:color w:val="000000"/>
+          <w:sz w:val="21"/>
+          <w:szCs w:val="21"/>
+        </w:rPr>
+        <w:t xml:space="preserve">一个被重复使用的节点对恰好闭合一条 4-循环，</w:t>
+      </w:r>
+      <w:r>
+        <w:rPr>
+          <w:rFonts w:ascii="SimSun" w:cs="SimSun" w:eastAsia="SimSun" w:hAnsi="SimSun"/>
+          <w:b/>
+          <w:bCs/>
+          <w:color w:val="000000"/>
+          <w:sz w:val="21"/>
+          <w:szCs w:val="21"/>
+        </w:rPr>
+        <w:t xml:space="preserve">正是局域树状假设所丢弃的东西</w:t>
+      </w:r>
+      <w:r>
+        <w:rPr>
+          <w:rFonts w:ascii="SimSun" w:cs="SimSun" w:eastAsia="SimSun" w:hAnsi="SimSun"/>
+          <w:color w:val="000000"/>
+          <w:sz w:val="21"/>
+          <w:szCs w:val="21"/>
+        </w:rPr>
+        <w:t xml:space="preserve">。于是得到一条可证伪的推论：固定 </w:t>
+      </w:r>
+      <w:r>
+        <w:rPr>
+          <w:rFonts w:ascii="Cambria Math" w:cs="Cambria Math" w:eastAsia="Cambria Math" w:hAnsi="Cambria Math"/>
+          <w:color w:val="000000"/>
+          <w:sz w:val="21"/>
+          <w:szCs w:val="21"/>
+        </w:rPr>
+        <w:t xml:space="preserve">P(k)</w:t>
+      </w:r>
+      <w:r>
+        <w:rPr>
+          <w:rFonts w:ascii="SimSun" w:cs="SimSun" w:eastAsia="SimSun" w:hAnsi="SimSun"/>
+          <w:color w:val="000000"/>
+          <w:sz w:val="21"/>
+          <w:szCs w:val="21"/>
+        </w:rPr>
+        <w:t xml:space="preserve">、</w:t>
+      </w:r>
+      <w:r>
+        <w:rPr>
+          <w:rFonts w:ascii="Cambria Math" w:cs="Cambria Math" w:eastAsia="Cambria Math" w:hAnsi="Cambria Math"/>
+          <w:color w:val="000000"/>
+          <w:sz w:val="21"/>
+          <w:szCs w:val="21"/>
+        </w:rPr>
+        <w:t xml:space="preserve">m</w:t>
+      </w:r>
+      <w:r>
+        <w:rPr>
+          <w:rFonts w:ascii="SimSun" w:cs="SimSun" w:eastAsia="SimSun" w:hAnsi="SimSun"/>
+          <w:color w:val="000000"/>
+          <w:sz w:val="21"/>
+          <w:szCs w:val="21"/>
+        </w:rPr>
+        <w:t xml:space="preserve"> 与 </w:t>
+      </w:r>
+      <w:r>
+        <w:rPr>
+          <w:rFonts w:ascii="Cambria Math" w:cs="Cambria Math" w:eastAsia="Cambria Math" w:hAnsi="Cambria Math"/>
+          <w:color w:val="000000"/>
+          <w:sz w:val="21"/>
+          <w:szCs w:val="21"/>
+        </w:rPr>
+        <w:t xml:space="preserve">θ</w:t>
+      </w:r>
+      <w:r>
+        <w:rPr>
+          <w:rFonts w:ascii="SimSun" w:cs="SimSun" w:eastAsia="SimSun" w:hAnsi="SimSun"/>
+          <w:color w:val="000000"/>
+          <w:sz w:val="21"/>
+          <w:szCs w:val="21"/>
+        </w:rPr>
+        <w:t xml:space="preserve">，只改 </w:t>
+      </w:r>
+      <w:r>
+        <w:rPr>
+          <w:rFonts w:ascii="Cambria Math" w:cs="Cambria Math" w:eastAsia="Cambria Math" w:hAnsi="Cambria Math"/>
+          <w:color w:val="000000"/>
+          <w:sz w:val="21"/>
+          <w:szCs w:val="21"/>
+        </w:rPr>
+        <w:t xml:space="preserve">o</w:t>
+      </w:r>
+      <w:r>
+        <w:rPr>
+          <w:rFonts w:ascii="SimSun" w:cs="SimSun" w:eastAsia="SimSun" w:hAnsi="SimSun"/>
+          <w:color w:val="000000"/>
+          <w:sz w:val="21"/>
+          <w:szCs w:val="21"/>
+        </w:rPr>
+        <w:t xml:space="preserve">，则 </w:t>
+      </w:r>
+      <w:r>
+        <w:rPr>
+          <w:rFonts w:ascii="Cambria Math" w:cs="Cambria Math" w:eastAsia="Cambria Math" w:hAnsi="Cambria Math"/>
+          <w:color w:val="000000"/>
+          <w:sz w:val="21"/>
+          <w:szCs w:val="21"/>
+        </w:rPr>
+        <w:t xml:space="preserve">λ</w:t>
+      </w:r>
+      <w:r>
+        <w:rPr>
+          <w:rFonts w:ascii="Cambria Math" w:cs="Cambria Math" w:eastAsia="Cambria Math" w:hAnsi="Cambria Math"/>
+          <w:color w:val="000000"/>
+          <w:sz w:val="21"/>
+          <w:szCs w:val="21"/>
+          <w:vertAlign w:val="subscript"/>
+        </w:rPr>
+        <w:t xml:space="preserve">c</w:t>
+      </w:r>
+      <w:r>
+        <w:rPr>
+          <w:rFonts w:ascii="SimSun" w:cs="SimSun" w:eastAsia="SimSun" w:hAnsi="SimSun"/>
+          <w:color w:val="000000"/>
+          <w:sz w:val="21"/>
+          <w:szCs w:val="21"/>
+        </w:rPr>
+        <w:t xml:space="preserve"> 必须不动。若测得阈值随 </w:t>
+      </w:r>
+      <w:r>
+        <w:rPr>
+          <w:rFonts w:ascii="Cambria Math" w:cs="Cambria Math" w:eastAsia="Cambria Math" w:hAnsi="Cambria Math"/>
+          <w:color w:val="000000"/>
+          <w:sz w:val="21"/>
+          <w:szCs w:val="21"/>
+        </w:rPr>
+        <w:t xml:space="preserve">o</w:t>
+      </w:r>
+      <w:r>
+        <w:rPr>
+          <w:rFonts w:ascii="SimSun" w:cs="SimSun" w:eastAsia="SimSun" w:hAnsi="SimSun"/>
+          <w:color w:val="000000"/>
+          <w:sz w:val="21"/>
+          <w:szCs w:val="21"/>
+        </w:rPr>
+        <w:t xml:space="preserve"> 移动，移动的幅度就是树状闭合失效的定量刻度。</w:t>
+      </w:r>
+    </w:p>
+    <w:p>
+      <w:pPr>
+        <w:spacing w:after="120" w:before="0" w:line="300"/>
+        <w:ind w:firstLine="420"/>
+        <w:jc w:val="both"/>
+      </w:pPr>
+      <w:r>
+        <w:rPr>
+          <w:rFonts w:ascii="SimSun" w:cs="SimSun" w:eastAsia="SimSun" w:hAnsi="SimSun"/>
+          <w:b/>
+          <w:bCs/>
+          <w:color w:val="000000"/>
+          <w:sz w:val="21"/>
+          <w:szCs w:val="21"/>
+        </w:rPr>
+        <w:t xml:space="preserve">构造。</w:t>
+      </w:r>
+      <w:r>
+        <w:rPr>
+          <w:rFonts w:ascii="SimSun" w:cs="SimSun" w:eastAsia="SimSun" w:hAnsi="SimSun"/>
+          <w:color w:val="000000"/>
+          <w:sz w:val="21"/>
+          <w:szCs w:val="21"/>
+        </w:rPr>
+        <w:t xml:space="preserve">取每节点层度 </w:t>
+      </w:r>
+      <w:r>
+        <w:rPr>
+          <w:rFonts w:ascii="Cambria Math" w:cs="Cambria Math" w:eastAsia="Cambria Math" w:hAnsi="Cambria Math"/>
+          <w:color w:val="000000"/>
+          <w:sz w:val="21"/>
+          <w:szCs w:val="21"/>
+        </w:rPr>
+        <w:t xml:space="preserve">(2,2)</w:t>
+      </w:r>
+      <w:r>
+        <w:rPr>
+          <w:rFonts w:ascii="SimSun" w:cs="SimSun" w:eastAsia="SimSun" w:hAnsi="SimSun"/>
+          <w:color w:val="000000"/>
+          <w:sz w:val="21"/>
+          <w:szCs w:val="21"/>
+        </w:rPr>
+        <w:t xml:space="preserve">、</w:t>
+      </w:r>
+      <w:r>
+        <w:rPr>
+          <w:rFonts w:ascii="Cambria Math" w:cs="Cambria Math" w:eastAsia="Cambria Math" w:hAnsi="Cambria Math"/>
+          <w:color w:val="000000"/>
+          <w:sz w:val="21"/>
+          <w:szCs w:val="21"/>
+        </w:rPr>
+        <w:t xml:space="preserve">m=(3,3)</w:t>
+      </w:r>
+      <w:r>
+        <w:rPr>
+          <w:rFonts w:ascii="SimSun" w:cs="SimSun" w:eastAsia="SimSun" w:hAnsi="SimSun"/>
+          <w:color w:val="000000"/>
+          <w:sz w:val="21"/>
+          <w:szCs w:val="21"/>
+        </w:rPr>
+        <w:t xml:space="preserve">。层 1 为位形模型；层 2 把层 1 中随机选出的一部分群体</w:t>
+      </w:r>
+      <w:r>
+        <w:rPr>
+          <w:rFonts w:ascii="SimSun" w:cs="SimSun" w:eastAsia="SimSun" w:hAnsi="SimSun"/>
+          <w:b/>
+          <w:bCs/>
+          <w:color w:val="000000"/>
+          <w:sz w:val="21"/>
+          <w:szCs w:val="21"/>
+        </w:rPr>
+        <w:t xml:space="preserve">逐字复制</w:t>
+      </w:r>
+      <w:r>
+        <w:rPr>
+          <w:rFonts w:ascii="SimSun" w:cs="SimSun" w:eastAsia="SimSun" w:hAnsi="SimSun"/>
+          <w:color w:val="000000"/>
+          <w:sz w:val="21"/>
+          <w:szCs w:val="21"/>
+        </w:rPr>
+        <w:t xml:space="preserve">，其余成员槽按残余度随机连线。由于每个节点的层 1 度恒为 2，被复制群体给它的度数不会超标，残余度非负，最终每个节点的层 2 度仍恰为 2。全族因而共享同一个 </w:t>
+      </w:r>
+      <w:r>
+        <w:rPr>
+          <w:rFonts w:ascii="Cambria Math" w:cs="Cambria Math" w:eastAsia="Cambria Math" w:hAnsi="Cambria Math"/>
+          <w:color w:val="000000"/>
+          <w:sz w:val="21"/>
+          <w:szCs w:val="21"/>
+        </w:rPr>
+        <w:t xml:space="preserve">P(k)</w:t>
+      </w:r>
+      <w:r>
+        <w:rPr>
+          <w:rFonts w:ascii="SimSun" w:cs="SimSun" w:eastAsia="SimSun" w:hAnsi="SimSun"/>
+          <w:color w:val="000000"/>
+          <w:sz w:val="21"/>
+          <w:szCs w:val="21"/>
+        </w:rPr>
+        <w:t xml:space="preserve"> 与同一个 </w:t>
+      </w:r>
+      <w:r>
+        <w:rPr>
+          <w:rFonts w:ascii="Cambria Math" w:cs="Cambria Math" w:eastAsia="Cambria Math" w:hAnsi="Cambria Math"/>
+          <w:color w:val="000000"/>
+          <w:sz w:val="21"/>
+          <w:szCs w:val="21"/>
+        </w:rPr>
+        <w:t xml:space="preserve">m</w:t>
+      </w:r>
+      <w:r>
+        <w:rPr>
+          <w:rFonts w:ascii="SimSun" w:cs="SimSun" w:eastAsia="SimSun" w:hAnsi="SimSun"/>
+          <w:color w:val="000000"/>
+          <w:sz w:val="21"/>
+          <w:szCs w:val="21"/>
+        </w:rPr>
+        <w:t xml:space="preserve">，</w:t>
+      </w:r>
+      <w:r>
+        <w:rPr>
+          <w:rFonts w:ascii="Cambria Math" w:cs="Cambria Math" w:eastAsia="Cambria Math" w:hAnsi="Cambria Math"/>
+          <w:color w:val="000000"/>
+          <w:sz w:val="21"/>
+          <w:szCs w:val="21"/>
+        </w:rPr>
+        <w:t xml:space="preserve">o</w:t>
+      </w:r>
+      <w:r>
+        <w:rPr>
+          <w:rFonts w:ascii="SimSun" w:cs="SimSun" w:eastAsia="SimSun" w:hAnsi="SimSun"/>
+          <w:color w:val="000000"/>
+          <w:sz w:val="21"/>
+          <w:szCs w:val="21"/>
+        </w:rPr>
+        <w:t xml:space="preserve"> 是唯一变动的量（脚本 overlap.py，度数与群体基数逐节点、逐群体核验无误）。</w:t>
+      </w:r>
+    </w:p>
+    <w:p>
+      <w:pPr>
+        <w:spacing w:after="120" w:before="0" w:line="300"/>
+        <w:ind w:firstLine="420"/>
+        <w:jc w:val="both"/>
+      </w:pPr>
+      <w:r>
+        <w:rPr>
+          <w:rFonts w:ascii="SimSun" w:cs="SimSun" w:eastAsia="SimSun" w:hAnsi="SimSun"/>
+          <w:b/>
+          <w:bCs/>
+          <w:color w:val="000000"/>
+          <w:sz w:val="21"/>
+          <w:szCs w:val="21"/>
+        </w:rPr>
+        <w:t xml:space="preserve">两条参照线。</w:t>
+      </w:r>
+      <w:r>
+        <w:rPr>
+          <w:rFonts w:ascii="SimSun" w:cs="SimSun" w:eastAsia="SimSun" w:hAnsi="SimSun"/>
+          <w:color w:val="000000"/>
+          <w:sz w:val="21"/>
+          <w:szCs w:val="21"/>
+        </w:rPr>
+        <w:t xml:space="preserve">理论给出与 </w:t>
+      </w:r>
+      <w:r>
+        <w:rPr>
+          <w:rFonts w:ascii="Cambria Math" w:cs="Cambria Math" w:eastAsia="Cambria Math" w:hAnsi="Cambria Math"/>
+          <w:color w:val="000000"/>
+          <w:sz w:val="21"/>
+          <w:szCs w:val="21"/>
+        </w:rPr>
+        <w:t xml:space="preserve">o</w:t>
+      </w:r>
+      <w:r>
+        <w:rPr>
+          <w:rFonts w:ascii="SimSun" w:cs="SimSun" w:eastAsia="SimSun" w:hAnsi="SimSun"/>
+          <w:color w:val="000000"/>
+          <w:sz w:val="21"/>
+          <w:szCs w:val="21"/>
+        </w:rPr>
+        <w:t xml:space="preserve"> 无关的水平线 </w:t>
+      </w:r>
+      <w:r>
+        <w:rPr>
+          <w:rFonts w:ascii="Cambria Math" w:cs="Cambria Math" w:eastAsia="Cambria Math" w:hAnsi="Cambria Math"/>
+          <w:color w:val="000000"/>
+          <w:sz w:val="21"/>
+          <w:szCs w:val="21"/>
+        </w:rPr>
+        <w:t xml:space="preserve">3C(3,λ</w:t>
+      </w:r>
+      <w:r>
+        <w:rPr>
+          <w:rFonts w:ascii="Cambria Math" w:cs="Cambria Math" w:eastAsia="Cambria Math" w:hAnsi="Cambria Math"/>
+          <w:color w:val="000000"/>
+          <w:sz w:val="21"/>
+          <w:szCs w:val="21"/>
+          <w:vertAlign w:val="subscript"/>
+        </w:rPr>
+        <w:t xml:space="preserve">c</w:t>
+      </w:r>
+      <w:r>
+        <w:rPr>
+          <w:rFonts w:ascii="Cambria Math" w:cs="Cambria Math" w:eastAsia="Cambria Math" w:hAnsi="Cambria Math"/>
+          <w:color w:val="000000"/>
+          <w:sz w:val="21"/>
+          <w:szCs w:val="21"/>
+        </w:rPr>
+        <w:t xml:space="preserve">)=1</w:t>
+      </w:r>
+      <w:r>
+        <w:rPr>
+          <w:rFonts w:ascii="SimSun" w:cs="SimSun" w:eastAsia="SimSun" w:hAnsi="SimSun"/>
+          <w:color w:val="000000"/>
+          <w:sz w:val="21"/>
+          <w:szCs w:val="21"/>
+        </w:rPr>
+        <w:t xml:space="preserve">，即 </w:t>
+      </w:r>
+      <w:r>
+        <w:rPr>
+          <w:rFonts w:ascii="Cambria Math" w:cs="Cambria Math" w:eastAsia="Cambria Math" w:hAnsi="Cambria Math"/>
+          <w:color w:val="000000"/>
+          <w:sz w:val="21"/>
+          <w:szCs w:val="21"/>
+        </w:rPr>
+        <w:t xml:space="preserve">λ</w:t>
+      </w:r>
+      <w:r>
+        <w:rPr>
+          <w:rFonts w:ascii="Cambria Math" w:cs="Cambria Math" w:eastAsia="Cambria Math" w:hAnsi="Cambria Math"/>
+          <w:color w:val="000000"/>
+          <w:sz w:val="21"/>
+          <w:szCs w:val="21"/>
+          <w:vertAlign w:val="subscript"/>
+        </w:rPr>
+        <w:t xml:space="preserve">c</w:t>
+      </w:r>
+      <w:r>
+        <w:rPr>
+          <w:rFonts w:ascii="Cambria Math" w:cs="Cambria Math" w:eastAsia="Cambria Math" w:hAnsi="Cambria Math"/>
+          <w:color w:val="000000"/>
+          <w:sz w:val="21"/>
+          <w:szCs w:val="21"/>
+        </w:rPr>
+        <w:t xml:space="preserve">=0.18614</w:t>
+      </w:r>
+      <w:r>
+        <w:rPr>
+          <w:rFonts w:ascii="SimSun" w:cs="SimSun" w:eastAsia="SimSun" w:hAnsi="SimSun"/>
+          <w:color w:val="000000"/>
+          <w:sz w:val="21"/>
+          <w:szCs w:val="21"/>
+        </w:rPr>
+        <w:t xml:space="preserve">。另一端 </w:t>
+      </w:r>
+      <w:r>
+        <w:rPr>
+          <w:rFonts w:ascii="Cambria Math" w:cs="Cambria Math" w:eastAsia="Cambria Math" w:hAnsi="Cambria Math"/>
+          <w:color w:val="000000"/>
+          <w:sz w:val="21"/>
+          <w:szCs w:val="21"/>
+        </w:rPr>
+        <w:t xml:space="preserve">o=1</w:t>
+      </w:r>
+      <w:r>
+        <w:rPr>
+          <w:rFonts w:ascii="SimSun" w:cs="SimSun" w:eastAsia="SimSun" w:hAnsi="SimSun"/>
+          <w:color w:val="000000"/>
+          <w:sz w:val="21"/>
+          <w:szCs w:val="21"/>
+        </w:rPr>
+        <w:t xml:space="preserve"> 可解析求出：层 2 成为层 1 的副本后，每个</w:t>
+      </w:r>
+      <w:r>
+        <w:rPr>
+          <w:rFonts w:ascii="SimSun" w:cs="SimSun" w:eastAsia="SimSun" w:hAnsi="SimSun"/>
+          <w:i/>
+          <w:iCs/>
+          <w:color w:val="000000"/>
+          <w:sz w:val="21"/>
+          <w:szCs w:val="21"/>
+        </w:rPr>
+        <w:t xml:space="preserve">物理</w:t>
+      </w:r>
+      <w:r>
+        <w:rPr>
+          <w:rFonts w:ascii="SimSun" w:cs="SimSun" w:eastAsia="SimSun" w:hAnsi="SimSun"/>
+          <w:color w:val="000000"/>
+          <w:sz w:val="21"/>
+          <w:szCs w:val="21"/>
+        </w:rPr>
+        <w:t xml:space="preserve">群体同时承载两层的传播、速率合为 </w:t>
+      </w:r>
+      <w:r>
+        <w:rPr>
+          <w:rFonts w:ascii="Cambria Math" w:cs="Cambria Math" w:eastAsia="Cambria Math" w:hAnsi="Cambria Math"/>
+          <w:color w:val="000000"/>
+          <w:sz w:val="21"/>
+          <w:szCs w:val="21"/>
+        </w:rPr>
+        <w:t xml:space="preserve">2λ</w:t>
+      </w:r>
+      <w:r>
+        <w:rPr>
+          <w:rFonts w:ascii="SimSun" w:cs="SimSun" w:eastAsia="SimSun" w:hAnsi="SimSun"/>
+          <w:color w:val="000000"/>
+          <w:sz w:val="21"/>
+          <w:szCs w:val="21"/>
+        </w:rPr>
+        <w:t xml:space="preserve">，而节点只剩 2 个物理群体、余度为 1，阈值条件退化为</w:t>
+      </w:r>
+    </w:p>
+    <w:p>
+      <w:pPr>
+        <w:tabs>
+          <w:tab w:val="center" w:pos="4500"/>
+          <w:tab w:val="right" w:pos="9000"/>
+        </w:tabs>
+        <w:spacing w:after="130" w:before="90" w:line="288"/>
+      </w:pPr>
+      <w:r>
+        <w:t xml:space="preserve">	</w:t>
+      </w:r>
+      <w:r>
+        <w:rPr>
+          <w:rFonts w:ascii="Cambria Math" w:cs="Cambria Math" w:eastAsia="Cambria Math" w:hAnsi="Cambria Math"/>
+          <w:color w:val="000000"/>
+          <w:sz w:val="21"/>
+          <w:szCs w:val="21"/>
+        </w:rPr>
+        <w:t xml:space="preserve">1·C(3,2λ</w:t>
+      </w:r>
+      <w:r>
+        <w:rPr>
+          <w:rFonts w:ascii="Cambria Math" w:cs="Cambria Math" w:eastAsia="Cambria Math" w:hAnsi="Cambria Math"/>
+          <w:color w:val="000000"/>
+          <w:sz w:val="21"/>
+          <w:szCs w:val="21"/>
+          <w:vertAlign w:val="subscript"/>
+        </w:rPr>
+        <w:t xml:space="preserve">c</w:t>
+      </w:r>
+      <w:r>
+        <w:rPr>
+          <w:rFonts w:ascii="Cambria Math" w:cs="Cambria Math" w:eastAsia="Cambria Math" w:hAnsi="Cambria Math"/>
+          <w:color w:val="000000"/>
+          <w:sz w:val="21"/>
+          <w:szCs w:val="21"/>
+        </w:rPr>
+        <w:t xml:space="preserve">)=1  ⟹  λ</w:t>
+      </w:r>
+      <w:r>
+        <w:rPr>
+          <w:rFonts w:ascii="Cambria Math" w:cs="Cambria Math" w:eastAsia="Cambria Math" w:hAnsi="Cambria Math"/>
+          <w:color w:val="000000"/>
+          <w:sz w:val="21"/>
+          <w:szCs w:val="21"/>
+          <w:vertAlign w:val="subscript"/>
+        </w:rPr>
+        <w:t xml:space="preserve">c</w:t>
+      </w:r>
+      <w:r>
+        <w:rPr>
+          <w:rFonts w:ascii="Cambria Math" w:cs="Cambria Math" w:eastAsia="Cambria Math" w:hAnsi="Cambria Math"/>
+          <w:color w:val="000000"/>
+          <w:sz w:val="21"/>
+          <w:szCs w:val="21"/>
+        </w:rPr>
+        <w:t xml:space="preserve">=0.40974</w:t>
+      </w:r>
+      <w:r>
+        <w:t xml:space="preserve">	</w:t>
+      </w:r>
+      <w:r>
+        <w:rPr>
+          <w:rFonts w:ascii="Cambria Math" w:cs="Cambria Math" w:eastAsia="Cambria Math" w:hAnsi="Cambria Math"/>
+          <w:color w:val="000000"/>
+          <w:sz w:val="21"/>
+          <w:szCs w:val="21"/>
+        </w:rPr>
+        <w:t xml:space="preserve">(3.4)</w:t>
+      </w:r>
+    </w:p>
+    <w:p>
+      <w:pPr>
+        <w:spacing w:after="120" w:before="0" w:line="300"/>
+        <w:ind w:firstLine="0"/>
+        <w:jc w:val="both"/>
+      </w:pPr>
+      <w:r>
+        <w:rPr>
+          <w:rFonts w:ascii="SimSun" w:cs="SimSun" w:eastAsia="SimSun" w:hAnsi="SimSun"/>
+          <w:color w:val="000000"/>
+          <w:sz w:val="21"/>
+          <w:szCs w:val="21"/>
+        </w:rPr>
+        <w:t xml:space="preserve">两条参照线相差 </w:t>
+      </w:r>
+      <w:r>
+        <w:rPr>
+          <w:rFonts w:ascii="Cambria Math" w:cs="Cambria Math" w:eastAsia="Cambria Math" w:hAnsi="Cambria Math"/>
+          <w:color w:val="000000"/>
+          <w:sz w:val="21"/>
+          <w:szCs w:val="21"/>
+        </w:rPr>
+        <w:t xml:space="preserve">120%</w:t>
+      </w:r>
+      <w:r>
+        <w:rPr>
+          <w:rFonts w:ascii="SimSun" w:cs="SimSun" w:eastAsia="SimSun" w:hAnsi="SimSun"/>
+          <w:color w:val="000000"/>
+          <w:sz w:val="21"/>
+          <w:szCs w:val="21"/>
+        </w:rPr>
+        <w:t xml:space="preserve">——若树状闭合在重叠下依然成立，测点应贴住下面那条；若重叠确实起作用，测点应从下面那条爬向上面那条。</w:t>
+      </w:r>
+    </w:p>
+    <w:p>
+      <w:pPr>
+        <w:spacing w:after="120" w:before="0" w:line="300"/>
+        <w:ind w:firstLine="420"/>
+        <w:jc w:val="both"/>
+      </w:pPr>
+      <w:r>
+        <w:rPr>
+          <w:rFonts w:ascii="SimSun" w:cs="SimSun" w:eastAsia="SimSun" w:hAnsi="SimSun"/>
+          <w:b/>
+          <w:bCs/>
+          <w:color w:val="000000"/>
+          <w:sz w:val="21"/>
+          <w:szCs w:val="21"/>
+        </w:rPr>
+        <w:t xml:space="preserve">结果。</w:t>
+      </w:r>
+      <w:r>
+        <w:rPr>
+          <w:rFonts w:ascii="SimSun" w:cs="SimSun" w:eastAsia="SimSun" w:hAnsi="SimSun"/>
+          <w:color w:val="000000"/>
+          <w:sz w:val="21"/>
+          <w:szCs w:val="21"/>
+        </w:rPr>
+        <w:t xml:space="preserve">在六个重叠水平上按 §2.2 的亚临界外推测定阈值（</w:t>
+      </w:r>
+      <w:r>
+        <w:rPr>
+          <w:rFonts w:ascii="Cambria Math" w:cs="Cambria Math" w:eastAsia="Cambria Math" w:hAnsi="Cambria Math"/>
+          <w:color w:val="000000"/>
+          <w:sz w:val="21"/>
+          <w:szCs w:val="21"/>
+        </w:rPr>
+        <w:t xml:space="preserve">N=2×10</w:t>
+      </w:r>
+      <w:r>
+        <w:rPr>
+          <w:rFonts w:ascii="Cambria Math" w:cs="Cambria Math" w:eastAsia="Cambria Math" w:hAnsi="Cambria Math"/>
+          <w:color w:val="000000"/>
+          <w:sz w:val="21"/>
+          <w:szCs w:val="21"/>
+          <w:vertAlign w:val="superscript"/>
+        </w:rPr>
+        <w:t xml:space="preserve">4</w:t>
+      </w:r>
+      <w:r>
+        <w:rPr>
+          <w:rFonts w:ascii="SimSun" w:cs="SimSun" w:eastAsia="SimSun" w:hAnsi="SimSun"/>
+          <w:color w:val="000000"/>
+          <w:sz w:val="21"/>
+          <w:szCs w:val="21"/>
+        </w:rPr>
+        <w:t xml:space="preserve">，窗口取 </w:t>
+      </w:r>
+      <w:r>
+        <w:rPr>
+          <w:rFonts w:ascii="Cambria Math" w:cs="Cambria Math" w:eastAsia="Cambria Math" w:hAnsi="Cambria Math"/>
+          <w:color w:val="000000"/>
+          <w:sz w:val="21"/>
+          <w:szCs w:val="21"/>
+        </w:rPr>
+        <w:t xml:space="preserve">[0.60,0.84]λ</w:t>
+      </w:r>
+      <w:r>
+        <w:rPr>
+          <w:rFonts w:ascii="Cambria Math" w:cs="Cambria Math" w:eastAsia="Cambria Math" w:hAnsi="Cambria Math"/>
+          <w:color w:val="000000"/>
+          <w:sz w:val="21"/>
+          <w:szCs w:val="21"/>
+          <w:vertAlign w:val="subscript"/>
+        </w:rPr>
+        <w:t xml:space="preserve">c</w:t>
+      </w:r>
+      <w:r>
+        <w:rPr>
+          <w:rFonts w:ascii="SimSun" w:cs="SimSun" w:eastAsia="SimSun" w:hAnsi="SimSun"/>
+          <w:color w:val="000000"/>
+          <w:sz w:val="21"/>
+          <w:szCs w:val="21"/>
+        </w:rPr>
+        <w:t xml:space="preserve"> 并三次重定心，六条拟合的残差均在 2.3σ 以内），所得 </w:t>
+      </w:r>
+      <w:r>
+        <w:rPr>
+          <w:rFonts w:ascii="Cambria Math" w:cs="Cambria Math" w:eastAsia="Cambria Math" w:hAnsi="Cambria Math"/>
+          <w:color w:val="000000"/>
+          <w:sz w:val="21"/>
+          <w:szCs w:val="21"/>
+        </w:rPr>
+        <w:t xml:space="preserve">λ</w:t>
+      </w:r>
+      <w:r>
+        <w:rPr>
+          <w:rFonts w:ascii="Cambria Math" w:cs="Cambria Math" w:eastAsia="Cambria Math" w:hAnsi="Cambria Math"/>
+          <w:color w:val="000000"/>
+          <w:sz w:val="21"/>
+          <w:szCs w:val="21"/>
+          <w:vertAlign w:val="subscript"/>
+        </w:rPr>
+        <w:t xml:space="preserve">c</w:t>
+      </w:r>
+      <w:r>
+        <w:rPr>
+          <w:rFonts w:ascii="SimSun" w:cs="SimSun" w:eastAsia="SimSun" w:hAnsi="SimSun"/>
+          <w:color w:val="000000"/>
+          <w:sz w:val="21"/>
+          <w:szCs w:val="21"/>
+        </w:rPr>
+        <w:t xml:space="preserve"> 由 </w:t>
+      </w:r>
+      <w:r>
+        <w:rPr>
+          <w:rFonts w:ascii="Cambria Math" w:cs="Cambria Math" w:eastAsia="Cambria Math" w:hAnsi="Cambria Math"/>
+          <w:color w:val="000000"/>
+          <w:sz w:val="21"/>
+          <w:szCs w:val="21"/>
+        </w:rPr>
+        <w:t xml:space="preserve">o=0</w:t>
+      </w:r>
+      <w:r>
+        <w:rPr>
+          <w:rFonts w:ascii="SimSun" w:cs="SimSun" w:eastAsia="SimSun" w:hAnsi="SimSun"/>
+          <w:color w:val="000000"/>
+          <w:sz w:val="21"/>
+          <w:szCs w:val="21"/>
+        </w:rPr>
+        <w:t xml:space="preserve"> 的 0.18065 单调升到 </w:t>
+      </w:r>
+      <w:r>
+        <w:rPr>
+          <w:rFonts w:ascii="Cambria Math" w:cs="Cambria Math" w:eastAsia="Cambria Math" w:hAnsi="Cambria Math"/>
+          <w:color w:val="000000"/>
+          <w:sz w:val="21"/>
+          <w:szCs w:val="21"/>
+        </w:rPr>
+        <w:t xml:space="preserve">o=1</w:t>
+      </w:r>
+      <w:r>
+        <w:rPr>
+          <w:rFonts w:ascii="SimSun" w:cs="SimSun" w:eastAsia="SimSun" w:hAnsi="SimSun"/>
+          <w:color w:val="000000"/>
+          <w:sz w:val="21"/>
+          <w:szCs w:val="21"/>
+        </w:rPr>
+        <w:t xml:space="preserve"> 的 0.38809，</w:t>
+      </w:r>
+      <w:r>
+        <w:rPr>
+          <w:rFonts w:ascii="SimSun" w:cs="SimSun" w:eastAsia="SimSun" w:hAnsi="SimSun"/>
+          <w:b/>
+          <w:bCs/>
+          <w:color w:val="000000"/>
+          <w:sz w:val="21"/>
+          <w:szCs w:val="21"/>
+        </w:rPr>
+        <w:t xml:space="preserve">整整高出 115%</w:t>
+      </w:r>
+      <w:r>
+        <w:rPr>
+          <w:rFonts w:ascii="SimSun" w:cs="SimSun" w:eastAsia="SimSun" w:hAnsi="SimSun"/>
+          <w:color w:val="000000"/>
+          <w:sz w:val="21"/>
+          <w:szCs w:val="21"/>
+        </w:rPr>
+        <w:t xml:space="preserve">，而理论预言的是一条水平线。上升并非匀速：小重叠下抬升平缓，逼近 </w:t>
+      </w:r>
+      <w:r>
+        <w:rPr>
+          <w:rFonts w:ascii="Cambria Math" w:cs="Cambria Math" w:eastAsia="Cambria Math" w:hAnsi="Cambria Math"/>
+          <w:color w:val="000000"/>
+          <w:sz w:val="21"/>
+          <w:szCs w:val="21"/>
+        </w:rPr>
+        <w:t xml:space="preserve">o=1</w:t>
+      </w:r>
+      <w:r>
+        <w:rPr>
+          <w:rFonts w:ascii="SimSun" w:cs="SimSun" w:eastAsia="SimSun" w:hAnsi="SimSun"/>
+          <w:color w:val="000000"/>
+          <w:sz w:val="21"/>
+          <w:szCs w:val="21"/>
+        </w:rPr>
+        <w:t xml:space="preserve"> 时急剧加速。</w:t>
+      </w:r>
+    </w:p>
+    <w:p>
+      <w:pPr>
+        <w:spacing w:after="120" w:before="0" w:line="300"/>
+        <w:ind w:firstLine="420"/>
+        <w:jc w:val="both"/>
+      </w:pPr>
+      <w:r>
+        <w:rPr>
+          <w:rFonts w:ascii="SimSun" w:cs="SimSun" w:eastAsia="SimSun" w:hAnsi="SimSun"/>
+          <w:b/>
+          <w:bCs/>
+          <w:color w:val="000000"/>
+          <w:sz w:val="21"/>
+          <w:szCs w:val="21"/>
+        </w:rPr>
+        <w:t xml:space="preserve">偏置与稳健量。</w:t>
+      </w:r>
+      <w:r>
+        <w:rPr>
+          <w:rFonts w:ascii="SimSun" w:cs="SimSun" w:eastAsia="SimSun" w:hAnsi="SimSun"/>
+          <w:color w:val="000000"/>
+          <w:sz w:val="21"/>
+          <w:szCs w:val="21"/>
+        </w:rPr>
+        <w:t xml:space="preserve">测量本身的系统偏置须予说明。</w:t>
+      </w:r>
+      <w:r>
+        <w:rPr>
+          <w:rFonts w:ascii="Cambria Math" w:cs="Cambria Math" w:eastAsia="Cambria Math" w:hAnsi="Cambria Math"/>
+          <w:color w:val="000000"/>
+          <w:sz w:val="21"/>
+          <w:szCs w:val="21"/>
+        </w:rPr>
+        <w:t xml:space="preserve">o=0</w:t>
+      </w:r>
+      <w:r>
+        <w:rPr>
+          <w:rFonts w:ascii="SimSun" w:cs="SimSun" w:eastAsia="SimSun" w:hAnsi="SimSun"/>
+          <w:color w:val="000000"/>
+          <w:sz w:val="21"/>
+          <w:szCs w:val="21"/>
+        </w:rPr>
+        <w:t xml:space="preserve"> 的控制点为 0.18065，比理论值低 2.9%（−3.5σ）。为把窗口退到安全区间，本节的拟合区比 §2.3 更远离阈值，线性律的有限窗口曲率因而更强；</w:t>
+      </w:r>
+      <w:r>
+        <w:rPr>
+          <w:rFonts w:ascii="Cambria Math" w:cs="Cambria Math" w:eastAsia="Cambria Math" w:hAnsi="Cambria Math"/>
+          <w:color w:val="000000"/>
+          <w:sz w:val="21"/>
+          <w:szCs w:val="21"/>
+        </w:rPr>
+        <w:t xml:space="preserve">o=1</w:t>
+      </w:r>
+      <w:r>
+        <w:rPr>
+          <w:rFonts w:ascii="SimSun" w:cs="SimSun" w:eastAsia="SimSun" w:hAnsi="SimSun"/>
+          <w:color w:val="000000"/>
+          <w:sz w:val="21"/>
+          <w:szCs w:val="21"/>
+        </w:rPr>
+        <w:t xml:space="preserve"> 端相对 (3.4) 同样偏低 5.3%。两端偏置</w:t>
+      </w:r>
+      <w:r>
+        <w:rPr>
+          <w:rFonts w:ascii="SimSun" w:cs="SimSun" w:eastAsia="SimSun" w:hAnsi="SimSun"/>
+          <w:b/>
+          <w:bCs/>
+          <w:color w:val="000000"/>
+          <w:sz w:val="21"/>
+          <w:szCs w:val="21"/>
+        </w:rPr>
+        <w:t xml:space="preserve">同号同量级</w:t>
+      </w:r>
+      <w:r>
+        <w:rPr>
+          <w:rFonts w:ascii="SimSun" w:cs="SimSun" w:eastAsia="SimSun" w:hAnsi="SimSun"/>
+          <w:color w:val="000000"/>
+          <w:sz w:val="21"/>
+          <w:szCs w:val="21"/>
+        </w:rPr>
+        <w:t xml:space="preserve">，故稳健的量不是绝对阈值而是</w:t>
+      </w:r>
+      <w:r>
+        <w:rPr>
+          <w:rFonts w:ascii="SimSun" w:cs="SimSun" w:eastAsia="SimSun" w:hAnsi="SimSun"/>
+          <w:b/>
+          <w:bCs/>
+          <w:color w:val="000000"/>
+          <w:sz w:val="21"/>
+          <w:szCs w:val="21"/>
+        </w:rPr>
+        <w:t xml:space="preserve">比值</w:t>
+      </w:r>
+      <w:r>
+        <w:rPr>
+          <w:rFonts w:ascii="SimSun" w:cs="SimSun" w:eastAsia="SimSun" w:hAnsi="SimSun"/>
+          <w:color w:val="000000"/>
+          <w:sz w:val="21"/>
+          <w:szCs w:val="21"/>
+        </w:rPr>
+        <w:t xml:space="preserve">：实测 </w:t>
+      </w:r>
+      <w:r>
+        <w:rPr>
+          <w:rFonts w:ascii="Cambria Math" w:cs="Cambria Math" w:eastAsia="Cambria Math" w:hAnsi="Cambria Math"/>
+          <w:color w:val="000000"/>
+          <w:sz w:val="21"/>
+          <w:szCs w:val="21"/>
+        </w:rPr>
+        <w:t xml:space="preserve">λ</w:t>
+      </w:r>
+      <w:r>
+        <w:rPr>
+          <w:rFonts w:ascii="Cambria Math" w:cs="Cambria Math" w:eastAsia="Cambria Math" w:hAnsi="Cambria Math"/>
+          <w:color w:val="000000"/>
+          <w:sz w:val="21"/>
+          <w:szCs w:val="21"/>
+          <w:vertAlign w:val="subscript"/>
+        </w:rPr>
+        <w:t xml:space="preserve">c</w:t>
+      </w:r>
+      <w:r>
+        <w:rPr>
+          <w:rFonts w:ascii="Cambria Math" w:cs="Cambria Math" w:eastAsia="Cambria Math" w:hAnsi="Cambria Math"/>
+          <w:color w:val="000000"/>
+          <w:sz w:val="21"/>
+          <w:szCs w:val="21"/>
+        </w:rPr>
+        <w:t xml:space="preserve">(1)/λ</w:t>
+      </w:r>
+      <w:r>
+        <w:rPr>
+          <w:rFonts w:ascii="Cambria Math" w:cs="Cambria Math" w:eastAsia="Cambria Math" w:hAnsi="Cambria Math"/>
+          <w:color w:val="000000"/>
+          <w:sz w:val="21"/>
+          <w:szCs w:val="21"/>
+          <w:vertAlign w:val="subscript"/>
+        </w:rPr>
+        <w:t xml:space="preserve">c</w:t>
+      </w:r>
+      <w:r>
+        <w:rPr>
+          <w:rFonts w:ascii="Cambria Math" w:cs="Cambria Math" w:eastAsia="Cambria Math" w:hAnsi="Cambria Math"/>
+          <w:color w:val="000000"/>
+          <w:sz w:val="21"/>
+          <w:szCs w:val="21"/>
+        </w:rPr>
+        <w:t xml:space="preserve">(0)=2.148</w:t>
+      </w:r>
+      <w:r>
+        <w:rPr>
+          <w:rFonts w:ascii="SimSun" w:cs="SimSun" w:eastAsia="SimSun" w:hAnsi="SimSun"/>
+          <w:color w:val="000000"/>
+          <w:sz w:val="21"/>
+          <w:szCs w:val="21"/>
+        </w:rPr>
+        <w:t xml:space="preserve">，而 (3.4) 与水平线之比的解析值为 2.201，两者仅差 2.4%。</w:t>
+      </w:r>
+      <w:r>
+        <w:rPr>
+          <w:rFonts w:ascii="SimSun" w:cs="SimSun" w:eastAsia="SimSun" w:hAnsi="SimSun"/>
+          <w:b/>
+          <w:bCs/>
+          <w:color w:val="000000"/>
+          <w:sz w:val="21"/>
+          <w:szCs w:val="21"/>
+        </w:rPr>
+        <w:t xml:space="preserve">独立测得的比值与独立推出的解析比值就此相互印证</w:t>
+      </w:r>
+      <w:r>
+        <w:rPr>
+          <w:rFonts w:ascii="SimSun" w:cs="SimSun" w:eastAsia="SimSun" w:hAnsi="SimSun"/>
+          <w:color w:val="000000"/>
+          <w:sz w:val="21"/>
+          <w:szCs w:val="21"/>
+        </w:rPr>
+        <w:t xml:space="preserve">，说明抬升的幅度本身是真实的，而非窗口选择的产物。</w:t>
+      </w:r>
+    </w:p>
+    <w:p>
+      <w:pPr>
+        <w:spacing w:after="120" w:before="0" w:line="300"/>
+        <w:ind w:firstLine="0"/>
+        <w:jc w:val="both"/>
+      </w:pPr>
+      <w:r>
+        <w:rPr>
+          <w:rFonts w:ascii="SimSun" w:cs="SimSun" w:eastAsia="SimSun" w:hAnsi="SimSun"/>
+          <w:color w:val="000000"/>
+          <w:sz w:val="21"/>
+          <w:szCs w:val="21"/>
+        </w:rPr>
+        <w:t xml:space="preserve">推论因此被干净地证伪。</w:t>
+      </w:r>
+      <w:r>
+        <w:rPr>
+          <w:rFonts w:ascii="Cambria Math" w:cs="Cambria Math" w:eastAsia="Cambria Math" w:hAnsi="Cambria Math"/>
+          <w:color w:val="000000"/>
+          <w:sz w:val="21"/>
+          <w:szCs w:val="21"/>
+        </w:rPr>
+        <w:t xml:space="preserve">o=1</w:t>
+      </w:r>
+      <w:r>
+        <w:rPr>
+          <w:rFonts w:ascii="SimSun" w:cs="SimSun" w:eastAsia="SimSun" w:hAnsi="SimSun"/>
+          <w:color w:val="000000"/>
+          <w:sz w:val="21"/>
+          <w:szCs w:val="21"/>
+        </w:rPr>
+        <w:t xml:space="preserve"> 处偏离水平线达 65σ，而 </w:t>
+      </w:r>
+      <w:r>
+        <w:rPr>
+          <w:rFonts w:ascii="SimSun" w:cs="SimSun" w:eastAsia="SimSun" w:hAnsi="SimSun"/>
+          <w:b/>
+          <w:bCs/>
+          <w:color w:val="000000"/>
+          <w:sz w:val="21"/>
+          <w:szCs w:val="21"/>
+        </w:rPr>
+        <w:t xml:space="preserve">层间重叠不是可以忽略的高阶修正，而是比层间参与相关更强的阈值调控量</w:t>
+      </w:r>
+      <w:r>
+        <w:rPr>
+          <w:rFonts w:ascii="SimSun" w:cs="SimSun" w:eastAsia="SimSun" w:hAnsi="SimSun"/>
+          <w:color w:val="000000"/>
+          <w:sz w:val="21"/>
+          <w:szCs w:val="21"/>
+        </w:rPr>
+        <w:t xml:space="preserve">——图 4 中 </w:t>
+      </w:r>
+      <w:r>
+        <w:rPr>
+          <w:rFonts w:ascii="Cambria Math" w:cs="Cambria Math" w:eastAsia="Cambria Math" w:hAnsi="Cambria Math"/>
+          <w:color w:val="000000"/>
+          <w:sz w:val="21"/>
+          <w:szCs w:val="21"/>
+        </w:rPr>
+        <w:t xml:space="preserve">ρ</w:t>
+      </w:r>
+      <w:r>
+        <w:rPr>
+          <w:rFonts w:ascii="Cambria Math" w:cs="Cambria Math" w:eastAsia="Cambria Math" w:hAnsi="Cambria Math"/>
+          <w:color w:val="000000"/>
+          <w:sz w:val="21"/>
+          <w:szCs w:val="21"/>
+          <w:vertAlign w:val="subscript"/>
+        </w:rPr>
+        <w:t xml:space="preserve">12</w:t>
+      </w:r>
+      <w:r>
+        <w:rPr>
+          <w:rFonts w:ascii="SimSun" w:cs="SimSun" w:eastAsia="SimSun" w:hAnsi="SimSun"/>
+          <w:color w:val="000000"/>
+          <w:sz w:val="21"/>
+          <w:szCs w:val="21"/>
+        </w:rPr>
+        <w:t xml:space="preserve"> 扫遍全程只移动阈值 12.5%，此处 </w:t>
+      </w:r>
+      <w:r>
+        <w:rPr>
+          <w:rFonts w:ascii="Cambria Math" w:cs="Cambria Math" w:eastAsia="Cambria Math" w:hAnsi="Cambria Math"/>
+          <w:color w:val="000000"/>
+          <w:sz w:val="21"/>
+          <w:szCs w:val="21"/>
+        </w:rPr>
+        <w:t xml:space="preserve">o</w:t>
+      </w:r>
+      <w:r>
+        <w:rPr>
+          <w:rFonts w:ascii="SimSun" w:cs="SimSun" w:eastAsia="SimSun" w:hAnsi="SimSun"/>
+          <w:color w:val="000000"/>
+          <w:sz w:val="21"/>
+          <w:szCs w:val="21"/>
+        </w:rPr>
+        <w:t xml:space="preserve"> 却移动了 115%，相差近一个数量级。</w:t>
+      </w:r>
+    </w:p>
+    <w:p>
+      <w:pPr>
+        <w:spacing w:after="120" w:before="0" w:line="300"/>
+        <w:ind w:firstLine="420"/>
+        <w:jc w:val="both"/>
+      </w:pPr>
+      <w:r>
+        <w:rPr>
+          <w:rFonts w:ascii="SimSun" w:cs="SimSun" w:eastAsia="SimSun" w:hAnsi="SimSun"/>
+          <w:color w:val="000000"/>
+          <w:sz w:val="21"/>
+          <w:szCs w:val="21"/>
+        </w:rPr>
+        <w:t xml:space="preserve">失效的方向也符合机制。重叠把传播投向已经可及的节点，</w:t>
+      </w:r>
+      <w:r>
+        <w:rPr>
+          <w:rFonts w:ascii="SimSun" w:cs="SimSun" w:eastAsia="SimSun" w:hAnsi="SimSun"/>
+          <w:b/>
+          <w:bCs/>
+          <w:color w:val="000000"/>
+          <w:sz w:val="21"/>
+          <w:szCs w:val="21"/>
+        </w:rPr>
+        <w:t xml:space="preserve">同一条边被两层重复计入</w:t>
+      </w:r>
+      <w:r>
+        <w:rPr>
+          <w:rFonts w:ascii="SimSun" w:cs="SimSun" w:eastAsia="SimSun" w:hAnsi="SimSun"/>
+          <w:color w:val="000000"/>
+          <w:sz w:val="21"/>
+          <w:szCs w:val="21"/>
+        </w:rPr>
+        <w:t xml:space="preserve">，而 (2.7) 按互不相交的分支计数，于是系统性地高估了分支能力、低估了阈值。图 7(c) 给出小 </w:t>
+      </w:r>
+      <w:r>
+        <w:rPr>
+          <w:rFonts w:ascii="Cambria Math" w:cs="Cambria Math" w:eastAsia="Cambria Math" w:hAnsi="Cambria Math"/>
+          <w:color w:val="000000"/>
+          <w:sz w:val="21"/>
+          <w:szCs w:val="21"/>
+        </w:rPr>
+        <w:t xml:space="preserve">λ</w:t>
+      </w:r>
+      <w:r>
+        <w:rPr>
+          <w:rFonts w:ascii="SimSun" w:cs="SimSun" w:eastAsia="SimSun" w:hAnsi="SimSun"/>
+          <w:color w:val="000000"/>
+          <w:sz w:val="21"/>
+          <w:szCs w:val="21"/>
+        </w:rPr>
+        <w:t xml:space="preserve"> 下的展开：理论按 </w:t>
+      </w:r>
+      <w:r>
+        <w:rPr>
+          <w:rFonts w:ascii="Cambria Math" w:cs="Cambria Math" w:eastAsia="Cambria Math" w:hAnsi="Cambria Math"/>
+          <w:color w:val="000000"/>
+          <w:sz w:val="21"/>
+          <w:szCs w:val="21"/>
+        </w:rPr>
+        <w:t xml:space="preserve">3C(3,λ)≈6λ</w:t>
+      </w:r>
+      <w:r>
+        <w:rPr>
+          <w:rFonts w:ascii="SimSun" w:cs="SimSun" w:eastAsia="SimSun" w:hAnsi="SimSun"/>
+          <w:color w:val="000000"/>
+          <w:sz w:val="21"/>
+          <w:szCs w:val="21"/>
+        </w:rPr>
+        <w:t xml:space="preserve"> 计数，</w:t>
+      </w:r>
+      <w:r>
+        <w:rPr>
+          <w:rFonts w:ascii="Cambria Math" w:cs="Cambria Math" w:eastAsia="Cambria Math" w:hAnsi="Cambria Math"/>
+          <w:color w:val="000000"/>
+          <w:sz w:val="21"/>
+          <w:szCs w:val="21"/>
+        </w:rPr>
+        <w:t xml:space="preserve">o=1</w:t>
+      </w:r>
+      <w:r>
+        <w:rPr>
+          <w:rFonts w:ascii="SimSun" w:cs="SimSun" w:eastAsia="SimSun" w:hAnsi="SimSun"/>
+          <w:color w:val="000000"/>
+          <w:sz w:val="21"/>
+          <w:szCs w:val="21"/>
+        </w:rPr>
+        <w:t xml:space="preserve"> 的实际过程只有 </w:t>
+      </w:r>
+      <w:r>
+        <w:rPr>
+          <w:rFonts w:ascii="Cambria Math" w:cs="Cambria Math" w:eastAsia="Cambria Math" w:hAnsi="Cambria Math"/>
+          <w:color w:val="000000"/>
+          <w:sz w:val="21"/>
+          <w:szCs w:val="21"/>
+        </w:rPr>
+        <w:t xml:space="preserve">C(3,2λ)≈4λ</w:t>
+      </w:r>
+      <w:r>
+        <w:rPr>
+          <w:rFonts w:ascii="SimSun" w:cs="SimSun" w:eastAsia="SimSun" w:hAnsi="SimSun"/>
+          <w:color w:val="000000"/>
+          <w:sz w:val="21"/>
+          <w:szCs w:val="21"/>
+        </w:rPr>
+        <w:t xml:space="preserve">，比值 3:2 即高估的量级。</w:t>
+      </w:r>
+      <w:r>
+        <w:rPr>
+          <w:rFonts w:ascii="SimSun" w:cs="SimSun" w:eastAsia="SimSun" w:hAnsi="SimSun"/>
+          <w:b/>
+          <w:bCs/>
+          <w:color w:val="000000"/>
+          <w:sz w:val="21"/>
+          <w:szCs w:val="21"/>
+        </w:rPr>
+        <w:t xml:space="preserve">树状闭合的适用边界由此定量给出</w:t>
+      </w:r>
+      <w:r>
+        <w:rPr>
+          <w:rFonts w:ascii="SimSun" w:cs="SimSun" w:eastAsia="SimSun" w:hAnsi="SimSun"/>
+          <w:color w:val="000000"/>
+          <w:sz w:val="21"/>
+          <w:szCs w:val="21"/>
+        </w:rPr>
+        <w:t xml:space="preserve">：它要求层间群体近乎不相交，位形模型系综自动满足（</w:t>
+      </w:r>
+      <w:r>
+        <w:rPr>
+          <w:rFonts w:ascii="Cambria Math" w:cs="Cambria Math" w:eastAsia="Cambria Math" w:hAnsi="Cambria Math"/>
+          <w:color w:val="000000"/>
+          <w:sz w:val="21"/>
+          <w:szCs w:val="21"/>
+        </w:rPr>
+        <w:t xml:space="preserve">o=O(1/N)</w:t>
+      </w:r>
+      <w:r>
+        <w:rPr>
+          <w:rFonts w:ascii="SimSun" w:cs="SimSun" w:eastAsia="SimSun" w:hAnsi="SimSun"/>
+          <w:color w:val="000000"/>
+          <w:sz w:val="21"/>
+          <w:szCs w:val="21"/>
+        </w:rPr>
+        <w:t xml:space="preserve">），而任何具有实质层间重叠的真实系统都会落在公式之外。</w:t>
+      </w:r>
+    </w:p>
+    <w:p>
+      <w:pPr>
+        <w:spacing w:after="70" w:before="160"/>
+        <w:ind w:firstLine="0"/>
+        <w:jc w:val="center"/>
+      </w:pPr>
+      <w:r>
+        <w:drawing>
+          <wp:inline distT="0" distB="0" distL="0" distR="0">
+            <wp:extent cx="4953000" cy="1600200"/>
+            <wp:effectExtent t="0" r="0" b="0" l="0"/>
+            <wp:docPr id="1" name="" descr="" title=""/>
+            <wp:cNvGraphicFramePr>
+              <a:graphicFrameLocks xmlns:a="http://schemas.openxmlformats.org/drawingml/2006/main" noChangeAspect="1"/>
+            </wp:cNvGraphicFramePr>
+            <a:graphic xmlns:a="http://schemas.openxmlformats.org/drawingml/2006/main">
+              <a:graphicData uri="http://schemas.openxmlformats.org/drawingml/2006/picture">
+                <pic:pic xmlns:pic="http://schemas.openxmlformats.org/drawingml/2006/picture">
+                  <pic:nvPicPr>
+                    <pic:cNvPr id="0" name="" descr=""/>
+                    <pic:cNvPicPr>
+                      <a:picLocks noChangeAspect="1" noChangeArrowheads="1"/>
+                    </pic:cNvPicPr>
+                  </pic:nvPicPr>
+                  <pic:blipFill>
+                    <a:blip r:embed="rId13" cstate="none"/>
+                    <a:srcRect/>
+                    <a:stretch>
+                      <a:fillRect/>
+                    </a:stretch>
+                  </pic:blipFill>
+                  <pic:spPr bwMode="auto">
+                    <a:xfrm>
+                      <a:off x="0" y="0"/>
+                      <a:ext cx="4953000" cy="1600200"/>
+                    </a:xfrm>
+                    <a:prstGeom prst="rect">
+                      <a:avLst/>
+                    </a:prstGeom>
+                  </pic:spPr>
+                </pic:pic>
+              </a:graphicData>
+            </a:graphic>
+          </wp:inline>
+        </w:drawing>
+      </w:r>
+    </w:p>
+    <w:p>
+      <w:pPr>
+        <w:spacing w:after="180" w:line="264"/>
+        <w:ind w:firstLine="0"/>
+        <w:jc w:val="both"/>
+      </w:pPr>
+      <w:r>
+        <w:rPr>
+          <w:rFonts w:ascii="SimSun" w:cs="SimSun" w:eastAsia="SimSun" w:hAnsi="SimSun"/>
+          <w:b/>
+          <w:bCs/>
+          <w:color w:val="000000"/>
+          <w:sz w:val="18"/>
+          <w:szCs w:val="18"/>
+        </w:rPr>
+        <w:t xml:space="preserve">图 7</w:t>
+      </w:r>
+      <w:r>
+        <w:rPr>
+          <w:rFonts w:ascii="SimSun" w:cs="SimSun" w:eastAsia="SimSun" w:hAnsi="SimSun"/>
+          <w:color w:val="000000"/>
+          <w:sz w:val="18"/>
+          <w:szCs w:val="18"/>
+        </w:rPr>
+        <w:t xml:space="preserve">　层间重叠的可证伪检验。全族共享同一 </w:t>
+      </w:r>
+      <w:r>
+        <w:rPr>
+          <w:rFonts w:ascii="Cambria Math" w:cs="Cambria Math" w:eastAsia="Cambria Math" w:hAnsi="Cambria Math"/>
+          <w:color w:val="000000"/>
+          <w:sz w:val="18"/>
+          <w:szCs w:val="18"/>
+        </w:rPr>
+        <w:t xml:space="preserve">P(k)</w:t>
+      </w:r>
+      <w:r>
+        <w:rPr>
+          <w:rFonts w:ascii="SimSun" w:cs="SimSun" w:eastAsia="SimSun" w:hAnsi="SimSun"/>
+          <w:color w:val="000000"/>
+          <w:sz w:val="18"/>
+          <w:szCs w:val="18"/>
+        </w:rPr>
+        <w:t xml:space="preserve">（每节点层度 </w:t>
+      </w:r>
+      <w:r>
+        <w:rPr>
+          <w:rFonts w:ascii="Cambria Math" w:cs="Cambria Math" w:eastAsia="Cambria Math" w:hAnsi="Cambria Math"/>
+          <w:color w:val="000000"/>
+          <w:sz w:val="18"/>
+          <w:szCs w:val="18"/>
+        </w:rPr>
+        <w:t xml:space="preserve">(2,2)</w:t>
+      </w:r>
+      <w:r>
+        <w:rPr>
+          <w:rFonts w:ascii="SimSun" w:cs="SimSun" w:eastAsia="SimSun" w:hAnsi="SimSun"/>
+          <w:color w:val="000000"/>
+          <w:sz w:val="18"/>
+          <w:szCs w:val="18"/>
+        </w:rPr>
+        <w:t xml:space="preserve">）与同一 </w:t>
+      </w:r>
+      <w:r>
+        <w:rPr>
+          <w:rFonts w:ascii="Cambria Math" w:cs="Cambria Math" w:eastAsia="Cambria Math" w:hAnsi="Cambria Math"/>
+          <w:color w:val="000000"/>
+          <w:sz w:val="18"/>
+          <w:szCs w:val="18"/>
+        </w:rPr>
+        <w:t xml:space="preserve">m=(3,3)</w:t>
+      </w:r>
+      <w:r>
+        <w:rPr>
+          <w:rFonts w:ascii="SimSun" w:cs="SimSun" w:eastAsia="SimSun" w:hAnsi="SimSun"/>
+          <w:color w:val="000000"/>
+          <w:sz w:val="18"/>
+          <w:szCs w:val="18"/>
+        </w:rPr>
+        <w:t xml:space="preserve">，仅 (3.3) 的重叠 </w:t>
+      </w:r>
+      <w:r>
+        <w:rPr>
+          <w:rFonts w:ascii="Cambria Math" w:cs="Cambria Math" w:eastAsia="Cambria Math" w:hAnsi="Cambria Math"/>
+          <w:color w:val="000000"/>
+          <w:sz w:val="18"/>
+          <w:szCs w:val="18"/>
+        </w:rPr>
+        <w:t xml:space="preserve">o</w:t>
+      </w:r>
+      <w:r>
+        <w:rPr>
+          <w:rFonts w:ascii="SimSun" w:cs="SimSun" w:eastAsia="SimSun" w:hAnsi="SimSun"/>
+          <w:color w:val="000000"/>
+          <w:sz w:val="18"/>
+          <w:szCs w:val="18"/>
+        </w:rPr>
+        <w:t xml:space="preserve"> 变化。(a) 测得的 </w:t>
+      </w:r>
+      <w:r>
+        <w:rPr>
+          <w:rFonts w:ascii="Cambria Math" w:cs="Cambria Math" w:eastAsia="Cambria Math" w:hAnsi="Cambria Math"/>
+          <w:color w:val="000000"/>
+          <w:sz w:val="18"/>
+          <w:szCs w:val="18"/>
+        </w:rPr>
+        <w:t xml:space="preserve">λ</w:t>
+      </w:r>
+      <w:r>
+        <w:rPr>
+          <w:rFonts w:ascii="Cambria Math" w:cs="Cambria Math" w:eastAsia="Cambria Math" w:hAnsi="Cambria Math"/>
+          <w:color w:val="000000"/>
+          <w:sz w:val="18"/>
+          <w:szCs w:val="18"/>
+          <w:vertAlign w:val="subscript"/>
+        </w:rPr>
+        <w:t xml:space="preserve">c</w:t>
+      </w:r>
+      <w:r>
+        <w:rPr>
+          <w:rFonts w:ascii="SimSun" w:cs="SimSun" w:eastAsia="SimSun" w:hAnsi="SimSun"/>
+          <w:color w:val="000000"/>
+          <w:sz w:val="18"/>
+          <w:szCs w:val="18"/>
+        </w:rPr>
+        <w:t xml:space="preserve"> 随 </w:t>
+      </w:r>
+      <w:r>
+        <w:rPr>
+          <w:rFonts w:ascii="Cambria Math" w:cs="Cambria Math" w:eastAsia="Cambria Math" w:hAnsi="Cambria Math"/>
+          <w:color w:val="000000"/>
+          <w:sz w:val="18"/>
+          <w:szCs w:val="18"/>
+        </w:rPr>
+        <w:t xml:space="preserve">o</w:t>
+      </w:r>
+      <w:r>
+        <w:rPr>
+          <w:rFonts w:ascii="SimSun" w:cs="SimSun" w:eastAsia="SimSun" w:hAnsi="SimSun"/>
+          <w:color w:val="000000"/>
+          <w:sz w:val="18"/>
+          <w:szCs w:val="18"/>
+        </w:rPr>
+        <w:t xml:space="preserve"> 单调上升，误差棒为回归标准误；下方水平线为 (2.7) 的预言（与 </w:t>
+      </w:r>
+      <w:r>
+        <w:rPr>
+          <w:rFonts w:ascii="Cambria Math" w:cs="Cambria Math" w:eastAsia="Cambria Math" w:hAnsi="Cambria Math"/>
+          <w:color w:val="000000"/>
+          <w:sz w:val="18"/>
+          <w:szCs w:val="18"/>
+        </w:rPr>
+        <w:t xml:space="preserve">o</w:t>
+      </w:r>
+      <w:r>
+        <w:rPr>
+          <w:rFonts w:ascii="SimSun" w:cs="SimSun" w:eastAsia="SimSun" w:hAnsi="SimSun"/>
+          <w:color w:val="000000"/>
+          <w:sz w:val="18"/>
+          <w:szCs w:val="18"/>
+        </w:rPr>
+        <w:t xml:space="preserve"> 无关），上方水平线为 (3.4) 的 </w:t>
+      </w:r>
+      <w:r>
+        <w:rPr>
+          <w:rFonts w:ascii="Cambria Math" w:cs="Cambria Math" w:eastAsia="Cambria Math" w:hAnsi="Cambria Math"/>
+          <w:color w:val="000000"/>
+          <w:sz w:val="18"/>
+          <w:szCs w:val="18"/>
+        </w:rPr>
+        <w:t xml:space="preserve">o=1</w:t>
+      </w:r>
+      <w:r>
+        <w:rPr>
+          <w:rFonts w:ascii="SimSun" w:cs="SimSun" w:eastAsia="SimSun" w:hAnsi="SimSun"/>
+          <w:color w:val="000000"/>
+          <w:sz w:val="18"/>
+          <w:szCs w:val="18"/>
+        </w:rPr>
+        <w:t xml:space="preserve"> 解析值。(b) 各 </w:t>
+      </w:r>
+      <w:r>
+        <w:rPr>
+          <w:rFonts w:ascii="Cambria Math" w:cs="Cambria Math" w:eastAsia="Cambria Math" w:hAnsi="Cambria Math"/>
+          <w:color w:val="000000"/>
+          <w:sz w:val="18"/>
+          <w:szCs w:val="18"/>
+        </w:rPr>
+        <w:t xml:space="preserve">o</w:t>
+      </w:r>
+      <w:r>
+        <w:rPr>
+          <w:rFonts w:ascii="SimSun" w:cs="SimSun" w:eastAsia="SimSun" w:hAnsi="SimSun"/>
+          <w:color w:val="000000"/>
+          <w:sz w:val="18"/>
+          <w:szCs w:val="18"/>
+        </w:rPr>
+        <w:t xml:space="preserve"> 下的亚临界外推 </w:t>
+      </w:r>
+      <w:r>
+        <w:rPr>
+          <w:rFonts w:ascii="Cambria Math" w:cs="Cambria Math" w:eastAsia="Cambria Math" w:hAnsi="Cambria Math"/>
+          <w:color w:val="000000"/>
+          <w:sz w:val="18"/>
+          <w:szCs w:val="18"/>
+        </w:rPr>
+        <w:t xml:space="preserve">1/χ→0</w:t>
+      </w:r>
+      <w:r>
+        <w:rPr>
+          <w:rFonts w:ascii="SimSun" w:cs="SimSun" w:eastAsia="SimSun" w:hAnsi="SimSun"/>
+          <w:color w:val="000000"/>
+          <w:sz w:val="18"/>
+          <w:szCs w:val="18"/>
+        </w:rPr>
+        <w:t xml:space="preserve">，空心圈为 x 截距，按 </w:t>
+      </w:r>
+      <w:r>
+        <w:rPr>
+          <w:rFonts w:ascii="Cambria Math" w:cs="Cambria Math" w:eastAsia="Cambria Math" w:hAnsi="Cambria Math"/>
+          <w:color w:val="000000"/>
+          <w:sz w:val="18"/>
+          <w:szCs w:val="18"/>
+        </w:rPr>
+        <w:t xml:space="preserve">o</w:t>
+      </w:r>
+      <w:r>
+        <w:rPr>
+          <w:rFonts w:ascii="SimSun" w:cs="SimSun" w:eastAsia="SimSun" w:hAnsi="SimSun"/>
+          <w:color w:val="000000"/>
+          <w:sz w:val="18"/>
+          <w:szCs w:val="18"/>
+        </w:rPr>
+        <w:t xml:space="preserve"> 着色。(c) 机制：(2.7) 所计的群体层面分支因子 </w:t>
+      </w:r>
+      <w:r>
+        <w:rPr>
+          <w:rFonts w:ascii="Cambria Math" w:cs="Cambria Math" w:eastAsia="Cambria Math" w:hAnsi="Cambria Math"/>
+          <w:color w:val="000000"/>
+          <w:sz w:val="18"/>
+          <w:szCs w:val="18"/>
+        </w:rPr>
+        <w:t xml:space="preserve">3C(3,λ)</w:t>
+      </w:r>
+      <w:r>
+        <w:rPr>
+          <w:rFonts w:ascii="SimSun" w:cs="SimSun" w:eastAsia="SimSun" w:hAnsi="SimSun"/>
+          <w:color w:val="000000"/>
+          <w:sz w:val="18"/>
+          <w:szCs w:val="18"/>
+        </w:rPr>
+        <w:t xml:space="preserve"> 与 </w:t>
+      </w:r>
+      <w:r>
+        <w:rPr>
+          <w:rFonts w:ascii="Cambria Math" w:cs="Cambria Math" w:eastAsia="Cambria Math" w:hAnsi="Cambria Math"/>
+          <w:color w:val="000000"/>
+          <w:sz w:val="18"/>
+          <w:szCs w:val="18"/>
+        </w:rPr>
+        <w:t xml:space="preserve">o=1</w:t>
+      </w:r>
+      <w:r>
+        <w:rPr>
+          <w:rFonts w:ascii="SimSun" w:cs="SimSun" w:eastAsia="SimSun" w:hAnsi="SimSun"/>
+          <w:color w:val="000000"/>
+          <w:sz w:val="18"/>
+          <w:szCs w:val="18"/>
+        </w:rPr>
+        <w:t xml:space="preserve"> 实际过程的 </w:t>
+      </w:r>
+      <w:r>
+        <w:rPr>
+          <w:rFonts w:ascii="Cambria Math" w:cs="Cambria Math" w:eastAsia="Cambria Math" w:hAnsi="Cambria Math"/>
+          <w:color w:val="000000"/>
+          <w:sz w:val="18"/>
+          <w:szCs w:val="18"/>
+        </w:rPr>
+        <w:t xml:space="preserve">C(3,2λ)</w:t>
+      </w:r>
+      <w:r>
+        <w:rPr>
+          <w:rFonts w:ascii="SimSun" w:cs="SimSun" w:eastAsia="SimSun" w:hAnsi="SimSun"/>
+          <w:color w:val="000000"/>
+          <w:sz w:val="18"/>
+          <w:szCs w:val="18"/>
+        </w:rPr>
+        <w:t xml:space="preserve">，两者穿过 1 的位置即各自的阈值；前者系统性偏高，重叠越大高估越甚。</w:t>
       </w:r>
     </w:p>
     <w:sectPr>

--- a/multiplex-hypergraph-sir/combined_cn.docx
+++ b/multiplex-hypergraph-sir/combined_cn.docx
@@ -14779,34 +14779,127 @@
           <w:sz w:val="21"/>
           <w:szCs w:val="21"/>
         </w:rPr>
-        <w:t xml:space="preserve">偏置与稳健量。</w:t>
-      </w:r>
-      <w:r>
-        <w:rPr>
-          <w:rFonts w:ascii="SimSun" w:cs="SimSun" w:eastAsia="SimSun" w:hAnsi="SimSun"/>
-          <w:color w:val="000000"/>
-          <w:sz w:val="21"/>
-          <w:szCs w:val="21"/>
-        </w:rPr>
-        <w:t xml:space="preserve">测量本身的系统偏置须予说明。</w:t>
-      </w:r>
-      <w:r>
-        <w:rPr>
-          <w:rFonts w:ascii="Cambria Math" w:cs="Cambria Math" w:eastAsia="Cambria Math" w:hAnsi="Cambria Math"/>
-          <w:color w:val="000000"/>
-          <w:sz w:val="21"/>
-          <w:szCs w:val="21"/>
-        </w:rPr>
-        <w:t xml:space="preserve">o=0</w:t>
-      </w:r>
-      <w:r>
-        <w:rPr>
-          <w:rFonts w:ascii="SimSun" w:cs="SimSun" w:eastAsia="SimSun" w:hAnsi="SimSun"/>
-          <w:color w:val="000000"/>
-          <w:sz w:val="21"/>
-          <w:szCs w:val="21"/>
-        </w:rPr>
-        <w:t xml:space="preserve"> 的控制点为 0.18065，比理论值低 2.9%（−3.5σ）。为把窗口退到安全区间，本节的拟合区比 §2.3 更远离阈值，线性律的有限窗口曲率因而更强；</w:t>
+        <w:t xml:space="preserve">误差的标定。</w:t>
+      </w:r>
+      <w:r>
+        <w:rPr>
+          <w:rFonts w:ascii="SimSun" w:cs="SimSun" w:eastAsia="SimSun" w:hAnsi="SimSun"/>
+          <w:color w:val="000000"/>
+          <w:sz w:val="21"/>
+          <w:szCs w:val="21"/>
+        </w:rPr>
+        <w:t xml:space="preserve">截距的标准误由 delta 方法给出，其前提是线性律在整个窗口内严格成立。凡残余曲率未被消尽之处，</w:t>
+      </w:r>
+      <w:r>
+        <w:rPr>
+          <w:rFonts w:ascii="Cambria Math" w:cs="Cambria Math" w:eastAsia="Cambria Math" w:hAnsi="Cambria Math"/>
+          <w:color w:val="000000"/>
+          <w:sz w:val="21"/>
+          <w:szCs w:val="21"/>
+        </w:rPr>
+        <w:t xml:space="preserve">χ</w:t>
+      </w:r>
+      <w:r>
+        <w:rPr>
+          <w:rFonts w:ascii="Cambria Math" w:cs="Cambria Math" w:eastAsia="Cambria Math" w:hAnsi="Cambria Math"/>
+          <w:color w:val="000000"/>
+          <w:sz w:val="21"/>
+          <w:szCs w:val="21"/>
+          <w:vertAlign w:val="superscript"/>
+        </w:rPr>
+        <w:t xml:space="preserve">2</w:t>
+      </w:r>
+      <w:r>
+        <w:rPr>
+          <w:rFonts w:ascii="Cambria Math" w:cs="Cambria Math" w:eastAsia="Cambria Math" w:hAnsi="Cambria Math"/>
+          <w:color w:val="000000"/>
+          <w:sz w:val="21"/>
+          <w:szCs w:val="21"/>
+        </w:rPr>
+        <w:t xml:space="preserve">/dof</w:t>
+      </w:r>
+      <w:r>
+        <w:rPr>
+          <w:rFonts w:ascii="SimSun" w:cs="SimSun" w:eastAsia="SimSun" w:hAnsi="SimSun"/>
+          <w:color w:val="000000"/>
+          <w:sz w:val="21"/>
+          <w:szCs w:val="21"/>
+        </w:rPr>
+        <w:t xml:space="preserve"> 便大于 1，该标准误偏乐观，按惯例应以 </w:t>
+      </w:r>
+      <w:r>
+        <w:rPr>
+          <w:rFonts w:ascii="Cambria Math" w:cs="Cambria Math" w:eastAsia="Cambria Math" w:hAnsi="Cambria Math"/>
+          <w:color w:val="000000"/>
+          <w:sz w:val="21"/>
+          <w:szCs w:val="21"/>
+        </w:rPr>
+        <w:t xml:space="preserve">√(χ</w:t>
+      </w:r>
+      <w:r>
+        <w:rPr>
+          <w:rFonts w:ascii="Cambria Math" w:cs="Cambria Math" w:eastAsia="Cambria Math" w:hAnsi="Cambria Math"/>
+          <w:color w:val="000000"/>
+          <w:sz w:val="21"/>
+          <w:szCs w:val="21"/>
+          <w:vertAlign w:val="superscript"/>
+        </w:rPr>
+        <w:t xml:space="preserve">2</w:t>
+      </w:r>
+      <w:r>
+        <w:rPr>
+          <w:rFonts w:ascii="Cambria Math" w:cs="Cambria Math" w:eastAsia="Cambria Math" w:hAnsi="Cambria Math"/>
+          <w:color w:val="000000"/>
+          <w:sz w:val="21"/>
+          <w:szCs w:val="21"/>
+        </w:rPr>
+        <w:t xml:space="preserve">/dof)</w:t>
+      </w:r>
+      <w:r>
+        <w:rPr>
+          <w:rFonts w:ascii="SimSun" w:cs="SimSun" w:eastAsia="SimSun" w:hAnsi="SimSun"/>
+          <w:color w:val="000000"/>
+          <w:sz w:val="21"/>
+          <w:szCs w:val="21"/>
+        </w:rPr>
+        <w:t xml:space="preserve"> 放大。六条拟合中四条的 </w:t>
+      </w:r>
+      <w:r>
+        <w:rPr>
+          <w:rFonts w:ascii="Cambria Math" w:cs="Cambria Math" w:eastAsia="Cambria Math" w:hAnsi="Cambria Math"/>
+          <w:color w:val="000000"/>
+          <w:sz w:val="21"/>
+          <w:szCs w:val="21"/>
+        </w:rPr>
+        <w:t xml:space="preserve">χ</w:t>
+      </w:r>
+      <w:r>
+        <w:rPr>
+          <w:rFonts w:ascii="Cambria Math" w:cs="Cambria Math" w:eastAsia="Cambria Math" w:hAnsi="Cambria Math"/>
+          <w:color w:val="000000"/>
+          <w:sz w:val="21"/>
+          <w:szCs w:val="21"/>
+          <w:vertAlign w:val="superscript"/>
+        </w:rPr>
+        <w:t xml:space="preserve">2</w:t>
+      </w:r>
+      <w:r>
+        <w:rPr>
+          <w:rFonts w:ascii="Cambria Math" w:cs="Cambria Math" w:eastAsia="Cambria Math" w:hAnsi="Cambria Math"/>
+          <w:color w:val="000000"/>
+          <w:sz w:val="21"/>
+          <w:szCs w:val="21"/>
+        </w:rPr>
+        <w:t xml:space="preserve">/dof</w:t>
+      </w:r>
+      <w:r>
+        <w:rPr>
+          <w:rFonts w:ascii="SimSun" w:cs="SimSun" w:eastAsia="SimSun" w:hAnsi="SimSun"/>
+          <w:color w:val="000000"/>
+          <w:sz w:val="21"/>
+          <w:szCs w:val="21"/>
+        </w:rPr>
+        <w:t xml:space="preserve"> 在 1 附近而无需放大，</w:t>
       </w:r>
       <w:r>
         <w:rPr>
@@ -14824,8 +14917,33 @@
           <w:sz w:val="21"/>
           <w:szCs w:val="21"/>
         </w:rPr>
-        <w:t xml:space="preserve"> 端相对 (3.4) 同样偏低 5.3%。两端偏置</w:t>
-      </w:r>
+        <w:t xml:space="preserve"> 一条为 4.7（放大 2.2 倍）——它的窗口跨越最宽的绝对 </w:t>
+      </w:r>
+      <w:r>
+        <w:rPr>
+          <w:rFonts w:ascii="Cambria Math" w:cs="Cambria Math" w:eastAsia="Cambria Math" w:hAnsi="Cambria Math"/>
+          <w:color w:val="000000"/>
+          <w:sz w:val="21"/>
+          <w:szCs w:val="21"/>
+        </w:rPr>
+        <w:t xml:space="preserve">λ</w:t>
+      </w:r>
+      <w:r>
+        <w:rPr>
+          <w:rFonts w:ascii="SimSun" w:cs="SimSun" w:eastAsia="SimSun" w:hAnsi="SimSun"/>
+          <w:color w:val="000000"/>
+          <w:sz w:val="21"/>
+          <w:szCs w:val="21"/>
+        </w:rPr>
+        <w:t xml:space="preserve"> 区间，保留的曲率也最多。以下所有显著性均取放大后的误差。</w:t>
+      </w:r>
+    </w:p>
+    <w:p>
+      <w:pPr>
+        <w:spacing w:after="120" w:before="0" w:line="300"/>
+        <w:ind w:firstLine="420"/>
+        <w:jc w:val="both"/>
+      </w:pPr>
       <w:r>
         <w:rPr>
           <w:rFonts w:ascii="SimSun" w:cs="SimSun" w:eastAsia="SimSun" w:hAnsi="SimSun"/>
@@ -14835,16 +14953,52 @@
           <w:sz w:val="21"/>
           <w:szCs w:val="21"/>
         </w:rPr>
-        <w:t xml:space="preserve">同号同量级</w:t>
-      </w:r>
-      <w:r>
-        <w:rPr>
-          <w:rFonts w:ascii="SimSun" w:cs="SimSun" w:eastAsia="SimSun" w:hAnsi="SimSun"/>
-          <w:color w:val="000000"/>
-          <w:sz w:val="21"/>
-          <w:szCs w:val="21"/>
-        </w:rPr>
-        <w:t xml:space="preserve">，故稳健的量不是绝对阈值而是</w:t>
+        <w:t xml:space="preserve">偏置与稳健量。</w:t>
+      </w:r>
+      <w:r>
+        <w:rPr>
+          <w:rFonts w:ascii="SimSun" w:cs="SimSun" w:eastAsia="SimSun" w:hAnsi="SimSun"/>
+          <w:color w:val="000000"/>
+          <w:sz w:val="21"/>
+          <w:szCs w:val="21"/>
+        </w:rPr>
+        <w:t xml:space="preserve">测量本身的系统偏置须予说明。</w:t>
+      </w:r>
+      <w:r>
+        <w:rPr>
+          <w:rFonts w:ascii="Cambria Math" w:cs="Cambria Math" w:eastAsia="Cambria Math" w:hAnsi="Cambria Math"/>
+          <w:color w:val="000000"/>
+          <w:sz w:val="21"/>
+          <w:szCs w:val="21"/>
+        </w:rPr>
+        <w:t xml:space="preserve">o=0</w:t>
+      </w:r>
+      <w:r>
+        <w:rPr>
+          <w:rFonts w:ascii="SimSun" w:cs="SimSun" w:eastAsia="SimSun" w:hAnsi="SimSun"/>
+          <w:color w:val="000000"/>
+          <w:sz w:val="21"/>
+          <w:szCs w:val="21"/>
+        </w:rPr>
+        <w:t xml:space="preserve"> 的控制点为 0.18065，比理论值低 2.9%（−2.3σ）。为把窗口退到安全区间，本节的拟合区比 §2.3 更远离阈值，线性律的有限窗口曲率因而更强；</w:t>
+      </w:r>
+      <w:r>
+        <w:rPr>
+          <w:rFonts w:ascii="Cambria Math" w:cs="Cambria Math" w:eastAsia="Cambria Math" w:hAnsi="Cambria Math"/>
+          <w:color w:val="000000"/>
+          <w:sz w:val="21"/>
+          <w:szCs w:val="21"/>
+        </w:rPr>
+        <w:t xml:space="preserve">o=1</w:t>
+      </w:r>
+      <w:r>
+        <w:rPr>
+          <w:rFonts w:ascii="SimSun" w:cs="SimSun" w:eastAsia="SimSun" w:hAnsi="SimSun"/>
+          <w:color w:val="000000"/>
+          <w:sz w:val="21"/>
+          <w:szCs w:val="21"/>
+        </w:rPr>
+        <w:t xml:space="preserve"> 端相对 (3.4) 同样偏低 5.3%。两端偏置</w:t>
       </w:r>
       <w:r>
         <w:rPr>
@@ -14855,72 +15009,16 @@
           <w:sz w:val="21"/>
           <w:szCs w:val="21"/>
         </w:rPr>
-        <w:t xml:space="preserve">比值</w:t>
-      </w:r>
-      <w:r>
-        <w:rPr>
-          <w:rFonts w:ascii="SimSun" w:cs="SimSun" w:eastAsia="SimSun" w:hAnsi="SimSun"/>
-          <w:color w:val="000000"/>
-          <w:sz w:val="21"/>
-          <w:szCs w:val="21"/>
-        </w:rPr>
-        <w:t xml:space="preserve">：实测 </w:t>
-      </w:r>
-      <w:r>
-        <w:rPr>
-          <w:rFonts w:ascii="Cambria Math" w:cs="Cambria Math" w:eastAsia="Cambria Math" w:hAnsi="Cambria Math"/>
-          <w:color w:val="000000"/>
-          <w:sz w:val="21"/>
-          <w:szCs w:val="21"/>
-        </w:rPr>
-        <w:t xml:space="preserve">λ</w:t>
-      </w:r>
-      <w:r>
-        <w:rPr>
-          <w:rFonts w:ascii="Cambria Math" w:cs="Cambria Math" w:eastAsia="Cambria Math" w:hAnsi="Cambria Math"/>
-          <w:color w:val="000000"/>
-          <w:sz w:val="21"/>
-          <w:szCs w:val="21"/>
-          <w:vertAlign w:val="subscript"/>
-        </w:rPr>
-        <w:t xml:space="preserve">c</w:t>
-      </w:r>
-      <w:r>
-        <w:rPr>
-          <w:rFonts w:ascii="Cambria Math" w:cs="Cambria Math" w:eastAsia="Cambria Math" w:hAnsi="Cambria Math"/>
-          <w:color w:val="000000"/>
-          <w:sz w:val="21"/>
-          <w:szCs w:val="21"/>
-        </w:rPr>
-        <w:t xml:space="preserve">(1)/λ</w:t>
-      </w:r>
-      <w:r>
-        <w:rPr>
-          <w:rFonts w:ascii="Cambria Math" w:cs="Cambria Math" w:eastAsia="Cambria Math" w:hAnsi="Cambria Math"/>
-          <w:color w:val="000000"/>
-          <w:sz w:val="21"/>
-          <w:szCs w:val="21"/>
-          <w:vertAlign w:val="subscript"/>
-        </w:rPr>
-        <w:t xml:space="preserve">c</w:t>
-      </w:r>
-      <w:r>
-        <w:rPr>
-          <w:rFonts w:ascii="Cambria Math" w:cs="Cambria Math" w:eastAsia="Cambria Math" w:hAnsi="Cambria Math"/>
-          <w:color w:val="000000"/>
-          <w:sz w:val="21"/>
-          <w:szCs w:val="21"/>
-        </w:rPr>
-        <w:t xml:space="preserve">(0)=2.148</w:t>
-      </w:r>
-      <w:r>
-        <w:rPr>
-          <w:rFonts w:ascii="SimSun" w:cs="SimSun" w:eastAsia="SimSun" w:hAnsi="SimSun"/>
-          <w:color w:val="000000"/>
-          <w:sz w:val="21"/>
-          <w:szCs w:val="21"/>
-        </w:rPr>
-        <w:t xml:space="preserve">，而 (3.4) 与水平线之比的解析值为 2.201，两者仅差 2.4%。</w:t>
+        <w:t xml:space="preserve">同号同量级</w:t>
+      </w:r>
+      <w:r>
+        <w:rPr>
+          <w:rFonts w:ascii="SimSun" w:cs="SimSun" w:eastAsia="SimSun" w:hAnsi="SimSun"/>
+          <w:color w:val="000000"/>
+          <w:sz w:val="21"/>
+          <w:szCs w:val="21"/>
+        </w:rPr>
+        <w:t xml:space="preserve">，故稳健的量不是绝对阈值而是</w:t>
       </w:r>
       <w:r>
         <w:rPr>
@@ -14931,16 +15029,87 @@
           <w:sz w:val="21"/>
           <w:szCs w:val="21"/>
         </w:rPr>
-        <w:t xml:space="preserve">独立测得的比值与独立推出的解析比值就此相互印证</w:t>
-      </w:r>
-      <w:r>
-        <w:rPr>
-          <w:rFonts w:ascii="SimSun" w:cs="SimSun" w:eastAsia="SimSun" w:hAnsi="SimSun"/>
-          <w:color w:val="000000"/>
-          <w:sz w:val="21"/>
-          <w:szCs w:val="21"/>
-        </w:rPr>
-        <w:t xml:space="preserve">，说明抬升的幅度本身是真实的，而非窗口选择的产物。</w:t>
+        <w:t xml:space="preserve">比值</w:t>
+      </w:r>
+      <w:r>
+        <w:rPr>
+          <w:rFonts w:ascii="SimSun" w:cs="SimSun" w:eastAsia="SimSun" w:hAnsi="SimSun"/>
+          <w:color w:val="000000"/>
+          <w:sz w:val="21"/>
+          <w:szCs w:val="21"/>
+        </w:rPr>
+        <w:t xml:space="preserve">：实测</w:t>
+      </w:r>
+    </w:p>
+    <w:p>
+      <w:pPr>
+        <w:tabs>
+          <w:tab w:val="center" w:pos="4500"/>
+          <w:tab w:val="right" w:pos="9000"/>
+        </w:tabs>
+        <w:spacing w:after="130" w:before="90" w:line="288"/>
+      </w:pPr>
+      <w:r>
+        <w:t xml:space="preserve">	</w:t>
+      </w:r>
+      <w:r>
+        <w:rPr>
+          <w:rFonts w:ascii="Cambria Math" w:cs="Cambria Math" w:eastAsia="Cambria Math" w:hAnsi="Cambria Math"/>
+          <w:color w:val="000000"/>
+          <w:sz w:val="21"/>
+          <w:szCs w:val="21"/>
+        </w:rPr>
+        <w:t xml:space="preserve">λ</w:t>
+      </w:r>
+      <w:r>
+        <w:rPr>
+          <w:rFonts w:ascii="Cambria Math" w:cs="Cambria Math" w:eastAsia="Cambria Math" w:hAnsi="Cambria Math"/>
+          <w:color w:val="000000"/>
+          <w:sz w:val="21"/>
+          <w:szCs w:val="21"/>
+          <w:vertAlign w:val="subscript"/>
+        </w:rPr>
+        <w:t xml:space="preserve">c</w:t>
+      </w:r>
+      <w:r>
+        <w:rPr>
+          <w:rFonts w:ascii="Cambria Math" w:cs="Cambria Math" w:eastAsia="Cambria Math" w:hAnsi="Cambria Math"/>
+          <w:color w:val="000000"/>
+          <w:sz w:val="21"/>
+          <w:szCs w:val="21"/>
+        </w:rPr>
+        <w:t xml:space="preserve">(1)/λ</w:t>
+      </w:r>
+      <w:r>
+        <w:rPr>
+          <w:rFonts w:ascii="Cambria Math" w:cs="Cambria Math" w:eastAsia="Cambria Math" w:hAnsi="Cambria Math"/>
+          <w:color w:val="000000"/>
+          <w:sz w:val="21"/>
+          <w:szCs w:val="21"/>
+          <w:vertAlign w:val="subscript"/>
+        </w:rPr>
+        <w:t xml:space="preserve">c</w:t>
+      </w:r>
+      <w:r>
+        <w:rPr>
+          <w:rFonts w:ascii="Cambria Math" w:cs="Cambria Math" w:eastAsia="Cambria Math" w:hAnsi="Cambria Math"/>
+          <w:color w:val="000000"/>
+          <w:sz w:val="21"/>
+          <w:szCs w:val="21"/>
+        </w:rPr>
+        <w:t xml:space="preserve">(0)=2.148±0.047，  解析值 2.201</w:t>
+      </w:r>
+      <w:r>
+        <w:t xml:space="preserve">	</w:t>
+      </w:r>
+      <w:r>
+        <w:rPr>
+          <w:rFonts w:ascii="Cambria Math" w:cs="Cambria Math" w:eastAsia="Cambria Math" w:hAnsi="Cambria Math"/>
+          <w:color w:val="000000"/>
+          <w:sz w:val="21"/>
+          <w:szCs w:val="21"/>
+        </w:rPr>
+        <w:t xml:space="preserve">(3.5)</w:t>
       </w:r>
     </w:p>
     <w:p>
@@ -14956,6 +15125,42 @@
           <w:sz w:val="21"/>
           <w:szCs w:val="21"/>
         </w:rPr>
+        <w:t xml:space="preserve">两者相差 1.1σ，</w:t>
+      </w:r>
+      <w:r>
+        <w:rPr>
+          <w:rFonts w:ascii="SimSun" w:cs="SimSun" w:eastAsia="SimSun" w:hAnsi="SimSun"/>
+          <w:b/>
+          <w:bCs/>
+          <w:color w:val="000000"/>
+          <w:sz w:val="21"/>
+          <w:szCs w:val="21"/>
+        </w:rPr>
+        <w:t xml:space="preserve">在噪声之内完全相容</w:t>
+      </w:r>
+      <w:r>
+        <w:rPr>
+          <w:rFonts w:ascii="SimSun" w:cs="SimSun" w:eastAsia="SimSun" w:hAnsi="SimSun"/>
+          <w:color w:val="000000"/>
+          <w:sz w:val="21"/>
+          <w:szCs w:val="21"/>
+        </w:rPr>
+        <w:t xml:space="preserve">。独立测得的比值与独立推出的解析比值就此相互印证，说明抬升的幅度本身是真实的，而非窗口选择的产物。</w:t>
+      </w:r>
+    </w:p>
+    <w:p>
+      <w:pPr>
+        <w:spacing w:after="120" w:before="0" w:line="300"/>
+        <w:ind w:firstLine="0"/>
+        <w:jc w:val="both"/>
+      </w:pPr>
+      <w:r>
+        <w:rPr>
+          <w:rFonts w:ascii="SimSun" w:cs="SimSun" w:eastAsia="SimSun" w:hAnsi="SimSun"/>
+          <w:color w:val="000000"/>
+          <w:sz w:val="21"/>
+          <w:szCs w:val="21"/>
+        </w:rPr>
         <w:t xml:space="preserve">推论因此被干净地证伪。</w:t>
       </w:r>
       <w:r>
@@ -14974,7 +15179,7 @@
           <w:sz w:val="21"/>
           <w:szCs w:val="21"/>
         </w:rPr>
-        <w:t xml:space="preserve"> 处偏离水平线达 65σ，而 </w:t>
+        <w:t xml:space="preserve"> 处偏离水平线达 30σ，逐点递增也都显著（相邻两点之差最小为 4.5σ，全部同号）。</w:t>
       </w:r>
       <w:r>
         <w:rPr>

--- a/multiplex-hypergraph-sir/combined_cn.docx
+++ b/multiplex-hypergraph-sir/combined_cn.docx
@@ -899,7 +899,7 @@
           <w:sz w:val="21"/>
           <w:szCs w:val="21"/>
         </w:rPr>
-        <w:t xml:space="preserve"> 是本模型的结构输入，层间的一切效应最终只经由 </w:t>
+        <w:t xml:space="preserve"> 是本模型的结构输入，层间效应只经由 </w:t>
       </w:r>
       <w:r>
         <w:rPr>
@@ -1455,7 +1455,7 @@
           <w:sz w:val="21"/>
           <w:szCs w:val="21"/>
         </w:rPr>
-        <w:t xml:space="preserve"> 即均匀初始感染比例。和有向超图不同，无向群体中每个成员既是传染源也是传染靶：一个成员被感染后群体激活，可感染同群其他成员，后者被感染又延长群体的激活时长，形成群内级联。本模型的新内容都源于此。</w:t>
+        <w:t xml:space="preserve"> 即均匀初始感染比例。和有向超图不同，无向群体中每个成员既是传染源也是传染靶：一个成员被感染后群体激活，可感染同群其他成员，后者被感染又延长群体的激活时长，形成群内级联，后续分析均围绕它展开。</w:t>
       </w:r>
     </w:p>
     <w:p>
@@ -4581,7 +4581,7 @@
           <w:sz w:val="21"/>
           <w:szCs w:val="21"/>
         </w:rPr>
-        <w:t xml:space="preserve">、400 次独立实现（脚本 figure2_evolution.py，含 Fenwick 树加速的精确 Gillespie）。残余偏差随系统规模增大而单调趋零，是可由增大系统消除的有限尺寸效应，而非闭合层级的系统偏差。</w:t>
+        <w:t xml:space="preserve">、400 次独立实现（脚本 figure2_evolution.py，含 Fenwick 树加速的精确 Gillespie）。残余偏差随系统规模增大单调趋零，属有限尺寸效应，增大系统即可消除。</w:t>
       </w:r>
     </w:p>
     <w:p>
@@ -9034,7 +9034,7 @@
           <w:sz w:val="21"/>
           <w:szCs w:val="21"/>
         </w:rPr>
-        <w:t xml:space="preserve"> 上复现该曲线（图 3(b) 箱线），偏离最大 1.9σ、相对差不超过 1.1%。更值得强调的是其机制：相同节点在两层同时充当枢纽，会在边缘结构不变时集中跨层传播能力、压低阈值；反相关则抬高阈值——这一移动在图 3 的相图中表现为临界曲线整体内移（图 3(c)、(d)）。</w:t>
+        <w:t xml:space="preserve"> 上复现该曲线（图 3(b) 箱线），偏离最大 1.9σ、相对差不超过 1.1%。机制明确：相同节点在两层同时充当枢纽，会在边缘结构不变时集中跨层传播能力、压低阈值；反相关则抬高阈值——这一移动在图 3 的相图中表现为临界曲线整体内移（图 3(c)、(d)）。</w:t>
       </w:r>
     </w:p>
     <w:p>
@@ -10609,7 +10609,7 @@
           <w:sz w:val="21"/>
           <w:szCs w:val="21"/>
         </w:rPr>
-        <w:t xml:space="preserve">、偏离最大 1.51σ。这是对爆发阈值的一次全非线性独立确认，与前述 Jacobian 复核互补——后者检验线性化谱，前者检验非线性终态所继承的同一阈值。</w:t>
+        <w:t xml:space="preserve">、偏离最大 1.51σ，构成对爆发阈值的全非线性独立确认——与 Jacobian 复核互补：后者检验线性化谱，前者检验非线性终态所继承的同一阈值。</w:t>
       </w:r>
     </w:p>
     <w:p>
@@ -10777,7 +10777,7 @@
           <w:sz w:val="21"/>
           <w:szCs w:val="21"/>
         </w:rPr>
-        <w:t xml:space="preserve"> 统一定标。放开这一约束，令两层各自的速率 </w:t>
+        <w:t xml:space="preserve"> 统一定标。放开约束，令两层各自的速率 </w:t>
       </w:r>
       <w:r>
         <w:rPr>
@@ -11300,7 +11300,7 @@
           <w:sz w:val="21"/>
           <w:szCs w:val="21"/>
         </w:rPr>
-        <w:t xml:space="preserve">）正落在楔内紧贴边界处，图中以菱形标出。楔形之大值得留意：它并非临界线附近的一条窄缝，而是占据了整个 </w:t>
+        <w:t xml:space="preserve">）正落在楔内紧贴边界处，图中以菱形标出。楔形并非临界线附近的窄缝，而是占据了整个 </w:t>
       </w:r>
       <w:r>
         <w:rPr>
@@ -11447,7 +11447,7 @@
           <w:sz w:val="21"/>
           <w:szCs w:val="21"/>
         </w:rPr>
-        <w:t xml:space="preserve"> 由 −1 增到 +1 而整体内移（图 3c），对称阈值由 0.106203 降到 0.092956，与 §2.4 的两个端点逐位相同；图 3(d) 把这一移动画成 </w:t>
+        <w:t xml:space="preserve"> 由 −1 增到 +1 而整体内移（图 3c），对称阈值由 0.106203 降到 0.092956，与 §2.4 的两个端点逐位相同；图 3(d) 把移动量画成</w:t>
       </w:r>
       <w:r>
         <w:rPr>
@@ -11533,16 +11533,16 @@
           <w:sz w:val="21"/>
           <w:szCs w:val="21"/>
         </w:rPr>
-        <w:t xml:space="preserve">协同不是可有可无的修饰，而是多重结构的默认状态</w:t>
-      </w:r>
-      <w:r>
-        <w:rPr>
-          <w:rFonts w:ascii="SimSun" w:cs="SimSun" w:eastAsia="SimSun" w:hAnsi="SimSun"/>
-          <w:color w:val="000000"/>
-          <w:sz w:val="21"/>
-          <w:szCs w:val="21"/>
-        </w:rPr>
-        <w:t xml:space="preserve">：只要两层都不是完全孤立，合并阈值就严格低于任一单层阈值——这一点在 §2.1 已由 </w:t>
+        <w:t xml:space="preserve">协同是多重结构的默认状态</w:t>
+      </w:r>
+      <w:r>
+        <w:rPr>
+          <w:rFonts w:ascii="SimSun" w:cs="SimSun" w:eastAsia="SimSun" w:hAnsi="SimSun"/>
+          <w:color w:val="000000"/>
+          <w:sz w:val="21"/>
+          <w:szCs w:val="21"/>
+        </w:rPr>
+        <w:t xml:space="preserve">：只要两层非完全孤立，合并阈值严格低于任一单层——§2.1 由 </w:t>
       </w:r>
       <w:r>
         <w:rPr>
@@ -11589,7 +11589,7 @@
           <w:sz w:val="21"/>
           <w:szCs w:val="21"/>
         </w:rPr>
-        <w:t xml:space="preserve"> 给出，图 3 把它在整个平面上兑现。图 3(b) 另将 </w:t>
+        <w:t xml:space="preserve"> 给出下界，图 3 在整个平面上印证。图 3(b) 另将 </w:t>
       </w:r>
       <w:r>
         <w:rPr>
@@ -13049,7 +13049,7 @@
           <w:sz w:val="21"/>
           <w:szCs w:val="21"/>
         </w:rPr>
-        <w:t xml:space="preserve">这一条否证了「大群体更危险」的朴素预期</w:t>
+        <w:t xml:space="preserve">余度坍缩否证了「大群体更危险」的朴素预期</w:t>
       </w:r>
       <w:r>
         <w:rPr>
@@ -13127,7 +13127,7 @@
           <w:sz w:val="21"/>
           <w:szCs w:val="21"/>
         </w:rPr>
-        <w:t xml:space="preserve">以上三条扫描都在公式看得见的自由度上进行。更能说明理论边界的，是一条它</w:t>
+        <w:t xml:space="preserve">以上扫描都在公式看得见的自由度上进行。检验理论边界须用一条它</w:t>
       </w:r>
       <w:r>
         <w:rPr>
@@ -13271,16 +13271,16 @@
           <w:sz w:val="21"/>
           <w:szCs w:val="21"/>
         </w:rPr>
-        <w:t xml:space="preserve">正是局域树状假设所丢弃的东西</w:t>
-      </w:r>
-      <w:r>
-        <w:rPr>
-          <w:rFonts w:ascii="SimSun" w:cs="SimSun" w:eastAsia="SimSun" w:hAnsi="SimSun"/>
-          <w:color w:val="000000"/>
-          <w:sz w:val="21"/>
-          <w:szCs w:val="21"/>
-        </w:rPr>
-        <w:t xml:space="preserve">。于是得到一条可证伪的推论：固定 </w:t>
+        <w:t xml:space="preserve">恰为局域树状假设所丢弃</w:t>
+      </w:r>
+      <w:r>
+        <w:rPr>
+          <w:rFonts w:ascii="SimSun" w:cs="SimSun" w:eastAsia="SimSun" w:hAnsi="SimSun"/>
+          <w:color w:val="000000"/>
+          <w:sz w:val="21"/>
+          <w:szCs w:val="21"/>
+        </w:rPr>
+        <w:t xml:space="preserve">，由此给出一条可证伪的推论：固定 </w:t>
       </w:r>
       <w:r>
         <w:rPr>
@@ -14384,7 +14384,7 @@
           <w:sz w:val="21"/>
           <w:szCs w:val="21"/>
         </w:rPr>
-        <w:t xml:space="preserve">。独立测得的比值与独立推出的解析比值就此相互印证，说明抬升的幅度本身是真实的，而非窗口选择的产物。</w:t>
+        <w:t xml:space="preserve">。独立测得的比值与独立推出的解析比值相互印证：抬升幅度确为真实，并非窗口效应。</w:t>
       </w:r>
     </w:p>
     <w:p>
@@ -14429,16 +14429,16 @@
           <w:sz w:val="21"/>
           <w:szCs w:val="21"/>
         </w:rPr>
-        <w:t xml:space="preserve">层间重叠不是可以忽略的高阶修正，而是比层间参与相关更强的阈值调控量</w:t>
-      </w:r>
-      <w:r>
-        <w:rPr>
-          <w:rFonts w:ascii="SimSun" w:cs="SimSun" w:eastAsia="SimSun" w:hAnsi="SimSun"/>
-          <w:color w:val="000000"/>
-          <w:sz w:val="21"/>
-          <w:szCs w:val="21"/>
-        </w:rPr>
-        <w:t xml:space="preserve">——图 3 中 </w:t>
+        <w:t xml:space="preserve">层间重叠并非高阶修正，其调控力度远超层间参与相关</w:t>
+      </w:r>
+      <w:r>
+        <w:rPr>
+          <w:rFonts w:ascii="SimSun" w:cs="SimSun" w:eastAsia="SimSun" w:hAnsi="SimSun"/>
+          <w:color w:val="000000"/>
+          <w:sz w:val="21"/>
+          <w:szCs w:val="21"/>
+        </w:rPr>
+        <w:t xml:space="preserve">：图 3 中 </w:t>
       </w:r>
       <w:r>
         <w:rPr>
@@ -14466,7 +14466,7 @@
           <w:sz w:val="21"/>
           <w:szCs w:val="21"/>
         </w:rPr>
-        <w:t xml:space="preserve"> 扫遍全程只移动阈值 12.5%，此处 </w:t>
+        <w:t xml:space="preserve"> 全程只移动阈值 12.5%，</w:t>
       </w:r>
       <w:r>
         <w:rPr>

--- a/multiplex-hypergraph-sir/combined_cn.docx
+++ b/multiplex-hypergraph-sir/combined_cn.docx
@@ -66,7 +66,7 @@
           <w:sz w:val="21"/>
           <w:szCs w:val="21"/>
         </w:rPr>
-        <w:t xml:space="preserve">本模型的三个要素示于图 1：多重超图和层度 (a)、单个群体内部的级联 (b)，以及群体层面的分支 (c)。</w:t>
+        <w:t xml:space="preserve">经典网络传染模型将接触结构编码为成对边 [1,2]，近年研究逐步推广至高阶相互作用 (higher-order interactions)——单纯复形 [3] 与超图 [4] 上的社会传染已展现出成对模型不具备的不连续相变与双稳态。另一方面，多层网络 (multiplex networks) [5,6] 揭示了渠道间耦合对阈值的非平凡效应。本文的出发点是将两者统一：在多重超图 (multiplex hypergraph) 上建立 SIR 动力学，其核心机制见图 1——多重超图和层度 (a)、单个群体内部的级联 (b)，以及群体层面的分支 (c)。</w:t>
       </w:r>
     </w:p>
     <w:p>
@@ -403,7 +403,7 @@
           <w:sz w:val="21"/>
           <w:szCs w:val="21"/>
         </w:rPr>
-        <w:t xml:space="preserve">，层 a 是 V 上的超图 </w:t>
+        <w:t xml:space="preserve">，层 a 是 V 上的均匀超图 (uniform hypergraph) </w:t>
       </w:r>
       <w:r>
         <w:rPr>
@@ -459,7 +459,7 @@
           <w:sz w:val="21"/>
           <w:szCs w:val="21"/>
         </w:rPr>
-        <w:t xml:space="preserve">，主线取同质基数 </w:t>
+        <w:t xml:space="preserve">，超边基数 (hyperedge cardinality) </w:t>
       </w:r>
       <w:r>
         <w:rPr>
@@ -561,7 +561,7 @@
           <w:sz w:val="21"/>
           <w:szCs w:val="21"/>
         </w:rPr>
-        <w:t xml:space="preserve">。引入两个生成函数：</w:t>
+        <w:t xml:space="preserve">。仿照经典网络传染中概率生成函数 (probability generating function, PGF) 的构造 [1,2]，引入两个生成函数：</w:t>
       </w:r>
     </w:p>
     <w:p>
@@ -825,7 +825,7 @@
           <w:sz w:val="21"/>
           <w:szCs w:val="21"/>
         </w:rPr>
-        <w:t xml:space="preserve"> 描述节点侧，</w:t>
+        <w:t xml:space="preserve"> 为节点侧度分布的生成函数，</w:t>
       </w:r>
       <w:r>
         <w:rPr>
@@ -853,7 +853,7 @@
           <w:sz w:val="21"/>
           <w:szCs w:val="21"/>
         </w:rPr>
-        <w:t xml:space="preserve"> 描述沿层 a 的一个成员槽到达某节点时该节点的余度分布，指数中的 </w:t>
+        <w:t xml:space="preserve"> 为沿层 a 到达某节点时的余度分布 (excess degree distribution) [1] 的生成函数，指数中的 </w:t>
       </w:r>
       <w:r>
         <w:rPr>
@@ -899,7 +899,7 @@
           <w:sz w:val="21"/>
           <w:szCs w:val="21"/>
         </w:rPr>
-        <w:t xml:space="preserve"> 是本模型的结构输入，层间效应只经由 </w:t>
+        <w:t xml:space="preserve"> 是模型的唯一结构输入；不同于逐节点的微观马尔可夫链近似 (MMCA) [7,10] 或配对近似 (pair approximation) [8]，本文的闭合在群体层面（而非节点层面）建立消息传递方程，层间效应经由 </w:t>
       </w:r>
       <w:r>
         <w:rPr>
@@ -945,7 +945,7 @@
           <w:sz w:val="21"/>
           <w:szCs w:val="21"/>
         </w:rPr>
-        <w:t xml:space="preserve"> 的交叉项进入动力学。</w:t>
+        <w:t xml:space="preserve"> 的交叉项自然纳入。</w:t>
       </w:r>
     </w:p>
     <w:p>
@@ -1015,7 +1015,7 @@
           <w:sz w:val="21"/>
           <w:szCs w:val="21"/>
         </w:rPr>
-        <w:t xml:space="preserve"> 跨层共享——个体在任一渠道被感染即在所有渠道中都为感染态。记层 a 的群体 e 中已感染成员数为 </w:t>
+        <w:t xml:space="preserve"> 跨层共享——个体在任一渠道被感染即在所有渠道中都为感染态，这与多层网络中的意识-疫病耦合模型 [9] 不同，后者允许各层携带不同的状态变量。记层 a 的群体 e 中已感染成员数为 </w:t>
       </w:r>
       <w:r>
         <w:rPr>
@@ -1099,7 +1099,7 @@
           <w:sz w:val="21"/>
           <w:szCs w:val="21"/>
         </w:rPr>
-        <w:t xml:space="preserve"> 时群体激活，向 e 中每个易感成员各以速率 </w:t>
+        <w:t xml:space="preserve"> 时群体激活 (activated)，向 e 中每个易感成员各以速率 </w:t>
       </w:r>
       <w:r>
         <w:rPr>
@@ -1127,7 +1127,35 @@
           <w:sz w:val="21"/>
           <w:szCs w:val="21"/>
         </w:rPr>
-        <w:t xml:space="preserve"> 独立传递，否则静默；感染者以速率 </w:t>
+        <w:t xml:space="preserve"> 独立传递；激活阈值 </w:t>
+      </w:r>
+      <w:r>
+        <w:rPr>
+          <w:rFonts w:ascii="Cambria Math" w:cs="Cambria Math" w:eastAsia="Cambria Math" w:hAnsi="Cambria Math"/>
+          <w:color w:val="000000"/>
+          <w:sz w:val="21"/>
+          <w:szCs w:val="21"/>
+        </w:rPr>
+        <w:t xml:space="preserve">θ</w:t>
+      </w:r>
+      <w:r>
+        <w:rPr>
+          <w:rFonts w:ascii="Cambria Math" w:cs="Cambria Math" w:eastAsia="Cambria Math" w:hAnsi="Cambria Math"/>
+          <w:color w:val="000000"/>
+          <w:sz w:val="21"/>
+          <w:szCs w:val="21"/>
+          <w:vertAlign w:val="subscript"/>
+        </w:rPr>
+        <w:t xml:space="preserve">a</w:t>
+      </w:r>
+      <w:r>
+        <w:rPr>
+          <w:rFonts w:ascii="SimSun" w:cs="SimSun" w:eastAsia="SimSun" w:hAnsi="SimSun"/>
+          <w:color w:val="000000"/>
+          <w:sz w:val="21"/>
+          <w:szCs w:val="21"/>
+        </w:rPr>
+        <w:t xml:space="preserve"> 反映群体压力效应 (group pressure)，与单纯复形上的社会传染模型 [3] 中的参与阈值一致。感染者以速率 </w:t>
       </w:r>
       <w:r>
         <w:rPr>
@@ -1326,7 +1354,7 @@
           <w:sz w:val="21"/>
           <w:szCs w:val="21"/>
         </w:rPr>
-        <w:t xml:space="preserve"> 归一时间，</w:t>
+        <w:t xml:space="preserve"> 归一时间，定义基本传染强度 </w:t>
       </w:r>
       <w:r>
         <w:rPr>
@@ -1382,7 +1410,62 @@
           <w:sz w:val="21"/>
           <w:szCs w:val="21"/>
         </w:rPr>
-        <w:t xml:space="preserve">，主线取 </w:t>
+        <w:t xml:space="preserve">——它在 </w:t>
+      </w:r>
+      <w:r>
+        <w:rPr>
+          <w:rFonts w:ascii="Cambria Math" w:cs="Cambria Math" w:eastAsia="Cambria Math" w:hAnsi="Cambria Math"/>
+          <w:color w:val="000000"/>
+          <w:sz w:val="21"/>
+          <w:szCs w:val="21"/>
+        </w:rPr>
+        <w:t xml:space="preserve">m</w:t>
+      </w:r>
+      <w:r>
+        <w:rPr>
+          <w:rFonts w:ascii="Cambria Math" w:cs="Cambria Math" w:eastAsia="Cambria Math" w:hAnsi="Cambria Math"/>
+          <w:color w:val="000000"/>
+          <w:sz w:val="21"/>
+          <w:szCs w:val="21"/>
+          <w:vertAlign w:val="subscript"/>
+        </w:rPr>
+        <w:t xml:space="preserve">a</w:t>
+      </w:r>
+      <w:r>
+        <w:rPr>
+          <w:rFonts w:ascii="Cambria Math" w:cs="Cambria Math" w:eastAsia="Cambria Math" w:hAnsi="Cambria Math"/>
+          <w:color w:val="000000"/>
+          <w:sz w:val="21"/>
+          <w:szCs w:val="21"/>
+        </w:rPr>
+        <w:t xml:space="preserve">=2</w:t>
+      </w:r>
+      <w:r>
+        <w:rPr>
+          <w:rFonts w:ascii="SimSun" w:cs="SimSun" w:eastAsia="SimSun" w:hAnsi="SimSun"/>
+          <w:color w:val="000000"/>
+          <w:sz w:val="21"/>
+          <w:szCs w:val="21"/>
+        </w:rPr>
+        <w:t xml:space="preserve"> 时退化为经典的传递概率 (transmissibility) </w:t>
+      </w:r>
+      <w:r>
+        <w:rPr>
+          <w:rFonts w:ascii="Cambria Math" w:cs="Cambria Math" w:eastAsia="Cambria Math" w:hAnsi="Cambria Math"/>
+          <w:color w:val="000000"/>
+          <w:sz w:val="21"/>
+          <w:szCs w:val="21"/>
+        </w:rPr>
+        <w:t xml:space="preserve">T=λ/(1+λ)</w:t>
+      </w:r>
+      <w:r>
+        <w:rPr>
+          <w:rFonts w:ascii="SimSun" w:cs="SimSun" w:eastAsia="SimSun" w:hAnsi="SimSun"/>
+          <w:color w:val="000000"/>
+          <w:sz w:val="21"/>
+          <w:szCs w:val="21"/>
+        </w:rPr>
+        <w:t xml:space="preserve"> [1]。主线取 </w:t>
       </w:r>
       <w:r>
         <w:rPr>
@@ -1437,25 +1520,7 @@
           <w:sz w:val="21"/>
           <w:szCs w:val="21"/>
         </w:rPr>
-        <w:t xml:space="preserve"> 处于感染态、其余易感，</w:t>
-      </w:r>
-      <w:r>
-        <w:rPr>
-          <w:rFonts w:ascii="Cambria Math" w:cs="Cambria Math" w:eastAsia="Cambria Math" w:hAnsi="Cambria Math"/>
-          <w:color w:val="000000"/>
-          <w:sz w:val="21"/>
-          <w:szCs w:val="21"/>
-        </w:rPr>
-        <w:t xml:space="preserve">ε</w:t>
-      </w:r>
-      <w:r>
-        <w:rPr>
-          <w:rFonts w:ascii="SimSun" w:cs="SimSun" w:eastAsia="SimSun" w:hAnsi="SimSun"/>
-          <w:color w:val="000000"/>
-          <w:sz w:val="21"/>
-          <w:szCs w:val="21"/>
-        </w:rPr>
-        <w:t xml:space="preserve"> 即均匀初始感染比例。和有向超图不同，无向群体中每个成员既是传染源也是传染靶：一个成员被感染后群体激活，可感染同群其他成员，后者被感染又延长群体的激活时长，形成群内级联，后续分析均围绕它展开。</w:t>
+        <w:t xml:space="preserve"> 处于感染态、其余易感。与有向超图 [11] 中尾集 (tail set) 和头集 (head set) 不相交因而成员相互独立不同，无向群体中每个成员既是传染源也是传染靶，群内级联 (intra-group cascade) 随之出现，后续分析均围绕它展开。</w:t>
       </w:r>
     </w:p>
     <w:p>
@@ -1472,7 +1537,7 @@
           <w:sz w:val="22"/>
           <w:szCs w:val="22"/>
         </w:rPr>
-        <w:t xml:space="preserve">1.3. 空腔构造与群体计数方程组</w:t>
+        <w:t xml:space="preserve">1.3. 消息传递闭合与群体计数方程组</w:t>
       </w:r>
     </w:p>
     <w:p>
@@ -1488,7 +1553,7 @@
           <w:sz w:val="21"/>
           <w:szCs w:val="21"/>
         </w:rPr>
-        <w:t xml:space="preserve">固定一个检验节点 u，令其永久易感（空腔节点）。取一个 u 所属的层 a 群体 e，定义边基变量</w:t>
+        <w:t xml:space="preserve">本节采用空腔方法 (cavity method) [12] 的思路建立消息传递 (message passing) 方程组 [13]，将群内级联完整吸收进群体层面的状态变量。固定一个检验节点 u，令其永久易感（空腔节点）。取一个 u 所属的层 a 群体 e，定义边基变量 (edge-level variable)</w:t>
       </w:r>
     </w:p>
     <w:p>
@@ -1610,7 +1675,7 @@
           <w:sz w:val="21"/>
           <w:szCs w:val="21"/>
         </w:rPr>
-        <w:t xml:space="preserve">在局域树状假设下（位形模型系综 </w:t>
+        <w:t xml:space="preserve">在局域树状假设 (locally tree-like assumption) 下——位形模型 (configuration model) [1] 系综 </w:t>
       </w:r>
       <w:r>
         <w:rPr>
@@ -1628,7 +1693,7 @@
           <w:sz w:val="21"/>
           <w:szCs w:val="21"/>
         </w:rPr>
-        <w:t xml:space="preserve"> 时局域收敛于超树，回路概率 </w:t>
+        <w:t xml:space="preserve"> 时局域收敛于超树，短环路 (short cycle) 出现的概率为 </w:t>
       </w:r>
       <w:r>
         <w:rPr>
@@ -1646,7 +1711,7 @@
           <w:sz w:val="21"/>
           <w:szCs w:val="21"/>
         </w:rPr>
-        <w:t xml:space="preserve">），u 所属各群体的上游分支互不相交，节点侧因而闭合为</w:t>
+        <w:t xml:space="preserve">——u 所属各群体的上游分支互不相交，节点侧因而闭合为</w:t>
       </w:r>
     </w:p>
     <w:p>
@@ -3295,7 +3360,7 @@
           <w:sz w:val="22"/>
           <w:szCs w:val="22"/>
         </w:rPr>
-        <w:t xml:space="preserve">1.4. 爆发阈值</w:t>
+        <w:t xml:space="preserve">1.4. 次代矩阵与爆发阈值</w:t>
       </w:r>
     </w:p>
     <w:p>
@@ -3311,7 +3376,35 @@
           <w:sz w:val="21"/>
           <w:szCs w:val="21"/>
         </w:rPr>
-        <w:t xml:space="preserve">按「感染经由哪一层传来」分型，经由层 a 感染的节点其层 b 群体数的期望为 </w:t>
+        <w:t xml:space="preserve">经典的基本再生数 (basic reproduction number) </w:t>
+      </w:r>
+      <w:r>
+        <w:rPr>
+          <w:rFonts w:ascii="Cambria Math" w:cs="Cambria Math" w:eastAsia="Cambria Math" w:hAnsi="Cambria Math"/>
+          <w:color w:val="000000"/>
+          <w:sz w:val="21"/>
+          <w:szCs w:val="21"/>
+        </w:rPr>
+        <w:t xml:space="preserve">R</w:t>
+      </w:r>
+      <w:r>
+        <w:rPr>
+          <w:rFonts w:ascii="Cambria Math" w:cs="Cambria Math" w:eastAsia="Cambria Math" w:hAnsi="Cambria Math"/>
+          <w:color w:val="000000"/>
+          <w:sz w:val="21"/>
+          <w:szCs w:val="21"/>
+          <w:vertAlign w:val="subscript"/>
+        </w:rPr>
+        <w:t xml:space="preserve">0</w:t>
+      </w:r>
+      <w:r>
+        <w:rPr>
+          <w:rFonts w:ascii="SimSun" w:cs="SimSun" w:eastAsia="SimSun" w:hAnsi="SimSun"/>
+          <w:color w:val="000000"/>
+          <w:sz w:val="21"/>
+          <w:szCs w:val="21"/>
+        </w:rPr>
+        <w:t xml:space="preserve"> [14] 在多型 (multi-type) 系统中升维为次代矩阵 (next-generation matrix) [15]。定义多型分支过程 (multi-type branching process)：按「感染经由哪一层传来」分型，经由层 a 感染的节点其层 b 群体数的期望为 </w:t>
       </w:r>
       <w:r>
         <w:rPr>
@@ -3471,7 +3564,7 @@
           <w:sz w:val="21"/>
           <w:szCs w:val="21"/>
         </w:rPr>
-        <w:t xml:space="preserve"> 个新感染成员（C 为孤立群体内的群内级联期望，由一个小型连续时间 Markov 链的递推给出，</w:t>
+        <w:t xml:space="preserve"> 个新感染成员——C 为群内级联的期望产出，由孤立群体上一个小型连续时间 Markov 链的递推精确给出（</w:t>
       </w:r>
       <w:r>
         <w:rPr>
@@ -3489,7 +3582,25 @@
           <w:sz w:val="21"/>
           <w:szCs w:val="21"/>
         </w:rPr>
-        <w:t xml:space="preserve"> 时退化为成对传递概率）。故多型分支矩阵</w:t>
+        <w:t xml:space="preserve"> 时退化为成对传递概率 </w:t>
+      </w:r>
+      <w:r>
+        <w:rPr>
+          <w:rFonts w:ascii="Cambria Math" w:cs="Cambria Math" w:eastAsia="Cambria Math" w:hAnsi="Cambria Math"/>
+          <w:color w:val="000000"/>
+          <w:sz w:val="21"/>
+          <w:szCs w:val="21"/>
+        </w:rPr>
+        <w:t xml:space="preserve">T=λ/(1+λ)</w:t>
+      </w:r>
+      <w:r>
+        <w:rPr>
+          <w:rFonts w:ascii="SimSun" w:cs="SimSun" w:eastAsia="SimSun" w:hAnsi="SimSun"/>
+          <w:color w:val="000000"/>
+          <w:sz w:val="21"/>
+          <w:szCs w:val="21"/>
+        </w:rPr>
+        <w:t xml:space="preserve"> [1]）。故次代矩阵</w:t>
       </w:r>
     </w:p>
     <w:p>
@@ -3690,7 +3801,7 @@
           <w:sz w:val="21"/>
           <w:szCs w:val="21"/>
         </w:rPr>
-        <w:t xml:space="preserve">爆发阈值由谱半径条件 </w:t>
+        <w:t xml:space="preserve">爆发阈值由谱半径 (spectral radius) 条件 </w:t>
       </w:r>
       <w:r>
         <w:rPr>
@@ -3708,7 +3819,43 @@
           <w:sz w:val="21"/>
           <w:szCs w:val="21"/>
         </w:rPr>
-        <w:t xml:space="preserve"> 确定。图 2(a) 的控制参数 </w:t>
+        <w:t xml:space="preserve"> 确定——Perron–Frobenius 定理保证 N 的谱半径等于其最大实特征值。在 </w:t>
+      </w:r>
+      <w:r>
+        <w:rPr>
+          <w:rFonts w:ascii="Cambria Math" w:cs="Cambria Math" w:eastAsia="Cambria Math" w:hAnsi="Cambria Math"/>
+          <w:color w:val="000000"/>
+          <w:sz w:val="21"/>
+          <w:szCs w:val="21"/>
+        </w:rPr>
+        <w:t xml:space="preserve">M=1</w:t>
+      </w:r>
+      <w:r>
+        <w:rPr>
+          <w:rFonts w:ascii="SimSun" w:cs="SimSun" w:eastAsia="SimSun" w:hAnsi="SimSun"/>
+          <w:color w:val="000000"/>
+          <w:sz w:val="21"/>
+          <w:szCs w:val="21"/>
+        </w:rPr>
+        <w:t xml:space="preserve">、</w:t>
+      </w:r>
+      <w:r>
+        <w:rPr>
+          <w:rFonts w:ascii="Cambria Math" w:cs="Cambria Math" w:eastAsia="Cambria Math" w:hAnsi="Cambria Math"/>
+          <w:color w:val="000000"/>
+          <w:sz w:val="21"/>
+          <w:szCs w:val="21"/>
+        </w:rPr>
+        <w:t xml:space="preserve">m=2</w:t>
+      </w:r>
+      <w:r>
+        <w:rPr>
+          <w:rFonts w:ascii="SimSun" w:cs="SimSun" w:eastAsia="SimSun" w:hAnsi="SimSun"/>
+          <w:color w:val="000000"/>
+          <w:sz w:val="21"/>
+          <w:szCs w:val="21"/>
+        </w:rPr>
+        <w:t xml:space="preserve"> 时回到 Newman 的键渗流阈值 [1]。图 2(a) 的控制参数 </w:t>
       </w:r>
       <w:r>
         <w:rPr>
@@ -4065,7 +4212,7 @@
           <w:sz w:val="21"/>
           <w:szCs w:val="21"/>
         </w:rPr>
-        <w:t xml:space="preserve">仿真为 (1.3) 所定义连续时间 Markov 过程的精确 Gillespie 抽样，取 </w:t>
+        <w:t xml:space="preserve">数值仿真采用 Gillespie 精确随机抽样算法 [16] 对 (1.3) 所定义的连续时间 Markov 过程进行精确采样，取 </w:t>
       </w:r>
       <w:r>
         <w:rPr>
@@ -4083,7 +4230,7 @@
           <w:sz w:val="21"/>
           <w:szCs w:val="21"/>
         </w:rPr>
-        <w:t xml:space="preserve">。</w:t>
+        <w:t xml:space="preserve">。校验分为内部自洽性验证与外部独立复算两部分。</w:t>
       </w:r>
     </w:p>
     <w:p>
@@ -4748,6 +4895,40 @@
     </w:p>
     <w:p>
       <w:pPr>
+        <w:spacing w:after="120" w:before="0" w:line="300"/>
+        <w:ind w:firstLine="0"/>
+        <w:jc w:val="both"/>
+      </w:pPr>
+      <w:r>
+        <w:rPr>
+          <w:rFonts w:ascii="SimSun" w:cs="SimSun" w:eastAsia="SimSun" w:hAnsi="SimSun"/>
+          <w:color w:val="000000"/>
+          <w:sz w:val="21"/>
+          <w:szCs w:val="21"/>
+        </w:rPr>
+        <w:t xml:space="preserve">第 1 节建立的次代矩阵阈值 </w:t>
+      </w:r>
+      <w:r>
+        <w:rPr>
+          <w:rFonts w:ascii="Cambria Math" w:cs="Cambria Math" w:eastAsia="Cambria Math" w:hAnsi="Cambria Math"/>
+          <w:color w:val="000000"/>
+          <w:sz w:val="21"/>
+          <w:szCs w:val="21"/>
+        </w:rPr>
+        <w:t xml:space="preserve">ρ(N)=1</w:t>
+      </w:r>
+      <w:r>
+        <w:rPr>
+          <w:rFonts w:ascii="SimSun" w:cs="SimSun" w:eastAsia="SimSun" w:hAnsi="SimSun"/>
+          <w:color w:val="000000"/>
+          <w:sz w:val="21"/>
+          <w:szCs w:val="21"/>
+        </w:rPr>
+        <w:t xml:space="preserve"> 源于线性化分析。线性化是否遗漏了非线性效应？本节构造一条不依赖线性化的独立判据——从亚临界区 (subcritical regime) 的终态规模发散行为反向测定阈值，与谱方法互为非平凡检验。该思路与渗流理论 (percolation theory) [1] 中从簇规模分布的临界发散读出渗流阈值 (percolation threshold) 同源。</w:t>
+      </w:r>
+    </w:p>
+    <w:p>
+      <w:pPr>
         <w:spacing w:after="120" w:before="250"/>
         <w:ind w:firstLine="0"/>
       </w:pPr>
@@ -4812,7 +4993,7 @@
           <w:sz w:val="21"/>
           <w:szCs w:val="21"/>
         </w:rPr>
-        <w:t xml:space="preserve">，层 a 是 V 上的超图，主线取同质基数 </w:t>
+        <w:t xml:space="preserve">，层 a 是 V 上的均匀超图，超边基数 </w:t>
       </w:r>
       <w:r>
         <w:rPr>
@@ -4942,7 +5123,7 @@
           <w:sz w:val="21"/>
           <w:szCs w:val="21"/>
         </w:rPr>
-        <w:t xml:space="preserve"> 是本节唯一的结构输入。群体在其感染成员数达到 </w:t>
+        <w:t xml:space="preserve"> 是模型唯一的结构输入。群体在其感染成员数达到激活阈值 </w:t>
       </w:r>
       <w:r>
         <w:rPr>
@@ -4970,7 +5151,7 @@
           <w:sz w:val="21"/>
           <w:szCs w:val="21"/>
         </w:rPr>
-        <w:t xml:space="preserve"> 时激活，随即以速率 </w:t>
+        <w:t xml:space="preserve"> 时被激活，随即以速率 </w:t>
       </w:r>
       <w:r>
         <w:rPr>
@@ -5072,7 +5253,35 @@
           <w:sz w:val="21"/>
           <w:szCs w:val="21"/>
         </w:rPr>
-        <w:t xml:space="preserve"> 为固定的渠道权重）。</w:t>
+        <w:t xml:space="preserve"> 为固定的渠道权重），类似于经典 SIR 中基本再生数 </w:t>
+      </w:r>
+      <w:r>
+        <w:rPr>
+          <w:rFonts w:ascii="Cambria Math" w:cs="Cambria Math" w:eastAsia="Cambria Math" w:hAnsi="Cambria Math"/>
+          <w:color w:val="000000"/>
+          <w:sz w:val="21"/>
+          <w:szCs w:val="21"/>
+        </w:rPr>
+        <w:t xml:space="preserve">R</w:t>
+      </w:r>
+      <w:r>
+        <w:rPr>
+          <w:rFonts w:ascii="Cambria Math" w:cs="Cambria Math" w:eastAsia="Cambria Math" w:hAnsi="Cambria Math"/>
+          <w:color w:val="000000"/>
+          <w:sz w:val="21"/>
+          <w:szCs w:val="21"/>
+          <w:vertAlign w:val="subscript"/>
+        </w:rPr>
+        <w:t xml:space="preserve">0</w:t>
+      </w:r>
+      <w:r>
+        <w:rPr>
+          <w:rFonts w:ascii="SimSun" w:cs="SimSun" w:eastAsia="SimSun" w:hAnsi="SimSun"/>
+          <w:color w:val="000000"/>
+          <w:sz w:val="21"/>
+          <w:szCs w:val="21"/>
+        </w:rPr>
+        <w:t xml:space="preserve"> [14] 的角色。</w:t>
       </w:r>
     </w:p>
     <w:p>
@@ -5156,7 +5365,7 @@
           <w:sz w:val="21"/>
           <w:szCs w:val="21"/>
         </w:rPr>
-        <w:t xml:space="preserve">无向群体和有向超图的分界正在于此。有向情形下尾集和头集不相交，头成员被感染并不延长激活，故</w:t>
+        <w:t xml:space="preserve">无向群体和有向超图 [11] 的分界正在于此。有向情形下传播图 (transmission graph) [11] 的尾集 (tail set) 和头集 (head set) 不相交，头成员被感染并不延长激活，故</w:t>
       </w:r>
       <w:r>
         <w:rPr>
@@ -5176,7 +5385,7 @@
           <w:sz w:val="21"/>
           <w:szCs w:val="21"/>
         </w:rPr>
-        <w:t xml:space="preserve">是一条可用的假设；无向群体中每个成员既是传染源也是传染靶，一个成员被感染后群体随即激活，可感染同群其他成员，后者被感染又延长群体的激活时长，剩余成员被感染的概率随之抬高。</w:t>
+        <w:t xml:space="preserve">是一条可用的假设。无向群体中每个成员既是传染源也是传染靶——这与 Allard 等 [11] 指出的「有向传播中入度 (in-degree) 与出度 (out-degree) 可解耦」形成对照——一个成员被感染后群体随即激活，可感染同群其他成员，后者被感染又延长群体的激活时长，剩余成员被感染的概率随之抬高。</w:t>
       </w:r>
       <w:r>
         <w:rPr>
@@ -5187,16 +5396,16 @@
           <w:sz w:val="21"/>
           <w:szCs w:val="21"/>
         </w:rPr>
-        <w:t xml:space="preserve">群内级联</w:t>
-      </w:r>
-      <w:r>
-        <w:rPr>
-          <w:rFonts w:ascii="SimSun" w:cs="SimSun" w:eastAsia="SimSun" w:hAnsi="SimSun"/>
-          <w:color w:val="000000"/>
-          <w:sz w:val="21"/>
-          <w:szCs w:val="21"/>
-        </w:rPr>
-        <w:t xml:space="preserve">使逐成员的乘积闭合失效。可行的做法不是忽略群内耦合，而是把它完整吸收进状态：取 e 中除 u 外 </w:t>
+        <w:t xml:space="preserve">群内级联 (intra-group cascade)</w:t>
+      </w:r>
+      <w:r>
+        <w:rPr>
+          <w:rFonts w:ascii="SimSun" w:cs="SimSun" w:eastAsia="SimSun" w:hAnsi="SimSun"/>
+          <w:color w:val="000000"/>
+          <w:sz w:val="21"/>
+          <w:szCs w:val="21"/>
+        </w:rPr>
+        <w:t xml:space="preserve"> 使逐成员的乘积闭合失效。本文的策略不是忽略群内耦合（如 MMCA [7,10] 对逐节点状态的独立性假设），而是把耦合完整吸收进群体层面的状态空间：取 e 中除 u 外 </w:t>
       </w:r>
       <w:r>
         <w:rPr>
@@ -5288,7 +5497,7 @@
           <w:sz w:val="21"/>
           <w:szCs w:val="21"/>
         </w:rPr>
-        <w:t xml:space="preserve">）为房室，定义未传递子概率</w:t>
+        <w:t xml:space="preserve">）为房室——类似于 Ding 和 Zhu [9] 的状态转移树 (state transition tree)，但直接在连续时间下建立——定义未传递子概率</w:t>
       </w:r>
     </w:p>
     <w:p>
@@ -5536,16 +5745,16 @@
           <w:sz w:val="21"/>
           <w:szCs w:val="21"/>
         </w:rPr>
-        <w:t xml:space="preserve">局域树状</w:t>
-      </w:r>
-      <w:r>
-        <w:rPr>
-          <w:rFonts w:ascii="SimSun" w:cs="SimSun" w:eastAsia="SimSun" w:hAnsi="SimSun"/>
-          <w:color w:val="000000"/>
-          <w:sz w:val="21"/>
-          <w:szCs w:val="21"/>
-        </w:rPr>
-        <w:t xml:space="preserve">：位形模型系综在 </w:t>
+        <w:t xml:space="preserve">局域树状 (locally tree-like)</w:t>
+      </w:r>
+      <w:r>
+        <w:rPr>
+          <w:rFonts w:ascii="SimSun" w:cs="SimSun" w:eastAsia="SimSun" w:hAnsi="SimSun"/>
+          <w:color w:val="000000"/>
+          <w:sz w:val="21"/>
+          <w:szCs w:val="21"/>
+        </w:rPr>
+        <w:t xml:space="preserve">：位形模型 (configuration model) [1] 系综在 </w:t>
       </w:r>
       <w:r>
         <w:rPr>
@@ -5563,7 +5772,7 @@
           <w:sz w:val="21"/>
           <w:szCs w:val="21"/>
         </w:rPr>
-        <w:t xml:space="preserve"> 时局域收敛于超树，任一有限邻域内出现回路的概率为 </w:t>
+        <w:t xml:space="preserve"> 时局域收敛于超树（Bethe 格近似 [12]），任一有限邻域内出现短环路的概率为 </w:t>
       </w:r>
       <w:r>
         <w:rPr>
@@ -5728,7 +5937,7 @@
           <w:sz w:val="21"/>
           <w:szCs w:val="21"/>
         </w:rPr>
-        <w:t xml:space="preserve">暴露独立，群内耦合并未被忽略，而是已由 (2.2) 的计数状态承载。方程组的维数为 </w:t>
+        <w:t xml:space="preserve">暴露独立，群内耦合并未被忽略，而是已由 (2.2) 的计数状态完整承载。方程组的维数为 </w:t>
       </w:r>
       <w:r>
         <w:rPr>
@@ -5784,25 +5993,62 @@
           <w:sz w:val="21"/>
           <w:szCs w:val="21"/>
         </w:rPr>
-        <w:t xml:space="preserve">（S 由 Φ 代数给出、终态规模 </w:t>
-      </w:r>
-      <w:r>
-        <w:rPr>
-          <w:rFonts w:ascii="Cambria Math" w:cs="Cambria Math" w:eastAsia="Cambria Math" w:hAnsi="Cambria Math"/>
-          <w:color w:val="000000"/>
-          <w:sz w:val="21"/>
-          <w:szCs w:val="21"/>
-        </w:rPr>
-        <w:t xml:space="preserve">R(∞)</w:t>
-      </w:r>
-      <w:r>
-        <w:rPr>
-          <w:rFonts w:ascii="SimSun" w:cs="SimSun" w:eastAsia="SimSun" w:hAnsi="SimSun"/>
-          <w:color w:val="000000"/>
-          <w:sz w:val="21"/>
-          <w:szCs w:val="21"/>
-        </w:rPr>
-        <w:t xml:space="preserve"> 直接读出，两者均不另设方程），与系统规模 N 无关，积分一次即给出 </w:t>
+        <w:t xml:space="preserve">，与系统规模 N 无关（相较 MMCA [7,10] 的 </w:t>
+      </w:r>
+      <w:r>
+        <w:rPr>
+          <w:rFonts w:ascii="Cambria Math" w:cs="Cambria Math" w:eastAsia="Cambria Math" w:hAnsi="Cambria Math"/>
+          <w:color w:val="000000"/>
+          <w:sz w:val="21"/>
+          <w:szCs w:val="21"/>
+        </w:rPr>
+        <w:t xml:space="preserve">O(N)</w:t>
+      </w:r>
+      <w:r>
+        <w:rPr>
+          <w:rFonts w:ascii="SimSun" w:cs="SimSun" w:eastAsia="SimSun" w:hAnsi="SimSun"/>
+          <w:color w:val="000000"/>
+          <w:sz w:val="21"/>
+          <w:szCs w:val="21"/>
+        </w:rPr>
+        <w:t xml:space="preserve"> 维和配对近似 [8] 的 </w:t>
+      </w:r>
+      <w:r>
+        <w:rPr>
+          <w:rFonts w:ascii="Cambria Math" w:cs="Cambria Math" w:eastAsia="Cambria Math" w:hAnsi="Cambria Math"/>
+          <w:color w:val="000000"/>
+          <w:sz w:val="21"/>
+          <w:szCs w:val="21"/>
+        </w:rPr>
+        <w:t xml:space="preserve">O(N</w:t>
+      </w:r>
+      <w:r>
+        <w:rPr>
+          <w:rFonts w:ascii="Cambria Math" w:cs="Cambria Math" w:eastAsia="Cambria Math" w:hAnsi="Cambria Math"/>
+          <w:color w:val="000000"/>
+          <w:sz w:val="21"/>
+          <w:szCs w:val="21"/>
+          <w:vertAlign w:val="superscript"/>
+        </w:rPr>
+        <w:t xml:space="preserve">2</w:t>
+      </w:r>
+      <w:r>
+        <w:rPr>
+          <w:rFonts w:ascii="Cambria Math" w:cs="Cambria Math" w:eastAsia="Cambria Math" w:hAnsi="Cambria Math"/>
+          <w:color w:val="000000"/>
+          <w:sz w:val="21"/>
+          <w:szCs w:val="21"/>
+        </w:rPr>
+        <w:t xml:space="preserve">)</w:t>
+      </w:r>
+      <w:r>
+        <w:rPr>
+          <w:rFonts w:ascii="SimSun" w:cs="SimSun" w:eastAsia="SimSun" w:hAnsi="SimSun"/>
+          <w:color w:val="000000"/>
+          <w:sz w:val="21"/>
+          <w:szCs w:val="21"/>
+        </w:rPr>
+        <w:t xml:space="preserve"> 维，复杂度不随网络增大），积分一次即给出 </w:t>
       </w:r>
       <w:r>
         <w:rPr>
@@ -5820,7 +6066,7 @@
           <w:sz w:val="21"/>
           <w:szCs w:val="21"/>
         </w:rPr>
-        <w:t xml:space="preserve"> 与终态规模</w:t>
+        <w:t xml:space="preserve"> 与终态规模 (final size)</w:t>
       </w:r>
     </w:p>
     <w:p>
@@ -5871,16 +6117,16 @@
           <w:sz w:val="21"/>
           <w:szCs w:val="21"/>
         </w:rPr>
-        <w:t xml:space="preserve">群内级联。</w:t>
-      </w:r>
-      <w:r>
-        <w:rPr>
-          <w:rFonts w:ascii="SimSun" w:cs="SimSun" w:eastAsia="SimSun" w:hAnsi="SimSun"/>
-          <w:color w:val="000000"/>
-          <w:sz w:val="21"/>
-          <w:szCs w:val="21"/>
-        </w:rPr>
-        <w:t xml:space="preserve">一个种子在一个孤立的 m 元群体内造成的感染数并非 </w:t>
+        <w:t xml:space="preserve">群内级联 (intra-group cascade)。</w:t>
+      </w:r>
+      <w:r>
+        <w:rPr>
+          <w:rFonts w:ascii="SimSun" w:cs="SimSun" w:eastAsia="SimSun" w:hAnsi="SimSun"/>
+          <w:color w:val="000000"/>
+          <w:sz w:val="21"/>
+          <w:szCs w:val="21"/>
+        </w:rPr>
+        <w:t xml:space="preserve">一个种子在一个孤立的 m 元群体内造成的期望感染数并非成对独立传递的简单加和 </w:t>
       </w:r>
       <w:r>
         <w:rPr>
@@ -5898,7 +6144,7 @@
           <w:sz w:val="21"/>
           <w:szCs w:val="21"/>
         </w:rPr>
-        <w:t xml:space="preserve">，因为群体在整个级联期间持续激活。记 </w:t>
+        <w:t xml:space="preserve">，因为群体在整个级联期间持续激活——这一非线性反馈在成对网络中不存在，是高阶相互作用的核心区别 [3,4]。记 </w:t>
       </w:r>
       <w:r>
         <w:rPr>
@@ -5916,7 +6162,7 @@
           <w:sz w:val="21"/>
           <w:szCs w:val="21"/>
         </w:rPr>
-        <w:t xml:space="preserve"> 为从 i 个感染、s 个易感出发此后新增感染数的期望，以 </w:t>
+        <w:t xml:space="preserve"> 为从 i 个感染、s 个易感出发此后新增感染数的条件期望，以 </w:t>
       </w:r>
       <w:r>
         <w:rPr>
@@ -5953,7 +6199,7 @@
           <w:sz w:val="21"/>
           <w:szCs w:val="21"/>
         </w:rPr>
-        <w:t xml:space="preserve"> 记群体的总感染率（以康复率为单位），则</w:t>
+        <w:t xml:space="preserve"> 记群体的总感染速率（以康复速率为单位），由全概率公式得</w:t>
       </w:r>
     </w:p>
     <w:p>
@@ -6288,16 +6534,16 @@
           <w:sz w:val="21"/>
           <w:szCs w:val="21"/>
         </w:rPr>
-        <w:t xml:space="preserve">次代矩阵。</w:t>
-      </w:r>
-      <w:r>
-        <w:rPr>
-          <w:rFonts w:ascii="SimSun" w:cs="SimSun" w:eastAsia="SimSun" w:hAnsi="SimSun"/>
-          <w:color w:val="000000"/>
-          <w:sz w:val="21"/>
-          <w:szCs w:val="21"/>
-        </w:rPr>
-        <w:t xml:space="preserve">分支过程必须定义在群体层面：每个新感染节点点燃其余各群体，每个被点燃的群体产出 C 个新感染成员，这些成员再点燃各自其余的群体。若改在节点层面朴素地统计谁直接传染了谁，群内级联的后继会被重复计入。按</w:t>
+        <w:t xml:space="preserve">次代矩阵 (next-generation matrix) [15]。</w:t>
+      </w:r>
+      <w:r>
+        <w:rPr>
+          <w:rFonts w:ascii="SimSun" w:cs="SimSun" w:eastAsia="SimSun" w:hAnsi="SimSun"/>
+          <w:color w:val="000000"/>
+          <w:sz w:val="21"/>
+          <w:szCs w:val="21"/>
+        </w:rPr>
+        <w:t xml:space="preserve">分支过程必须定义在群体层面而非节点层面——这与 Allard 等 [11] 在有向传播图上以边为基本单元的计数类似。每个新感染节点点燃其余各群体，每个被点燃的群体产出 C 个新感染成员，这些成员再点燃各自其余的群体。若改在节点层面统计传染链，群内级联的后继会被重复计入。按</w:t>
       </w:r>
       <w:r>
         <w:rPr>
@@ -6317,7 +6563,7 @@
           <w:sz w:val="21"/>
           <w:szCs w:val="21"/>
         </w:rPr>
-        <w:t xml:space="preserve">分型，经由层 a 感染的节点其层 b 群体数的期望为 </w:t>
+        <w:t xml:space="preserve">分型——即引入传播类型 (transmission type)——经由层 a 感染的节点其层 b 群体数的期望为余度 </w:t>
       </w:r>
       <w:r>
         <w:rPr>
@@ -6402,7 +6648,7 @@
           <w:sz w:val="21"/>
           <w:szCs w:val="21"/>
         </w:rPr>
-        <w:t xml:space="preserve">，故</w:t>
+        <w:t xml:space="preserve"> [1]，故</w:t>
       </w:r>
     </w:p>
     <w:p>
@@ -6632,7 +6878,7 @@
           <w:sz w:val="21"/>
           <w:szCs w:val="21"/>
         </w:rPr>
-        <w:t xml:space="preserve">爆发阈值由 </w:t>
+        <w:t xml:space="preserve">爆发阈值由谱半径条件 </w:t>
       </w:r>
       <w:r>
         <w:rPr>
@@ -6650,7 +6896,35 @@
           <w:sz w:val="21"/>
           <w:szCs w:val="21"/>
         </w:rPr>
-        <w:t xml:space="preserve"> 确定，ρ 为谱半径。标量再生数由此升维为矩阵：单层、多层、成对、高阶都是其特例。所有 </w:t>
+        <w:t xml:space="preserve"> 确定。标量再生数 </w:t>
+      </w:r>
+      <w:r>
+        <w:rPr>
+          <w:rFonts w:ascii="Cambria Math" w:cs="Cambria Math" w:eastAsia="Cambria Math" w:hAnsi="Cambria Math"/>
+          <w:color w:val="000000"/>
+          <w:sz w:val="21"/>
+          <w:szCs w:val="21"/>
+        </w:rPr>
+        <w:t xml:space="preserve">R</w:t>
+      </w:r>
+      <w:r>
+        <w:rPr>
+          <w:rFonts w:ascii="Cambria Math" w:cs="Cambria Math" w:eastAsia="Cambria Math" w:hAnsi="Cambria Math"/>
+          <w:color w:val="000000"/>
+          <w:sz w:val="21"/>
+          <w:szCs w:val="21"/>
+          <w:vertAlign w:val="subscript"/>
+        </w:rPr>
+        <w:t xml:space="preserve">0</w:t>
+      </w:r>
+      <w:r>
+        <w:rPr>
+          <w:rFonts w:ascii="SimSun" w:cs="SimSun" w:eastAsia="SimSun" w:hAnsi="SimSun"/>
+          <w:color w:val="000000"/>
+          <w:sz w:val="21"/>
+          <w:szCs w:val="21"/>
+        </w:rPr>
+        <w:t xml:space="preserve"> 由此升维为矩阵——单层网络 [1]、多层网络 [5,6]、成对相互作用与高阶相互作用 [3,4] 均为特例。极限行为一一对应：所有 </w:t>
       </w:r>
       <w:r>
         <w:rPr>
@@ -6705,25 +6979,43 @@
           <w:sz w:val="21"/>
           <w:szCs w:val="21"/>
         </w:rPr>
-        <w:t xml:space="preserve">，(2.7) 回到多层网络 SIR 的已知阈值；</w:t>
-      </w:r>
-      <w:r>
-        <w:rPr>
-          <w:rFonts w:ascii="Cambria Math" w:cs="Cambria Math" w:eastAsia="Cambria Math" w:hAnsi="Cambria Math"/>
-          <w:color w:val="000000"/>
-          <w:sz w:val="21"/>
-          <w:szCs w:val="21"/>
-        </w:rPr>
-        <w:t xml:space="preserve">M=1、m=2</w:t>
-      </w:r>
-      <w:r>
-        <w:rPr>
-          <w:rFonts w:ascii="SimSun" w:cs="SimSun" w:eastAsia="SimSun" w:hAnsi="SimSun"/>
-          <w:color w:val="000000"/>
-          <w:sz w:val="21"/>
-          <w:szCs w:val="21"/>
-        </w:rPr>
-        <w:t xml:space="preserve"> 时其传递概率阈值 </w:t>
+        <w:t xml:space="preserve">，(2.7) 回到多层网络 SIR 的已知阈值 [5]；</w:t>
+      </w:r>
+      <w:r>
+        <w:rPr>
+          <w:rFonts w:ascii="Cambria Math" w:cs="Cambria Math" w:eastAsia="Cambria Math" w:hAnsi="Cambria Math"/>
+          <w:color w:val="000000"/>
+          <w:sz w:val="21"/>
+          <w:szCs w:val="21"/>
+        </w:rPr>
+        <w:t xml:space="preserve">M=1</w:t>
+      </w:r>
+      <w:r>
+        <w:rPr>
+          <w:rFonts w:ascii="SimSun" w:cs="SimSun" w:eastAsia="SimSun" w:hAnsi="SimSun"/>
+          <w:color w:val="000000"/>
+          <w:sz w:val="21"/>
+          <w:szCs w:val="21"/>
+        </w:rPr>
+        <w:t xml:space="preserve">、</w:t>
+      </w:r>
+      <w:r>
+        <w:rPr>
+          <w:rFonts w:ascii="Cambria Math" w:cs="Cambria Math" w:eastAsia="Cambria Math" w:hAnsi="Cambria Math"/>
+          <w:color w:val="000000"/>
+          <w:sz w:val="21"/>
+          <w:szCs w:val="21"/>
+        </w:rPr>
+        <w:t xml:space="preserve">m=2</w:t>
+      </w:r>
+      <w:r>
+        <w:rPr>
+          <w:rFonts w:ascii="SimSun" w:cs="SimSun" w:eastAsia="SimSun" w:hAnsi="SimSun"/>
+          <w:color w:val="000000"/>
+          <w:sz w:val="21"/>
+          <w:szCs w:val="21"/>
+        </w:rPr>
+        <w:t xml:space="preserve"> 时传递概率阈值 </w:t>
       </w:r>
       <w:r>
         <w:rPr>
@@ -6798,7 +7090,7 @@
           <w:sz w:val="21"/>
           <w:szCs w:val="21"/>
         </w:rPr>
-        <w:t xml:space="preserve"> 回到 </w:t>
+        <w:t xml:space="preserve"> 回到 Newman [1] 的键渗流公式 </w:t>
       </w:r>
       <w:r>
         <w:rPr>
@@ -6835,7 +7127,7 @@
           <w:sz w:val="21"/>
           <w:szCs w:val="21"/>
         </w:rPr>
-        <w:t xml:space="preserve">。另外，N 逐元非负，所以 </w:t>
+        <w:t xml:space="preserve">。另外，N 逐元非负，Perron–Frobenius 定理给出 </w:t>
       </w:r>
       <w:r>
         <w:rPr>
@@ -6910,7 +7202,7 @@
           <w:sz w:val="21"/>
           <w:szCs w:val="21"/>
         </w:rPr>
-        <w:t xml:space="preserve"> 恰为孤立层 a 的分支数：多重超图的阈值因而不高于任一单层的阈值。</w:t>
+        <w:t xml:space="preserve"> 恰为孤立层 a 的分支数——这意味着多重结构的引入严格降低阈值，与多层网络的一般结论 [5,6] 一致。</w:t>
       </w:r>
     </w:p>
     <w:p>
@@ -6943,7 +7235,45 @@
           <w:sz w:val="21"/>
           <w:szCs w:val="21"/>
         </w:rPr>
-        <w:t xml:space="preserve">(2.7) 给出的阈值是线性化的产物。本小节给出一条不经线性化的独立判据，其思路和谱方法正相反：始终停在阈值以下，由小种子所引发簇的规模发散读出 </w:t>
+        <w:t xml:space="preserve">(2.7) 给出的阈值是线性失稳分析 (linear stability analysis) 的产物。本小节构造一条非线性判据：始终停在亚临界区，从单一种子引发的有限簇 (finite cluster) 的平均总规模在 </w:t>
+      </w:r>
+      <w:r>
+        <w:rPr>
+          <w:rFonts w:ascii="Cambria Math" w:cs="Cambria Math" w:eastAsia="Cambria Math" w:hAnsi="Cambria Math"/>
+          <w:color w:val="000000"/>
+          <w:sz w:val="21"/>
+          <w:szCs w:val="21"/>
+        </w:rPr>
+        <w:t xml:space="preserve">λ→λ</w:t>
+      </w:r>
+      <w:r>
+        <w:rPr>
+          <w:rFonts w:ascii="Cambria Math" w:cs="Cambria Math" w:eastAsia="Cambria Math" w:hAnsi="Cambria Math"/>
+          <w:color w:val="000000"/>
+          <w:sz w:val="21"/>
+          <w:szCs w:val="21"/>
+          <w:vertAlign w:val="subscript"/>
+        </w:rPr>
+        <w:t xml:space="preserve">c</w:t>
+      </w:r>
+      <w:r>
+        <w:rPr>
+          <w:rFonts w:ascii="Cambria Math" w:cs="Cambria Math" w:eastAsia="Cambria Math" w:hAnsi="Cambria Math"/>
+          <w:color w:val="000000"/>
+          <w:sz w:val="21"/>
+          <w:szCs w:val="21"/>
+          <w:vertAlign w:val="superscript"/>
+        </w:rPr>
+        <w:t xml:space="preserve">−</w:t>
+      </w:r>
+      <w:r>
+        <w:rPr>
+          <w:rFonts w:ascii="SimSun" w:cs="SimSun" w:eastAsia="SimSun" w:hAnsi="SimSun"/>
+          <w:color w:val="000000"/>
+          <w:sz w:val="21"/>
+          <w:szCs w:val="21"/>
+        </w:rPr>
+        <w:t xml:space="preserve"> 处的发散行为读出 </w:t>
       </w:r>
       <w:r>
         <w:rPr>
@@ -6971,16 +7301,16 @@
           <w:sz w:val="21"/>
           <w:szCs w:val="21"/>
         </w:rPr>
-        <w:t xml:space="preserve">。阈值以下单个种子只引发有限簇，但其平均总规模随 </w:t>
-      </w:r>
-      <w:r>
-        <w:rPr>
-          <w:rFonts w:ascii="Cambria Math" w:cs="Cambria Math" w:eastAsia="Cambria Math" w:hAnsi="Cambria Math"/>
-          <w:color w:val="000000"/>
-          <w:sz w:val="21"/>
-          <w:szCs w:val="21"/>
-        </w:rPr>
-        <w:t xml:space="preserve">λ→λ</w:t>
+        <w:t xml:space="preserve">。这与渗流理论中从平均簇规模 (mean cluster size) 的幂律发散 </w:t>
+      </w:r>
+      <w:r>
+        <w:rPr>
+          <w:rFonts w:ascii="Cambria Math" w:cs="Cambria Math" w:eastAsia="Cambria Math" w:hAnsi="Cambria Math"/>
+          <w:color w:val="000000"/>
+          <w:sz w:val="21"/>
+          <w:szCs w:val="21"/>
+        </w:rPr>
+        <w:t xml:space="preserve">χ∼|p−p</w:t>
       </w:r>
       <w:r>
         <w:rPr>
@@ -6998,18 +7328,27 @@
           <w:color w:val="000000"/>
           <w:sz w:val="21"/>
           <w:szCs w:val="21"/>
+        </w:rPr>
+        <w:t xml:space="preserve">|</w:t>
+      </w:r>
+      <w:r>
+        <w:rPr>
+          <w:rFonts w:ascii="Cambria Math" w:cs="Cambria Math" w:eastAsia="Cambria Math" w:hAnsi="Cambria Math"/>
+          <w:color w:val="000000"/>
+          <w:sz w:val="21"/>
+          <w:szCs w:val="21"/>
           <w:vertAlign w:val="superscript"/>
         </w:rPr>
-        <w:t xml:space="preserve">−</w:t>
-      </w:r>
-      <w:r>
-        <w:rPr>
-          <w:rFonts w:ascii="SimSun" w:cs="SimSun" w:eastAsia="SimSun" w:hAnsi="SimSun"/>
-          <w:color w:val="000000"/>
-          <w:sz w:val="21"/>
-          <w:szCs w:val="21"/>
-        </w:rPr>
-        <w:t xml:space="preserve"> 无界增长。以同一多型分支过程计数，该平均总规模为</w:t>
+        <w:t xml:space="preserve">−γ</w:t>
+      </w:r>
+      <w:r>
+        <w:rPr>
+          <w:rFonts w:ascii="SimSun" w:cs="SimSun" w:eastAsia="SimSun" w:hAnsi="SimSun"/>
+          <w:color w:val="000000"/>
+          <w:sz w:val="21"/>
+          <w:szCs w:val="21"/>
+        </w:rPr>
+        <w:t xml:space="preserve"> 测定渗流阈值 [1] 异曲同工。以同一多型分支过程计数，多型平均总规模为</w:t>
       </w:r>
     </w:p>
     <w:p>
@@ -7472,7 +7811,7 @@
           <w:sz w:val="21"/>
           <w:szCs w:val="21"/>
         </w:rPr>
-        <w:t xml:space="preserve">有限种子偏置。</w:t>
+        <w:t xml:space="preserve">有限种子偏置与 Richardson 外推。</w:t>
       </w:r>
       <w:r>
         <w:rPr>
@@ -7499,7 +7838,7 @@
           <w:sz w:val="21"/>
           <w:szCs w:val="21"/>
         </w:rPr>
-        <w:t xml:space="preserve"> 的陈述。</w:t>
+        <w:t xml:space="preserve"> 的渐近陈述。有限 </w:t>
       </w:r>
       <w:r>
         <w:rPr>
@@ -7581,7 +7920,7 @@
           <w:sz w:val="21"/>
           <w:szCs w:val="21"/>
         </w:rPr>
-        <w:t xml:space="preserve"> 因而不归零，零点被系统性地推高。由于 </w:t>
+        <w:t xml:space="preserve"> 因而不归零，零点被系统性地推高——这是有限种子效应 (finite seed effect)，类似有限尺度标度 (finite-size scaling) [17] 中系统规模对临界点的偏移。由于 </w:t>
       </w:r>
       <w:r>
         <w:rPr>
@@ -7599,25 +7938,7 @@
           <w:sz w:val="21"/>
           <w:szCs w:val="21"/>
         </w:rPr>
-        <w:t xml:space="preserve"> 对小 ε 为线性，该偏置可由 </w:t>
-      </w:r>
-      <w:r>
-        <w:rPr>
-          <w:rFonts w:ascii="Cambria Math" w:cs="Cambria Math" w:eastAsia="Cambria Math" w:hAnsi="Cambria Math"/>
-          <w:color w:val="000000"/>
-          <w:sz w:val="21"/>
-          <w:szCs w:val="21"/>
-        </w:rPr>
-        <w:t xml:space="preserve">ε→0</w:t>
-      </w:r>
-      <w:r>
-        <w:rPr>
-          <w:rFonts w:ascii="SimSun" w:cs="SimSun" w:eastAsia="SimSun" w:hAnsi="SimSun"/>
-          <w:color w:val="000000"/>
-          <w:sz w:val="21"/>
-          <w:szCs w:val="21"/>
-        </w:rPr>
-        <w:t xml:space="preserve"> 的 Richardson 外推消去，即以 </w:t>
+        <w:t xml:space="preserve"> 对小 ε 的展开以线性项为主导，该偏置可由 Richardson 外推 [18] 消去，即以 </w:t>
       </w:r>
       <w:r>
         <w:rPr>
@@ -7653,7 +7974,7 @@
           <w:sz w:val="21"/>
           <w:szCs w:val="21"/>
         </w:rPr>
-        <w:t xml:space="preserve">。其效果可以直接读出：在几个有代表性的构型上，不作外推时零点一律偏高 0.37%–0.44%，作外推后降到 0.031%–0.065%。偏置的系统性（各构型同号、量级相当），连同该修正的效力，由此一并确认。</w:t>
+        <w:t xml:space="preserve">。其效果可以定量验证：在几个有代表性的构型上，不作外推时零点一律偏高 0.37%–0.44%，作外推后降到 0.031%–0.065%。偏置的系统性（各构型同号、量级相当）连同修正的效力由此一并确认。</w:t>
       </w:r>
     </w:p>
     <w:p>
@@ -8292,7 +8613,7 @@
           <w:sz w:val="22"/>
           <w:szCs w:val="22"/>
         </w:rPr>
-        <w:t xml:space="preserve">2.4. 层间参与相关对阈值的移动</w:t>
+        <w:t xml:space="preserve">2.4. 层间度相关对阈值的效应</w:t>
       </w:r>
     </w:p>
     <w:p>
@@ -8308,7 +8629,63 @@
           <w:sz w:val="21"/>
           <w:szCs w:val="21"/>
         </w:rPr>
-        <w:t xml:space="preserve">阈值只经由度矩进入 N，故可取一族</w:t>
+        <w:t xml:space="preserve">多层网络中层间度相关 (inter-layer degree correlation) 是关键的结构特征 [5,6]——一个节点在不同层的活跃程度是否相关？阈值只经由度矩 </w:t>
+      </w:r>
+      <w:r>
+        <w:rPr>
+          <w:rFonts w:ascii="Cambria Math" w:cs="Cambria Math" w:eastAsia="Cambria Math" w:hAnsi="Cambria Math"/>
+          <w:color w:val="000000"/>
+          <w:sz w:val="21"/>
+          <w:szCs w:val="21"/>
+        </w:rPr>
+        <w:t xml:space="preserve">⟨k</w:t>
+      </w:r>
+      <w:r>
+        <w:rPr>
+          <w:rFonts w:ascii="Cambria Math" w:cs="Cambria Math" w:eastAsia="Cambria Math" w:hAnsi="Cambria Math"/>
+          <w:color w:val="000000"/>
+          <w:sz w:val="21"/>
+          <w:szCs w:val="21"/>
+          <w:vertAlign w:val="superscript"/>
+        </w:rPr>
+        <w:t xml:space="preserve">(a)</w:t>
+      </w:r>
+      <w:r>
+        <w:rPr>
+          <w:rFonts w:ascii="Cambria Math" w:cs="Cambria Math" w:eastAsia="Cambria Math" w:hAnsi="Cambria Math"/>
+          <w:color w:val="000000"/>
+          <w:sz w:val="21"/>
+          <w:szCs w:val="21"/>
+        </w:rPr>
+        <w:t xml:space="preserve">k</w:t>
+      </w:r>
+      <w:r>
+        <w:rPr>
+          <w:rFonts w:ascii="Cambria Math" w:cs="Cambria Math" w:eastAsia="Cambria Math" w:hAnsi="Cambria Math"/>
+          <w:color w:val="000000"/>
+          <w:sz w:val="21"/>
+          <w:szCs w:val="21"/>
+          <w:vertAlign w:val="superscript"/>
+        </w:rPr>
+        <w:t xml:space="preserve">(b)</w:t>
+      </w:r>
+      <w:r>
+        <w:rPr>
+          <w:rFonts w:ascii="Cambria Math" w:cs="Cambria Math" w:eastAsia="Cambria Math" w:hAnsi="Cambria Math"/>
+          <w:color w:val="000000"/>
+          <w:sz w:val="21"/>
+          <w:szCs w:val="21"/>
+        </w:rPr>
+        <w:t xml:space="preserve">⟩</w:t>
+      </w:r>
+      <w:r>
+        <w:rPr>
+          <w:rFonts w:ascii="SimSun" w:cs="SimSun" w:eastAsia="SimSun" w:hAnsi="SimSun"/>
+          <w:color w:val="000000"/>
+          <w:sz w:val="21"/>
+          <w:szCs w:val="21"/>
+        </w:rPr>
+        <w:t xml:space="preserve"> 进入 N，故可构造一族</w:t>
       </w:r>
       <w:r>
         <w:rPr>
@@ -8319,16 +8696,16 @@
           <w:sz w:val="21"/>
           <w:szCs w:val="21"/>
         </w:rPr>
-        <w:t xml:space="preserve">边缘固定、仅相关不同</w:t>
-      </w:r>
-      <w:r>
-        <w:rPr>
-          <w:rFonts w:ascii="SimSun" w:cs="SimSun" w:eastAsia="SimSun" w:hAnsi="SimSun"/>
-          <w:color w:val="000000"/>
-          <w:sz w:val="21"/>
-          <w:szCs w:val="21"/>
-        </w:rPr>
-        <w:t xml:space="preserve">的构型，隔离出层间参与相关的效应。设两层度各以等概率为 2 或 4（边缘均值 3、方差 1），联合分布取 </w:t>
+        <w:t xml:space="preserve">边缘分布固定、仅联合分布不同</w:t>
+      </w:r>
+      <w:r>
+        <w:rPr>
+          <w:rFonts w:ascii="SimSun" w:cs="SimSun" w:eastAsia="SimSun" w:hAnsi="SimSun"/>
+          <w:color w:val="000000"/>
+          <w:sz w:val="21"/>
+          <w:szCs w:val="21"/>
+        </w:rPr>
+        <w:t xml:space="preserve">的受控构型，隔离出纯粹的层间度相关效应。设两层度各以等概率取 2 或 4（边缘均值 3、方差 1），联合分布取 </w:t>
       </w:r>
       <w:r>
         <w:rPr>
@@ -8402,7 +8779,7 @@
           <w:sz w:val="21"/>
           <w:szCs w:val="21"/>
         </w:rPr>
-        <w:t xml:space="preserve">，其中 </w:t>
+        <w:t xml:space="preserve">，</w:t>
       </w:r>
       <w:r>
         <w:rPr>
@@ -8430,7 +8807,7 @@
           <w:sz w:val="21"/>
           <w:szCs w:val="21"/>
         </w:rPr>
-        <w:t xml:space="preserve"> 恰为两层度的 Pearson 相关。</w:t>
+        <w:t xml:space="preserve"> 恰为两层度的 Pearson 相关系数。</w:t>
       </w:r>
       <w:r>
         <w:rPr>
@@ -8458,7 +8835,7 @@
           <w:sz w:val="21"/>
           <w:szCs w:val="21"/>
         </w:rPr>
-        <w:t xml:space="preserve"> 由 −1（反相关）扫到 +1（正相关）时边缘不变，只有交叉矩 </w:t>
+        <w:t xml:space="preserve"> 由 −1（完全反相关）扫到 +1（完全正相关）时边缘分布不变，唯交叉矩 </w:t>
       </w:r>
       <w:r>
         <w:rPr>
@@ -8524,7 +8901,7 @@
           <w:sz w:val="21"/>
           <w:szCs w:val="21"/>
         </w:rPr>
-        <w:t xml:space="preserve"> 随之改变。</w:t>
+        <w:t xml:space="preserve"> 受调控。</w:t>
       </w:r>
     </w:p>
     <w:p>
@@ -9034,7 +9411,7 @@
           <w:sz w:val="21"/>
           <w:szCs w:val="21"/>
         </w:rPr>
-        <w:t xml:space="preserve"> 上复现该曲线（图 3(b) 箱线），偏离最大 1.9σ、相对差不超过 1.1%。机制明确：相同节点在两层同时充当枢纽，会在边缘结构不变时集中跨层传播能力、压低阈值；反相关则抬高阈值——这一移动在图 3 的相图中表现为临界曲线整体内移（图 3(c)、(d)）。</w:t>
+        <w:t xml:space="preserve"> 上复现该曲线（图 3(b) 箱线），偏离最大 1.9σ、相对差不超过 1.1%。机制明确：正相关使同一节点在两层同时充当度枢纽 (degree hub)——这与 Allard 等 [11] 所讨论的「友谊悖论 (friendship paradox) 同时放大风险与范围」一致——在边缘结构不变时集中了跨层传播能力、压低阈值；反相关则分散枢纽效应、抬高阈值。这一效应在图 3 的相图中表现为临界曲线的整体平移（图 3(c)、(d)）。</w:t>
       </w:r>
     </w:p>
     <w:p>
@@ -9067,7 +9444,7 @@
           <w:sz w:val="21"/>
           <w:szCs w:val="21"/>
         </w:rPr>
-        <w:t xml:space="preserve">校验分四层：闭合内部的自洽、阈值公式的解析锚点、亚临界规模的独立复算，以及级联量本身的蒙特卡洛复核。脚本见 verify.py、verify_ode.py、datacheck.py 和 recheck_mc.py。</w:t>
+        <w:t xml:space="preserve">严格的数值校验是理论框架可靠性的基石。校验按逻辑层次分为四级：(i) 闭合方程组的内部自洽性 (internal consistency)；(ii) 已知极限下的解析锚点 (analytic benchmarks)；(iii) 亚临界簇规模的独立复算；(iv) 群内级联量的蒙特卡洛复核 (Monte Carlo verification)。四级校验所使用的代码路径互不共享，构成对理论的交叉验证。</w:t>
       </w:r>
     </w:p>
     <w:p>
@@ -10337,7 +10714,7 @@
           <w:sz w:val="21"/>
           <w:szCs w:val="21"/>
         </w:rPr>
-        <w:t xml:space="preserve">级联递推 (2.5) 由单群体的直接 Gillespie 抽样独立复核，该检验既不使用方程组也不使用次代矩阵。在 </w:t>
+        <w:t xml:space="preserve">级联递推 (2.5) 由单群体的直接 Gillespie 精确抽样 [16] 独立复核，该检验既不使用方程组也不使用次代矩阵——遵循计算科学中的代码验证 (code verification) 与解的确认 (solution validation) 的标准流程。在 </w:t>
       </w:r>
       <w:r>
         <w:rPr>
@@ -10383,7 +10760,7 @@
           <w:sz w:val="21"/>
           <w:szCs w:val="21"/>
         </w:rPr>
-        <w:t xml:space="preserve"> 次实现给出的估计和递推值一致，偏离多在一个统计标准误以内；其中 </w:t>
+        <w:t xml:space="preserve"> 次独立实现给出的估计和递推值一致，偏离多在一个统计标准误以内；其中 </w:t>
       </w:r>
       <w:r>
         <w:rPr>
@@ -10429,7 +10806,7 @@
           <w:sz w:val="21"/>
           <w:szCs w:val="21"/>
         </w:rPr>
-        <w:t xml:space="preserve"> 次实现、四个独立随机种子复测后分别为 0.64σ、0.74σ、1.12σ 与 1.03σ，确认该偏离纯属统计涨落而非递推的系统误差。作为整体行为的旁证，</w:t>
+        <w:t xml:space="preserve"> 次实现、四个独立随机种子复测后分别为 0.64σ、0.74σ、1.12σ 与 1.03σ，确认该偏离纯属统计涨落 (statistical fluctuation) 而非系统偏差。作为整体行为的旁证，</w:t>
       </w:r>
       <w:r>
         <w:rPr>
@@ -10483,7 +10860,7 @@
           <w:sz w:val="21"/>
           <w:szCs w:val="21"/>
         </w:rPr>
-        <w:t xml:space="preserve"> 在阈值以下保持 </w:t>
+        <w:t xml:space="preserve"> 在亚临界区保持 </w:t>
       </w:r>
       <w:r>
         <w:rPr>
@@ -10501,7 +10878,7 @@
           <w:sz w:val="21"/>
           <w:szCs w:val="21"/>
         </w:rPr>
-        <w:t xml:space="preserve"> 量级、在阈值以上抬升为 </w:t>
+        <w:t xml:space="preserve"> 量级、在超临界区抬升为 </w:t>
       </w:r>
       <w:r>
         <w:rPr>
@@ -10519,7 +10896,7 @@
           <w:sz w:val="21"/>
           <w:szCs w:val="21"/>
         </w:rPr>
-        <w:t xml:space="preserve"> 的宏观爆发。</w:t>
+        <w:t xml:space="preserve"> 的宏观爆发 (macroscopic outbreak)，符合连续相变 (continuous phase transition) 的特征。</w:t>
       </w:r>
     </w:p>
     <w:p>
@@ -10642,7 +11019,91 @@
           <w:sz w:val="21"/>
           <w:szCs w:val="21"/>
         </w:rPr>
-        <w:t xml:space="preserve">阈值公式 (2.7) 把结构压缩成两样东西：联合层度分布的二阶矩，以及各层的群体基数。压缩得越狠，可问的问题就越具体——哪些结构自由度真的移动阈值，哪些被压掉了。本节先把阈值画成 </w:t>
+        <w:t xml:space="preserve">次代矩阵 (2.7) 将网络结构压缩为两个充分统计量 (sufficient statistics)：联合层度分布的二阶矩 </w:t>
+      </w:r>
+      <w:r>
+        <w:rPr>
+          <w:rFonts w:ascii="Cambria Math" w:cs="Cambria Math" w:eastAsia="Cambria Math" w:hAnsi="Cambria Math"/>
+          <w:color w:val="000000"/>
+          <w:sz w:val="21"/>
+          <w:szCs w:val="21"/>
+        </w:rPr>
+        <w:t xml:space="preserve">⟨k</w:t>
+      </w:r>
+      <w:r>
+        <w:rPr>
+          <w:rFonts w:ascii="Cambria Math" w:cs="Cambria Math" w:eastAsia="Cambria Math" w:hAnsi="Cambria Math"/>
+          <w:color w:val="000000"/>
+          <w:sz w:val="21"/>
+          <w:szCs w:val="21"/>
+          <w:vertAlign w:val="superscript"/>
+        </w:rPr>
+        <w:t xml:space="preserve">(a)</w:t>
+      </w:r>
+      <w:r>
+        <w:rPr>
+          <w:rFonts w:ascii="Cambria Math" w:cs="Cambria Math" w:eastAsia="Cambria Math" w:hAnsi="Cambria Math"/>
+          <w:color w:val="000000"/>
+          <w:sz w:val="21"/>
+          <w:szCs w:val="21"/>
+        </w:rPr>
+        <w:t xml:space="preserve">k</w:t>
+      </w:r>
+      <w:r>
+        <w:rPr>
+          <w:rFonts w:ascii="Cambria Math" w:cs="Cambria Math" w:eastAsia="Cambria Math" w:hAnsi="Cambria Math"/>
+          <w:color w:val="000000"/>
+          <w:sz w:val="21"/>
+          <w:szCs w:val="21"/>
+          <w:vertAlign w:val="superscript"/>
+        </w:rPr>
+        <w:t xml:space="preserve">(b)</w:t>
+      </w:r>
+      <w:r>
+        <w:rPr>
+          <w:rFonts w:ascii="Cambria Math" w:cs="Cambria Math" w:eastAsia="Cambria Math" w:hAnsi="Cambria Math"/>
+          <w:color w:val="000000"/>
+          <w:sz w:val="21"/>
+          <w:szCs w:val="21"/>
+        </w:rPr>
+        <w:t xml:space="preserve">⟩</w:t>
+      </w:r>
+      <w:r>
+        <w:rPr>
+          <w:rFonts w:ascii="SimSun" w:cs="SimSun" w:eastAsia="SimSun" w:hAnsi="SimSun"/>
+          <w:color w:val="000000"/>
+          <w:sz w:val="21"/>
+          <w:szCs w:val="21"/>
+        </w:rPr>
+        <w:t xml:space="preserve">，以及各层的超边基数 </w:t>
+      </w:r>
+      <w:r>
+        <w:rPr>
+          <w:rFonts w:ascii="Cambria Math" w:cs="Cambria Math" w:eastAsia="Cambria Math" w:hAnsi="Cambria Math"/>
+          <w:color w:val="000000"/>
+          <w:sz w:val="21"/>
+          <w:szCs w:val="21"/>
+        </w:rPr>
+        <w:t xml:space="preserve">m</w:t>
+      </w:r>
+      <w:r>
+        <w:rPr>
+          <w:rFonts w:ascii="Cambria Math" w:cs="Cambria Math" w:eastAsia="Cambria Math" w:hAnsi="Cambria Math"/>
+          <w:color w:val="000000"/>
+          <w:sz w:val="21"/>
+          <w:szCs w:val="21"/>
+          <w:vertAlign w:val="subscript"/>
+        </w:rPr>
+        <w:t xml:space="preserve">a</w:t>
+      </w:r>
+      <w:r>
+        <w:rPr>
+          <w:rFonts w:ascii="SimSun" w:cs="SimSun" w:eastAsia="SimSun" w:hAnsi="SimSun"/>
+          <w:color w:val="000000"/>
+          <w:sz w:val="21"/>
+          <w:szCs w:val="21"/>
+        </w:rPr>
+        <w:t xml:space="preserve">。这种低维约化 (dimensional reduction) 赋予理论以预测力，但同时限定了其适用范围——被约化丢弃的结构自由度构成理论的盲区。本节从三个方向系统考察阈值的结构依赖：(i) 将阈值推广至 </w:t>
       </w:r>
       <w:r>
         <w:rPr>
@@ -10698,7 +11159,7 @@
           <w:sz w:val="21"/>
           <w:szCs w:val="21"/>
         </w:rPr>
-        <w:t xml:space="preserve"> 平面上的相图、揭示协同区（图 3），再沿两条结构方向扫描可见的自由度（图 4a、b），最后用一条公式看不见的自由度检验公式本身（图 4c、d）。</w:t>
+        <w:t xml:space="preserve"> 平面上的相图，揭示多层协同效应 (synergy)（图 3）；(ii) 在理论可见的自由度内扫描渠道配置与群体粒度效应（图 4a、b）；(iii) 利用理论不可见的自由度——层间重叠 (inter-layer overlap)——对树状闭合假设本身进行可证伪检验 (falsifiable test)（图 4c、d）。</w:t>
       </w:r>
     </w:p>
     <w:p>
@@ -10715,7 +11176,7 @@
           <w:sz w:val="22"/>
           <w:szCs w:val="22"/>
         </w:rPr>
-        <w:t xml:space="preserve">3.1. 协同区：两条弱渠道合并后的超临界</w:t>
+        <w:t xml:space="preserve">3.1. 协同区：多层耦合的超临界相变</w:t>
       </w:r>
     </w:p>
     <w:p>
@@ -10731,7 +11192,7 @@
           <w:sz w:val="21"/>
           <w:szCs w:val="21"/>
         </w:rPr>
-        <w:t xml:space="preserve">此前各层的速率由一个标量 </w:t>
+        <w:t xml:space="preserve">多层网络中的协同效应 (synergistic effect) 是跨层耦合研究的核心问题之一 [5,6]：两条各自亚临界的传播渠道合并后是否足以引发宏观爆发？此前各层的速率由一个标量 </w:t>
       </w:r>
       <w:r>
         <w:rPr>
@@ -10851,7 +11312,7 @@
           <w:sz w:val="21"/>
           <w:szCs w:val="21"/>
         </w:rPr>
-        <w:t xml:space="preserve"> 就不再是一个点，而是 </w:t>
+        <w:t xml:space="preserve"> 升维为 </w:t>
       </w:r>
       <w:r>
         <w:rPr>
@@ -10907,7 +11368,7 @@
           <w:sz w:val="21"/>
           <w:szCs w:val="21"/>
         </w:rPr>
-        <w:t xml:space="preserve"> 平面上的一条曲线。与之对照的是两条单层条件 </w:t>
+        <w:t xml:space="preserve"> 参数平面上的一条临界曲线 (critical curve)。与之对照的是两条单层条件 </w:t>
       </w:r>
       <w:r>
         <w:rPr>
@@ -10944,7 +11405,7 @@
           <w:sz w:val="21"/>
           <w:szCs w:val="21"/>
         </w:rPr>
-        <w:t xml:space="preserve">，即各层若被孤立出来自行点燃所需的速率。三条线围出一个楔形</w:t>
+        <w:t xml:space="preserve">，即各层孤立时各自的渗流阈值 [1]。三条线围出协同区</w:t>
       </w:r>
     </w:p>
     <w:p>
@@ -11533,16 +11994,16 @@
           <w:sz w:val="21"/>
           <w:szCs w:val="21"/>
         </w:rPr>
-        <w:t xml:space="preserve">协同是多重结构的默认状态</w:t>
-      </w:r>
-      <w:r>
-        <w:rPr>
-          <w:rFonts w:ascii="SimSun" w:cs="SimSun" w:eastAsia="SimSun" w:hAnsi="SimSun"/>
-          <w:color w:val="000000"/>
-          <w:sz w:val="21"/>
-          <w:szCs w:val="21"/>
-        </w:rPr>
-        <w:t xml:space="preserve">：只要两层非完全孤立，合并阈值严格低于任一单层——§2.1 由 </w:t>
+        <w:t xml:space="preserve">协同是多重结构的默认态</w:t>
+      </w:r>
+      <w:r>
+        <w:rPr>
+          <w:rFonts w:ascii="SimSun" w:cs="SimSun" w:eastAsia="SimSun" w:hAnsi="SimSun"/>
+          <w:color w:val="000000"/>
+          <w:sz w:val="21"/>
+          <w:szCs w:val="21"/>
+        </w:rPr>
+        <w:t xml:space="preserve">——这一结论与多层网络传播的一般理论 [5,6] 一致，但本文将其从成对边推广至高阶超边：只要两层非完全孤立，合并阈值严格低于任一单层，§2.1 由 Perron–Frobenius 不等式 </w:t>
       </w:r>
       <w:r>
         <w:rPr>
@@ -11589,7 +12050,7 @@
           <w:sz w:val="21"/>
           <w:szCs w:val="21"/>
         </w:rPr>
-        <w:t xml:space="preserve"> 给出下界，图 3 在整个平面上印证。图 3(b) 另将 </w:t>
+        <w:t xml:space="preserve"> 给出严格下界。图 3(b) 将 </w:t>
       </w:r>
       <w:r>
         <w:rPr>
@@ -11645,7 +12106,7 @@
           <w:sz w:val="21"/>
           <w:szCs w:val="21"/>
         </w:rPr>
-        <w:t xml:space="preserve"> 的精确曲线与位形模型上的直接 Gillespie 仿真自助分布对照，六点一致至 1.9σ。</w:t>
+        <w:t xml:space="preserve"> 的精确解析曲线与位形模型上的 Gillespie 精确仿真 [16] 自助分布 (bootstrap distribution) 对照，六点一致至 1.9σ。</w:t>
       </w:r>
     </w:p>
     <w:p>
@@ -12262,7 +12723,7 @@
           <w:sz w:val="21"/>
           <w:szCs w:val="21"/>
         </w:rPr>
-        <w:t xml:space="preserve">最劣配置。</w:t>
+        <w:t xml:space="preserve">最劣渠道配置 (worst-case channel allocation)。</w:t>
       </w:r>
       <w:r>
         <w:rPr>
@@ -12318,7 +12779,7 @@
           <w:sz w:val="21"/>
           <w:szCs w:val="21"/>
         </w:rPr>
-        <w:t xml:space="preserve">，在两层之间转移权重，问哪种分配最危险。答案在四组构型上一致：</w:t>
+        <w:t xml:space="preserve">，在各层之间转移权重，问哪种分配使爆发阈值最低（传播最危险）。这是多层网络特有的优化问题——单层网络不存在可供分配的自由度。答案在四组构型上一致：</w:t>
       </w:r>
       <w:r>
         <w:rPr>
@@ -12329,16 +12790,16 @@
           <w:sz w:val="21"/>
           <w:szCs w:val="21"/>
         </w:rPr>
-        <w:t xml:space="preserve">最劣配置总是内点</w:t>
-      </w:r>
-      <w:r>
-        <w:rPr>
-          <w:rFonts w:ascii="SimSun" w:cs="SimSun" w:eastAsia="SimSun" w:hAnsi="SimSun"/>
-          <w:color w:val="000000"/>
-          <w:sz w:val="21"/>
-          <w:szCs w:val="21"/>
-        </w:rPr>
-        <w:t xml:space="preserve">，从不是把预算全部押在最强的那条渠道上。理由可以从 (2.7) 直接读出——纯配置令 </w:t>
+        <w:t xml:space="preserve">最劣配置总是内解 (interior solution)</w:t>
+      </w:r>
+      <w:r>
+        <w:rPr>
+          <w:rFonts w:ascii="SimSun" w:cs="SimSun" w:eastAsia="SimSun" w:hAnsi="SimSun"/>
+          <w:color w:val="000000"/>
+          <w:sz w:val="21"/>
+          <w:szCs w:val="21"/>
+        </w:rPr>
+        <w:t xml:space="preserve">，从不是边界解（把预算全部押在最强的那条渠道上）。原因可从 (2.7) 的矩阵结构直接读出——纯配置令 </w:t>
       </w:r>
       <w:r>
         <w:rPr>
@@ -12375,7 +12836,7 @@
           <w:sz w:val="21"/>
           <w:szCs w:val="21"/>
         </w:rPr>
-        <w:t xml:space="preserve"> 的那一列整列归零，</w:t>
+        <w:t xml:space="preserve"> 的那一层整列归零，</w:t>
       </w:r>
       <w:r>
         <w:rPr>
@@ -12386,16 +12847,16 @@
           <w:sz w:val="21"/>
           <w:szCs w:val="21"/>
         </w:rPr>
-        <w:t xml:space="preserve">把 N 的非对角元一并关掉</w:t>
-      </w:r>
-      <w:r>
-        <w:rPr>
-          <w:rFonts w:ascii="SimSun" w:cs="SimSun" w:eastAsia="SimSun" w:hAnsi="SimSun"/>
-          <w:color w:val="000000"/>
-          <w:sz w:val="21"/>
-          <w:szCs w:val="21"/>
-        </w:rPr>
-        <w:t xml:space="preserve">，而跨层项恰是多重结构的全部收益所在。图 4(a) 以各构型自身最优纯配置为单位作归一：对称的 </w:t>
+        <w:t xml:space="preserve">消去了 N 的全部非对角元</w:t>
+      </w:r>
+      <w:r>
+        <w:rPr>
+          <w:rFonts w:ascii="SimSun" w:cs="SimSun" w:eastAsia="SimSun" w:hAnsi="SimSun"/>
+          <w:color w:val="000000"/>
+          <w:sz w:val="21"/>
+          <w:szCs w:val="21"/>
+        </w:rPr>
+        <w:t xml:space="preserve">，而跨层项恰是多重结构降低阈值的唯一来源。图 4(a) 以各构型自身的最优纯配置为基准归一：对称构型 </w:t>
       </w:r>
       <w:r>
         <w:rPr>
@@ -12468,7 +12929,7 @@
           <w:sz w:val="21"/>
           <w:szCs w:val="21"/>
         </w:rPr>
-        <w:t xml:space="preserve"> 处取到最劣，阈值比最优纯配置低 29.3%；非对称的 </w:t>
+        <w:t xml:space="preserve"> 处取到最劣，阈值比最优纯配置低 29.3%；非对称构型 </w:t>
       </w:r>
       <w:r>
         <w:rPr>
@@ -12541,7 +13002,7 @@
           <w:sz w:val="21"/>
           <w:szCs w:val="21"/>
         </w:rPr>
-        <w:t xml:space="preserve">，低 13.8%。即便层间差异大到最劣点几乎贴住某一端（</w:t>
+        <w:t xml:space="preserve">，低 13.8%。即便层间差异使最劣点几乎贴住某一端（</w:t>
       </w:r>
       <w:r>
         <w:rPr>
@@ -12596,7 +13057,7 @@
           <w:sz w:val="21"/>
           <w:szCs w:val="21"/>
         </w:rPr>
-        <w:t xml:space="preserve">，仅低 0.45%），它仍严格落在内部。此问题为多层所特有：单层没有可供分配的自由度。</w:t>
+        <w:t xml:space="preserve">，仅低 0.45%），它仍严格落在内部。</w:t>
       </w:r>
     </w:p>
     <w:p>
@@ -12614,16 +13075,16 @@
           <w:sz w:val="21"/>
           <w:szCs w:val="21"/>
         </w:rPr>
-        <w:t xml:space="preserve">群体粒度。</w:t>
-      </w:r>
-      <w:r>
-        <w:rPr>
-          <w:rFonts w:ascii="SimSun" w:cs="SimSun" w:eastAsia="SimSun" w:hAnsi="SimSun"/>
-          <w:color w:val="000000"/>
-          <w:sz w:val="21"/>
-          <w:szCs w:val="21"/>
-        </w:rPr>
-        <w:t xml:space="preserve">「少数大群体」与「多数小群体」孰更危险，在问清</w:t>
+        <w:t xml:space="preserve">群体粒度反转 (granularity reversal)。</w:t>
+      </w:r>
+      <w:r>
+        <w:rPr>
+          <w:rFonts w:ascii="SimSun" w:cs="SimSun" w:eastAsia="SimSun" w:hAnsi="SimSun"/>
+          <w:color w:val="000000"/>
+          <w:sz w:val="21"/>
+          <w:szCs w:val="21"/>
+        </w:rPr>
+        <w:t xml:space="preserve">高阶相互作用中一个基本问题是：「少数大群体」与「多数小群体」孰更有利于传播 [3,4]？答案取决于归一化方式——在问清</w:t>
       </w:r>
       <w:r>
         <w:rPr>
@@ -12643,7 +13104,7 @@
           <w:sz w:val="21"/>
           <w:szCs w:val="21"/>
         </w:rPr>
-        <w:t xml:space="preserve">之前没有答案，而两种自然的固定方式给出相反的结论（图 4b 把两者叠在一张图上）。固定每节点的群体数 </w:t>
+        <w:t xml:space="preserve">之前没有唯一答案。两种自然的归一化给出定性相反的结论（图 4b 叠示二者）。固定每节点的群体参与度 (membership) </w:t>
       </w:r>
       <w:r>
         <w:rPr>
@@ -12679,7 +13140,7 @@
           <w:sz w:val="21"/>
           <w:szCs w:val="21"/>
         </w:rPr>
-        <w:t xml:space="preserve"> 的 0.500000 一路降到 </w:t>
+        <w:t xml:space="preserve"> 的 0.500000 单调降至 </w:t>
       </w:r>
       <w:r>
         <w:rPr>
@@ -12697,7 +13158,7 @@
           <w:sz w:val="21"/>
           <w:szCs w:val="21"/>
         </w:rPr>
-        <w:t xml:space="preserve"> 的 0.044149，大群体危险得多，与 </w:t>
+        <w:t xml:space="preserve"> 的 0.044149——大群体确实更危险，与群内级联 </w:t>
       </w:r>
       <w:r>
         <w:rPr>
@@ -12733,7 +13194,7 @@
           <w:sz w:val="21"/>
           <w:szCs w:val="21"/>
         </w:rPr>
-        <w:t xml:space="preserve"> 超线性增长的预期一致。改为固定接触预算 </w:t>
+        <w:t xml:space="preserve"> 的超线性增长一致。改为固定接触预算 (contact budget) </w:t>
       </w:r>
       <w:r>
         <w:rPr>
@@ -12751,7 +13212,7 @@
           <w:sz w:val="21"/>
           <w:szCs w:val="21"/>
         </w:rPr>
-        <w:t xml:space="preserve">，即每节点可及的邻居数相同，结论</w:t>
+        <w:t xml:space="preserve">，即每节点可及的邻居总数不变，结论</w:t>
       </w:r>
       <w:r>
         <w:rPr>
@@ -12843,7 +13304,7 @@
           <w:sz w:val="21"/>
           <w:szCs w:val="21"/>
         </w:rPr>
-        <w:t xml:space="preserve">反转的来源是单层阈值条件本身</w:t>
+        <w:t xml:space="preserve">反转的机制可从单层阈值条件的分支因子分解中读出</w:t>
       </w:r>
     </w:p>
     <w:p>
@@ -13049,16 +13510,16 @@
           <w:sz w:val="21"/>
           <w:szCs w:val="21"/>
         </w:rPr>
-        <w:t xml:space="preserve">余度坍缩否证了「大群体更危险」的朴素预期</w:t>
-      </w:r>
-      <w:r>
-        <w:rPr>
-          <w:rFonts w:ascii="SimSun" w:cs="SimSun" w:eastAsia="SimSun" w:hAnsi="SimSun"/>
-          <w:color w:val="000000"/>
-          <w:sz w:val="21"/>
-          <w:szCs w:val="21"/>
-        </w:rPr>
-        <w:t xml:space="preserve">：该预期只在固定 </w:t>
+        <w:t xml:space="preserve">余度坍缩 (excess degree collapse) 否证了「大群体更危险」的朴素预期</w:t>
+      </w:r>
+      <w:r>
+        <w:rPr>
+          <w:rFonts w:ascii="SimSun" w:cs="SimSun" w:eastAsia="SimSun" w:hAnsi="SimSun"/>
+          <w:color w:val="000000"/>
+          <w:sz w:val="21"/>
+          <w:szCs w:val="21"/>
+        </w:rPr>
+        <w:t xml:space="preserve">：该预期只在固定参与度 </w:t>
       </w:r>
       <w:r>
         <w:rPr>
@@ -13076,7 +13537,7 @@
           <w:sz w:val="21"/>
           <w:szCs w:val="21"/>
         </w:rPr>
-        <w:t xml:space="preserve"> 时成立，一旦按可及邻居数作公平比较便告失效（</w:t>
+        <w:t xml:space="preserve"> 时成立，一旦在接触预算可比条件下进行公平比较便不再成立（</w:t>
       </w:r>
       <w:r>
         <w:rPr>
@@ -13094,7 +13555,7 @@
           <w:sz w:val="21"/>
           <w:szCs w:val="21"/>
         </w:rPr>
-        <w:t xml:space="preserve"> 时永不传播，未绘于图 4b）。</w:t>
+        <w:t xml:space="preserve"> 时永不传播，未绘于图 4b）。该反转提示：在实际传播控制中，干预策略的评估必须明确归一化基准 [6]。</w:t>
       </w:r>
     </w:p>
     <w:p>
@@ -13111,7 +13572,7 @@
           <w:sz w:val="22"/>
           <w:szCs w:val="22"/>
         </w:rPr>
-        <w:t xml:space="preserve">3.3. 层间重叠：一条可证伪的推论</w:t>
+        <w:t xml:space="preserve">3.3. 层间重叠：树状闭合的可证伪检验</w:t>
       </w:r>
     </w:p>
     <w:p>
@@ -13127,27 +13588,7 @@
           <w:sz w:val="21"/>
           <w:szCs w:val="21"/>
         </w:rPr>
-        <w:t xml:space="preserve">以上扫描都在公式看得见的自由度上进行。检验理论边界须用一条它</w:t>
-      </w:r>
-      <w:r>
-        <w:rPr>
-          <w:rFonts w:ascii="SimSun" w:cs="SimSun" w:eastAsia="SimSun" w:hAnsi="SimSun"/>
-          <w:i/>
-          <w:iCs/>
-          <w:color w:val="000000"/>
-          <w:sz w:val="21"/>
-          <w:szCs w:val="21"/>
-        </w:rPr>
-        <w:t xml:space="preserve">看不见</w:t>
-      </w:r>
-      <w:r>
-        <w:rPr>
-          <w:rFonts w:ascii="SimSun" w:cs="SimSun" w:eastAsia="SimSun" w:hAnsi="SimSun"/>
-          <w:color w:val="000000"/>
-          <w:sz w:val="21"/>
-          <w:szCs w:val="21"/>
-        </w:rPr>
-        <w:t xml:space="preserve">的自由度。(2.7) 只读取联合层度分布与群体基数，因此两个 </w:t>
+        <w:t xml:space="preserve">以上扫描都在次代矩阵 (2.7) 可见的自由度上进行。任何理论的可信度不仅取决于它在已知极限下的正确性，更取决于它在何处失效——理论边界的定量刻画是Popper 意义上的可证伪性 (falsifiability) 的体现。(2.7) 的输入仅为联合层度分布 </w:t>
       </w:r>
       <w:r>
         <w:rPr>
@@ -13165,6 +13606,42 @@
           <w:sz w:val="21"/>
           <w:szCs w:val="21"/>
         </w:rPr>
+        <w:t xml:space="preserve"> 与超边基数 </w:t>
+      </w:r>
+      <w:r>
+        <w:rPr>
+          <w:rFonts w:ascii="Cambria Math" w:cs="Cambria Math" w:eastAsia="Cambria Math" w:hAnsi="Cambria Math"/>
+          <w:color w:val="000000"/>
+          <w:sz w:val="21"/>
+          <w:szCs w:val="21"/>
+        </w:rPr>
+        <w:t xml:space="preserve">m</w:t>
+      </w:r>
+      <w:r>
+        <w:rPr>
+          <w:rFonts w:ascii="SimSun" w:cs="SimSun" w:eastAsia="SimSun" w:hAnsi="SimSun"/>
+          <w:color w:val="000000"/>
+          <w:sz w:val="21"/>
+          <w:szCs w:val="21"/>
+        </w:rPr>
+        <w:t xml:space="preserve">，因此两个 </w:t>
+      </w:r>
+      <w:r>
+        <w:rPr>
+          <w:rFonts w:ascii="Cambria Math" w:cs="Cambria Math" w:eastAsia="Cambria Math" w:hAnsi="Cambria Math"/>
+          <w:color w:val="000000"/>
+          <w:sz w:val="21"/>
+          <w:szCs w:val="21"/>
+        </w:rPr>
+        <w:t xml:space="preserve">P(k)</w:t>
+      </w:r>
+      <w:r>
+        <w:rPr>
+          <w:rFonts w:ascii="SimSun" w:cs="SimSun" w:eastAsia="SimSun" w:hAnsi="SimSun"/>
+          <w:color w:val="000000"/>
+          <w:sz w:val="21"/>
+          <w:szCs w:val="21"/>
+        </w:rPr>
         <w:t xml:space="preserve"> 与 </w:t>
       </w:r>
       <w:r>
@@ -13211,7 +13688,7 @@
           <w:sz w:val="21"/>
           <w:szCs w:val="21"/>
         </w:rPr>
-        <w:t xml:space="preserve">，无论两层的群体在节点上如何相对摆放。定义层间重叠</w:t>
+        <w:t xml:space="preserve">，无论两层的超边在节点上如何相对排列。定义层间重叠 (inter-layer overlap)</w:t>
       </w:r>
     </w:p>
     <w:p>
@@ -13260,7 +13737,7 @@
           <w:sz w:val="21"/>
           <w:szCs w:val="21"/>
         </w:rPr>
-        <w:t xml:space="preserve">一个被重复使用的节点对恰好闭合一条 4-循环，</w:t>
+        <w:t xml:space="preserve">一个被重复使用的节点对在两层间闭合一条长度为 4 的环路 (4-cycle)，</w:t>
       </w:r>
       <w:r>
         <w:rPr>
@@ -13271,16 +13748,16 @@
           <w:sz w:val="21"/>
           <w:szCs w:val="21"/>
         </w:rPr>
-        <w:t xml:space="preserve">恰为局域树状假设所丢弃</w:t>
-      </w:r>
-      <w:r>
-        <w:rPr>
-          <w:rFonts w:ascii="SimSun" w:cs="SimSun" w:eastAsia="SimSun" w:hAnsi="SimSun"/>
-          <w:color w:val="000000"/>
-          <w:sz w:val="21"/>
-          <w:szCs w:val="21"/>
-        </w:rPr>
-        <w:t xml:space="preserve">，由此给出一条可证伪的推论：固定 </w:t>
+        <w:t xml:space="preserve">恰为局域树状假设所忽略的短环路效应</w:t>
+      </w:r>
+      <w:r>
+        <w:rPr>
+          <w:rFonts w:ascii="SimSun" w:cs="SimSun" w:eastAsia="SimSun" w:hAnsi="SimSun"/>
+          <w:color w:val="000000"/>
+          <w:sz w:val="21"/>
+          <w:szCs w:val="21"/>
+        </w:rPr>
+        <w:t xml:space="preserve"> [1,12]。由此给出一条严格的可证伪推论：固定 </w:t>
       </w:r>
       <w:r>
         <w:rPr>
@@ -13380,7 +13857,7 @@
           <w:sz w:val="21"/>
           <w:szCs w:val="21"/>
         </w:rPr>
-        <w:t xml:space="preserve"> 必须不动。若测得阈值随 </w:t>
+        <w:t xml:space="preserve"> 必须不动。若实测阈值随 </w:t>
       </w:r>
       <w:r>
         <w:rPr>
@@ -13398,7 +13875,7 @@
           <w:sz w:val="21"/>
           <w:szCs w:val="21"/>
         </w:rPr>
-        <w:t xml:space="preserve"> 移动，移动的幅度就是树状闭合失效的定量刻度。</w:t>
+        <w:t xml:space="preserve"> 系统性移动，移动幅度即树状闭合失效的定量标尺 (quantitative gauge of breakdown)。</w:t>
       </w:r>
     </w:p>
     <w:p>
@@ -14612,7 +15089,7 @@
           <w:sz w:val="21"/>
           <w:szCs w:val="21"/>
         </w:rPr>
-        <w:t xml:space="preserve">：它要求层间群体近乎不相交，位形模型系综自动满足（</w:t>
+        <w:t xml:space="preserve">：它要求层间超边近乎不相交，位形模型系综自动满足（</w:t>
       </w:r>
       <w:r>
         <w:rPr>
@@ -14630,7 +15107,7 @@
           <w:sz w:val="21"/>
           <w:szCs w:val="21"/>
         </w:rPr>
-        <w:t xml:space="preserve">），而任何具有实质层间重叠的真实系统都会落在公式之外。</w:t>
+        <w:t xml:space="preserve">），而任何具有实质层间重叠的真实网络都会落在公式之外。这一发现为将消息传递方法推广至聚类网络 (clustered networks) [19] 和具有显著层间关联的真实多层系统 [5,6] 提出了具体的修正方向。</w:t>
       </w:r>
     </w:p>
     <w:p>
@@ -15073,6 +15550,327 @@
           <w:szCs w:val="18"/>
         </w:rPr>
         <w:t xml:space="preserve">，两者穿过 1 处即各自阈值。</w:t>
+      </w:r>
+    </w:p>
+    <w:p>
+      <w:pPr>
+        <w:spacing w:after="200" w:before="400"/>
+        <w:ind w:firstLine="0"/>
+      </w:pPr>
+      <w:r>
+        <w:rPr>
+          <w:rFonts w:ascii="SimHei" w:cs="SimHei" w:eastAsia="SimHei" w:hAnsi="SimHei"/>
+          <w:b/>
+          <w:bCs/>
+          <w:color w:val="000000"/>
+          <w:sz w:val="26"/>
+          <w:szCs w:val="26"/>
+        </w:rPr>
+        <w:t xml:space="preserve">参考文献</w:t>
+      </w:r>
+    </w:p>
+    <w:p>
+      <w:pPr>
+        <w:spacing w:after="60" w:line="280"/>
+        <w:ind w:left="420" w:hanging="420" w:firstLine="0"/>
+        <w:jc w:val="both"/>
+      </w:pPr>
+      <w:r>
+        <w:rPr>
+          <w:rFonts w:ascii="SimSun" w:cs="SimSun" w:eastAsia="SimSun" w:hAnsi="SimSun"/>
+          <w:color w:val="000000"/>
+          <w:sz w:val="18"/>
+          <w:szCs w:val="18"/>
+        </w:rPr>
+        <w:t xml:space="preserve">[1] Newman M E J. Spread of epidemic disease on networks. Phys Rev E, 2002, 66: 016128.</w:t>
+      </w:r>
+    </w:p>
+    <w:p>
+      <w:pPr>
+        <w:spacing w:after="60" w:line="280"/>
+        <w:ind w:left="420" w:hanging="420" w:firstLine="0"/>
+        <w:jc w:val="both"/>
+      </w:pPr>
+      <w:r>
+        <w:rPr>
+          <w:rFonts w:ascii="SimSun" w:cs="SimSun" w:eastAsia="SimSun" w:hAnsi="SimSun"/>
+          <w:color w:val="000000"/>
+          <w:sz w:val="18"/>
+          <w:szCs w:val="18"/>
+        </w:rPr>
+        <w:t xml:space="preserve">[2] Newman M E J. Random graphs with clustering. Phys Rev Lett, 2009, 103: 058701.</w:t>
+      </w:r>
+    </w:p>
+    <w:p>
+      <w:pPr>
+        <w:spacing w:after="60" w:line="280"/>
+        <w:ind w:left="420" w:hanging="420" w:firstLine="0"/>
+        <w:jc w:val="both"/>
+      </w:pPr>
+      <w:r>
+        <w:rPr>
+          <w:rFonts w:ascii="SimSun" w:cs="SimSun" w:eastAsia="SimSun" w:hAnsi="SimSun"/>
+          <w:color w:val="000000"/>
+          <w:sz w:val="18"/>
+          <w:szCs w:val="18"/>
+        </w:rPr>
+        <w:t xml:space="preserve">[3] Iacopini I, Petri G, Barrat A, Latora V. Simplicial models of social contagion. Nat Commun, 2019, 10: 2485.</w:t>
+      </w:r>
+    </w:p>
+    <w:p>
+      <w:pPr>
+        <w:spacing w:after="60" w:line="280"/>
+        <w:ind w:left="420" w:hanging="420" w:firstLine="0"/>
+        <w:jc w:val="both"/>
+      </w:pPr>
+      <w:r>
+        <w:rPr>
+          <w:rFonts w:ascii="SimSun" w:cs="SimSun" w:eastAsia="SimSun" w:hAnsi="SimSun"/>
+          <w:color w:val="000000"/>
+          <w:sz w:val="18"/>
+          <w:szCs w:val="18"/>
+        </w:rPr>
+        <w:t xml:space="preserve">[4] de Arruda G F, Petri G, Moreno Y. Social contagion models on hypergraphs. Phys Rev Research, 2020, 2: 023032.</w:t>
+      </w:r>
+    </w:p>
+    <w:p>
+      <w:pPr>
+        <w:spacing w:after="60" w:line="280"/>
+        <w:ind w:left="420" w:hanging="420" w:firstLine="0"/>
+        <w:jc w:val="both"/>
+      </w:pPr>
+      <w:r>
+        <w:rPr>
+          <w:rFonts w:ascii="SimSun" w:cs="SimSun" w:eastAsia="SimSun" w:hAnsi="SimSun"/>
+          <w:color w:val="000000"/>
+          <w:sz w:val="18"/>
+          <w:szCs w:val="18"/>
+        </w:rPr>
+        <w:t xml:space="preserve">[5] Boccaletti S, Bianconi G, Criado R, et al. The structure and dynamics of multilayer networks. Phys Rep, 2014, 544: 1–122.</w:t>
+      </w:r>
+    </w:p>
+    <w:p>
+      <w:pPr>
+        <w:spacing w:after="60" w:line="280"/>
+        <w:ind w:left="420" w:hanging="420" w:firstLine="0"/>
+        <w:jc w:val="both"/>
+      </w:pPr>
+      <w:r>
+        <w:rPr>
+          <w:rFonts w:ascii="SimSun" w:cs="SimSun" w:eastAsia="SimSun" w:hAnsi="SimSun"/>
+          <w:color w:val="000000"/>
+          <w:sz w:val="18"/>
+          <w:szCs w:val="18"/>
+        </w:rPr>
+        <w:t xml:space="preserve">[6] De Domenico M, Granell C, Porter M A, Arenas A. The physics of spreading processes in multilayer networks. Nat Phys, 2016, 12: 901–906.</w:t>
+      </w:r>
+    </w:p>
+    <w:p>
+      <w:pPr>
+        <w:spacing w:after="60" w:line="280"/>
+        <w:ind w:left="420" w:hanging="420" w:firstLine="0"/>
+        <w:jc w:val="both"/>
+      </w:pPr>
+      <w:r>
+        <w:rPr>
+          <w:rFonts w:ascii="SimSun" w:cs="SimSun" w:eastAsia="SimSun" w:hAnsi="SimSun"/>
+          <w:color w:val="000000"/>
+          <w:sz w:val="18"/>
+          <w:szCs w:val="18"/>
+        </w:rPr>
+        <w:t xml:space="preserve">[7] Gómez S, Arenas A, Borge-Holthoefer J, Meloni S, Moreno Y. Discrete-time Markov chain approach to contact-based disease spreading in complex networks. Europhys Lett, 2010, 89: 38009.</w:t>
+      </w:r>
+    </w:p>
+    <w:p>
+      <w:pPr>
+        <w:spacing w:after="60" w:line="280"/>
+        <w:ind w:left="420" w:hanging="420" w:firstLine="0"/>
+        <w:jc w:val="both"/>
+      </w:pPr>
+      <w:r>
+        <w:rPr>
+          <w:rFonts w:ascii="SimSun" w:cs="SimSun" w:eastAsia="SimSun" w:hAnsi="SimSun"/>
+          <w:color w:val="000000"/>
+          <w:sz w:val="18"/>
+          <w:szCs w:val="18"/>
+        </w:rPr>
+        <w:t xml:space="preserve">[8] Mata A S, Ferreira S C. Pair quenched mean-field theory for the susceptible-infected-susceptible model on complex networks. Europhys Lett, 2013, 103: 48003.</w:t>
+      </w:r>
+    </w:p>
+    <w:p>
+      <w:pPr>
+        <w:spacing w:after="60" w:line="280"/>
+        <w:ind w:left="420" w:hanging="420" w:firstLine="0"/>
+        <w:jc w:val="both"/>
+      </w:pPr>
+      <w:r>
+        <w:rPr>
+          <w:rFonts w:ascii="SimSun" w:cs="SimSun" w:eastAsia="SimSun" w:hAnsi="SimSun"/>
+          <w:color w:val="000000"/>
+          <w:sz w:val="18"/>
+          <w:szCs w:val="18"/>
+        </w:rPr>
+        <w:t xml:space="preserve">[9] Ding L, Zhu Y. Epidemic dynamics in higher-order networks with directed edges. Commun Nonlinear Sci Numer Simul, 2026.</w:t>
+      </w:r>
+    </w:p>
+    <w:p>
+      <w:pPr>
+        <w:spacing w:after="60" w:line="280"/>
+        <w:ind w:left="420" w:hanging="420" w:firstLine="0"/>
+        <w:jc w:val="both"/>
+      </w:pPr>
+      <w:r>
+        <w:rPr>
+          <w:rFonts w:ascii="SimSun" w:cs="SimSun" w:eastAsia="SimSun" w:hAnsi="SimSun"/>
+          <w:color w:val="000000"/>
+          <w:sz w:val="18"/>
+          <w:szCs w:val="18"/>
+        </w:rPr>
+        <w:t xml:space="preserve">[10] Wang W, Tang M, Stanley H E, Braunstein L A. Unification of theoretical approaches for epidemic spreading on complex networks. Rep Prog Phys, 2017, 80: 036603.</w:t>
+      </w:r>
+    </w:p>
+    <w:p>
+      <w:pPr>
+        <w:spacing w:after="60" w:line="280"/>
+        <w:ind w:left="420" w:hanging="420" w:firstLine="0"/>
+        <w:jc w:val="both"/>
+      </w:pPr>
+      <w:r>
+        <w:rPr>
+          <w:rFonts w:ascii="SimSun" w:cs="SimSun" w:eastAsia="SimSun" w:hAnsi="SimSun"/>
+          <w:color w:val="000000"/>
+          <w:sz w:val="18"/>
+          <w:szCs w:val="18"/>
+        </w:rPr>
+        <w:t xml:space="preserve">[11] Allard A, Althouse B M, Scarpino S V, Hébert-Dufresne L. The role of directionality, heterogeneity, and correlations in epidemic risk and spread. SIAM Rev, 2023, 65: 471–492.</w:t>
+      </w:r>
+    </w:p>
+    <w:p>
+      <w:pPr>
+        <w:spacing w:after="60" w:line="280"/>
+        <w:ind w:left="420" w:hanging="420" w:firstLine="0"/>
+        <w:jc w:val="both"/>
+      </w:pPr>
+      <w:r>
+        <w:rPr>
+          <w:rFonts w:ascii="SimSun" w:cs="SimSun" w:eastAsia="SimSun" w:hAnsi="SimSun"/>
+          <w:color w:val="000000"/>
+          <w:sz w:val="18"/>
+          <w:szCs w:val="18"/>
+        </w:rPr>
+        <w:t xml:space="preserve">[12] Mézard M, Parisi G. The Bethe lattice spin glass revisited. Eur Phys J B, 2001, 20: 217–233.</w:t>
+      </w:r>
+    </w:p>
+    <w:p>
+      <w:pPr>
+        <w:spacing w:after="60" w:line="280"/>
+        <w:ind w:left="420" w:hanging="420" w:firstLine="0"/>
+        <w:jc w:val="both"/>
+      </w:pPr>
+      <w:r>
+        <w:rPr>
+          <w:rFonts w:ascii="SimSun" w:cs="SimSun" w:eastAsia="SimSun" w:hAnsi="SimSun"/>
+          <w:color w:val="000000"/>
+          <w:sz w:val="18"/>
+          <w:szCs w:val="18"/>
+        </w:rPr>
+        <w:t xml:space="preserve">[13] Karrer B, Newman M E J. Message passing approach for general epidemic models. Phys Rev E, 2010, 82: 016101.</w:t>
+      </w:r>
+    </w:p>
+    <w:p>
+      <w:pPr>
+        <w:spacing w:after="60" w:line="280"/>
+        <w:ind w:left="420" w:hanging="420" w:firstLine="0"/>
+        <w:jc w:val="both"/>
+      </w:pPr>
+      <w:r>
+        <w:rPr>
+          <w:rFonts w:ascii="SimSun" w:cs="SimSun" w:eastAsia="SimSun" w:hAnsi="SimSun"/>
+          <w:color w:val="000000"/>
+          <w:sz w:val="18"/>
+          <w:szCs w:val="18"/>
+        </w:rPr>
+        <w:t xml:space="preserve">[14] Diekmann O, Heesterbeek J A P, Metz J A J. On the definition and the computation of the basic reproduction ratio R₀ in models for infectious diseases in heterogeneous populations. J Math Biol, 1990, 28: 365–382.</w:t>
+      </w:r>
+    </w:p>
+    <w:p>
+      <w:pPr>
+        <w:spacing w:after="60" w:line="280"/>
+        <w:ind w:left="420" w:hanging="420" w:firstLine="0"/>
+        <w:jc w:val="both"/>
+      </w:pPr>
+      <w:r>
+        <w:rPr>
+          <w:rFonts w:ascii="SimSun" w:cs="SimSun" w:eastAsia="SimSun" w:hAnsi="SimSun"/>
+          <w:color w:val="000000"/>
+          <w:sz w:val="18"/>
+          <w:szCs w:val="18"/>
+        </w:rPr>
+        <w:t xml:space="preserve">[15] Diekmann O, Heesterbeek J A P, Roberts M G. The construction of next-generation matrices for compartmental epidemic models. J R Soc Interface, 2010, 7: 873–885.</w:t>
+      </w:r>
+    </w:p>
+    <w:p>
+      <w:pPr>
+        <w:spacing w:after="60" w:line="280"/>
+        <w:ind w:left="420" w:hanging="420" w:firstLine="0"/>
+        <w:jc w:val="both"/>
+      </w:pPr>
+      <w:r>
+        <w:rPr>
+          <w:rFonts w:ascii="SimSun" w:cs="SimSun" w:eastAsia="SimSun" w:hAnsi="SimSun"/>
+          <w:color w:val="000000"/>
+          <w:sz w:val="18"/>
+          <w:szCs w:val="18"/>
+        </w:rPr>
+        <w:t xml:space="preserve">[16] Gillespie D T. Exact stochastic simulation of coupled chemical reactions. J Phys Chem, 1977, 81: 2340–2361.</w:t>
+      </w:r>
+    </w:p>
+    <w:p>
+      <w:pPr>
+        <w:spacing w:after="60" w:line="280"/>
+        <w:ind w:left="420" w:hanging="420" w:firstLine="0"/>
+        <w:jc w:val="both"/>
+      </w:pPr>
+      <w:r>
+        <w:rPr>
+          <w:rFonts w:ascii="SimSun" w:cs="SimSun" w:eastAsia="SimSun" w:hAnsi="SimSun"/>
+          <w:color w:val="000000"/>
+          <w:sz w:val="18"/>
+          <w:szCs w:val="18"/>
+        </w:rPr>
+        <w:t xml:space="preserve">[17] Fisher M E, Barber M N. Scaling theory for finite-size effects in the critical region. Phys Rev Lett, 1972, 28: 1516–1519.</w:t>
+      </w:r>
+    </w:p>
+    <w:p>
+      <w:pPr>
+        <w:spacing w:after="60" w:line="280"/>
+        <w:ind w:left="420" w:hanging="420" w:firstLine="0"/>
+        <w:jc w:val="both"/>
+      </w:pPr>
+      <w:r>
+        <w:rPr>
+          <w:rFonts w:ascii="SimSun" w:cs="SimSun" w:eastAsia="SimSun" w:hAnsi="SimSun"/>
+          <w:color w:val="000000"/>
+          <w:sz w:val="18"/>
+          <w:szCs w:val="18"/>
+        </w:rPr>
+        <w:t xml:space="preserve">[18] Richardson L F. The approximate arithmetical solution by finite differences of physical problems. Phil Trans R Soc A, 1911, 210: 307–357.</w:t>
+      </w:r>
+    </w:p>
+    <w:p>
+      <w:pPr>
+        <w:spacing w:after="60" w:line="280"/>
+        <w:ind w:left="420" w:hanging="420" w:firstLine="0"/>
+        <w:jc w:val="both"/>
+      </w:pPr>
+      <w:r>
+        <w:rPr>
+          <w:rFonts w:ascii="SimSun" w:cs="SimSun" w:eastAsia="SimSun" w:hAnsi="SimSun"/>
+          <w:color w:val="000000"/>
+          <w:sz w:val="18"/>
+          <w:szCs w:val="18"/>
+        </w:rPr>
+        <w:t xml:space="preserve">[19] Miller J C. Percolation and epidemics in random clustered networks. Phys Rev E, 2009, 80: 020901(R).</w:t>
       </w:r>
     </w:p>
     <w:sectPr>

--- a/multiplex-hypergraph-sir/combined_cn.docx
+++ b/multiplex-hypergraph-sir/combined_cn.docx
@@ -12345,7 +12345,7 @@
           <w:sz w:val="18"/>
           <w:szCs w:val="18"/>
         </w:rPr>
-        <w:t xml:space="preserve">；临界曲线与两条单层线围出的区域即 (3.1) 的协同楔 </w:t>
+        <w:t xml:space="preserve">；临界曲线与两条单层线围出的斜纹填充区即 (3.1) 的协同楔 </w:t>
       </w:r>
       <w:r>
         <w:rPr>

--- a/multiplex-hypergraph-sir/combined_cn.docx
+++ b/multiplex-hypergraph-sir/combined_cn.docx
@@ -6894,7 +6894,7 @@
           <w:sz w:val="18"/>
           <w:szCs w:val="18"/>
         </w:rPr>
-        <w:t xml:space="preserve"> 平面上的分布，白线为 </w:t>
+        <w:t xml:space="preserve"> 平面上的分布，色标以 </w:t>
       </w:r>
       <w:r>
         <w:rPr>
@@ -6912,7 +6912,61 @@
           <w:sz w:val="18"/>
           <w:szCs w:val="18"/>
         </w:rPr>
-        <w:t xml:space="preserve"> 等值线，即单个群体已足以自我复制的界。(d) 递推 (2.5) 的状态格点 </w:t>
+        <w:t xml:space="preserve"> 为中心发散：冷色区单个群体不足以复制自身，暖色区已足够，实线为 </w:t>
+      </w:r>
+      <w:r>
+        <w:rPr>
+          <w:rFonts w:ascii="Cambria Math" w:cs="Cambria Math" w:eastAsia="Cambria Math" w:hAnsi="Cambria Math"/>
+          <w:color w:val="000000"/>
+          <w:sz w:val="18"/>
+          <w:szCs w:val="18"/>
+        </w:rPr>
+        <w:t xml:space="preserve">C=1</w:t>
+      </w:r>
+      <w:r>
+        <w:rPr>
+          <w:rFonts w:ascii="SimSun" w:cs="SimSun" w:eastAsia="SimSun" w:hAnsi="SimSun"/>
+          <w:color w:val="000000"/>
+          <w:sz w:val="18"/>
+          <w:szCs w:val="18"/>
+        </w:rPr>
+        <w:t xml:space="preserve"> 等值线。</w:t>
+      </w:r>
+      <w:r>
+        <w:rPr>
+          <w:rFonts w:ascii="Cambria Math" w:cs="Cambria Math" w:eastAsia="Cambria Math" w:hAnsi="Cambria Math"/>
+          <w:color w:val="000000"/>
+          <w:sz w:val="18"/>
+          <w:szCs w:val="18"/>
+        </w:rPr>
+        <w:t xml:space="preserve">m=2</w:t>
+      </w:r>
+      <w:r>
+        <w:rPr>
+          <w:rFonts w:ascii="SimSun" w:cs="SimSun" w:eastAsia="SimSun" w:hAnsi="SimSun"/>
+          <w:color w:val="000000"/>
+          <w:sz w:val="18"/>
+          <w:szCs w:val="18"/>
+        </w:rPr>
+        <w:t xml:space="preserve"> 一行恒为冷色——成对规模的群体无论 </w:t>
+      </w:r>
+      <w:r>
+        <w:rPr>
+          <w:rFonts w:ascii="Cambria Math" w:cs="Cambria Math" w:eastAsia="Cambria Math" w:hAnsi="Cambria Math"/>
+          <w:color w:val="000000"/>
+          <w:sz w:val="18"/>
+          <w:szCs w:val="18"/>
+        </w:rPr>
+        <w:t xml:space="preserve">λ</w:t>
+      </w:r>
+      <w:r>
+        <w:rPr>
+          <w:rFonts w:ascii="SimSun" w:cs="SimSun" w:eastAsia="SimSun" w:hAnsi="SimSun"/>
+          <w:color w:val="000000"/>
+          <w:sz w:val="18"/>
+          <w:szCs w:val="18"/>
+        </w:rPr>
+        <w:t xml:space="preserve"> 多大都不能自我复制。(d) 递推 (2.5) 的状态格点 </w:t>
       </w:r>
       <w:r>
         <w:rPr>
@@ -6939,7 +6993,7 @@
           <w:sz w:val="18"/>
           <w:szCs w:val="18"/>
         </w:rPr>
-        <w:t xml:space="preserve">m=8</w:t>
+        <w:t xml:space="preserve">m=6</w:t>
       </w:r>
       <w:r>
         <w:rPr>
@@ -6966,7 +7020,61 @@
           <w:sz w:val="18"/>
           <w:szCs w:val="18"/>
         </w:rPr>
-        <w:t xml:space="preserve">），级联规模由角点 </w:t>
+        <w:t xml:space="preserve">），格内数字即 </w:t>
+      </w:r>
+      <w:r>
+        <w:rPr>
+          <w:rFonts w:ascii="Cambria Math" w:cs="Cambria Math" w:eastAsia="Cambria Math" w:hAnsi="Cambria Math"/>
+          <w:color w:val="000000"/>
+          <w:sz w:val="18"/>
+          <w:szCs w:val="18"/>
+        </w:rPr>
+        <w:t xml:space="preserve">u</w:t>
+      </w:r>
+      <w:r>
+        <w:rPr>
+          <w:rFonts w:ascii="SimSun" w:cs="SimSun" w:eastAsia="SimSun" w:hAnsi="SimSun"/>
+          <w:color w:val="000000"/>
+          <w:sz w:val="18"/>
+          <w:szCs w:val="18"/>
+        </w:rPr>
+        <w:t xml:space="preserve"> 的取值，灰色 0 为吸收边界（</w:t>
+      </w:r>
+      <w:r>
+        <w:rPr>
+          <w:rFonts w:ascii="Cambria Math" w:cs="Cambria Math" w:eastAsia="Cambria Math" w:hAnsi="Cambria Math"/>
+          <w:color w:val="000000"/>
+          <w:sz w:val="18"/>
+          <w:szCs w:val="18"/>
+        </w:rPr>
+        <w:t xml:space="preserve">i=0</w:t>
+      </w:r>
+      <w:r>
+        <w:rPr>
+          <w:rFonts w:ascii="SimSun" w:cs="SimSun" w:eastAsia="SimSun" w:hAnsi="SimSun"/>
+          <w:color w:val="000000"/>
+          <w:sz w:val="18"/>
+          <w:szCs w:val="18"/>
+        </w:rPr>
+        <w:t xml:space="preserve"> 熄灭、</w:t>
+      </w:r>
+      <w:r>
+        <w:rPr>
+          <w:rFonts w:ascii="Cambria Math" w:cs="Cambria Math" w:eastAsia="Cambria Math" w:hAnsi="Cambria Math"/>
+          <w:color w:val="000000"/>
+          <w:sz w:val="18"/>
+          <w:szCs w:val="18"/>
+        </w:rPr>
+        <w:t xml:space="preserve">s=0</w:t>
+      </w:r>
+      <w:r>
+        <w:rPr>
+          <w:rFonts w:ascii="SimSun" w:cs="SimSun" w:eastAsia="SimSun" w:hAnsi="SimSun"/>
+          <w:color w:val="000000"/>
+          <w:sz w:val="18"/>
+          <w:szCs w:val="18"/>
+        </w:rPr>
+        <w:t xml:space="preserve"> 群体耗尽）；级联规模由方框标出的角点 </w:t>
       </w:r>
       <w:r>
         <w:rPr>

--- a/multiplex-hypergraph-sir/combined_cn.docx
+++ b/multiplex-hypergraph-sir/combined_cn.docx
@@ -6894,7 +6894,25 @@
           <w:sz w:val="18"/>
           <w:szCs w:val="18"/>
         </w:rPr>
-        <w:t xml:space="preserve"> 平面上的分布，色标以 </w:t>
+        <w:t xml:space="preserve"> 平面上的分布（色标经幂律拉伸以展开低值区）；细线为 </w:t>
+      </w:r>
+      <w:r>
+        <w:rPr>
+          <w:rFonts w:ascii="Cambria Math" w:cs="Cambria Math" w:eastAsia="Cambria Math" w:hAnsi="Cambria Math"/>
+          <w:color w:val="000000"/>
+          <w:sz w:val="18"/>
+          <w:szCs w:val="18"/>
+        </w:rPr>
+        <w:t xml:space="preserve">C=2,4</w:t>
+      </w:r>
+      <w:r>
+        <w:rPr>
+          <w:rFonts w:ascii="SimSun" w:cs="SimSun" w:eastAsia="SimSun" w:hAnsi="SimSun"/>
+          <w:color w:val="000000"/>
+          <w:sz w:val="18"/>
+          <w:szCs w:val="18"/>
+        </w:rPr>
+        <w:t xml:space="preserve"> 等值线，粗线为 </w:t>
       </w:r>
       <w:r>
         <w:rPr>
@@ -6912,25 +6930,7 @@
           <w:sz w:val="18"/>
           <w:szCs w:val="18"/>
         </w:rPr>
-        <w:t xml:space="preserve"> 为中心发散：冷色区单个群体不足以复制自身，暖色区已足够，实线为 </w:t>
-      </w:r>
-      <w:r>
-        <w:rPr>
-          <w:rFonts w:ascii="Cambria Math" w:cs="Cambria Math" w:eastAsia="Cambria Math" w:hAnsi="Cambria Math"/>
-          <w:color w:val="000000"/>
-          <w:sz w:val="18"/>
-          <w:szCs w:val="18"/>
-        </w:rPr>
-        <w:t xml:space="preserve">C=1</w:t>
-      </w:r>
-      <w:r>
-        <w:rPr>
-          <w:rFonts w:ascii="SimSun" w:cs="SimSun" w:eastAsia="SimSun" w:hAnsi="SimSun"/>
-          <w:color w:val="000000"/>
-          <w:sz w:val="18"/>
-          <w:szCs w:val="18"/>
-        </w:rPr>
-        <w:t xml:space="preserve"> 等值线。</w:t>
+        <w:t xml:space="preserve"> 等值线，即单个群体已足以自我复制的界。</w:t>
       </w:r>
       <w:r>
         <w:rPr>
@@ -6948,7 +6948,7 @@
           <w:sz w:val="18"/>
           <w:szCs w:val="18"/>
         </w:rPr>
-        <w:t xml:space="preserve"> 一行恒为冷色——成对规模的群体无论 </w:t>
+        <w:t xml:space="preserve"> 一行始终位于该界之下——成对规模的群体无论 </w:t>
       </w:r>
       <w:r>
         <w:rPr>

--- a/multiplex-hypergraph-sir/combined_cn.docx
+++ b/multiplex-hypergraph-sir/combined_cn.docx
@@ -8596,7 +8596,7 @@
           <w:sz w:val="21"/>
           <w:szCs w:val="21"/>
         </w:rPr>
-        <w:t xml:space="preserve">。其效果可以定量验证：在几个有代表性的构型上，不作外推时零点一律偏高 0.37%–0.44%，作外推后降到 0.031%–0.065%。偏置的系统性（各构型同号、量级相当）连同修正的效力由此一并确认。</w:t>
+        <w:t xml:space="preserve">。其效果可以定量验证：在下文八组构型上，不作外推时零点一律偏高 0.35%–0.42%，作外推后降到 0.031%–0.065%，约缩小一个量级。偏置的系统性（各构型同号、量级相当）连同修正的效力由此一并确认。</w:t>
       </w:r>
     </w:p>
     <w:p>
@@ -8792,7 +8792,7 @@
           <w:sz w:val="21"/>
           <w:szCs w:val="21"/>
         </w:rPr>
-        <w:t xml:space="preserve">残余偏差为线性律 (2.9) 的</w:t>
+        <w:t xml:space="preserve">八组偏差同号（一律为正）这一点本身需要交代：它是系统性的，不能以统计涨落作解。其来源是线性律 (2.9) 的</w:t>
       </w:r>
       <w:r>
         <w:rPr>
@@ -8803,16 +8803,54 @@
           <w:sz w:val="21"/>
           <w:szCs w:val="21"/>
         </w:rPr>
-        <w:t xml:space="preserve">有限窗口效应</w:t>
-      </w:r>
-      <w:r>
-        <w:rPr>
-          <w:rFonts w:ascii="SimSun" w:cs="SimSun" w:eastAsia="SimSun" w:hAnsi="SimSun"/>
-          <w:color w:val="000000"/>
-          <w:sz w:val="21"/>
-          <w:szCs w:val="21"/>
-        </w:rPr>
-        <w:t xml:space="preserve">，而非闭合和谱方法之间的实质分歧。</w:t>
+        <w:t xml:space="preserve">标度改正项 (correction-to-scaling)</w:t>
+      </w:r>
+      <w:r>
+        <w:rPr>
+          <w:rFonts w:ascii="SimSun" w:cs="SimSun" w:eastAsia="SimSun" w:hAnsi="SimSun"/>
+          <w:color w:val="000000"/>
+          <w:sz w:val="21"/>
+          <w:szCs w:val="21"/>
+        </w:rPr>
+        <w:t xml:space="preserve">，而非群体闭合与谱方法之间的实质分歧。(2.9) 是 </w:t>
+      </w:r>
+      <w:r>
+        <w:rPr>
+          <w:rFonts w:ascii="Cambria Math" w:cs="Cambria Math" w:eastAsia="Cambria Math" w:hAnsi="Cambria Math"/>
+          <w:color w:val="000000"/>
+          <w:sz w:val="21"/>
+          <w:szCs w:val="21"/>
+        </w:rPr>
+        <w:t xml:space="preserve">λ→λ</w:t>
+      </w:r>
+      <w:r>
+        <w:rPr>
+          <w:rFonts w:ascii="Cambria Math" w:cs="Cambria Math" w:eastAsia="Cambria Math" w:hAnsi="Cambria Math"/>
+          <w:color w:val="000000"/>
+          <w:sz w:val="21"/>
+          <w:szCs w:val="21"/>
+          <w:vertAlign w:val="subscript"/>
+        </w:rPr>
+        <w:t xml:space="preserve">c</w:t>
+      </w:r>
+      <w:r>
+        <w:rPr>
+          <w:rFonts w:ascii="Cambria Math" w:cs="Cambria Math" w:eastAsia="Cambria Math" w:hAnsi="Cambria Math"/>
+          <w:color w:val="000000"/>
+          <w:sz w:val="21"/>
+          <w:szCs w:val="21"/>
+          <w:vertAlign w:val="superscript"/>
+        </w:rPr>
+        <w:t xml:space="preserve">−</w:t>
+      </w:r>
+      <w:r>
+        <w:rPr>
+          <w:rFonts w:ascii="SimSun" w:cs="SimSun" w:eastAsia="SimSun" w:hAnsi="SimSun"/>
+          <w:color w:val="000000"/>
+          <w:sz w:val="21"/>
+          <w:szCs w:val="21"/>
+        </w:rPr>
+        <w:t xml:space="preserve"> 的渐近陈述，</w:t>
       </w:r>
       <w:r>
         <w:rPr>
@@ -8830,16 +8868,36 @@
           <w:sz w:val="21"/>
           <w:szCs w:val="21"/>
         </w:rPr>
-        <w:t xml:space="preserve"> 仅在 </w:t>
-      </w:r>
-      <w:r>
-        <w:rPr>
-          <w:rFonts w:ascii="Cambria Math" w:cs="Cambria Math" w:eastAsia="Cambria Math" w:hAnsi="Cambria Math"/>
-          <w:color w:val="000000"/>
-          <w:sz w:val="21"/>
-          <w:szCs w:val="21"/>
-        </w:rPr>
-        <w:t xml:space="preserve">λ</w:t>
+        <w:t xml:space="preserve"> 仅在临界区 (critical region) 内严格线性；拟合窗口一旦离开紧邻区域，次主导项 (subleading term) 即以曲率的形式进入，在 x 截距上留下一个系统偏置。判据是明确的：</w:t>
+      </w:r>
+      <w:r>
+        <w:rPr>
+          <w:rFonts w:ascii="SimSun" w:cs="SimSun" w:eastAsia="SimSun" w:hAnsi="SimSun"/>
+          <w:i/>
+          <w:iCs/>
+          <w:color w:val="000000"/>
+          <w:sz w:val="21"/>
+          <w:szCs w:val="21"/>
+        </w:rPr>
+        <w:t xml:space="preserve">该偏置应随窗口位置移动而与构型无关</w:t>
+      </w:r>
+      <w:r>
+        <w:rPr>
+          <w:rFonts w:ascii="SimSun" w:cs="SimSun" w:eastAsia="SimSun" w:hAnsi="SimSun"/>
+          <w:color w:val="000000"/>
+          <w:sz w:val="21"/>
+          <w:szCs w:val="21"/>
+        </w:rPr>
+        <w:t xml:space="preserve">，实质分歧则恰恰相反——应随构型改变而对窗口位置无所谓。实测支持前者：窗口取 </w:t>
+      </w:r>
+      <w:r>
+        <w:rPr>
+          <w:rFonts w:ascii="Cambria Math" w:cs="Cambria Math" w:eastAsia="Cambria Math" w:hAnsi="Cambria Math"/>
+          <w:color w:val="000000"/>
+          <w:sz w:val="21"/>
+          <w:szCs w:val="21"/>
+        </w:rPr>
+        <w:t xml:space="preserve">[0.85,0.99]λ</w:t>
       </w:r>
       <w:r>
         <w:rPr>
@@ -8858,16 +8916,16 @@
           <w:sz w:val="21"/>
           <w:szCs w:val="21"/>
         </w:rPr>
-        <w:t xml:space="preserve"> 的紧邻严格线性，有限窗口上的拟合因而带一个由曲率所致的偏置；实测该偏置的符号随窗口位置翻转——窗口取 </w:t>
-      </w:r>
-      <w:r>
-        <w:rPr>
-          <w:rFonts w:ascii="Cambria Math" w:cs="Cambria Math" w:eastAsia="Cambria Math" w:hAnsi="Cambria Math"/>
-          <w:color w:val="000000"/>
-          <w:sz w:val="21"/>
-          <w:szCs w:val="21"/>
-        </w:rPr>
-        <w:t xml:space="preserve">[0.85,0.99]λ</w:t>
+        <w:t xml:space="preserve"> 时八组偏差一律为负（均值 −1.6σ），取本节所用的 </w:t>
+      </w:r>
+      <w:r>
+        <w:rPr>
+          <w:rFonts w:ascii="Cambria Math" w:cs="Cambria Math" w:eastAsia="Cambria Math" w:hAnsi="Cambria Math"/>
+          <w:color w:val="000000"/>
+          <w:sz w:val="21"/>
+          <w:szCs w:val="21"/>
+        </w:rPr>
+        <w:t xml:space="preserve">[0.90,0.995]λ</w:t>
       </w:r>
       <w:r>
         <w:rPr>
@@ -8886,7 +8944,7 @@
           <w:sz w:val="21"/>
           <w:szCs w:val="21"/>
         </w:rPr>
-        <w:t xml:space="preserve"> 时为负、取 </w:t>
+        <w:t xml:space="preserve"> 时一律为正（均值 +0.9σ），取 </w:t>
       </w:r>
       <w:r>
         <w:rPr>
@@ -8914,7 +8972,7 @@
           <w:sz w:val="21"/>
           <w:szCs w:val="21"/>
         </w:rPr>
-        <w:t xml:space="preserve"> 时为正——其量级和 σ 相当，故无法和真实偏离区分。</w:t>
+        <w:t xml:space="preserve"> 时进一步升至 +2.1σ。偏置随窗口单调变化并在其间过零，各构型的相对次序则始终不变。其量级与 σ 同阶，故在任一固定窗口上都无法与真实偏离相区分。</w:t>
       </w:r>
     </w:p>
     <w:p>

--- a/multiplex-hypergraph-sir/combined_cn.docx
+++ b/multiplex-hypergraph-sir/combined_cn.docx
@@ -66,7 +66,7 @@
           <w:sz w:val="21"/>
           <w:szCs w:val="21"/>
         </w:rPr>
-        <w:t xml:space="preserve">经典网络传染模型将接触结构编码为成对边 [1,2]，近年研究逐步推广至高阶相互作用 (higher-order interactions)——单纯复形 [3] 与超图 [4] 上的社会传染已展现出成对模型不具备的不连续相变与双稳态。另一方面，多层网络 (multiplex networks) [5,6] 揭示了渠道间耦合对阈值的非平凡效应。本文的出发点是将两者统一：在多重超图 (multiplex hypergraph) 上建立 SIR 动力学，其核心机制见图 1——多重超图和层度 (a)、单个群体内部的级联 (b)，以及群体层面的分支 (c)。</w:t>
+        <w:t xml:space="preserve">经典网络传染模型将接触结构编码为成对边 [1,2]，近年研究逐步推广至高阶相互作用 (higher-order interactions)：单纯复形 [3] 与超图 [4] 上的社会传染已展现出成对模型不具备的不连续相变与双稳态。另一方面，多层网络 (multiplex networks) [5,6] 揭示了渠道间耦合对阈值的非平凡效应。本文的出发点是将两者统一：在多重超图 (multiplex hypergraph) 上建立 SIR 动力学，其核心机制见图 1：多重超图和层度 (a)、单个群体内部的级联 (b)，以及群体层面的分支 (c)。</w:t>
       </w:r>
     </w:p>
     <w:p>
@@ -1015,7 +1015,7 @@
           <w:sz w:val="21"/>
           <w:szCs w:val="21"/>
         </w:rPr>
-        <w:t xml:space="preserve"> 跨层共享——个体在任一渠道被感染即在所有渠道中都为感染态，这与多层网络中的意识-疫病耦合模型 [9] 不同，后者允许各层携带不同的状态变量。记层 a 的群体 e 中已感染成员数为 </w:t>
+        <w:t xml:space="preserve"> 跨层共享。个体在任一渠道被感染，即在所有渠道中都为感染态；这与多层网络中的意识-疫病耦合模型 [9] 不同，后者允许各层携带不同的状态变量。记层 a 的群体 e 中已感染成员数为 </w:t>
       </w:r>
       <w:r>
         <w:rPr>
@@ -1410,7 +1410,7 @@
           <w:sz w:val="21"/>
           <w:szCs w:val="21"/>
         </w:rPr>
-        <w:t xml:space="preserve">——它在 </w:t>
+        <w:t xml:space="preserve">，在 </w:t>
       </w:r>
       <w:r>
         <w:rPr>
@@ -1675,7 +1675,7 @@
           <w:sz w:val="21"/>
           <w:szCs w:val="21"/>
         </w:rPr>
-        <w:t xml:space="preserve">在局域树状假设 (locally tree-like assumption) 下——位形模型 (configuration model) [1] 系综 </w:t>
+        <w:t xml:space="preserve">在局域树状假设 (locally tree-like assumption) 下成立。位形模型 (configuration model) [1] 系综 </w:t>
       </w:r>
       <w:r>
         <w:rPr>
@@ -1711,7 +1711,7 @@
           <w:sz w:val="21"/>
           <w:szCs w:val="21"/>
         </w:rPr>
-        <w:t xml:space="preserve">——u 所属各群体的上游分支互不相交，节点侧因而闭合为</w:t>
+        <w:t xml:space="preserve">，故 u 所属各群体的上游分支互不相交，节点侧因而闭合为</w:t>
       </w:r>
     </w:p>
     <w:p>
@@ -3564,7 +3564,7 @@
           <w:sz w:val="21"/>
           <w:szCs w:val="21"/>
         </w:rPr>
-        <w:t xml:space="preserve"> 个新感染成员——C 为群内级联的期望产出，由孤立群体上一个小型连续时间 Markov 链的递推精确给出（</w:t>
+        <w:t xml:space="preserve"> 个新感染成员，其中 C 为群内级联的期望产出，由孤立群体上一个小型连续时间 Markov 链的递推精确给出（</w:t>
       </w:r>
       <w:r>
         <w:rPr>
@@ -3819,7 +3819,7 @@
           <w:sz w:val="21"/>
           <w:szCs w:val="21"/>
         </w:rPr>
-        <w:t xml:space="preserve"> 确定——Perron–Frobenius 定理保证 N 的谱半径等于其最大实特征值。在 </w:t>
+        <w:t xml:space="preserve"> 确定。Perron–Frobenius 定理保证 N 的谱半径等于其最大实特征值。在 </w:t>
       </w:r>
       <w:r>
         <w:rPr>
@@ -4501,7 +4501,7 @@
           <w:sz w:val="21"/>
           <w:szCs w:val="21"/>
         </w:rPr>
-        <w:t xml:space="preserve">，相邻比约 16），和四阶 Runge–Kutta 的阶一致——该恒等式是方程组的严格推论、残差纯属积分误差。</w:t>
+        <w:t xml:space="preserve">，相邻比约 16），和四阶 Runge–Kutta 的阶一致。该恒等式是方程组的严格推论，残差纯属积分误差。</w:t>
       </w:r>
     </w:p>
     <w:p>
@@ -4924,7 +4924,7 @@
           <w:sz w:val="21"/>
           <w:szCs w:val="21"/>
         </w:rPr>
-        <w:t xml:space="preserve"> 源于线性化分析。线性化是否遗漏了非线性效应？本节构造一条不依赖线性化的独立判据——从亚临界区 (subcritical regime) 的终态规模发散行为反向测定阈值，与谱方法互为非平凡检验。该思路与渗流理论 (percolation theory) [1] 中从簇规模分布的临界发散读出渗流阈值 (percolation threshold) 同源。</w:t>
+        <w:t xml:space="preserve"> 源于线性化分析，其有效性有待一条不经线性化的独立检验。本节即构造这样一条判据，从亚临界区 (subcritical regime) 的终态规模发散行为反向测定阈值，与谱方法互为非平凡检验。该思路与渗流理论 (percolation theory) [1] 中从簇规模分布的临界发散读出渗流阈值 (percolation threshold) 同源。</w:t>
       </w:r>
     </w:p>
     <w:p>
@@ -5385,7 +5385,7 @@
           <w:sz w:val="21"/>
           <w:szCs w:val="21"/>
         </w:rPr>
-        <w:t xml:space="preserve">是一条可用的假设。无向群体中每个成员既是传染源也是传染靶——这与 Allard 等 [11] 指出的「有向传播中入度 (in-degree) 与出度 (out-degree) 可解耦」形成对照——一个成员被感染后群体随即激活，可感染同群其他成员，后者被感染又延长群体的激活时长，剩余成员被感染的概率随之抬高。</w:t>
+        <w:t xml:space="preserve">是一条可用的假设。无向群体中每个成员既是传染源也是传染靶，与 Allard 等 [11] 指出的有向传播中入度 (in-degree) 与出度 (out-degree) 可解耦形成对照。一个成员被感染后群体随即激活，可感染同群其他成员；后者被感染又延长群体的激活时长，剩余成员被感染的概率随之抬高。</w:t>
       </w:r>
       <w:r>
         <w:rPr>
@@ -5497,7 +5497,7 @@
           <w:sz w:val="21"/>
           <w:szCs w:val="21"/>
         </w:rPr>
-        <w:t xml:space="preserve">）为房室——类似于 Ding 和 Zhu [9] 的状态转移树 (state transition tree)，但直接在连续时间下建立——定义未传递子概率</w:t>
+        <w:t xml:space="preserve">）为房室，其构造类似于 Ding 和 Zhu [9] 的状态转移树 (state transition tree)，但直接建立在连续时间下；据此定义未传递子概率</w:t>
       </w:r>
     </w:p>
     <w:p>
@@ -5917,7 +5917,7 @@
           <w:sz w:val="21"/>
           <w:szCs w:val="21"/>
         </w:rPr>
-        <w:t xml:space="preserve">——它只断言</w:t>
+        <w:t xml:space="preserve">，只断言</w:t>
       </w:r>
       <w:r>
         <w:rPr>
@@ -5937,7 +5937,7 @@
           <w:sz w:val="21"/>
           <w:szCs w:val="21"/>
         </w:rPr>
-        <w:t xml:space="preserve">暴露独立，群内耦合并未被忽略，而是已由 (2.2) 的计数状态完整承载。方程组的维数为 </w:t>
+        <w:t xml:space="preserve">暴露独立；群内耦合并未被忽略，而是已由 (2.2) 的计数状态完整承载。方程组的维数为 </w:t>
       </w:r>
       <w:r>
         <w:rPr>
@@ -6144,7 +6144,7 @@
           <w:sz w:val="21"/>
           <w:szCs w:val="21"/>
         </w:rPr>
-        <w:t xml:space="preserve">，因为群体在整个级联期间持续激活——这一非线性反馈在成对网络中不存在，是高阶相互作用的核心区别 [3,4]。记 </w:t>
+        <w:t xml:space="preserve">，因为群体在整个级联期间持续激活。这一非线性反馈在成对网络中不存在，是高阶相互作用的核心区别 [3,4]。记 </w:t>
       </w:r>
       <w:r>
         <w:rPr>
@@ -6568,7 +6568,7 @@
           <w:sz w:val="21"/>
           <w:szCs w:val="21"/>
         </w:rPr>
-        <w:t xml:space="preserve"> 附近取极大后回落。极限两端都退化——</w:t>
+        <w:t xml:space="preserve"> 附近取极大后回落。极限两端都退化。</w:t>
       </w:r>
       <w:r>
         <w:rPr>
@@ -6948,7 +6948,7 @@
           <w:sz w:val="18"/>
           <w:szCs w:val="18"/>
         </w:rPr>
-        <w:t xml:space="preserve"> 一行始终位于该界之下——成对规模的群体无论 </w:t>
+        <w:t xml:space="preserve"> 一行始终位于该界之下，即成对规模的群体无论 </w:t>
       </w:r>
       <w:r>
         <w:rPr>
@@ -7165,7 +7165,7 @@
           <w:sz w:val="21"/>
           <w:szCs w:val="21"/>
         </w:rPr>
-        <w:t xml:space="preserve">分支过程必须定义在群体层面而非节点层面——这与 Allard 等 [11] 在有向传播图上以边为基本单元的计数类似。每个新感染节点点燃其余各群体，每个被点燃的群体产出 C 个新感染成员，这些成员再点燃各自其余的群体。若改在节点层面统计传染链，群内级联的后继会被重复计入。按</w:t>
+        <w:t xml:space="preserve">分支过程必须定义在群体层面而非节点层面，与 Allard 等 [11] 在有向传播图上以边为基本单元的计数类似。每个新感染节点点燃其余各群体，每个被点燃的群体产出 C 个新感染成员，这些成员再点燃各自其余的群体。若改在节点层面统计传染链，群内级联的后继会被重复计入。按</w:t>
       </w:r>
       <w:r>
         <w:rPr>
@@ -7185,7 +7185,7 @@
           <w:sz w:val="21"/>
           <w:szCs w:val="21"/>
         </w:rPr>
-        <w:t xml:space="preserve">分型——即引入传播类型 (transmission type)——经由层 a 感染的节点其层 b 群体数的期望为余度 </w:t>
+        <w:t xml:space="preserve">分型，即引入传播类型 (transmission type)。经由层 a 感染的节点，其层 b 群体数的期望为余度 </w:t>
       </w:r>
       <w:r>
         <w:rPr>
@@ -7546,7 +7546,7 @@
           <w:sz w:val="21"/>
           <w:szCs w:val="21"/>
         </w:rPr>
-        <w:t xml:space="preserve"> 由此升维为矩阵——单层网络 [1]、多层网络 [5,6]、成对相互作用与高阶相互作用 [3,4] 均为特例。极限行为一一对应：所有 </w:t>
+        <w:t xml:space="preserve"> 由此升维为矩阵，单层网络 [1]、多层网络 [5,6]、成对相互作用与高阶相互作用 [3,4] 均为其特例。极限行为一一对应：所有 </w:t>
       </w:r>
       <w:r>
         <w:rPr>
@@ -7824,7 +7824,7 @@
           <w:sz w:val="21"/>
           <w:szCs w:val="21"/>
         </w:rPr>
-        <w:t xml:space="preserve"> 恰为孤立层 a 的分支数——这意味着多重结构的引入严格降低阈值，与多层网络的一般结论 [5,6] 一致。</w:t>
+        <w:t xml:space="preserve"> 恰为孤立层 a 的分支数，故多重结构的引入严格降低阈值，与多层网络的一般结论 [5,6] 一致。</w:t>
       </w:r>
     </w:p>
     <w:p>
@@ -8133,7 +8133,7 @@
           <w:sz w:val="21"/>
           <w:szCs w:val="21"/>
         </w:rPr>
-        <w:t xml:space="preserve">：后者仅在 </w:t>
+        <w:t xml:space="preserve">，后者仅在 </w:t>
       </w:r>
       <w:r>
         <w:rPr>
@@ -8415,7 +8415,7 @@
           <w:sz w:val="21"/>
           <w:szCs w:val="21"/>
         </w:rPr>
-        <w:t xml:space="preserve"> 不共享任何中间量：一侧把非线性方程组 (2.2)–(2.4) 积分至终态、再对 (2.9) 作线性拟合，另一侧对次代矩阵 (2.7) 求谱半径并二分，二者仅共享模型定义。两条路线的一致因而是对彼此的非平凡检验，也正是图 3 所报告的。</w:t>
+        <w:t xml:space="preserve"> 不共享任何中间量。一侧把非线性方程组 (2.2)–(2.4) 积分至终态，再对 (2.9) 作线性拟合；另一侧对次代矩阵 (2.7) 求谱半径并二分，二者仅共享模型定义。两条路线的一致因而是对彼此的非平凡检验，也正是图 3 所报告的。</w:t>
       </w:r>
     </w:p>
     <w:p>
@@ -8542,7 +8542,7 @@
           <w:sz w:val="21"/>
           <w:szCs w:val="21"/>
         </w:rPr>
-        <w:t xml:space="preserve"> 因而不归零，零点被系统性地推高——这是有限种子效应 (finite seed effect)，类似有限尺度标度 (finite-size scaling) [17] 中系统规模对临界点的偏移。由于 </w:t>
+        <w:t xml:space="preserve"> 因而不归零，零点被系统性地推高。这是有限种子效应 (finite seed effect)，类似有限尺度标度 (finite-size scaling) [17] 中系统规模对临界点的偏移。由于 </w:t>
       </w:r>
       <w:r>
         <w:rPr>
@@ -8792,7 +8792,7 @@
           <w:sz w:val="21"/>
           <w:szCs w:val="21"/>
         </w:rPr>
-        <w:t xml:space="preserve">八组偏差同号（一律为正）这一点本身需要交代：它是系统性的，不能以统计涨落作解。其来源是线性律 (2.9) 的</w:t>
+        <w:t xml:space="preserve">八组偏差同号（一律为正）本身需要交代。这是系统性的，不能以统计涨落作解。其来源是线性律 (2.9) 的</w:t>
       </w:r>
       <w:r>
         <w:rPr>
@@ -8868,7 +8868,7 @@
           <w:sz w:val="21"/>
           <w:szCs w:val="21"/>
         </w:rPr>
-        <w:t xml:space="preserve"> 仅在临界区 (critical region) 内严格线性；拟合窗口一旦离开紧邻区域，次主导项 (subleading term) 即以曲率的形式进入，在 x 截距上留下一个系统偏置。判据是明确的：</w:t>
+        <w:t xml:space="preserve"> 仅在临界区 (critical region) 内严格线性；拟合窗口一旦离开紧邻区域，次主导项 (subleading term) 即以曲率的形式进入，在 x 截距上留下一个系统偏置。区分二者的判据在于，</w:t>
       </w:r>
       <w:r>
         <w:rPr>
@@ -8888,7 +8888,7 @@
           <w:sz w:val="21"/>
           <w:szCs w:val="21"/>
         </w:rPr>
-        <w:t xml:space="preserve">，实质分歧则恰恰相反——应随构型改变而对窗口位置无所谓。实测支持前者：窗口取 </w:t>
+        <w:t xml:space="preserve">，实质分歧则恰恰相反，应随构型改变而对窗口位置无所谓。实测支持前者：窗口取 </w:t>
       </w:r>
       <w:r>
         <w:rPr>
@@ -9309,7 +9309,7 @@
           <w:sz w:val="21"/>
           <w:szCs w:val="21"/>
         </w:rPr>
-        <w:t xml:space="preserve">多层网络中层间度相关 (inter-layer degree correlation) 是关键的结构特征 [5,6]——一个节点在不同层的活跃程度是否相关？阈值只经由度矩 </w:t>
+        <w:t xml:space="preserve">多层网络中层间度相关 (inter-layer degree correlation) 是关键的结构特征 [5,6]，刻画同一节点在不同层的活跃程度是否相关。阈值只经由度矩 </w:t>
       </w:r>
       <w:r>
         <w:rPr>
@@ -9895,7 +9895,7 @@
           <w:sz w:val="21"/>
           <w:szCs w:val="21"/>
         </w:rPr>
-        <w:t xml:space="preserve"> 定出——</w:t>
+        <w:t xml:space="preserve"> 定出，</w:t>
       </w:r>
       <w:r>
         <w:rPr>
@@ -10091,7 +10091,7 @@
           <w:sz w:val="21"/>
           <w:szCs w:val="21"/>
         </w:rPr>
-        <w:t xml:space="preserve"> 上复现该曲线（图 4(b) 箱线），偏离最大 1.9σ、相对差不超过 1.1%。机制明确：正相关使同一节点在两层同时充当度枢纽 (degree hub)——这与 Allard 等 [11] 所讨论的「友谊悖论 (friendship paradox) 同时放大风险与范围」一致——在边缘结构不变时集中了跨层传播能力、压低阈值；反相关则分散枢纽效应、抬高阈值。这一效应在图 4 的相图中表现为临界曲线的整体平移（图 4(c)、(d)）。</w:t>
+        <w:t xml:space="preserve"> 上复现该曲线（图 4(b) 箱线），偏离最大 1.9σ、相对差不超过 1.1%。其机制在于，正相关使同一节点在两层同时充当度枢纽 (degree hub)，在边缘结构不变时集中了跨层传播能力，压低阈值；反相关则分散枢纽效应，抬高阈值。该图像与 Allard 等 [11] 所讨论的友谊悖论 (friendship paradox) 同时放大风险与范围相一致；在图 4 的相图中，它表现为临界曲线的整体平移（图 4(c)、(d)）。</w:t>
       </w:r>
     </w:p>
     <w:p>
@@ -11279,7 +11279,7 @@
           <w:sz w:val="21"/>
           <w:szCs w:val="21"/>
         </w:rPr>
-        <w:t xml:space="preserve"> 已越过临界——两条各自亚临界的弱渠道合并之后可以超临界。最后，</w:t>
+        <w:t xml:space="preserve"> 已越过临界，即两条各自亚临界的弱渠道合并之后可以超临界。最后，</w:t>
       </w:r>
       <w:r>
         <w:rPr>
@@ -11342,7 +11342,7 @@
           <w:sz w:val="21"/>
           <w:szCs w:val="21"/>
         </w:rPr>
-        <w:t xml:space="preserve">闭合的亚临界终态和 (2.8) 的解析值不共享代码——一侧积分非线性方程组，另一侧求一个矩阵逆。以均匀播种写出 </w:t>
+        <w:t xml:space="preserve">闭合的亚临界终态和 (2.8) 的解析值不共享代码，一侧积分非线性方程组，另一侧求一个矩阵逆。以均匀播种写出 </w:t>
       </w:r>
       <w:r>
         <w:rPr>
@@ -11976,7 +11976,7 @@
           <w:sz w:val="21"/>
           <w:szCs w:val="21"/>
         </w:rPr>
-        <w:t xml:space="preserve">级联递推 (2.5) 由单群体的直接 Gillespie 精确抽样 [16] 独立复核，该检验既不使用方程组也不使用次代矩阵——遵循计算科学中的代码验证 (code verification) 与解的确认 (solution validation) 的标准流程。在 </w:t>
+        <w:t xml:space="preserve">级联递推 (2.5) 由单群体的直接 Gillespie 精确抽样 [16] 独立复核，该检验既不使用方程组也不使用次代矩阵，遵循计算科学中代码验证 (code verification) 与解的确认 (solution validation) 的标准流程。在 </w:t>
       </w:r>
       <w:r>
         <w:rPr>
@@ -12248,7 +12248,7 @@
           <w:sz w:val="21"/>
           <w:szCs w:val="21"/>
         </w:rPr>
-        <w:t xml:space="preserve">、偏离最大 1.51σ，构成对爆发阈值的全非线性独立确认——与 Jacobian 复核互补：后者检验线性化谱，前者检验非线性终态所继承的同一阈值。</w:t>
+        <w:t xml:space="preserve">、偏离最大 1.51σ，构成对爆发阈值的全非线性独立确认，与 Jacobian 复核互补：后者检验线性化谱，前者检验非线性终态所继承的同一阈值。</w:t>
       </w:r>
     </w:p>
     <w:p>
@@ -12365,7 +12365,7 @@
           <w:sz w:val="21"/>
           <w:szCs w:val="21"/>
         </w:rPr>
-        <w:t xml:space="preserve">。这种低维约化 (dimensional reduction) 赋予理论以预测力，但同时限定了其适用范围——被约化丢弃的结构自由度构成理论的盲区。本节从三个方向系统考察阈值的结构依赖：(i) 将阈值推广至 </w:t>
+        <w:t xml:space="preserve">。这种低维约化 (dimensional reduction) 赋予理论以预测力，但同时限定了其适用范围，被约化丢弃的结构自由度即构成理论的盲区。本节从三个方向系统考察阈值的结构依赖：(i) 将阈值推广至 </w:t>
       </w:r>
       <w:r>
         <w:rPr>
@@ -12421,7 +12421,7 @@
           <w:sz w:val="21"/>
           <w:szCs w:val="21"/>
         </w:rPr>
-        <w:t xml:space="preserve"> 平面上的相图，揭示多层协同效应 (synergy)（图 4）；(ii) 在理论可见的自由度内扫描渠道配置与群体粒度效应（图 5a、b）；(iii) 利用理论不可见的自由度——层间重叠 (inter-layer overlap)——对树状闭合假设本身进行可证伪检验 (falsifiable test)（图 5c、d）。</w:t>
+        <w:t xml:space="preserve"> 平面上的相图，揭示多层协同效应 (synergy)（图 4）；(ii) 在理论可见的自由度内扫描渠道配置与群体粒度效应（图 5a、b）；(iii) 利用理论不可见的自由度，即层间重叠 (inter-layer overlap)，对树状闭合假设本身进行可证伪检验 (falsifiable test)（图 5c、d）。</w:t>
       </w:r>
     </w:p>
     <w:p>
@@ -12454,7 +12454,7 @@
           <w:sz w:val="21"/>
           <w:szCs w:val="21"/>
         </w:rPr>
-        <w:t xml:space="preserve">多层网络中的协同效应 (synergistic effect) 是跨层耦合研究的核心问题之一 [5,6]：两条各自亚临界的传播渠道合并后是否足以引发宏观爆发？此前各层的速率由一个标量 </w:t>
+        <w:t xml:space="preserve">两条各自亚临界的传播渠道合并之后能否引发宏观爆发，是跨层耦合研究的核心问题之一 [5,6]。此前各层的速率由一个标量 </w:t>
       </w:r>
       <w:r>
         <w:rPr>
@@ -13265,7 +13265,7 @@
           <w:sz w:val="21"/>
           <w:szCs w:val="21"/>
         </w:rPr>
-        <w:t xml:space="preserve">——这一结论与多层网络传播的一般理论 [5,6] 一致，但本文将其从成对边推广至高阶超边：只要两层非完全孤立，合并阈值严格低于任一单层，§2.1 由 Perron–Frobenius 不等式 </w:t>
+        <w:t xml:space="preserve">。这一结论与多层网络传播的一般理论 [5,6] 一致，但本文将其从成对边推广至高阶超边：只要两层非完全孤立，合并阈值严格低于任一单层，§2.1 由 Perron–Frobenius 不等式 </w:t>
       </w:r>
       <w:r>
         <w:rPr>
@@ -13459,7 +13459,7 @@
           <w:sz w:val="21"/>
           <w:szCs w:val="21"/>
         </w:rPr>
-        <w:t xml:space="preserve">，在各层之间转移权重，问哪种分配使爆发阈值最低（传播最危险）。这是多层网络特有的优化问题——单层网络不存在可供分配的自由度。答案在四组构型上一致：</w:t>
+        <w:t xml:space="preserve">，在各层之间转移权重，问哪种分配使爆发阈值最低（传播最危险）。这是多层网络特有的优化问题，单层网络不存在可供分配的自由度。答案在四组构型上一致：</w:t>
       </w:r>
       <w:r>
         <w:rPr>
@@ -13479,7 +13479,7 @@
           <w:sz w:val="21"/>
           <w:szCs w:val="21"/>
         </w:rPr>
-        <w:t xml:space="preserve">，从不是边界解（把预算全部押在最强的那条渠道上）。原因可从 (2.7) 的矩阵结构直接读出——纯配置令 </w:t>
+        <w:t xml:space="preserve">，从不是边界解（把预算全部押在最强的那条渠道上）。原因可从 (2.7) 的矩阵结构直接读出。纯配置令 </w:t>
       </w:r>
       <w:r>
         <w:rPr>
@@ -13764,7 +13764,7 @@
           <w:sz w:val="21"/>
           <w:szCs w:val="21"/>
         </w:rPr>
-        <w:t xml:space="preserve">高阶相互作用中一个基本问题是：「少数大群体」与「多数小群体」孰更有利于传播 [3,4]？答案取决于归一化方式——在问清</w:t>
+        <w:t xml:space="preserve">高阶相互作用中的一个基本问题，是「少数大群体」与「多数小群体」孰更有利于传播 [3,4]。答案取决于归一化方式，在问清</w:t>
       </w:r>
       <w:r>
         <w:rPr>
@@ -13784,7 +13784,7 @@
           <w:sz w:val="21"/>
           <w:szCs w:val="21"/>
         </w:rPr>
-        <w:t xml:space="preserve">之前没有唯一答案。两种自然的归一化给出定性相反的结论（图 5b 叠示二者）。固定每节点的群体参与度 (membership) </w:t>
+        <w:t xml:space="preserve">之前并无唯一答案。两种自然的归一化给出定性相反的结论（图 5b 叠示二者）。固定每节点的群体参与度 (membership) </w:t>
       </w:r>
       <w:r>
         <w:rPr>
@@ -13838,7 +13838,7 @@
           <w:sz w:val="21"/>
           <w:szCs w:val="21"/>
         </w:rPr>
-        <w:t xml:space="preserve"> 的 0.044149——大群体确实更危险，与群内级联 </w:t>
+        <w:t xml:space="preserve"> 的 0.044149，大群体确实更危险，与群内级联 </w:t>
       </w:r>
       <w:r>
         <w:rPr>
@@ -14088,7 +14088,7 @@
           <w:sz w:val="21"/>
           <w:szCs w:val="21"/>
         </w:rPr>
-        <w:t xml:space="preserve"> 的超线性增益——固定接触预算时 </w:t>
+        <w:t xml:space="preserve"> 的超线性增益（固定接触预算时 </w:t>
       </w:r>
       <w:r>
         <w:rPr>
@@ -14125,7 +14125,7 @@
           <w:sz w:val="21"/>
           <w:szCs w:val="21"/>
         </w:rPr>
-        <w:t xml:space="preserve"> 由 0.0909 一路升到 1.0000——但同时付出余度 </w:t>
+        <w:t xml:space="preserve"> 由 0.0909 一路升到 1.0000），但同时付出余度 </w:t>
       </w:r>
       <w:r>
         <w:rPr>
@@ -14268,7 +14268,7 @@
           <w:sz w:val="21"/>
           <w:szCs w:val="21"/>
         </w:rPr>
-        <w:t xml:space="preserve">以上扫描都在次代矩阵 (2.7) 可见的自由度上进行。任何理论的可信度不仅取决于它在已知极限下的正确性，更取决于它在何处失效——理论边界的定量刻画是Popper 意义上的可证伪性 (falsifiability) 的体现。(2.7) 的输入仅为联合层度分布 </w:t>
+        <w:t xml:space="preserve">以上扫描都在次代矩阵 (2.7) 可见的自由度上进行。任何理论的可信度不仅取决于它在已知极限下的正确性，更取决于它在何处失效；对理论边界的定量刻画，正是 Popper 意义上可证伪性 (falsifiability) 的体现。(2.7) 的输入仅为联合层度分布 </w:t>
       </w:r>
       <w:r>
         <w:rPr>
@@ -14972,7 +14972,7 @@
           <w:sz w:val="21"/>
           <w:szCs w:val="21"/>
         </w:rPr>
-        <w:t xml:space="preserve">——若树状闭合在重叠下依然成立，测点应贴住下面那条；若重叠确实起作用，测点应从下面那条爬向上面那条。</w:t>
+        <w:t xml:space="preserve">。若树状闭合在重叠下依然成立，测点应贴住下面那条；若重叠确实起作用，测点应从下面那条爬向上面那条。</w:t>
       </w:r>
     </w:p>
     <w:p>
@@ -15313,7 +15313,7 @@
           <w:sz w:val="21"/>
           <w:szCs w:val="21"/>
         </w:rPr>
-        <w:t xml:space="preserve"> 一条为 4.7（放大 2.2 倍）——它的窗口跨越最宽的绝对 </w:t>
+        <w:t xml:space="preserve"> 一条为 4.7（放大 2.2 倍），其窗口跨越最宽的绝对 </w:t>
       </w:r>
       <w:r>
         <w:rPr>
@@ -15908,7 +15908,7 @@
           <w:sz w:val="18"/>
           <w:szCs w:val="18"/>
         </w:rPr>
-        <w:t xml:space="preserve"> 在两层间转移，纵轴以各构型最优纯配置归一，圆点为最劣配置——三组构型的最劣点</w:t>
+        <w:t xml:space="preserve"> 在两层间转移，纵轴以各构型最优纯配置归一，圆点为最劣配置；三组构型的最劣点</w:t>
       </w:r>
       <w:r>
         <w:rPr>

--- a/multiplex-hypergraph-sir/combined_cn.docx
+++ b/multiplex-hypergraph-sir/combined_cn.docx
@@ -5365,7 +5365,7 @@
           <w:sz w:val="21"/>
           <w:szCs w:val="21"/>
         </w:rPr>
-        <w:t xml:space="preserve">无向群体和有向超图 [11] 的分界正在于此。有向情形下传播图 (transmission graph) [11] 的尾集 (tail set) 和头集 (head set) 不相交，头成员被感染并不延长激活，故</w:t>
+        <w:t xml:space="preserve">无向群体和有向超图 [11] 的分界正在于此。有向情形下传播图 (transmission graph) [11] 的尾集与头集不相交，头成员被感染并不延长激活，故</w:t>
       </w:r>
       <w:r>
         <w:rPr>
@@ -5385,7 +5385,7 @@
           <w:sz w:val="21"/>
           <w:szCs w:val="21"/>
         </w:rPr>
-        <w:t xml:space="preserve">是一条可用的假设。无向群体中每个成员既是传染源也是传染靶，与 Allard 等 [11] 指出的有向传播中入度 (in-degree) 与出度 (out-degree) 可解耦形成对照。一个成员被感染后群体随即激活，可感染同群其他成员；后者被感染又延长群体的激活时长，剩余成员被感染的概率随之抬高。</w:t>
+        <w:t xml:space="preserve">是一条可用的假设，Allard 等 [11] 的入度 (in-degree) 与出度 (out-degree) 可解耦即建立在这一点上。第 1 节已指出无向群体不具备该性质：一个成员被感染后群体随即激活，可感染同群其他成员；后者被感染又延长群体的激活时长，剩余成员被感染的概率随之抬高。</w:t>
       </w:r>
       <w:r>
         <w:rPr>
@@ -5396,16 +5396,16 @@
           <w:sz w:val="21"/>
           <w:szCs w:val="21"/>
         </w:rPr>
-        <w:t xml:space="preserve">群内级联 (intra-group cascade)</w:t>
-      </w:r>
-      <w:r>
-        <w:rPr>
-          <w:rFonts w:ascii="SimSun" w:cs="SimSun" w:eastAsia="SimSun" w:hAnsi="SimSun"/>
-          <w:color w:val="000000"/>
-          <w:sz w:val="21"/>
-          <w:szCs w:val="21"/>
-        </w:rPr>
-        <w:t xml:space="preserve"> 使逐成员的乘积闭合失效。本文的策略不是忽略群内耦合（如 MMCA [7,10] 对逐节点状态的独立性假设），而是把耦合完整吸收进群体层面的状态空间：取 e 中除 u 外 </w:t>
+        <w:t xml:space="preserve">群内级联</w:t>
+      </w:r>
+      <w:r>
+        <w:rPr>
+          <w:rFonts w:ascii="SimSun" w:cs="SimSun" w:eastAsia="SimSun" w:hAnsi="SimSun"/>
+          <w:color w:val="000000"/>
+          <w:sz w:val="21"/>
+          <w:szCs w:val="21"/>
+        </w:rPr>
+        <w:t xml:space="preserve">因而使逐成员的乘积闭合失效。本文的策略不是忽略群内耦合（如 MMCA [7,10] 对逐节点状态的独立性假设），而是把耦合完整吸收进群体层面的状态空间：取 e 中除 u 外 </w:t>
       </w:r>
       <w:r>
         <w:rPr>
